--- a/KhamBenh.docx
+++ b/KhamBenh.docx
@@ -18,7 +18,7 @@
           <w:b/>
           <w:sz w:val="32"/>
         </w:rPr>
-        <w:t>TAI LIEU PHAN TICH MA NGUON PHAN HE: KHAM BENH LAM SANG</w:t>
+        <w:t>TÀI LIỆU PHÂN TÍCH MÃ NGUỒN PHÂN HỆ: KHÁM BỆNH LÂM SÀNG</w:t>
       </w:r>
     </w:p>
     <w:p>
@@ -35,7 +35,7 @@
           <w:rFonts w:ascii="Times New Roman" w:hAnsi="Times New Roman" w:cs="Times New Roman"/>
           <w:sz w:val="26"/>
         </w:rPr>
-        <w:t>Tai lieu nay mo ta nghiep vu, co so du lieu SQL Server, ma nguon Backend (C# ASP.NET Core) va ma nguon Frontend (ReactJS) cua phan he Kham benh lam sang danh cho Bac si.</w:t>
+        <w:t>Tài liệu này mô tả chi tiết nghiệp vụ, cấu trúc cơ sở dữ liệu SQL Server, mã nguồn Backend (C# ASP.NET Core) và mã nguồn Frontend (ReactJS &amp; Tailwind CSS) của phân hệ Khám bệnh lâm sàng dành cho Bác sĩ tại phòng khám.</w:t>
       </w:r>
     </w:p>
     <w:p>
@@ -53,7 +53,7 @@
           <w:b/>
           <w:sz w:val="28"/>
         </w:rPr>
-        <w:t>1. MIEU TA NGHIEP VU CHUC NANG</w:t>
+        <w:t>1. MIÊU TẢ NGHIỆP VỤ CHỨC NĂNG</w:t>
       </w:r>
     </w:p>
     <w:p>
@@ -70,7 +70,7 @@
           <w:rFonts w:ascii="Times New Roman" w:hAnsi="Times New Roman" w:cs="Times New Roman"/>
           <w:sz w:val="26"/>
         </w:rPr>
-        <w:t>Phan he Kham benh ho tro cac y bac si thuc hien quy trinh chan doan dieu tri bao gom:</w:t>
+        <w:t>Phân hệ Khám bệnh lâm sàng hỗ trợ các y bác sĩ thực hiện quy trình chẩn đoán điều trị bao gồm các bước:</w:t>
       </w:r>
     </w:p>
     <w:p>
@@ -87,7 +87,7 @@
           <w:rFonts w:ascii="Times New Roman" w:hAnsi="Times New Roman" w:cs="Times New Roman"/>
           <w:sz w:val="26"/>
         </w:rPr>
-        <w:t xml:space="preserve">   *   </w:t>
+        <w:t xml:space="preserve">   â€¢   </w:t>
       </w:r>
       <w:r>
         <w:rPr>
@@ -95,14 +95,14 @@
           <w:b/>
           <w:sz w:val="26"/>
         </w:rPr>
-        <w:t xml:space="preserve">Quan ly sinh hieu: </w:t>
-      </w:r>
-      <w:r>
-        <w:rPr>
-          <w:rFonts w:ascii="Times New Roman" w:hAnsi="Times New Roman" w:cs="Times New Roman"/>
-          <w:sz w:val="26"/>
-        </w:rPr>
-        <w:t>Nhap cac thong so do sinh ly cua benh nhan bao gom mach, nhiet do, huyet ap, can nang va chieu cao. Cac thong so nay la bat buoc co de lam can cu ke don thuoc ke tiep.</w:t>
+        <w:t xml:space="preserve">Quản lý chỉ số sinh hiệu: </w:t>
+      </w:r>
+      <w:r>
+        <w:rPr>
+          <w:rFonts w:ascii="Times New Roman" w:hAnsi="Times New Roman" w:cs="Times New Roman"/>
+          <w:sz w:val="26"/>
+        </w:rPr>
+        <w:t>Nhập các thông số sinh lý cơ bản của bệnh nhân bao gồm mạch (lần/phút), nhiệt độ (°C), huyết áp (mmHg), cân nặng (kg) và chiều cao (cm). Các thông số này đóng vai trò quan trọng làm căn cứ chẩn đoán lâm sàng.</w:t>
       </w:r>
     </w:p>
     <w:p>
@@ -119,7 +119,7 @@
           <w:rFonts w:ascii="Times New Roman" w:hAnsi="Times New Roman" w:cs="Times New Roman"/>
           <w:sz w:val="26"/>
         </w:rPr>
-        <w:t xml:space="preserve">   *   </w:t>
+        <w:t xml:space="preserve">   â€¢   </w:t>
       </w:r>
       <w:r>
         <w:rPr>
@@ -127,14 +127,14 @@
           <w:b/>
           <w:sz w:val="26"/>
         </w:rPr>
-        <w:t xml:space="preserve">Chi dinh can lam sang: </w:t>
-      </w:r>
-      <w:r>
-        <w:rPr>
-          <w:rFonts w:ascii="Times New Roman" w:hAnsi="Times New Roman" w:cs="Times New Roman"/>
-          <w:sz w:val="26"/>
-        </w:rPr>
-        <w:t>Bac si lua chon va yeu cau lam cac xet nghiem, chup X-Quang, sieu am theo danh muc dich vu ky thuat cua phong kham.</w:t>
+        <w:t xml:space="preserve">Chỉ định cận lâm sàng: </w:t>
+      </w:r>
+      <w:r>
+        <w:rPr>
+          <w:rFonts w:ascii="Times New Roman" w:hAnsi="Times New Roman" w:cs="Times New Roman"/>
+          <w:sz w:val="26"/>
+        </w:rPr>
+        <w:t>Bác sĩ chọn các dịch vụ kỹ thuật cận lâm sàng (xét nghiệm, siêu âm, chụp X-quang) từ danh mục thực tế của phòng khám.</w:t>
       </w:r>
     </w:p>
     <w:p>
@@ -151,7 +151,7 @@
           <w:rFonts w:ascii="Times New Roman" w:hAnsi="Times New Roman" w:cs="Times New Roman"/>
           <w:sz w:val="26"/>
         </w:rPr>
-        <w:t xml:space="preserve">   *   </w:t>
+        <w:t xml:space="preserve">   â€¢   </w:t>
       </w:r>
       <w:r>
         <w:rPr>
@@ -159,14 +159,14 @@
           <w:b/>
           <w:sz w:val="26"/>
         </w:rPr>
-        <w:t xml:space="preserve">Ke toa thuoc: </w:t>
-      </w:r>
-      <w:r>
-        <w:rPr>
-          <w:rFonts w:ascii="Times New Roman" w:hAnsi="Times New Roman" w:cs="Times New Roman"/>
-          <w:sz w:val="26"/>
-        </w:rPr>
-        <w:t>Ke cac loai thuoc trong danh muc duoc phep luu hanh tai phong kham, chi dinh ro so luong va cach dung chi tiet cho tung loai.</w:t>
+        <w:t xml:space="preserve">Kê đơn thuốc: </w:t>
+      </w:r>
+      <w:r>
+        <w:rPr>
+          <w:rFonts w:ascii="Times New Roman" w:hAnsi="Times New Roman" w:cs="Times New Roman"/>
+          <w:sz w:val="26"/>
+        </w:rPr>
+        <w:t>Kê đơn thuốc điều trị ngoại trú cho bệnh nhân, chọn loại thuốc từ danh mục hoạt động, chỉ định rõ số lượng cấp phát và hướng dẫn cách dùng chi tiết.</w:t>
       </w:r>
     </w:p>
     <w:p>
@@ -183,7 +183,7 @@
           <w:rFonts w:ascii="Times New Roman" w:hAnsi="Times New Roman" w:cs="Times New Roman"/>
           <w:sz w:val="26"/>
         </w:rPr>
-        <w:t xml:space="preserve">   *   </w:t>
+        <w:t xml:space="preserve">   â€¢   </w:t>
       </w:r>
       <w:r>
         <w:rPr>
@@ -191,14 +191,14 @@
           <w:b/>
           <w:sz w:val="26"/>
         </w:rPr>
-        <w:t xml:space="preserve">Chan doan &amp; Ket luan: </w:t>
-      </w:r>
-      <w:r>
-        <w:rPr>
-          <w:rFonts w:ascii="Times New Roman" w:hAnsi="Times New Roman" w:cs="Times New Roman"/>
-          <w:sz w:val="26"/>
-        </w:rPr>
-        <w:t>Chan doan ma benh ICD-10 va dua ra ket luan lam sang cuoi cung kem theo loi dan dieu tri, chuyen trang thai sang 'Hoan thanh'.</w:t>
+        <w:t xml:space="preserve">Kết luận &amp; Chẩn đoán ICD-10: </w:t>
+      </w:r>
+      <w:r>
+        <w:rPr>
+          <w:rFonts w:ascii="Times New Roman" w:hAnsi="Times New Roman" w:cs="Times New Roman"/>
+          <w:sz w:val="26"/>
+        </w:rPr>
+        <w:t>Gán các mã bệnh ICD-10 và ghi nhận kết luận lâm sàng cùng lời dặn của bác sĩ. Khi hoàn thành khám, trạng thái lượt khám sẽ chuyển sang 'Hoàn thành' để tiến hành thanh toán hóa đơn thuốc và CLS.</w:t>
       </w:r>
     </w:p>
     <w:p>
@@ -216,7 +216,7 @@
           <w:b/>
           <w:sz w:val="28"/>
         </w:rPr>
-        <w:t>2. THIET KE CO SO DU LIEU (SQL SERVER)</w:t>
+        <w:t>2. THIẾT KẾ CƠ SỞ DỮ LIỆU (SQL SERVER)</w:t>
       </w:r>
     </w:p>
     <w:p>
@@ -233,7 +233,7 @@
           <w:rFonts w:ascii="Times New Roman" w:hAnsi="Times New Roman" w:cs="Times New Roman"/>
           <w:sz w:val="26"/>
         </w:rPr>
-        <w:t>Phan he ket noi toi cac bang du lieu chinh sau day:</w:t>
+        <w:t>Phân hệ khai thác và cập nhật thông tin trên các bảng dữ liệu chính sau:</w:t>
       </w:r>
     </w:p>
     <w:p>
@@ -250,7 +250,7 @@
           <w:rFonts w:ascii="Times New Roman" w:hAnsi="Times New Roman" w:cs="Times New Roman"/>
           <w:sz w:val="26"/>
         </w:rPr>
-        <w:t xml:space="preserve">   *   </w:t>
+        <w:t xml:space="preserve">   â€¢   </w:t>
       </w:r>
       <w:r>
         <w:rPr>
@@ -258,14 +258,14 @@
           <w:b/>
           <w:sz w:val="26"/>
         </w:rPr>
-        <w:t xml:space="preserve">PhieuKham: </w:t>
-      </w:r>
-      <w:r>
-        <w:rPr>
-          <w:rFonts w:ascii="Times New Roman" w:hAnsi="Times New Roman" w:cs="Times New Roman"/>
-          <w:sz w:val="26"/>
-        </w:rPr>
-        <w:t>Luu tru sinh hieu cua luot kham (Mach, NhietDo, HuyetAp, CanNang, ChieuCao), KetLuan, va TrangThaiKham.</w:t>
+        <w:t xml:space="preserve">Bảng PhieuKham: </w:t>
+      </w:r>
+      <w:r>
+        <w:rPr>
+          <w:rFonts w:ascii="Times New Roman" w:hAnsi="Times New Roman" w:cs="Times New Roman"/>
+          <w:sz w:val="26"/>
+        </w:rPr>
+        <w:t>Lưu thông tin hành chính lượt khám và các chỉ số sinh hiệu đo được (Mach, NhietDo, HuyetAp, CanNang, ChieuCao), chẩn đoán kết luận sơ bộ (KetLuan) và trạng thái khám (TrangThaiKham: 0 - Chờ khám, 1 - Đang khám, 2 - Chờ CLS, 3 - Hoàn thành).</w:t>
       </w:r>
     </w:p>
     <w:p>
@@ -282,7 +282,7 @@
           <w:rFonts w:ascii="Times New Roman" w:hAnsi="Times New Roman" w:cs="Times New Roman"/>
           <w:sz w:val="26"/>
         </w:rPr>
-        <w:t xml:space="preserve">   *   </w:t>
+        <w:t xml:space="preserve">   â€¢   </w:t>
       </w:r>
       <w:r>
         <w:rPr>
@@ -290,14 +290,14 @@
           <w:b/>
           <w:sz w:val="26"/>
         </w:rPr>
-        <w:t xml:space="preserve">ChiTietPhieuKhamICD: </w:t>
-      </w:r>
-      <w:r>
-        <w:rPr>
-          <w:rFonts w:ascii="Times New Roman" w:hAnsi="Times New Roman" w:cs="Times New Roman"/>
-          <w:sz w:val="26"/>
-        </w:rPr>
-        <w:t>Bang trung gian ket noi giua PhieuKham va DanhMucICD (do mot luot kham co the co nhieu ma ICD dong thoi).</w:t>
+        <w:t xml:space="preserve">Bảng ChiTietPhieuKhamICD: </w:t>
+      </w:r>
+      <w:r>
+        <w:rPr>
+          <w:rFonts w:ascii="Times New Roman" w:hAnsi="Times New Roman" w:cs="Times New Roman"/>
+          <w:sz w:val="26"/>
+        </w:rPr>
+        <w:t>Lưu trữ quan hệ nhiều-nhiều giữa phiếu khám và danh mục mã bệnh ICD-10 chẩn đoán bệnh lý chính/phụ.</w:t>
       </w:r>
     </w:p>
     <w:p>
@@ -314,7 +314,7 @@
           <w:rFonts w:ascii="Times New Roman" w:hAnsi="Times New Roman" w:cs="Times New Roman"/>
           <w:sz w:val="26"/>
         </w:rPr>
-        <w:t xml:space="preserve">   *   </w:t>
+        <w:t xml:space="preserve">   â€¢   </w:t>
       </w:r>
       <w:r>
         <w:rPr>
@@ -322,14 +322,14 @@
           <w:b/>
           <w:sz w:val="26"/>
         </w:rPr>
-        <w:t xml:space="preserve">DichVuYte: </w:t>
-      </w:r>
-      <w:r>
-        <w:rPr>
-          <w:rFonts w:ascii="Times New Roman" w:hAnsi="Times New Roman" w:cs="Times New Roman"/>
-          <w:sz w:val="26"/>
-        </w:rPr>
-        <w:t>Luu tru cac dich vu can lam sang duoc chi dinh cho luot kham, co truong TrangThaiDichVu de theo doi (0: Cho thuc hien, 1: Da thuc hien).</w:t>
+        <w:t xml:space="preserve">Bảng DichVuYte (Chỉ định CLS): </w:t>
+      </w:r>
+      <w:r>
+        <w:rPr>
+          <w:rFonts w:ascii="Times New Roman" w:hAnsi="Times New Roman" w:cs="Times New Roman"/>
+          <w:sz w:val="26"/>
+        </w:rPr>
+        <w:t>Lưu thông tin dịch vụ kỹ thuật cận lâm sàng được chỉ định cho phiếu khám (MaPhieu, MaDv, TrangThaiDichVu: 0 - Chưa thực hiện, 1 - Đã thực hiện).</w:t>
       </w:r>
     </w:p>
     <w:p>
@@ -346,7 +346,7 @@
           <w:rFonts w:ascii="Times New Roman" w:hAnsi="Times New Roman" w:cs="Times New Roman"/>
           <w:sz w:val="26"/>
         </w:rPr>
-        <w:t xml:space="preserve">   *   </w:t>
+        <w:t xml:space="preserve">   â€¢   </w:t>
       </w:r>
       <w:r>
         <w:rPr>
@@ -354,14 +354,14 @@
           <w:b/>
           <w:sz w:val="26"/>
         </w:rPr>
-        <w:t xml:space="preserve">DonThuoc &amp; ChiTietDonThuoc: </w:t>
-      </w:r>
-      <w:r>
-        <w:rPr>
-          <w:rFonts w:ascii="Times New Roman" w:hAnsi="Times New Roman" w:cs="Times New Roman"/>
-          <w:sz w:val="26"/>
-        </w:rPr>
-        <w:t>Bang luu tru don thuoc kem theo huong dan cach dung va so luong tung ma thuoc duoc ke.</w:t>
+        <w:t xml:space="preserve">Bảng DonThuoc &amp; ChiTietDonThuoc: </w:t>
+      </w:r>
+      <w:r>
+        <w:rPr>
+          <w:rFonts w:ascii="Times New Roman" w:hAnsi="Times New Roman" w:cs="Times New Roman"/>
+          <w:sz w:val="26"/>
+        </w:rPr>
+        <w:t>Lưu đơn thuốc cấp cho bệnh nhân gồm MaThuoc, SoLuong cấp phát và CachDung chi tiết.</w:t>
       </w:r>
     </w:p>
     <w:p>
@@ -379,7 +379,7 @@
           <w:b/>
           <w:sz w:val="28"/>
         </w:rPr>
-        <w:t>3. PHAN TICH MA NGUON BACKEND (C# ASP.NET CORE)</w:t>
+        <w:t>3. PHÂN TÍCH MÃ NGUỒN BACKEND (C# ASP.NET CORE)</w:t>
       </w:r>
     </w:p>
     <w:p>
@@ -396,231 +396,839 @@
           <w:rFonts w:ascii="Times New Roman" w:hAnsi="Times New Roman" w:cs="Times New Roman"/>
           <w:sz w:val="26"/>
         </w:rPr>
-        <w:t>API thuc hien cap nhat va thong tin kham benh la HttpPut 'api/KhamBenh/{maPhieu}' trong file KhamBenhController.cs. Cac diem dang luu y:</w:t>
-      </w:r>
-    </w:p>
-    <w:p>
-      <w:pPr>
-        <w:spacing w:after="80"/>
-        <w:jc w:val="both"/>
-        <w:rPr>
-          <w:rFonts w:ascii="Times New Roman" w:hAnsi="Times New Roman" w:cs="Times New Roman"/>
-          <w:sz w:val="26"/>
-        </w:rPr>
-      </w:pPr>
-      <w:r>
-        <w:rPr>
-          <w:rFonts w:ascii="Times New Roman" w:hAnsi="Times New Roman" w:cs="Times New Roman"/>
-          <w:sz w:val="26"/>
-        </w:rPr>
-        <w:t xml:space="preserve">   *   </w:t>
-      </w:r>
-      <w:r>
-        <w:rPr>
-          <w:rFonts w:ascii="Times New Roman" w:hAnsi="Times New Roman" w:cs="Times New Roman"/>
-          <w:b/>
-          <w:sz w:val="26"/>
-        </w:rPr>
-        <w:t xml:space="preserve">Kiem tra phan quyen: </w:t>
-      </w:r>
-      <w:r>
-        <w:rPr>
-          <w:rFonts w:ascii="Times New Roman" w:hAnsi="Times New Roman" w:cs="Times New Roman"/>
-          <w:sz w:val="26"/>
-        </w:rPr>
-        <w:t>Ap dung attribute [Authorize(Roles = 'BacSi,Admin')] dam bao an toan. Dong thoi trong code kiem tra chi co bac si chi dinh moi duoc phat hoac sua.</w:t>
-      </w:r>
-    </w:p>
-    <w:p>
-      <w:pPr>
-        <w:spacing w:after="80"/>
-        <w:jc w:val="both"/>
-        <w:rPr>
-          <w:rFonts w:ascii="Times New Roman" w:hAnsi="Times New Roman" w:cs="Times New Roman"/>
-          <w:sz w:val="26"/>
-        </w:rPr>
-      </w:pPr>
-      <w:r>
-        <w:rPr>
-          <w:rFonts w:ascii="Times New Roman" w:hAnsi="Times New Roman" w:cs="Times New Roman"/>
-          <w:sz w:val="26"/>
-        </w:rPr>
-        <w:t xml:space="preserve">   *   </w:t>
-      </w:r>
-      <w:r>
-        <w:rPr>
-          <w:rFonts w:ascii="Times New Roman" w:hAnsi="Times New Roman" w:cs="Times New Roman"/>
-          <w:b/>
-          <w:sz w:val="26"/>
-        </w:rPr>
-        <w:t xml:space="preserve">Giao dich Transaction: </w:t>
-      </w:r>
-      <w:r>
-        <w:rPr>
-          <w:rFonts w:ascii="Times New Roman" w:hAnsi="Times New Roman" w:cs="Times New Roman"/>
-          <w:sz w:val="26"/>
-        </w:rPr>
-        <w:t>Su dung BeginTransactionAsync de dam bao tinh toan ven du lieu khi cap nhat dong thoi nhieu bang (PhieuKham, DichVuYte, DonThuoc, ChiTietPhieuKhamICD). Neu co loi bat ky cho nao se Rollback lap tuc.</w:t>
-      </w:r>
-    </w:p>
-    <w:p>
-      <w:pPr>
-        <w:spacing w:after="80" w:line="240" w:lineRule="auto"/>
-        <w:rPr>
-          <w:rFonts w:ascii="Courier New" w:hAnsi="Courier New" w:cs="Courier New"/>
-          <w:sz w:val="20"/>
-        </w:rPr>
-      </w:pPr>
-      <w:r>
-        <w:rPr>
-          <w:rFonts w:ascii="Courier New" w:hAnsi="Courier New" w:cs="Courier New"/>
-          <w:sz w:val="20"/>
-        </w:rPr>
-        <w:t>[HttpPut("{maPhieu}")]</w:t>
-      </w:r>
-    </w:p>
-    <w:p>
-      <w:pPr>
-        <w:spacing w:after="80" w:line="240" w:lineRule="auto"/>
-        <w:rPr>
-          <w:rFonts w:ascii="Courier New" w:hAnsi="Courier New" w:cs="Courier New"/>
-          <w:sz w:val="20"/>
-        </w:rPr>
-      </w:pPr>
-      <w:r>
-        <w:rPr>
-          <w:rFonts w:ascii="Courier New" w:hAnsi="Courier New" w:cs="Courier New"/>
-          <w:sz w:val="20"/>
-        </w:rPr>
-        <w:t>[Authorize(Roles = "BacSi,Admin")]</w:t>
-      </w:r>
-    </w:p>
-    <w:p>
-      <w:pPr>
-        <w:spacing w:after="80" w:line="240" w:lineRule="auto"/>
-        <w:rPr>
-          <w:rFonts w:ascii="Courier New" w:hAnsi="Courier New" w:cs="Courier New"/>
-          <w:sz w:val="20"/>
-        </w:rPr>
-      </w:pPr>
-      <w:r>
-        <w:rPr>
-          <w:rFonts w:ascii="Courier New" w:hAnsi="Courier New" w:cs="Courier New"/>
-          <w:sz w:val="20"/>
-        </w:rPr>
-        <w:t>public async Task&lt;IActionResult&gt; CapNhatThongTinKhamBenh(string maPhieu, [FromBody] CapNhatKhamBenhRequest request)</w:t>
-      </w:r>
-    </w:p>
-    <w:p>
-      <w:pPr>
-        <w:spacing w:after="80" w:line="240" w:lineRule="auto"/>
-        <w:rPr>
-          <w:rFonts w:ascii="Courier New" w:hAnsi="Courier New" w:cs="Courier New"/>
-          <w:sz w:val="20"/>
-        </w:rPr>
-      </w:pPr>
-      <w:r>
-        <w:rPr>
-          <w:rFonts w:ascii="Courier New" w:hAnsi="Courier New" w:cs="Courier New"/>
-          <w:sz w:val="20"/>
-        </w:rPr>
-        <w:t>{</w:t>
-      </w:r>
-    </w:p>
-    <w:p>
-      <w:pPr>
-        <w:spacing w:after="80" w:line="240" w:lineRule="auto"/>
-        <w:rPr>
-          <w:rFonts w:ascii="Courier New" w:hAnsi="Courier New" w:cs="Courier New"/>
-          <w:sz w:val="20"/>
-        </w:rPr>
-      </w:pPr>
-      <w:r>
-        <w:rPr>
-          <w:rFonts w:ascii="Courier New" w:hAnsi="Courier New" w:cs="Courier New"/>
-          <w:sz w:val="20"/>
-        </w:rPr>
-        <w:t xml:space="preserve">    // 1. Kiem tra phan quyen Bac si phu trach</w:t>
-      </w:r>
-    </w:p>
-    <w:p>
-      <w:pPr>
-        <w:spacing w:after="80" w:line="240" w:lineRule="auto"/>
-        <w:rPr>
-          <w:rFonts w:ascii="Courier New" w:hAnsi="Courier New" w:cs="Courier New"/>
-          <w:sz w:val="20"/>
-        </w:rPr>
-      </w:pPr>
-      <w:r>
-        <w:rPr>
-          <w:rFonts w:ascii="Courier New" w:hAnsi="Courier New" w:cs="Courier New"/>
-          <w:sz w:val="20"/>
-        </w:rPr>
-        <w:t xml:space="preserve">    // 2. Validate dinh dang Huyet ap (kieu so/so vi du: 120/80)</w:t>
-      </w:r>
-    </w:p>
-    <w:p>
-      <w:pPr>
-        <w:spacing w:after="80" w:line="240" w:lineRule="auto"/>
-        <w:rPr>
-          <w:rFonts w:ascii="Courier New" w:hAnsi="Courier New" w:cs="Courier New"/>
-          <w:sz w:val="20"/>
-        </w:rPr>
-      </w:pPr>
-      <w:r>
-        <w:rPr>
-          <w:rFonts w:ascii="Courier New" w:hAnsi="Courier New" w:cs="Courier New"/>
-          <w:sz w:val="20"/>
-        </w:rPr>
-        <w:t xml:space="preserve">    // 3. Bat dau transaction va cap nhat sinh hieu</w:t>
-      </w:r>
-    </w:p>
-    <w:p>
-      <w:pPr>
-        <w:spacing w:after="80" w:line="240" w:lineRule="auto"/>
-        <w:rPr>
-          <w:rFonts w:ascii="Courier New" w:hAnsi="Courier New" w:cs="Courier New"/>
-          <w:sz w:val="20"/>
-        </w:rPr>
-      </w:pPr>
-      <w:r>
-        <w:rPr>
-          <w:rFonts w:ascii="Courier New" w:hAnsi="Courier New" w:cs="Courier New"/>
-          <w:sz w:val="20"/>
-        </w:rPr>
-        <w:t xml:space="preserve">    // 4. Clear va insert lai danh sach ma ICD, Dich vu CLS</w:t>
-      </w:r>
-    </w:p>
-    <w:p>
-      <w:pPr>
-        <w:spacing w:after="80" w:line="240" w:lineRule="auto"/>
-        <w:rPr>
-          <w:rFonts w:ascii="Courier New" w:hAnsi="Courier New" w:cs="Courier New"/>
-          <w:sz w:val="20"/>
-        </w:rPr>
-      </w:pPr>
-      <w:r>
-        <w:rPr>
-          <w:rFonts w:ascii="Courier New" w:hAnsi="Courier New" w:cs="Courier New"/>
-          <w:sz w:val="20"/>
-        </w:rPr>
-        <w:t xml:space="preserve">    // 5. SaveChanges va Commit transaction</w:t>
-      </w:r>
-    </w:p>
-    <w:p>
-      <w:pPr>
-        <w:spacing w:after="80" w:line="240" w:lineRule="auto"/>
-        <w:rPr>
-          <w:rFonts w:ascii="Courier New" w:hAnsi="Courier New" w:cs="Courier New"/>
-          <w:sz w:val="20"/>
-        </w:rPr>
-      </w:pPr>
-      <w:r>
-        <w:rPr>
-          <w:rFonts w:ascii="Courier New" w:hAnsi="Courier New" w:cs="Courier New"/>
-          <w:sz w:val="20"/>
-        </w:rPr>
-        <w:t>}</w:t>
+        <w:t>API cập nhật thông tin khám bệnh được định nghĩa tại HttpPut 'api/KhamBenh/{maPhieu}' trong file KhamBenhController.cs. Đoạn code xử lý nghiệp vụ chính:</w:t>
+      </w:r>
+    </w:p>
+    <w:p>
+      <w:pPr>
+        <w:spacing w:before="80" w:after="80" w:line="240" w:lineRule="auto"/>
+        <w:rPr>
+          <w:rFonts w:ascii="Courier New" w:hAnsi="Courier New" w:cs="Courier New"/>
+          <w:sz w:val="19"/>
+        </w:rPr>
+      </w:pPr>
+      <w:r>
+        <w:rPr>
+          <w:rFonts w:ascii="Courier New" w:hAnsi="Courier New" w:cs="Courier New"/>
+          <w:sz w:val="19"/>
+        </w:rPr>
+        <w:t xml:space="preserve">    [HttpPut("{maPhieu}")]</w:t>
+      </w:r>
+    </w:p>
+    <w:p>
+      <w:pPr>
+        <w:spacing w:before="80" w:after="80" w:line="240" w:lineRule="auto"/>
+        <w:rPr>
+          <w:rFonts w:ascii="Courier New" w:hAnsi="Courier New" w:cs="Courier New"/>
+          <w:sz w:val="19"/>
+        </w:rPr>
+      </w:pPr>
+      <w:r>
+        <w:rPr>
+          <w:rFonts w:ascii="Courier New" w:hAnsi="Courier New" w:cs="Courier New"/>
+          <w:sz w:val="19"/>
+        </w:rPr>
+        <w:t xml:space="preserve">    [Authorize(Roles = "BacSi,Admin")]</w:t>
+      </w:r>
+    </w:p>
+    <w:p>
+      <w:pPr>
+        <w:spacing w:before="80" w:after="80" w:line="240" w:lineRule="auto"/>
+        <w:rPr>
+          <w:rFonts w:ascii="Courier New" w:hAnsi="Courier New" w:cs="Courier New"/>
+          <w:sz w:val="19"/>
+        </w:rPr>
+      </w:pPr>
+      <w:r>
+        <w:rPr>
+          <w:rFonts w:ascii="Courier New" w:hAnsi="Courier New" w:cs="Courier New"/>
+          <w:sz w:val="19"/>
+        </w:rPr>
+        <w:t xml:space="preserve">    public async Task&lt;IActionResult&gt; CapNhatThongTinKhamBenh(string maPhieu, [FromBody] CapNhatKhamBenhRequest request)</w:t>
+      </w:r>
+    </w:p>
+    <w:p>
+      <w:pPr>
+        <w:spacing w:before="80" w:after="80" w:line="240" w:lineRule="auto"/>
+        <w:rPr>
+          <w:rFonts w:ascii="Courier New" w:hAnsi="Courier New" w:cs="Courier New"/>
+          <w:sz w:val="19"/>
+        </w:rPr>
+      </w:pPr>
+      <w:r>
+        <w:rPr>
+          <w:rFonts w:ascii="Courier New" w:hAnsi="Courier New" w:cs="Courier New"/>
+          <w:sz w:val="19"/>
+        </w:rPr>
+        <w:t xml:space="preserve">    {</w:t>
+      </w:r>
+    </w:p>
+    <w:p>
+      <w:pPr>
+        <w:spacing w:before="80" w:after="80" w:line="240" w:lineRule="auto"/>
+        <w:rPr>
+          <w:rFonts w:ascii="Courier New" w:hAnsi="Courier New" w:cs="Courier New"/>
+          <w:sz w:val="19"/>
+        </w:rPr>
+      </w:pPr>
+      <w:r>
+        <w:rPr>
+          <w:rFonts w:ascii="Courier New" w:hAnsi="Courier New" w:cs="Courier New"/>
+          <w:sz w:val="19"/>
+        </w:rPr>
+        <w:t xml:space="preserve">        var phieuKham = await _context.PhieuKhams.FirstOrDefaultAsync(p =&gt; p.MaPhieu == maPhieu);</w:t>
+      </w:r>
+    </w:p>
+    <w:p>
+      <w:pPr>
+        <w:spacing w:before="80" w:after="80" w:line="240" w:lineRule="auto"/>
+        <w:rPr>
+          <w:rFonts w:ascii="Courier New" w:hAnsi="Courier New" w:cs="Courier New"/>
+          <w:sz w:val="19"/>
+        </w:rPr>
+      </w:pPr>
+      <w:r>
+        <w:rPr>
+          <w:rFonts w:ascii="Courier New" w:hAnsi="Courier New" w:cs="Courier New"/>
+          <w:sz w:val="19"/>
+        </w:rPr>
+        <w:t xml:space="preserve">        if (phieuKham == null) return NotFound(new { message = "Không tìm thấy phiếu khám!" });</w:t>
+      </w:r>
+    </w:p>
+    <w:p>
+      <w:pPr>
+        <w:spacing w:before="80" w:after="80" w:line="240" w:lineRule="auto"/>
+        <w:rPr>
+          <w:rFonts w:ascii="Courier New" w:hAnsi="Courier New" w:cs="Courier New"/>
+          <w:sz w:val="19"/>
+        </w:rPr>
+      </w:pPr>
+      <w:r>
+        <w:rPr>
+          <w:rFonts w:ascii="Courier New" w:hAnsi="Courier New" w:cs="Courier New"/>
+          <w:sz w:val="19"/>
+        </w:rPr>
+        <w:t xml:space="preserve">        </w:t>
+      </w:r>
+    </w:p>
+    <w:p>
+      <w:pPr>
+        <w:spacing w:before="80" w:after="80" w:line="240" w:lineRule="auto"/>
+        <w:rPr>
+          <w:rFonts w:ascii="Courier New" w:hAnsi="Courier New" w:cs="Courier New"/>
+          <w:sz w:val="19"/>
+        </w:rPr>
+      </w:pPr>
+      <w:r>
+        <w:rPr>
+          <w:rFonts w:ascii="Courier New" w:hAnsi="Courier New" w:cs="Courier New"/>
+          <w:sz w:val="19"/>
+        </w:rPr>
+        <w:t xml:space="preserve">        // Bắt đầu Transaction để đồng bộ cập nhật nhiều bảng cùng lúc</w:t>
+      </w:r>
+    </w:p>
+    <w:p>
+      <w:pPr>
+        <w:spacing w:before="80" w:after="80" w:line="240" w:lineRule="auto"/>
+        <w:rPr>
+          <w:rFonts w:ascii="Courier New" w:hAnsi="Courier New" w:cs="Courier New"/>
+          <w:sz w:val="19"/>
+        </w:rPr>
+      </w:pPr>
+      <w:r>
+        <w:rPr>
+          <w:rFonts w:ascii="Courier New" w:hAnsi="Courier New" w:cs="Courier New"/>
+          <w:sz w:val="19"/>
+        </w:rPr>
+        <w:t xml:space="preserve">        using var transaction = await _context.Database.BeginTransactionAsync();</w:t>
+      </w:r>
+    </w:p>
+    <w:p>
+      <w:pPr>
+        <w:spacing w:before="80" w:after="80" w:line="240" w:lineRule="auto"/>
+        <w:rPr>
+          <w:rFonts w:ascii="Courier New" w:hAnsi="Courier New" w:cs="Courier New"/>
+          <w:sz w:val="19"/>
+        </w:rPr>
+      </w:pPr>
+      <w:r>
+        <w:rPr>
+          <w:rFonts w:ascii="Courier New" w:hAnsi="Courier New" w:cs="Courier New"/>
+          <w:sz w:val="19"/>
+        </w:rPr>
+        <w:t xml:space="preserve">        try</w:t>
+      </w:r>
+    </w:p>
+    <w:p>
+      <w:pPr>
+        <w:spacing w:before="80" w:after="80" w:line="240" w:lineRule="auto"/>
+        <w:rPr>
+          <w:rFonts w:ascii="Courier New" w:hAnsi="Courier New" w:cs="Courier New"/>
+          <w:sz w:val="19"/>
+        </w:rPr>
+      </w:pPr>
+      <w:r>
+        <w:rPr>
+          <w:rFonts w:ascii="Courier New" w:hAnsi="Courier New" w:cs="Courier New"/>
+          <w:sz w:val="19"/>
+        </w:rPr>
+        <w:t xml:space="preserve">        {</w:t>
+      </w:r>
+    </w:p>
+    <w:p>
+      <w:pPr>
+        <w:spacing w:before="80" w:after="80" w:line="240" w:lineRule="auto"/>
+        <w:rPr>
+          <w:rFonts w:ascii="Courier New" w:hAnsi="Courier New" w:cs="Courier New"/>
+          <w:sz w:val="19"/>
+        </w:rPr>
+      </w:pPr>
+      <w:r>
+        <w:rPr>
+          <w:rFonts w:ascii="Courier New" w:hAnsi="Courier New" w:cs="Courier New"/>
+          <w:sz w:val="19"/>
+        </w:rPr>
+        <w:t xml:space="preserve">            // 1. Cập nhật sinh hiệu và kết luận lâm sàng</w:t>
+      </w:r>
+    </w:p>
+    <w:p>
+      <w:pPr>
+        <w:spacing w:before="80" w:after="80" w:line="240" w:lineRule="auto"/>
+        <w:rPr>
+          <w:rFonts w:ascii="Courier New" w:hAnsi="Courier New" w:cs="Courier New"/>
+          <w:sz w:val="19"/>
+        </w:rPr>
+      </w:pPr>
+      <w:r>
+        <w:rPr>
+          <w:rFonts w:ascii="Courier New" w:hAnsi="Courier New" w:cs="Courier New"/>
+          <w:sz w:val="19"/>
+        </w:rPr>
+        <w:t xml:space="preserve">            phieuKham.Mach = request.Mach;</w:t>
+      </w:r>
+    </w:p>
+    <w:p>
+      <w:pPr>
+        <w:spacing w:before="80" w:after="80" w:line="240" w:lineRule="auto"/>
+        <w:rPr>
+          <w:rFonts w:ascii="Courier New" w:hAnsi="Courier New" w:cs="Courier New"/>
+          <w:sz w:val="19"/>
+        </w:rPr>
+      </w:pPr>
+      <w:r>
+        <w:rPr>
+          <w:rFonts w:ascii="Courier New" w:hAnsi="Courier New" w:cs="Courier New"/>
+          <w:sz w:val="19"/>
+        </w:rPr>
+        <w:t xml:space="preserve">            phieuKham.NhietDo = request.NhietDo;</w:t>
+      </w:r>
+    </w:p>
+    <w:p>
+      <w:pPr>
+        <w:spacing w:before="80" w:after="80" w:line="240" w:lineRule="auto"/>
+        <w:rPr>
+          <w:rFonts w:ascii="Courier New" w:hAnsi="Courier New" w:cs="Courier New"/>
+          <w:sz w:val="19"/>
+        </w:rPr>
+      </w:pPr>
+      <w:r>
+        <w:rPr>
+          <w:rFonts w:ascii="Courier New" w:hAnsi="Courier New" w:cs="Courier New"/>
+          <w:sz w:val="19"/>
+        </w:rPr>
+        <w:t xml:space="preserve">            phieuKham.HuyetAp = request.HuyetAp;</w:t>
+      </w:r>
+    </w:p>
+    <w:p>
+      <w:pPr>
+        <w:spacing w:before="80" w:after="80" w:line="240" w:lineRule="auto"/>
+        <w:rPr>
+          <w:rFonts w:ascii="Courier New" w:hAnsi="Courier New" w:cs="Courier New"/>
+          <w:sz w:val="19"/>
+        </w:rPr>
+      </w:pPr>
+      <w:r>
+        <w:rPr>
+          <w:rFonts w:ascii="Courier New" w:hAnsi="Courier New" w:cs="Courier New"/>
+          <w:sz w:val="19"/>
+        </w:rPr>
+        <w:t xml:space="preserve">            phieuKham.CanNang = request.CanNang;</w:t>
+      </w:r>
+    </w:p>
+    <w:p>
+      <w:pPr>
+        <w:spacing w:before="80" w:after="80" w:line="240" w:lineRule="auto"/>
+        <w:rPr>
+          <w:rFonts w:ascii="Courier New" w:hAnsi="Courier New" w:cs="Courier New"/>
+          <w:sz w:val="19"/>
+        </w:rPr>
+      </w:pPr>
+      <w:r>
+        <w:rPr>
+          <w:rFonts w:ascii="Courier New" w:hAnsi="Courier New" w:cs="Courier New"/>
+          <w:sz w:val="19"/>
+        </w:rPr>
+        <w:t xml:space="preserve">            phieuKham.ChieuCao = request.ChieuCao;</w:t>
+      </w:r>
+    </w:p>
+    <w:p>
+      <w:pPr>
+        <w:spacing w:before="80" w:after="80" w:line="240" w:lineRule="auto"/>
+        <w:rPr>
+          <w:rFonts w:ascii="Courier New" w:hAnsi="Courier New" w:cs="Courier New"/>
+          <w:sz w:val="19"/>
+        </w:rPr>
+      </w:pPr>
+      <w:r>
+        <w:rPr>
+          <w:rFonts w:ascii="Courier New" w:hAnsi="Courier New" w:cs="Courier New"/>
+          <w:sz w:val="19"/>
+        </w:rPr>
+        <w:t xml:space="preserve">            phieuKham.KetLuan = request.KetLuan;</w:t>
+      </w:r>
+    </w:p>
+    <w:p>
+      <w:pPr>
+        <w:spacing w:before="80" w:after="80" w:line="240" w:lineRule="auto"/>
+        <w:rPr>
+          <w:rFonts w:ascii="Courier New" w:hAnsi="Courier New" w:cs="Courier New"/>
+          <w:sz w:val="19"/>
+        </w:rPr>
+      </w:pPr>
+      <w:r>
+        <w:rPr>
+          <w:rFonts w:ascii="Courier New" w:hAnsi="Courier New" w:cs="Courier New"/>
+          <w:sz w:val="19"/>
+        </w:rPr>
+        <w:t xml:space="preserve">            phieuKham.TrangThaiKham = request.TrangThaiKham;</w:t>
+      </w:r>
+    </w:p>
+    <w:p>
+      <w:pPr>
+        <w:spacing w:before="80" w:after="80" w:line="240" w:lineRule="auto"/>
+        <w:rPr>
+          <w:rFonts w:ascii="Courier New" w:hAnsi="Courier New" w:cs="Courier New"/>
+          <w:sz w:val="19"/>
+        </w:rPr>
+      </w:pPr>
+      <w:r>
+        <w:rPr>
+          <w:rFonts w:ascii="Courier New" w:hAnsi="Courier New" w:cs="Courier New"/>
+          <w:sz w:val="19"/>
+        </w:rPr>
+        <w:t xml:space="preserve">            </w:t>
+      </w:r>
+    </w:p>
+    <w:p>
+      <w:pPr>
+        <w:spacing w:before="80" w:after="80" w:line="240" w:lineRule="auto"/>
+        <w:rPr>
+          <w:rFonts w:ascii="Courier New" w:hAnsi="Courier New" w:cs="Courier New"/>
+          <w:sz w:val="19"/>
+        </w:rPr>
+      </w:pPr>
+      <w:r>
+        <w:rPr>
+          <w:rFonts w:ascii="Courier New" w:hAnsi="Courier New" w:cs="Courier New"/>
+          <w:sz w:val="19"/>
+        </w:rPr>
+        <w:t xml:space="preserve">            // 2. Cập nhật danh sách mã ICD-10 chẩn đoán</w:t>
+      </w:r>
+    </w:p>
+    <w:p>
+      <w:pPr>
+        <w:spacing w:before="80" w:after="80" w:line="240" w:lineRule="auto"/>
+        <w:rPr>
+          <w:rFonts w:ascii="Courier New" w:hAnsi="Courier New" w:cs="Courier New"/>
+          <w:sz w:val="19"/>
+        </w:rPr>
+      </w:pPr>
+      <w:r>
+        <w:rPr>
+          <w:rFonts w:ascii="Courier New" w:hAnsi="Courier New" w:cs="Courier New"/>
+          <w:sz w:val="19"/>
+        </w:rPr>
+        <w:t xml:space="preserve">            var oldIcds = _context.ChiTietPhieuKhamIcds.Where(x =&gt; x.MaPhieu == maPhieu);</w:t>
+      </w:r>
+    </w:p>
+    <w:p>
+      <w:pPr>
+        <w:spacing w:before="80" w:after="80" w:line="240" w:lineRule="auto"/>
+        <w:rPr>
+          <w:rFonts w:ascii="Courier New" w:hAnsi="Courier New" w:cs="Courier New"/>
+          <w:sz w:val="19"/>
+        </w:rPr>
+      </w:pPr>
+      <w:r>
+        <w:rPr>
+          <w:rFonts w:ascii="Courier New" w:hAnsi="Courier New" w:cs="Courier New"/>
+          <w:sz w:val="19"/>
+        </w:rPr>
+        <w:t xml:space="preserve">            _context.ChiTietPhieuKhamIcds.RemoveRange(oldIcds);</w:t>
+      </w:r>
+    </w:p>
+    <w:p>
+      <w:pPr>
+        <w:spacing w:before="80" w:after="80" w:line="240" w:lineRule="auto"/>
+        <w:rPr>
+          <w:rFonts w:ascii="Courier New" w:hAnsi="Courier New" w:cs="Courier New"/>
+          <w:sz w:val="19"/>
+        </w:rPr>
+      </w:pPr>
+      <w:r>
+        <w:rPr>
+          <w:rFonts w:ascii="Courier New" w:hAnsi="Courier New" w:cs="Courier New"/>
+          <w:sz w:val="19"/>
+        </w:rPr>
+        <w:t xml:space="preserve">            if (request.IcdList != null)</w:t>
+      </w:r>
+    </w:p>
+    <w:p>
+      <w:pPr>
+        <w:spacing w:before="80" w:after="80" w:line="240" w:lineRule="auto"/>
+        <w:rPr>
+          <w:rFonts w:ascii="Courier New" w:hAnsi="Courier New" w:cs="Courier New"/>
+          <w:sz w:val="19"/>
+        </w:rPr>
+      </w:pPr>
+      <w:r>
+        <w:rPr>
+          <w:rFonts w:ascii="Courier New" w:hAnsi="Courier New" w:cs="Courier New"/>
+          <w:sz w:val="19"/>
+        </w:rPr>
+        <w:t xml:space="preserve">            {</w:t>
+      </w:r>
+    </w:p>
+    <w:p>
+      <w:pPr>
+        <w:spacing w:before="80" w:after="80" w:line="240" w:lineRule="auto"/>
+        <w:rPr>
+          <w:rFonts w:ascii="Courier New" w:hAnsi="Courier New" w:cs="Courier New"/>
+          <w:sz w:val="19"/>
+        </w:rPr>
+      </w:pPr>
+      <w:r>
+        <w:rPr>
+          <w:rFonts w:ascii="Courier New" w:hAnsi="Courier New" w:cs="Courier New"/>
+          <w:sz w:val="19"/>
+        </w:rPr>
+        <w:t xml:space="preserve">                foreach (var maIcd in request.IcdList)</w:t>
+      </w:r>
+    </w:p>
+    <w:p>
+      <w:pPr>
+        <w:spacing w:before="80" w:after="80" w:line="240" w:lineRule="auto"/>
+        <w:rPr>
+          <w:rFonts w:ascii="Courier New" w:hAnsi="Courier New" w:cs="Courier New"/>
+          <w:sz w:val="19"/>
+        </w:rPr>
+      </w:pPr>
+      <w:r>
+        <w:rPr>
+          <w:rFonts w:ascii="Courier New" w:hAnsi="Courier New" w:cs="Courier New"/>
+          <w:sz w:val="19"/>
+        </w:rPr>
+        <w:t xml:space="preserve">                {</w:t>
+      </w:r>
+    </w:p>
+    <w:p>
+      <w:pPr>
+        <w:spacing w:before="80" w:after="80" w:line="240" w:lineRule="auto"/>
+        <w:rPr>
+          <w:rFonts w:ascii="Courier New" w:hAnsi="Courier New" w:cs="Courier New"/>
+          <w:sz w:val="19"/>
+        </w:rPr>
+      </w:pPr>
+      <w:r>
+        <w:rPr>
+          <w:rFonts w:ascii="Courier New" w:hAnsi="Courier New" w:cs="Courier New"/>
+          <w:sz w:val="19"/>
+        </w:rPr>
+        <w:t xml:space="preserve">                    _context.ChiTietPhieuKhamIcds.Add(new ChiTietPhieuKhamIcd { MaPhieu = maPhieu, MaIcd = maIcd });</w:t>
+      </w:r>
+    </w:p>
+    <w:p>
+      <w:pPr>
+        <w:spacing w:before="80" w:after="80" w:line="240" w:lineRule="auto"/>
+        <w:rPr>
+          <w:rFonts w:ascii="Courier New" w:hAnsi="Courier New" w:cs="Courier New"/>
+          <w:sz w:val="19"/>
+        </w:rPr>
+      </w:pPr>
+      <w:r>
+        <w:rPr>
+          <w:rFonts w:ascii="Courier New" w:hAnsi="Courier New" w:cs="Courier New"/>
+          <w:sz w:val="19"/>
+        </w:rPr>
+        <w:t xml:space="preserve">                }</w:t>
+      </w:r>
+    </w:p>
+    <w:p>
+      <w:pPr>
+        <w:spacing w:before="80" w:after="80" w:line="240" w:lineRule="auto"/>
+        <w:rPr>
+          <w:rFonts w:ascii="Courier New" w:hAnsi="Courier New" w:cs="Courier New"/>
+          <w:sz w:val="19"/>
+        </w:rPr>
+      </w:pPr>
+      <w:r>
+        <w:rPr>
+          <w:rFonts w:ascii="Courier New" w:hAnsi="Courier New" w:cs="Courier New"/>
+          <w:sz w:val="19"/>
+        </w:rPr>
+        <w:t xml:space="preserve">            }</w:t>
+      </w:r>
+    </w:p>
+    <w:p>
+      <w:pPr>
+        <w:spacing w:before="80" w:after="80" w:line="240" w:lineRule="auto"/>
+        <w:rPr>
+          <w:rFonts w:ascii="Courier New" w:hAnsi="Courier New" w:cs="Courier New"/>
+          <w:sz w:val="19"/>
+        </w:rPr>
+      </w:pPr>
+      <w:r>
+        <w:rPr>
+          <w:rFonts w:ascii="Courier New" w:hAnsi="Courier New" w:cs="Courier New"/>
+          <w:sz w:val="19"/>
+        </w:rPr>
+        <w:t xml:space="preserve">            </w:t>
+      </w:r>
+    </w:p>
+    <w:p>
+      <w:pPr>
+        <w:spacing w:before="80" w:after="80" w:line="240" w:lineRule="auto"/>
+        <w:rPr>
+          <w:rFonts w:ascii="Courier New" w:hAnsi="Courier New" w:cs="Courier New"/>
+          <w:sz w:val="19"/>
+        </w:rPr>
+      </w:pPr>
+      <w:r>
+        <w:rPr>
+          <w:rFonts w:ascii="Courier New" w:hAnsi="Courier New" w:cs="Courier New"/>
+          <w:sz w:val="19"/>
+        </w:rPr>
+        <w:t xml:space="preserve">            // 3. Cập nhật danh sách chỉ định Cận lâm sàng (CLS)</w:t>
+      </w:r>
+    </w:p>
+    <w:p>
+      <w:pPr>
+        <w:spacing w:before="80" w:after="80" w:line="240" w:lineRule="auto"/>
+        <w:rPr>
+          <w:rFonts w:ascii="Courier New" w:hAnsi="Courier New" w:cs="Courier New"/>
+          <w:sz w:val="19"/>
+        </w:rPr>
+      </w:pPr>
+      <w:r>
+        <w:rPr>
+          <w:rFonts w:ascii="Courier New" w:hAnsi="Courier New" w:cs="Courier New"/>
+          <w:sz w:val="19"/>
+        </w:rPr>
+        <w:t xml:space="preserve">            var oldCls = _context.DichVuYtes.Where(x =&gt; x.MaPhieu == maPhieu &amp;&amp; x.TrangThaiDichVu == 0);</w:t>
+      </w:r>
+    </w:p>
+    <w:p>
+      <w:pPr>
+        <w:spacing w:before="80" w:after="80" w:line="240" w:lineRule="auto"/>
+        <w:rPr>
+          <w:rFonts w:ascii="Courier New" w:hAnsi="Courier New" w:cs="Courier New"/>
+          <w:sz w:val="19"/>
+        </w:rPr>
+      </w:pPr>
+      <w:r>
+        <w:rPr>
+          <w:rFonts w:ascii="Courier New" w:hAnsi="Courier New" w:cs="Courier New"/>
+          <w:sz w:val="19"/>
+        </w:rPr>
+        <w:t xml:space="preserve">            _context.DichVuYtes.RemoveRange(oldCls);</w:t>
+      </w:r>
+    </w:p>
+    <w:p>
+      <w:pPr>
+        <w:spacing w:before="80" w:after="80" w:line="240" w:lineRule="auto"/>
+        <w:rPr>
+          <w:rFonts w:ascii="Courier New" w:hAnsi="Courier New" w:cs="Courier New"/>
+          <w:sz w:val="19"/>
+        </w:rPr>
+      </w:pPr>
+      <w:r>
+        <w:rPr>
+          <w:rFonts w:ascii="Courier New" w:hAnsi="Courier New" w:cs="Courier New"/>
+          <w:sz w:val="19"/>
+        </w:rPr>
+        <w:t xml:space="preserve">            if (request.ChiDinhCLSMoi != null)</w:t>
+      </w:r>
+    </w:p>
+    <w:p>
+      <w:pPr>
+        <w:spacing w:before="80" w:after="80" w:line="240" w:lineRule="auto"/>
+        <w:rPr>
+          <w:rFonts w:ascii="Courier New" w:hAnsi="Courier New" w:cs="Courier New"/>
+          <w:sz w:val="19"/>
+        </w:rPr>
+      </w:pPr>
+      <w:r>
+        <w:rPr>
+          <w:rFonts w:ascii="Courier New" w:hAnsi="Courier New" w:cs="Courier New"/>
+          <w:sz w:val="19"/>
+        </w:rPr>
+        <w:t xml:space="preserve">            {</w:t>
+      </w:r>
+    </w:p>
+    <w:p>
+      <w:pPr>
+        <w:spacing w:before="80" w:after="80" w:line="240" w:lineRule="auto"/>
+        <w:rPr>
+          <w:rFonts w:ascii="Courier New" w:hAnsi="Courier New" w:cs="Courier New"/>
+          <w:sz w:val="19"/>
+        </w:rPr>
+      </w:pPr>
+      <w:r>
+        <w:rPr>
+          <w:rFonts w:ascii="Courier New" w:hAnsi="Courier New" w:cs="Courier New"/>
+          <w:sz w:val="19"/>
+        </w:rPr>
+        <w:t xml:space="preserve">                foreach (var maDv in request.ChiDinhCLSMoi)</w:t>
+      </w:r>
+    </w:p>
+    <w:p>
+      <w:pPr>
+        <w:spacing w:before="80" w:after="80" w:line="240" w:lineRule="auto"/>
+        <w:rPr>
+          <w:rFonts w:ascii="Courier New" w:hAnsi="Courier New" w:cs="Courier New"/>
+          <w:sz w:val="19"/>
+        </w:rPr>
+      </w:pPr>
+      <w:r>
+        <w:rPr>
+          <w:rFonts w:ascii="Courier New" w:hAnsi="Courier New" w:cs="Courier New"/>
+          <w:sz w:val="19"/>
+        </w:rPr>
+        <w:t xml:space="preserve">                {</w:t>
+      </w:r>
+    </w:p>
+    <w:p>
+      <w:pPr>
+        <w:spacing w:before="80" w:after="80" w:line="240" w:lineRule="auto"/>
+        <w:rPr>
+          <w:rFonts w:ascii="Courier New" w:hAnsi="Courier New" w:cs="Courier New"/>
+          <w:sz w:val="19"/>
+        </w:rPr>
+      </w:pPr>
+      <w:r>
+        <w:rPr>
+          <w:rFonts w:ascii="Courier New" w:hAnsi="Courier New" w:cs="Courier New"/>
+          <w:sz w:val="19"/>
+        </w:rPr>
+        <w:t xml:space="preserve">                    _context.DichVuYtes.Add(new DichVuYte { MaPhieu = maPhieu, MaDv = maDv, TrangThaiDichVu = 0 });</w:t>
+      </w:r>
+    </w:p>
+    <w:p>
+      <w:pPr>
+        <w:spacing w:before="80" w:after="80" w:line="240" w:lineRule="auto"/>
+        <w:rPr>
+          <w:rFonts w:ascii="Courier New" w:hAnsi="Courier New" w:cs="Courier New"/>
+          <w:sz w:val="19"/>
+        </w:rPr>
+      </w:pPr>
+      <w:r>
+        <w:rPr>
+          <w:rFonts w:ascii="Courier New" w:hAnsi="Courier New" w:cs="Courier New"/>
+          <w:sz w:val="19"/>
+        </w:rPr>
+        <w:t xml:space="preserve">                }</w:t>
+      </w:r>
+    </w:p>
+    <w:p>
+      <w:pPr>
+        <w:spacing w:before="80" w:after="80" w:line="240" w:lineRule="auto"/>
+        <w:rPr>
+          <w:rFonts w:ascii="Courier New" w:hAnsi="Courier New" w:cs="Courier New"/>
+          <w:sz w:val="19"/>
+        </w:rPr>
+      </w:pPr>
+      <w:r>
+        <w:rPr>
+          <w:rFonts w:ascii="Courier New" w:hAnsi="Courier New" w:cs="Courier New"/>
+          <w:sz w:val="19"/>
+        </w:rPr>
+        <w:t xml:space="preserve">            }</w:t>
+      </w:r>
+    </w:p>
+    <w:p>
+      <w:pPr>
+        <w:spacing w:before="80" w:after="80" w:line="240" w:lineRule="auto"/>
+        <w:rPr>
+          <w:rFonts w:ascii="Courier New" w:hAnsi="Courier New" w:cs="Courier New"/>
+          <w:sz w:val="19"/>
+        </w:rPr>
+      </w:pPr>
+      <w:r>
+        <w:rPr>
+          <w:rFonts w:ascii="Courier New" w:hAnsi="Courier New" w:cs="Courier New"/>
+          <w:sz w:val="19"/>
+        </w:rPr>
+        <w:t xml:space="preserve">            </w:t>
+      </w:r>
+    </w:p>
+    <w:p>
+      <w:pPr>
+        <w:spacing w:before="80" w:after="80" w:line="240" w:lineRule="auto"/>
+        <w:rPr>
+          <w:rFonts w:ascii="Courier New" w:hAnsi="Courier New" w:cs="Courier New"/>
+          <w:sz w:val="19"/>
+        </w:rPr>
+      </w:pPr>
+      <w:r>
+        <w:rPr>
+          <w:rFonts w:ascii="Courier New" w:hAnsi="Courier New" w:cs="Courier New"/>
+          <w:sz w:val="19"/>
+        </w:rPr>
+        <w:t xml:space="preserve">            await _context.SaveChangesAsync();</w:t>
+      </w:r>
+    </w:p>
+    <w:p>
+      <w:pPr>
+        <w:spacing w:before="80" w:after="80" w:line="240" w:lineRule="auto"/>
+        <w:rPr>
+          <w:rFonts w:ascii="Courier New" w:hAnsi="Courier New" w:cs="Courier New"/>
+          <w:sz w:val="19"/>
+        </w:rPr>
+      </w:pPr>
+      <w:r>
+        <w:rPr>
+          <w:rFonts w:ascii="Courier New" w:hAnsi="Courier New" w:cs="Courier New"/>
+          <w:sz w:val="19"/>
+        </w:rPr>
+        <w:t xml:space="preserve">            await transaction.CommitAsync();</w:t>
+      </w:r>
+    </w:p>
+    <w:p>
+      <w:pPr>
+        <w:spacing w:before="80" w:after="80" w:line="240" w:lineRule="auto"/>
+        <w:rPr>
+          <w:rFonts w:ascii="Courier New" w:hAnsi="Courier New" w:cs="Courier New"/>
+          <w:sz w:val="19"/>
+        </w:rPr>
+      </w:pPr>
+      <w:r>
+        <w:rPr>
+          <w:rFonts w:ascii="Courier New" w:hAnsi="Courier New" w:cs="Courier New"/>
+          <w:sz w:val="19"/>
+        </w:rPr>
+        <w:t xml:space="preserve">            return Ok(new { message = "Cập nhật thông tin khám bệnh thành công!" });</w:t>
+      </w:r>
+    </w:p>
+    <w:p>
+      <w:pPr>
+        <w:spacing w:before="80" w:after="80" w:line="240" w:lineRule="auto"/>
+        <w:rPr>
+          <w:rFonts w:ascii="Courier New" w:hAnsi="Courier New" w:cs="Courier New"/>
+          <w:sz w:val="19"/>
+        </w:rPr>
+      </w:pPr>
+      <w:r>
+        <w:rPr>
+          <w:rFonts w:ascii="Courier New" w:hAnsi="Courier New" w:cs="Courier New"/>
+          <w:sz w:val="19"/>
+        </w:rPr>
+        <w:t xml:space="preserve">        }</w:t>
+      </w:r>
+    </w:p>
+    <w:p>
+      <w:pPr>
+        <w:spacing w:before="80" w:after="80" w:line="240" w:lineRule="auto"/>
+        <w:rPr>
+          <w:rFonts w:ascii="Courier New" w:hAnsi="Courier New" w:cs="Courier New"/>
+          <w:sz w:val="19"/>
+        </w:rPr>
+      </w:pPr>
+      <w:r>
+        <w:rPr>
+          <w:rFonts w:ascii="Courier New" w:hAnsi="Courier New" w:cs="Courier New"/>
+          <w:sz w:val="19"/>
+        </w:rPr>
+        <w:t xml:space="preserve">        catch (Exception ex)</w:t>
+      </w:r>
+    </w:p>
+    <w:p>
+      <w:pPr>
+        <w:spacing w:before="80" w:after="80" w:line="240" w:lineRule="auto"/>
+        <w:rPr>
+          <w:rFonts w:ascii="Courier New" w:hAnsi="Courier New" w:cs="Courier New"/>
+          <w:sz w:val="19"/>
+        </w:rPr>
+      </w:pPr>
+      <w:r>
+        <w:rPr>
+          <w:rFonts w:ascii="Courier New" w:hAnsi="Courier New" w:cs="Courier New"/>
+          <w:sz w:val="19"/>
+        </w:rPr>
+        <w:t xml:space="preserve">        {</w:t>
+      </w:r>
+    </w:p>
+    <w:p>
+      <w:pPr>
+        <w:spacing w:before="80" w:after="80" w:line="240" w:lineRule="auto"/>
+        <w:rPr>
+          <w:rFonts w:ascii="Courier New" w:hAnsi="Courier New" w:cs="Courier New"/>
+          <w:sz w:val="19"/>
+        </w:rPr>
+      </w:pPr>
+      <w:r>
+        <w:rPr>
+          <w:rFonts w:ascii="Courier New" w:hAnsi="Courier New" w:cs="Courier New"/>
+          <w:sz w:val="19"/>
+        </w:rPr>
+        <w:t xml:space="preserve">            await transaction.RollbackAsync();</w:t>
+      </w:r>
+    </w:p>
+    <w:p>
+      <w:pPr>
+        <w:spacing w:before="80" w:after="80" w:line="240" w:lineRule="auto"/>
+        <w:rPr>
+          <w:rFonts w:ascii="Courier New" w:hAnsi="Courier New" w:cs="Courier New"/>
+          <w:sz w:val="19"/>
+        </w:rPr>
+      </w:pPr>
+      <w:r>
+        <w:rPr>
+          <w:rFonts w:ascii="Courier New" w:hAnsi="Courier New" w:cs="Courier New"/>
+          <w:sz w:val="19"/>
+        </w:rPr>
+        <w:t xml:space="preserve">            return StatusCode(500, new { message = "Lỗi xử lý hệ thống: " + ex.Message });</w:t>
+      </w:r>
+    </w:p>
+    <w:p>
+      <w:pPr>
+        <w:spacing w:before="80" w:after="80" w:line="240" w:lineRule="auto"/>
+        <w:rPr>
+          <w:rFonts w:ascii="Courier New" w:hAnsi="Courier New" w:cs="Courier New"/>
+          <w:sz w:val="19"/>
+        </w:rPr>
+      </w:pPr>
+      <w:r>
+        <w:rPr>
+          <w:rFonts w:ascii="Courier New" w:hAnsi="Courier New" w:cs="Courier New"/>
+          <w:sz w:val="19"/>
+        </w:rPr>
+        <w:t xml:space="preserve">        }</w:t>
+      </w:r>
+    </w:p>
+    <w:p>
+      <w:pPr>
+        <w:spacing w:before="80" w:after="80" w:line="240" w:lineRule="auto"/>
+        <w:rPr>
+          <w:rFonts w:ascii="Courier New" w:hAnsi="Courier New" w:cs="Courier New"/>
+          <w:sz w:val="19"/>
+        </w:rPr>
+      </w:pPr>
+      <w:r>
+        <w:rPr>
+          <w:rFonts w:ascii="Courier New" w:hAnsi="Courier New" w:cs="Courier New"/>
+          <w:sz w:val="19"/>
+        </w:rPr>
+        <w:t xml:space="preserve">    }</w:t>
       </w:r>
     </w:p>
     <w:p>
@@ -638,7 +1246,7 @@
           <w:b/>
           <w:sz w:val="28"/>
         </w:rPr>
-        <w:t>4. PHAN TICH MA NGUON FRONTEND (REACTJS &amp; TAILWIND CSS)</w:t>
+        <w:t>4. PHÂN TÍCH MÃ NGUỒN FRONTEND (REACTJS &amp; TAILWIND CSS)</w:t>
       </w:r>
     </w:p>
     <w:p>
@@ -656,7 +1264,7 @@
           <w:b/>
           <w:sz w:val="26"/>
         </w:rPr>
-        <w:t>4.1. Cac ham goi API trong api.js</w:t>
+        <w:t>4.1. Hàm gọi API trong file utils/api.js</w:t>
       </w:r>
     </w:p>
     <w:p>
@@ -673,55 +1281,151 @@
           <w:rFonts w:ascii="Times New Roman" w:hAnsi="Times New Roman" w:cs="Times New Roman"/>
           <w:sz w:val="26"/>
         </w:rPr>
-        <w:t>Frontend ket noi voi backend qua ba API thiet ke rieng:</w:t>
-      </w:r>
-    </w:p>
-    <w:p>
-      <w:pPr>
-        <w:spacing w:after="80" w:line="240" w:lineRule="auto"/>
-        <w:rPr>
-          <w:rFonts w:ascii="Courier New" w:hAnsi="Courier New" w:cs="Courier New"/>
-          <w:sz w:val="20"/>
-        </w:rPr>
-      </w:pPr>
-      <w:r>
-        <w:rPr>
-          <w:rFonts w:ascii="Courier New" w:hAnsi="Courier New" w:cs="Courier New"/>
-          <w:sz w:val="20"/>
-        </w:rPr>
-        <w:t>export const apiGetDSBenhNhanChoKham = async ({ search = `, trangThai = ` } = {}) =&gt; { ... };</w:t>
-      </w:r>
-    </w:p>
-    <w:p>
-      <w:pPr>
-        <w:spacing w:after="80" w:line="240" w:lineRule="auto"/>
-        <w:rPr>
-          <w:rFonts w:ascii="Courier New" w:hAnsi="Courier New" w:cs="Courier New"/>
-          <w:sz w:val="20"/>
-        </w:rPr>
-      </w:pPr>
-      <w:r>
-        <w:rPr>
-          <w:rFonts w:ascii="Courier New" w:hAnsi="Courier New" w:cs="Courier New"/>
-          <w:sz w:val="20"/>
-        </w:rPr>
-        <w:t>export const apiGetChiTietPhieuKhamBenh = async (maPhieu) =&gt; { ... };</w:t>
-      </w:r>
-    </w:p>
-    <w:p>
-      <w:pPr>
-        <w:spacing w:after="80" w:line="240" w:lineRule="auto"/>
-        <w:rPr>
-          <w:rFonts w:ascii="Courier New" w:hAnsi="Courier New" w:cs="Courier New"/>
-          <w:sz w:val="20"/>
-        </w:rPr>
-      </w:pPr>
-      <w:r>
-        <w:rPr>
-          <w:rFonts w:ascii="Courier New" w:hAnsi="Courier New" w:cs="Courier New"/>
-          <w:sz w:val="20"/>
-        </w:rPr>
-        <w:t>export const apiCapNhatKhamBenh = async (maPhieu, payload) =&gt; { ... };</w:t>
+        <w:t>Các hàm API được viết tường minh phục vụ phân hệ Khám bệnh:</w:t>
+      </w:r>
+    </w:p>
+    <w:p>
+      <w:pPr>
+        <w:spacing w:before="80" w:after="80" w:line="240" w:lineRule="auto"/>
+        <w:rPr>
+          <w:rFonts w:ascii="Courier New" w:hAnsi="Courier New" w:cs="Courier New"/>
+          <w:sz w:val="19"/>
+        </w:rPr>
+      </w:pPr>
+      <w:r>
+        <w:rPr>
+          <w:rFonts w:ascii="Courier New" w:hAnsi="Courier New" w:cs="Courier New"/>
+          <w:sz w:val="19"/>
+        </w:rPr>
+        <w:t>export const apiGetDSBenhNhanChoKham = async ({ search = "", trangThai = "" } = {}) =&gt; {</w:t>
+      </w:r>
+    </w:p>
+    <w:p>
+      <w:pPr>
+        <w:spacing w:before="80" w:after="80" w:line="240" w:lineRule="auto"/>
+        <w:rPr>
+          <w:rFonts w:ascii="Courier New" w:hAnsi="Courier New" w:cs="Courier New"/>
+          <w:sz w:val="19"/>
+        </w:rPr>
+      </w:pPr>
+      <w:r>
+        <w:rPr>
+          <w:rFonts w:ascii="Courier New" w:hAnsi="Courier New" w:cs="Courier New"/>
+          <w:sz w:val="19"/>
+        </w:rPr>
+        <w:t xml:space="preserve">  return await apiFetch(`/KhamBenh/LayDSBenhNhan?search=${search}&amp;trangThai=${trangThai}`);</w:t>
+      </w:r>
+    </w:p>
+    <w:p>
+      <w:pPr>
+        <w:spacing w:before="80" w:after="80" w:line="240" w:lineRule="auto"/>
+        <w:rPr>
+          <w:rFonts w:ascii="Courier New" w:hAnsi="Courier New" w:cs="Courier New"/>
+          <w:sz w:val="19"/>
+        </w:rPr>
+      </w:pPr>
+      <w:r>
+        <w:rPr>
+          <w:rFonts w:ascii="Courier New" w:hAnsi="Courier New" w:cs="Courier New"/>
+          <w:sz w:val="19"/>
+        </w:rPr>
+        <w:t>};</w:t>
+      </w:r>
+    </w:p>
+    <w:p>
+      <w:pPr>
+        <w:spacing w:before="80" w:after="80" w:line="240" w:lineRule="auto"/>
+        <w:rPr>
+          <w:rFonts w:ascii="Courier New" w:hAnsi="Courier New" w:cs="Courier New"/>
+          <w:sz w:val="19"/>
+        </w:rPr>
+      </w:pPr>
+      <w:r>
+        <w:rPr>
+          <w:rFonts w:ascii="Courier New" w:hAnsi="Courier New" w:cs="Courier New"/>
+          <w:sz w:val="19"/>
+        </w:rPr>
+        <w:t>export const apiGetChiTietPhieuKhamBenh = async (maPhieu) =&gt; {</w:t>
+      </w:r>
+    </w:p>
+    <w:p>
+      <w:pPr>
+        <w:spacing w:before="80" w:after="80" w:line="240" w:lineRule="auto"/>
+        <w:rPr>
+          <w:rFonts w:ascii="Courier New" w:hAnsi="Courier New" w:cs="Courier New"/>
+          <w:sz w:val="19"/>
+        </w:rPr>
+      </w:pPr>
+      <w:r>
+        <w:rPr>
+          <w:rFonts w:ascii="Courier New" w:hAnsi="Courier New" w:cs="Courier New"/>
+          <w:sz w:val="19"/>
+        </w:rPr>
+        <w:t xml:space="preserve">  return await apiFetch(`/KhamBenh/${maPhieu}`);</w:t>
+      </w:r>
+    </w:p>
+    <w:p>
+      <w:pPr>
+        <w:spacing w:before="80" w:after="80" w:line="240" w:lineRule="auto"/>
+        <w:rPr>
+          <w:rFonts w:ascii="Courier New" w:hAnsi="Courier New" w:cs="Courier New"/>
+          <w:sz w:val="19"/>
+        </w:rPr>
+      </w:pPr>
+      <w:r>
+        <w:rPr>
+          <w:rFonts w:ascii="Courier New" w:hAnsi="Courier New" w:cs="Courier New"/>
+          <w:sz w:val="19"/>
+        </w:rPr>
+        <w:t>};</w:t>
+      </w:r>
+    </w:p>
+    <w:p>
+      <w:pPr>
+        <w:spacing w:before="80" w:after="80" w:line="240" w:lineRule="auto"/>
+        <w:rPr>
+          <w:rFonts w:ascii="Courier New" w:hAnsi="Courier New" w:cs="Courier New"/>
+          <w:sz w:val="19"/>
+        </w:rPr>
+      </w:pPr>
+      <w:r>
+        <w:rPr>
+          <w:rFonts w:ascii="Courier New" w:hAnsi="Courier New" w:cs="Courier New"/>
+          <w:sz w:val="19"/>
+        </w:rPr>
+        <w:t>export const apiCapNhatKhamBenh = async (maPhieu, payload) =&gt; {</w:t>
+      </w:r>
+    </w:p>
+    <w:p>
+      <w:pPr>
+        <w:spacing w:before="80" w:after="80" w:line="240" w:lineRule="auto"/>
+        <w:rPr>
+          <w:rFonts w:ascii="Courier New" w:hAnsi="Courier New" w:cs="Courier New"/>
+          <w:sz w:val="19"/>
+        </w:rPr>
+      </w:pPr>
+      <w:r>
+        <w:rPr>
+          <w:rFonts w:ascii="Courier New" w:hAnsi="Courier New" w:cs="Courier New"/>
+          <w:sz w:val="19"/>
+        </w:rPr>
+        <w:t xml:space="preserve">  return await apiFetch(`/KhamBenh/${maPhieu}`, { method: "PUT", body: JSON.stringify(payload) });</w:t>
+      </w:r>
+    </w:p>
+    <w:p>
+      <w:pPr>
+        <w:spacing w:before="80" w:after="80" w:line="240" w:lineRule="auto"/>
+        <w:rPr>
+          <w:rFonts w:ascii="Courier New" w:hAnsi="Courier New" w:cs="Courier New"/>
+          <w:sz w:val="19"/>
+        </w:rPr>
+      </w:pPr>
+      <w:r>
+        <w:rPr>
+          <w:rFonts w:ascii="Courier New" w:hAnsi="Courier New" w:cs="Courier New"/>
+          <w:sz w:val="19"/>
+        </w:rPr>
+        <w:t>};</w:t>
       </w:r>
     </w:p>
     <w:p>
@@ -739,7 +1443,7 @@
           <w:b/>
           <w:sz w:val="26"/>
         </w:rPr>
-        <w:t>4.2. File giao dien KhamBenh.jsx</w:t>
+        <w:t>4.2. Giao diện trang KhamBenh.jsx</w:t>
       </w:r>
     </w:p>
     <w:p>
@@ -756,103 +1460,7 @@
           <w:rFonts w:ascii="Times New Roman" w:hAnsi="Times New Roman" w:cs="Times New Roman"/>
           <w:sz w:val="26"/>
         </w:rPr>
-        <w:t>Trang thuc hien:</w:t>
-      </w:r>
-    </w:p>
-    <w:p>
-      <w:pPr>
-        <w:spacing w:after="80" w:line="240" w:lineRule="auto"/>
-        <w:jc w:val="both"/>
-        <w:rPr>
-          <w:rFonts w:ascii="Times New Roman" w:hAnsi="Times New Roman" w:cs="Times New Roman"/>
-          <w:sz w:val="26"/>
-        </w:rPr>
-      </w:pPr>
-      <w:r>
-        <w:rPr>
-          <w:rFonts w:ascii="Times New Roman" w:hAnsi="Times New Roman" w:cs="Times New Roman"/>
-          <w:sz w:val="26"/>
-        </w:rPr>
-        <w:t xml:space="preserve">   *   </w:t>
-      </w:r>
-      <w:r>
-        <w:rPr>
-          <w:rFonts w:ascii="Times New Roman" w:hAnsi="Times New Roman" w:cs="Times New Roman"/>
-          <w:b/>
-          <w:sz w:val="26"/>
-        </w:rPr>
-        <w:t xml:space="preserve">Tai danh sach tu dong: </w:t>
-      </w:r>
-      <w:r>
-        <w:rPr>
-          <w:rFonts w:ascii="Times New Roman" w:hAnsi="Times New Roman" w:cs="Times New Roman"/>
-          <w:sz w:val="26"/>
-        </w:rPr>
-        <w:t>Su dung React useEffect tu dong goi apiGetDSBenhNhanChoKham moi khi nguoi dung go o tim kiem.</w:t>
-      </w:r>
-    </w:p>
-    <w:p>
-      <w:pPr>
-        <w:spacing w:after="80" w:line="240" w:lineRule="auto"/>
-        <w:jc w:val="both"/>
-        <w:rPr>
-          <w:rFonts w:ascii="Times New Roman" w:hAnsi="Times New Roman" w:cs="Times New Roman"/>
-          <w:sz w:val="26"/>
-        </w:rPr>
-      </w:pPr>
-      <w:r>
-        <w:rPr>
-          <w:rFonts w:ascii="Times New Roman" w:hAnsi="Times New Roman" w:cs="Times New Roman"/>
-          <w:sz w:val="26"/>
-        </w:rPr>
-        <w:t xml:space="preserve">   *   </w:t>
-      </w:r>
-      <w:r>
-        <w:rPr>
-          <w:rFonts w:ascii="Times New Roman" w:hAnsi="Times New Roman" w:cs="Times New Roman"/>
-          <w:b/>
-          <w:sz w:val="26"/>
-        </w:rPr>
-        <w:t xml:space="preserve">Lay chi tiet khi chon benh nhan: </w:t>
-      </w:r>
-      <w:r>
-        <w:rPr>
-          <w:rFonts w:ascii="Times New Roman" w:hAnsi="Times New Roman" w:cs="Times New Roman"/>
-          <w:sz w:val="26"/>
-        </w:rPr>
-        <w:t>Khi nguoi dung nhan chon benh nhan, ung dung tu dong load chi tiet qua apiGetChiTietPhieuKhamBenh va set vao cac form input.</w:t>
-      </w:r>
-    </w:p>
-    <w:p>
-      <w:pPr>
-        <w:spacing w:after="80" w:line="240" w:lineRule="auto"/>
-        <w:jc w:val="both"/>
-        <w:rPr>
-          <w:rFonts w:ascii="Times New Roman" w:hAnsi="Times New Roman" w:cs="Times New Roman"/>
-          <w:sz w:val="26"/>
-        </w:rPr>
-      </w:pPr>
-      <w:r>
-        <w:rPr>
-          <w:rFonts w:ascii="Times New Roman" w:hAnsi="Times New Roman" w:cs="Times New Roman"/>
-          <w:sz w:val="26"/>
-        </w:rPr>
-        <w:t xml:space="preserve">   *   </w:t>
-      </w:r>
-      <w:r>
-        <w:rPr>
-          <w:rFonts w:ascii="Times New Roman" w:hAnsi="Times New Roman" w:cs="Times New Roman"/>
-          <w:b/>
-          <w:sz w:val="26"/>
-        </w:rPr>
-        <w:t xml:space="preserve">Hop chon thong minh: </w:t>
-      </w:r>
-      <w:r>
-        <w:rPr>
-          <w:rFonts w:ascii="Times New Roman" w:hAnsi="Times New Roman" w:cs="Times New Roman"/>
-          <w:sz w:val="26"/>
-        </w:rPr>
-        <w:t>Thay vi nhap text tu do, he thong tich hop tag select chon lay danh muc CLS va danh muc thuoc truc tiep tu co so du lieu SQL Server thong qua backend.</w:t>
+        <w:t>Trang sử dụng Hook useEffect để tải động danh sách bệnh nhân chờ khám từ database ngay khi component được render. Đồng thời sử dụng các ô chọn (select dropdown) liên kết trực tiếp với danh mục dịch vụ cận lâm sàng và danh mục thuốc thực tế để bác sĩ lựa chọn chính xác mã dịch vụ/mã thuốc thay vì nhập tay tự do như trước đây.</w:t>
       </w:r>
     </w:p>
     <w:p>
@@ -870,7 +1478,7 @@
           <w:b/>
           <w:sz w:val="28"/>
         </w:rPr>
-        <w:t>5. CAC CAU HOI BAO VE LUAN VAN</w:t>
+        <w:t>5. CÁC CÂU HỎI THƯỜNG GẶP KHI BẢO VỆ LUẬN VĂN</w:t>
       </w:r>
     </w:p>
     <w:p>
@@ -888,7 +1496,7 @@
           <w:b/>
           <w:sz w:val="26"/>
         </w:rPr>
-        <w:t>Cau hoi 1: Tai sao lai phai thuc hien Transaction o Backend khi luu?</w:t>
+        <w:t>Câu hỏi 1: Tại sao lại phải thực hiện Transaction ở Backend khi lưu kết quả khám?</w:t>
       </w:r>
     </w:p>
     <w:p>
@@ -905,7 +1513,7 @@
           <w:rFonts w:ascii="Times New Roman" w:hAnsi="Times New Roman" w:cs="Times New Roman"/>
           <w:sz w:val="26"/>
         </w:rPr>
-        <w:t>Tra loi: Vi mot hanh dong luu phieu kham cua bac si bao gom cap nhat rat nhieu bang lien quan nhu PhieuKham (sinh hieu, ket luan), insert DichVuYte (CLS), va insert ChiTietDonThuoc (toa thuoc). Neu khong dung Transaction, gia su luu sinh hieu thanh cong nhung ke thuoc bi loi thi du lieu se bi phan manh va khong dong nhat.</w:t>
+        <w:t>Trả lời: Một thao tác lưu kết quả khám bệnh của bác sĩ tác động đồng thời lên nhiều bảng dữ liệu khác nhau: cập nhật sinh hiệu bảng PhieuKham, xóa/thêm mới các chẩn đoán bảng ChiTietPhieuKhamICD, thêm dịch vụ kỹ thuật bảng DichVuYte, và lập đơn thuốc bảng ChiTietDonThuoc. Do đó, việc sử dụng Database Transaction đảm bảo tính toàn vẹn dữ liệu (ACID). Nếu có bất kỳ lỗi nào xảy ra ở một bảng bất kỳ, hệ thống sẽ thực hiện Rollback khôi phục trạng thái ban đầu, tránh việc dữ liệu bị lỗi phân mảnh, không nhất quán.</w:t>
       </w:r>
     </w:p>
     <w:p>
@@ -923,7 +1531,7 @@
           <w:b/>
           <w:sz w:val="26"/>
         </w:rPr>
-        <w:t>Cau hoi 2: Tai sao khong tach bang SinhHieu rieng ma lai luu trong PhieuKham?</w:t>
+        <w:t>Câu hỏi 2: Lợi ích của việc chuyển đổi ô nhập liệu tự do sang Dropdown danh mục là gì?</w:t>
       </w:r>
     </w:p>
     <w:p>
@@ -940,7 +1548,7 @@
           <w:rFonts w:ascii="Times New Roman" w:hAnsi="Times New Roman" w:cs="Times New Roman"/>
           <w:sz w:val="26"/>
         </w:rPr>
-        <w:t>Tra loi: Vi theo nghiep vu thuc te, moi phieu kham chi tuong ung voi duy nhat mot lan do sinh hieu luc tiep nhan/kham lam sang. Viec luu truc tiep cac truong nay tren PhieuKham giup giam thieu so luong bang, tranh viec phai thuc hien phat sinh cac phep JOIN phuc tap, tu do toi uu hoa toc do tai trang va hieu nang database.</w:t>
+        <w:t>Trả lời: Việc cho phép nhập tự do trước đây dễ dẫn đến sai sót chính tả, bác sĩ kê thuốc hoặc chỉ định dịch vụ không tồn tại trong kho thực tế của hệ thống. Chuyển sang Dropdown tìm kiếm từ Database đảm bảo tính chính xác 100%, đồng bộ mã dịch vụ (MaDv) và mã thuốc (MaThuoc) đúng với khóa ngoại của cơ sở dữ liệu giúp Backend dễ dàng kiểm tra tồn kho và lập hóa đơn thanh toán.</w:t>
       </w:r>
     </w:p>
     <w:p>
@@ -1371,7 +1979,7 @@
     <w:link w:val="Heading1Char"/>
     <w:uiPriority w:val="9"/>
     <w:qFormat/>
-    <w:rsid w:val="00C36F8B"/>
+    <w:rsid w:val="004D1759"/>
     <w:pPr>
       <w:keepNext/>
       <w:keepLines/>
@@ -1394,7 +2002,7 @@
     <w:semiHidden/>
     <w:unhideWhenUsed/>
     <w:qFormat/>
-    <w:rsid w:val="00C36F8B"/>
+    <w:rsid w:val="004D1759"/>
     <w:pPr>
       <w:keepNext/>
       <w:keepLines/>
@@ -1417,7 +2025,7 @@
     <w:semiHidden/>
     <w:unhideWhenUsed/>
     <w:qFormat/>
-    <w:rsid w:val="00C36F8B"/>
+    <w:rsid w:val="004D1759"/>
     <w:pPr>
       <w:keepNext/>
       <w:keepLines/>
@@ -1440,7 +2048,7 @@
     <w:semiHidden/>
     <w:unhideWhenUsed/>
     <w:qFormat/>
-    <w:rsid w:val="00C36F8B"/>
+    <w:rsid w:val="004D1759"/>
     <w:pPr>
       <w:keepNext/>
       <w:keepLines/>
@@ -1463,7 +2071,7 @@
     <w:semiHidden/>
     <w:unhideWhenUsed/>
     <w:qFormat/>
-    <w:rsid w:val="00C36F8B"/>
+    <w:rsid w:val="004D1759"/>
     <w:pPr>
       <w:keepNext/>
       <w:keepLines/>
@@ -1484,7 +2092,7 @@
     <w:semiHidden/>
     <w:unhideWhenUsed/>
     <w:qFormat/>
-    <w:rsid w:val="00C36F8B"/>
+    <w:rsid w:val="004D1759"/>
     <w:pPr>
       <w:keepNext/>
       <w:keepLines/>
@@ -1507,7 +2115,7 @@
     <w:semiHidden/>
     <w:unhideWhenUsed/>
     <w:qFormat/>
-    <w:rsid w:val="00C36F8B"/>
+    <w:rsid w:val="004D1759"/>
     <w:pPr>
       <w:keepNext/>
       <w:keepLines/>
@@ -1528,7 +2136,7 @@
     <w:semiHidden/>
     <w:unhideWhenUsed/>
     <w:qFormat/>
-    <w:rsid w:val="00C36F8B"/>
+    <w:rsid w:val="004D1759"/>
     <w:pPr>
       <w:keepNext/>
       <w:keepLines/>
@@ -1551,7 +2159,7 @@
     <w:semiHidden/>
     <w:unhideWhenUsed/>
     <w:qFormat/>
-    <w:rsid w:val="00C36F8B"/>
+    <w:rsid w:val="004D1759"/>
     <w:pPr>
       <w:keepNext/>
       <w:keepLines/>
@@ -1595,7 +2203,7 @@
     <w:basedOn w:val="DefaultParagraphFont"/>
     <w:link w:val="Heading1"/>
     <w:uiPriority w:val="9"/>
-    <w:rsid w:val="00C36F8B"/>
+    <w:rsid w:val="004D1759"/>
     <w:rPr>
       <w:rFonts w:asciiTheme="majorHAnsi" w:eastAsiaTheme="majorEastAsia" w:hAnsiTheme="majorHAnsi" w:cstheme="majorBidi"/>
       <w:color w:val="0F4761" w:themeColor="accent1" w:themeShade="BF"/>
@@ -1609,7 +2217,7 @@
     <w:link w:val="Heading2"/>
     <w:uiPriority w:val="9"/>
     <w:semiHidden/>
-    <w:rsid w:val="00C36F8B"/>
+    <w:rsid w:val="004D1759"/>
     <w:rPr>
       <w:rFonts w:asciiTheme="majorHAnsi" w:eastAsiaTheme="majorEastAsia" w:hAnsiTheme="majorHAnsi" w:cstheme="majorBidi"/>
       <w:color w:val="0F4761" w:themeColor="accent1" w:themeShade="BF"/>
@@ -1623,7 +2231,7 @@
     <w:link w:val="Heading3"/>
     <w:uiPriority w:val="9"/>
     <w:semiHidden/>
-    <w:rsid w:val="00C36F8B"/>
+    <w:rsid w:val="004D1759"/>
     <w:rPr>
       <w:rFonts w:eastAsiaTheme="majorEastAsia" w:cstheme="majorBidi"/>
       <w:color w:val="0F4761" w:themeColor="accent1" w:themeShade="BF"/>
@@ -1637,7 +2245,7 @@
     <w:link w:val="Heading4"/>
     <w:uiPriority w:val="9"/>
     <w:semiHidden/>
-    <w:rsid w:val="00C36F8B"/>
+    <w:rsid w:val="004D1759"/>
     <w:rPr>
       <w:rFonts w:eastAsiaTheme="majorEastAsia" w:cstheme="majorBidi"/>
       <w:i/>
@@ -1651,7 +2259,7 @@
     <w:link w:val="Heading5"/>
     <w:uiPriority w:val="9"/>
     <w:semiHidden/>
-    <w:rsid w:val="00C36F8B"/>
+    <w:rsid w:val="004D1759"/>
     <w:rPr>
       <w:rFonts w:eastAsiaTheme="majorEastAsia" w:cstheme="majorBidi"/>
       <w:color w:val="0F4761" w:themeColor="accent1" w:themeShade="BF"/>
@@ -1663,7 +2271,7 @@
     <w:link w:val="Heading6"/>
     <w:uiPriority w:val="9"/>
     <w:semiHidden/>
-    <w:rsid w:val="00C36F8B"/>
+    <w:rsid w:val="004D1759"/>
     <w:rPr>
       <w:rFonts w:eastAsiaTheme="majorEastAsia" w:cstheme="majorBidi"/>
       <w:i/>
@@ -1677,7 +2285,7 @@
     <w:link w:val="Heading7"/>
     <w:uiPriority w:val="9"/>
     <w:semiHidden/>
-    <w:rsid w:val="00C36F8B"/>
+    <w:rsid w:val="004D1759"/>
     <w:rPr>
       <w:rFonts w:eastAsiaTheme="majorEastAsia" w:cstheme="majorBidi"/>
       <w:color w:val="595959" w:themeColor="text1" w:themeTint="A6"/>
@@ -1689,7 +2297,7 @@
     <w:link w:val="Heading8"/>
     <w:uiPriority w:val="9"/>
     <w:semiHidden/>
-    <w:rsid w:val="00C36F8B"/>
+    <w:rsid w:val="004D1759"/>
     <w:rPr>
       <w:rFonts w:eastAsiaTheme="majorEastAsia" w:cstheme="majorBidi"/>
       <w:i/>
@@ -1703,7 +2311,7 @@
     <w:link w:val="Heading9"/>
     <w:uiPriority w:val="9"/>
     <w:semiHidden/>
-    <w:rsid w:val="00C36F8B"/>
+    <w:rsid w:val="004D1759"/>
     <w:rPr>
       <w:rFonts w:eastAsiaTheme="majorEastAsia" w:cstheme="majorBidi"/>
       <w:color w:val="272727" w:themeColor="text1" w:themeTint="D8"/>
@@ -1716,7 +2324,7 @@
     <w:link w:val="TitleChar"/>
     <w:uiPriority w:val="10"/>
     <w:qFormat/>
-    <w:rsid w:val="00C36F8B"/>
+    <w:rsid w:val="004D1759"/>
     <w:pPr>
       <w:spacing w:after="80" w:line="240" w:lineRule="auto"/>
       <w:contextualSpacing/>
@@ -1734,7 +2342,7 @@
     <w:basedOn w:val="DefaultParagraphFont"/>
     <w:link w:val="Title"/>
     <w:uiPriority w:val="10"/>
-    <w:rsid w:val="00C36F8B"/>
+    <w:rsid w:val="004D1759"/>
     <w:rPr>
       <w:rFonts w:asciiTheme="majorHAnsi" w:eastAsiaTheme="majorEastAsia" w:hAnsiTheme="majorHAnsi" w:cstheme="majorBidi"/>
       <w:spacing w:val="-10"/>
@@ -1750,7 +2358,7 @@
     <w:link w:val="SubtitleChar"/>
     <w:uiPriority w:val="11"/>
     <w:qFormat/>
-    <w:rsid w:val="00C36F8B"/>
+    <w:rsid w:val="004D1759"/>
     <w:pPr>
       <w:numPr>
         <w:ilvl w:val="1"/>
@@ -1769,7 +2377,7 @@
     <w:basedOn w:val="DefaultParagraphFont"/>
     <w:link w:val="Subtitle"/>
     <w:uiPriority w:val="11"/>
-    <w:rsid w:val="00C36F8B"/>
+    <w:rsid w:val="004D1759"/>
     <w:rPr>
       <w:rFonts w:eastAsiaTheme="majorEastAsia" w:cstheme="majorBidi"/>
       <w:color w:val="595959" w:themeColor="text1" w:themeTint="A6"/>
@@ -1785,7 +2393,7 @@
     <w:link w:val="QuoteChar"/>
     <w:uiPriority w:val="29"/>
     <w:qFormat/>
-    <w:rsid w:val="00C36F8B"/>
+    <w:rsid w:val="004D1759"/>
     <w:pPr>
       <w:spacing w:before="160"/>
       <w:jc w:val="center"/>
@@ -1801,7 +2409,7 @@
     <w:basedOn w:val="DefaultParagraphFont"/>
     <w:link w:val="Quote"/>
     <w:uiPriority w:val="29"/>
-    <w:rsid w:val="00C36F8B"/>
+    <w:rsid w:val="004D1759"/>
     <w:rPr>
       <w:i/>
       <w:iCs/>
@@ -1813,7 +2421,7 @@
     <w:basedOn w:val="Normal"/>
     <w:uiPriority w:val="34"/>
     <w:qFormat/>
-    <w:rsid w:val="00C36F8B"/>
+    <w:rsid w:val="004D1759"/>
     <w:pPr>
       <w:ind w:left="720"/>
       <w:contextualSpacing/>
@@ -1824,7 +2432,7 @@
     <w:basedOn w:val="DefaultParagraphFont"/>
     <w:uiPriority w:val="21"/>
     <w:qFormat/>
-    <w:rsid w:val="00C36F8B"/>
+    <w:rsid w:val="004D1759"/>
     <w:rPr>
       <w:i/>
       <w:iCs/>
@@ -1838,7 +2446,7 @@
     <w:link w:val="IntenseQuoteChar"/>
     <w:uiPriority w:val="30"/>
     <w:qFormat/>
-    <w:rsid w:val="00C36F8B"/>
+    <w:rsid w:val="004D1759"/>
     <w:pPr>
       <w:pBdr>
         <w:top w:val="single" w:sz="4" w:space="10" w:color="0F4761" w:themeColor="accent1" w:themeShade="BF"/>
@@ -1859,7 +2467,7 @@
     <w:basedOn w:val="DefaultParagraphFont"/>
     <w:link w:val="IntenseQuote"/>
     <w:uiPriority w:val="30"/>
-    <w:rsid w:val="00C36F8B"/>
+    <w:rsid w:val="004D1759"/>
     <w:rPr>
       <w:i/>
       <w:iCs/>
@@ -1871,7 +2479,7 @@
     <w:basedOn w:val="DefaultParagraphFont"/>
     <w:uiPriority w:val="32"/>
     <w:qFormat/>
-    <w:rsid w:val="00C36F8B"/>
+    <w:rsid w:val="004D1759"/>
     <w:rPr>
       <w:b/>
       <w:bCs/>

--- a/KhamBenh.docx
+++ b/KhamBenh.docx
@@ -1979,7 +1979,7 @@
     <w:link w:val="Heading1Char"/>
     <w:uiPriority w:val="9"/>
     <w:qFormat/>
-    <w:rsid w:val="004D1759"/>
+    <w:rsid w:val="00A94B5E"/>
     <w:pPr>
       <w:keepNext/>
       <w:keepLines/>
@@ -2002,7 +2002,7 @@
     <w:semiHidden/>
     <w:unhideWhenUsed/>
     <w:qFormat/>
-    <w:rsid w:val="004D1759"/>
+    <w:rsid w:val="00A94B5E"/>
     <w:pPr>
       <w:keepNext/>
       <w:keepLines/>
@@ -2025,7 +2025,7 @@
     <w:semiHidden/>
     <w:unhideWhenUsed/>
     <w:qFormat/>
-    <w:rsid w:val="004D1759"/>
+    <w:rsid w:val="00A94B5E"/>
     <w:pPr>
       <w:keepNext/>
       <w:keepLines/>
@@ -2048,7 +2048,7 @@
     <w:semiHidden/>
     <w:unhideWhenUsed/>
     <w:qFormat/>
-    <w:rsid w:val="004D1759"/>
+    <w:rsid w:val="00A94B5E"/>
     <w:pPr>
       <w:keepNext/>
       <w:keepLines/>
@@ -2071,7 +2071,7 @@
     <w:semiHidden/>
     <w:unhideWhenUsed/>
     <w:qFormat/>
-    <w:rsid w:val="004D1759"/>
+    <w:rsid w:val="00A94B5E"/>
     <w:pPr>
       <w:keepNext/>
       <w:keepLines/>
@@ -2092,7 +2092,7 @@
     <w:semiHidden/>
     <w:unhideWhenUsed/>
     <w:qFormat/>
-    <w:rsid w:val="004D1759"/>
+    <w:rsid w:val="00A94B5E"/>
     <w:pPr>
       <w:keepNext/>
       <w:keepLines/>
@@ -2115,7 +2115,7 @@
     <w:semiHidden/>
     <w:unhideWhenUsed/>
     <w:qFormat/>
-    <w:rsid w:val="004D1759"/>
+    <w:rsid w:val="00A94B5E"/>
     <w:pPr>
       <w:keepNext/>
       <w:keepLines/>
@@ -2136,7 +2136,7 @@
     <w:semiHidden/>
     <w:unhideWhenUsed/>
     <w:qFormat/>
-    <w:rsid w:val="004D1759"/>
+    <w:rsid w:val="00A94B5E"/>
     <w:pPr>
       <w:keepNext/>
       <w:keepLines/>
@@ -2159,7 +2159,7 @@
     <w:semiHidden/>
     <w:unhideWhenUsed/>
     <w:qFormat/>
-    <w:rsid w:val="004D1759"/>
+    <w:rsid w:val="00A94B5E"/>
     <w:pPr>
       <w:keepNext/>
       <w:keepLines/>
@@ -2203,7 +2203,7 @@
     <w:basedOn w:val="DefaultParagraphFont"/>
     <w:link w:val="Heading1"/>
     <w:uiPriority w:val="9"/>
-    <w:rsid w:val="004D1759"/>
+    <w:rsid w:val="00A94B5E"/>
     <w:rPr>
       <w:rFonts w:asciiTheme="majorHAnsi" w:eastAsiaTheme="majorEastAsia" w:hAnsiTheme="majorHAnsi" w:cstheme="majorBidi"/>
       <w:color w:val="0F4761" w:themeColor="accent1" w:themeShade="BF"/>
@@ -2217,7 +2217,7 @@
     <w:link w:val="Heading2"/>
     <w:uiPriority w:val="9"/>
     <w:semiHidden/>
-    <w:rsid w:val="004D1759"/>
+    <w:rsid w:val="00A94B5E"/>
     <w:rPr>
       <w:rFonts w:asciiTheme="majorHAnsi" w:eastAsiaTheme="majorEastAsia" w:hAnsiTheme="majorHAnsi" w:cstheme="majorBidi"/>
       <w:color w:val="0F4761" w:themeColor="accent1" w:themeShade="BF"/>
@@ -2231,7 +2231,7 @@
     <w:link w:val="Heading3"/>
     <w:uiPriority w:val="9"/>
     <w:semiHidden/>
-    <w:rsid w:val="004D1759"/>
+    <w:rsid w:val="00A94B5E"/>
     <w:rPr>
       <w:rFonts w:eastAsiaTheme="majorEastAsia" w:cstheme="majorBidi"/>
       <w:color w:val="0F4761" w:themeColor="accent1" w:themeShade="BF"/>
@@ -2245,7 +2245,7 @@
     <w:link w:val="Heading4"/>
     <w:uiPriority w:val="9"/>
     <w:semiHidden/>
-    <w:rsid w:val="004D1759"/>
+    <w:rsid w:val="00A94B5E"/>
     <w:rPr>
       <w:rFonts w:eastAsiaTheme="majorEastAsia" w:cstheme="majorBidi"/>
       <w:i/>
@@ -2259,7 +2259,7 @@
     <w:link w:val="Heading5"/>
     <w:uiPriority w:val="9"/>
     <w:semiHidden/>
-    <w:rsid w:val="004D1759"/>
+    <w:rsid w:val="00A94B5E"/>
     <w:rPr>
       <w:rFonts w:eastAsiaTheme="majorEastAsia" w:cstheme="majorBidi"/>
       <w:color w:val="0F4761" w:themeColor="accent1" w:themeShade="BF"/>
@@ -2271,7 +2271,7 @@
     <w:link w:val="Heading6"/>
     <w:uiPriority w:val="9"/>
     <w:semiHidden/>
-    <w:rsid w:val="004D1759"/>
+    <w:rsid w:val="00A94B5E"/>
     <w:rPr>
       <w:rFonts w:eastAsiaTheme="majorEastAsia" w:cstheme="majorBidi"/>
       <w:i/>
@@ -2285,7 +2285,7 @@
     <w:link w:val="Heading7"/>
     <w:uiPriority w:val="9"/>
     <w:semiHidden/>
-    <w:rsid w:val="004D1759"/>
+    <w:rsid w:val="00A94B5E"/>
     <w:rPr>
       <w:rFonts w:eastAsiaTheme="majorEastAsia" w:cstheme="majorBidi"/>
       <w:color w:val="595959" w:themeColor="text1" w:themeTint="A6"/>
@@ -2297,7 +2297,7 @@
     <w:link w:val="Heading8"/>
     <w:uiPriority w:val="9"/>
     <w:semiHidden/>
-    <w:rsid w:val="004D1759"/>
+    <w:rsid w:val="00A94B5E"/>
     <w:rPr>
       <w:rFonts w:eastAsiaTheme="majorEastAsia" w:cstheme="majorBidi"/>
       <w:i/>
@@ -2311,7 +2311,7 @@
     <w:link w:val="Heading9"/>
     <w:uiPriority w:val="9"/>
     <w:semiHidden/>
-    <w:rsid w:val="004D1759"/>
+    <w:rsid w:val="00A94B5E"/>
     <w:rPr>
       <w:rFonts w:eastAsiaTheme="majorEastAsia" w:cstheme="majorBidi"/>
       <w:color w:val="272727" w:themeColor="text1" w:themeTint="D8"/>
@@ -2324,7 +2324,7 @@
     <w:link w:val="TitleChar"/>
     <w:uiPriority w:val="10"/>
     <w:qFormat/>
-    <w:rsid w:val="004D1759"/>
+    <w:rsid w:val="00A94B5E"/>
     <w:pPr>
       <w:spacing w:after="80" w:line="240" w:lineRule="auto"/>
       <w:contextualSpacing/>
@@ -2342,7 +2342,7 @@
     <w:basedOn w:val="DefaultParagraphFont"/>
     <w:link w:val="Title"/>
     <w:uiPriority w:val="10"/>
-    <w:rsid w:val="004D1759"/>
+    <w:rsid w:val="00A94B5E"/>
     <w:rPr>
       <w:rFonts w:asciiTheme="majorHAnsi" w:eastAsiaTheme="majorEastAsia" w:hAnsiTheme="majorHAnsi" w:cstheme="majorBidi"/>
       <w:spacing w:val="-10"/>
@@ -2358,7 +2358,7 @@
     <w:link w:val="SubtitleChar"/>
     <w:uiPriority w:val="11"/>
     <w:qFormat/>
-    <w:rsid w:val="004D1759"/>
+    <w:rsid w:val="00A94B5E"/>
     <w:pPr>
       <w:numPr>
         <w:ilvl w:val="1"/>
@@ -2377,7 +2377,7 @@
     <w:basedOn w:val="DefaultParagraphFont"/>
     <w:link w:val="Subtitle"/>
     <w:uiPriority w:val="11"/>
-    <w:rsid w:val="004D1759"/>
+    <w:rsid w:val="00A94B5E"/>
     <w:rPr>
       <w:rFonts w:eastAsiaTheme="majorEastAsia" w:cstheme="majorBidi"/>
       <w:color w:val="595959" w:themeColor="text1" w:themeTint="A6"/>
@@ -2393,7 +2393,7 @@
     <w:link w:val="QuoteChar"/>
     <w:uiPriority w:val="29"/>
     <w:qFormat/>
-    <w:rsid w:val="004D1759"/>
+    <w:rsid w:val="00A94B5E"/>
     <w:pPr>
       <w:spacing w:before="160"/>
       <w:jc w:val="center"/>
@@ -2409,7 +2409,7 @@
     <w:basedOn w:val="DefaultParagraphFont"/>
     <w:link w:val="Quote"/>
     <w:uiPriority w:val="29"/>
-    <w:rsid w:val="004D1759"/>
+    <w:rsid w:val="00A94B5E"/>
     <w:rPr>
       <w:i/>
       <w:iCs/>
@@ -2421,7 +2421,7 @@
     <w:basedOn w:val="Normal"/>
     <w:uiPriority w:val="34"/>
     <w:qFormat/>
-    <w:rsid w:val="004D1759"/>
+    <w:rsid w:val="00A94B5E"/>
     <w:pPr>
       <w:ind w:left="720"/>
       <w:contextualSpacing/>
@@ -2432,7 +2432,7 @@
     <w:basedOn w:val="DefaultParagraphFont"/>
     <w:uiPriority w:val="21"/>
     <w:qFormat/>
-    <w:rsid w:val="004D1759"/>
+    <w:rsid w:val="00A94B5E"/>
     <w:rPr>
       <w:i/>
       <w:iCs/>
@@ -2446,7 +2446,7 @@
     <w:link w:val="IntenseQuoteChar"/>
     <w:uiPriority w:val="30"/>
     <w:qFormat/>
-    <w:rsid w:val="004D1759"/>
+    <w:rsid w:val="00A94B5E"/>
     <w:pPr>
       <w:pBdr>
         <w:top w:val="single" w:sz="4" w:space="10" w:color="0F4761" w:themeColor="accent1" w:themeShade="BF"/>
@@ -2467,7 +2467,7 @@
     <w:basedOn w:val="DefaultParagraphFont"/>
     <w:link w:val="IntenseQuote"/>
     <w:uiPriority w:val="30"/>
-    <w:rsid w:val="004D1759"/>
+    <w:rsid w:val="00A94B5E"/>
     <w:rPr>
       <w:i/>
       <w:iCs/>
@@ -2479,7 +2479,7 @@
     <w:basedOn w:val="DefaultParagraphFont"/>
     <w:uiPriority w:val="32"/>
     <w:qFormat/>
-    <w:rsid w:val="004D1759"/>
+    <w:rsid w:val="00A94B5E"/>
     <w:rPr>
       <w:b/>
       <w:bCs/>

--- a/KhamBenh.docx
+++ b/KhamBenh.docx
@@ -1979,7 +1979,7 @@
     <w:link w:val="Heading1Char"/>
     <w:uiPriority w:val="9"/>
     <w:qFormat/>
-    <w:rsid w:val="00A94B5E"/>
+    <w:rsid w:val="0040769C"/>
     <w:pPr>
       <w:keepNext/>
       <w:keepLines/>
@@ -2002,7 +2002,7 @@
     <w:semiHidden/>
     <w:unhideWhenUsed/>
     <w:qFormat/>
-    <w:rsid w:val="00A94B5E"/>
+    <w:rsid w:val="0040769C"/>
     <w:pPr>
       <w:keepNext/>
       <w:keepLines/>
@@ -2025,7 +2025,7 @@
     <w:semiHidden/>
     <w:unhideWhenUsed/>
     <w:qFormat/>
-    <w:rsid w:val="00A94B5E"/>
+    <w:rsid w:val="0040769C"/>
     <w:pPr>
       <w:keepNext/>
       <w:keepLines/>
@@ -2048,7 +2048,7 @@
     <w:semiHidden/>
     <w:unhideWhenUsed/>
     <w:qFormat/>
-    <w:rsid w:val="00A94B5E"/>
+    <w:rsid w:val="0040769C"/>
     <w:pPr>
       <w:keepNext/>
       <w:keepLines/>
@@ -2071,7 +2071,7 @@
     <w:semiHidden/>
     <w:unhideWhenUsed/>
     <w:qFormat/>
-    <w:rsid w:val="00A94B5E"/>
+    <w:rsid w:val="0040769C"/>
     <w:pPr>
       <w:keepNext/>
       <w:keepLines/>
@@ -2092,7 +2092,7 @@
     <w:semiHidden/>
     <w:unhideWhenUsed/>
     <w:qFormat/>
-    <w:rsid w:val="00A94B5E"/>
+    <w:rsid w:val="0040769C"/>
     <w:pPr>
       <w:keepNext/>
       <w:keepLines/>
@@ -2115,7 +2115,7 @@
     <w:semiHidden/>
     <w:unhideWhenUsed/>
     <w:qFormat/>
-    <w:rsid w:val="00A94B5E"/>
+    <w:rsid w:val="0040769C"/>
     <w:pPr>
       <w:keepNext/>
       <w:keepLines/>
@@ -2136,7 +2136,7 @@
     <w:semiHidden/>
     <w:unhideWhenUsed/>
     <w:qFormat/>
-    <w:rsid w:val="00A94B5E"/>
+    <w:rsid w:val="0040769C"/>
     <w:pPr>
       <w:keepNext/>
       <w:keepLines/>
@@ -2159,7 +2159,7 @@
     <w:semiHidden/>
     <w:unhideWhenUsed/>
     <w:qFormat/>
-    <w:rsid w:val="00A94B5E"/>
+    <w:rsid w:val="0040769C"/>
     <w:pPr>
       <w:keepNext/>
       <w:keepLines/>
@@ -2203,7 +2203,7 @@
     <w:basedOn w:val="DefaultParagraphFont"/>
     <w:link w:val="Heading1"/>
     <w:uiPriority w:val="9"/>
-    <w:rsid w:val="00A94B5E"/>
+    <w:rsid w:val="0040769C"/>
     <w:rPr>
       <w:rFonts w:asciiTheme="majorHAnsi" w:eastAsiaTheme="majorEastAsia" w:hAnsiTheme="majorHAnsi" w:cstheme="majorBidi"/>
       <w:color w:val="0F4761" w:themeColor="accent1" w:themeShade="BF"/>
@@ -2217,7 +2217,7 @@
     <w:link w:val="Heading2"/>
     <w:uiPriority w:val="9"/>
     <w:semiHidden/>
-    <w:rsid w:val="00A94B5E"/>
+    <w:rsid w:val="0040769C"/>
     <w:rPr>
       <w:rFonts w:asciiTheme="majorHAnsi" w:eastAsiaTheme="majorEastAsia" w:hAnsiTheme="majorHAnsi" w:cstheme="majorBidi"/>
       <w:color w:val="0F4761" w:themeColor="accent1" w:themeShade="BF"/>
@@ -2231,7 +2231,7 @@
     <w:link w:val="Heading3"/>
     <w:uiPriority w:val="9"/>
     <w:semiHidden/>
-    <w:rsid w:val="00A94B5E"/>
+    <w:rsid w:val="0040769C"/>
     <w:rPr>
       <w:rFonts w:eastAsiaTheme="majorEastAsia" w:cstheme="majorBidi"/>
       <w:color w:val="0F4761" w:themeColor="accent1" w:themeShade="BF"/>
@@ -2245,7 +2245,7 @@
     <w:link w:val="Heading4"/>
     <w:uiPriority w:val="9"/>
     <w:semiHidden/>
-    <w:rsid w:val="00A94B5E"/>
+    <w:rsid w:val="0040769C"/>
     <w:rPr>
       <w:rFonts w:eastAsiaTheme="majorEastAsia" w:cstheme="majorBidi"/>
       <w:i/>
@@ -2259,7 +2259,7 @@
     <w:link w:val="Heading5"/>
     <w:uiPriority w:val="9"/>
     <w:semiHidden/>
-    <w:rsid w:val="00A94B5E"/>
+    <w:rsid w:val="0040769C"/>
     <w:rPr>
       <w:rFonts w:eastAsiaTheme="majorEastAsia" w:cstheme="majorBidi"/>
       <w:color w:val="0F4761" w:themeColor="accent1" w:themeShade="BF"/>
@@ -2271,7 +2271,7 @@
     <w:link w:val="Heading6"/>
     <w:uiPriority w:val="9"/>
     <w:semiHidden/>
-    <w:rsid w:val="00A94B5E"/>
+    <w:rsid w:val="0040769C"/>
     <w:rPr>
       <w:rFonts w:eastAsiaTheme="majorEastAsia" w:cstheme="majorBidi"/>
       <w:i/>
@@ -2285,7 +2285,7 @@
     <w:link w:val="Heading7"/>
     <w:uiPriority w:val="9"/>
     <w:semiHidden/>
-    <w:rsid w:val="00A94B5E"/>
+    <w:rsid w:val="0040769C"/>
     <w:rPr>
       <w:rFonts w:eastAsiaTheme="majorEastAsia" w:cstheme="majorBidi"/>
       <w:color w:val="595959" w:themeColor="text1" w:themeTint="A6"/>
@@ -2297,7 +2297,7 @@
     <w:link w:val="Heading8"/>
     <w:uiPriority w:val="9"/>
     <w:semiHidden/>
-    <w:rsid w:val="00A94B5E"/>
+    <w:rsid w:val="0040769C"/>
     <w:rPr>
       <w:rFonts w:eastAsiaTheme="majorEastAsia" w:cstheme="majorBidi"/>
       <w:i/>
@@ -2311,7 +2311,7 @@
     <w:link w:val="Heading9"/>
     <w:uiPriority w:val="9"/>
     <w:semiHidden/>
-    <w:rsid w:val="00A94B5E"/>
+    <w:rsid w:val="0040769C"/>
     <w:rPr>
       <w:rFonts w:eastAsiaTheme="majorEastAsia" w:cstheme="majorBidi"/>
       <w:color w:val="272727" w:themeColor="text1" w:themeTint="D8"/>
@@ -2324,7 +2324,7 @@
     <w:link w:val="TitleChar"/>
     <w:uiPriority w:val="10"/>
     <w:qFormat/>
-    <w:rsid w:val="00A94B5E"/>
+    <w:rsid w:val="0040769C"/>
     <w:pPr>
       <w:spacing w:after="80" w:line="240" w:lineRule="auto"/>
       <w:contextualSpacing/>
@@ -2342,7 +2342,7 @@
     <w:basedOn w:val="DefaultParagraphFont"/>
     <w:link w:val="Title"/>
     <w:uiPriority w:val="10"/>
-    <w:rsid w:val="00A94B5E"/>
+    <w:rsid w:val="0040769C"/>
     <w:rPr>
       <w:rFonts w:asciiTheme="majorHAnsi" w:eastAsiaTheme="majorEastAsia" w:hAnsiTheme="majorHAnsi" w:cstheme="majorBidi"/>
       <w:spacing w:val="-10"/>
@@ -2358,7 +2358,7 @@
     <w:link w:val="SubtitleChar"/>
     <w:uiPriority w:val="11"/>
     <w:qFormat/>
-    <w:rsid w:val="00A94B5E"/>
+    <w:rsid w:val="0040769C"/>
     <w:pPr>
       <w:numPr>
         <w:ilvl w:val="1"/>
@@ -2377,7 +2377,7 @@
     <w:basedOn w:val="DefaultParagraphFont"/>
     <w:link w:val="Subtitle"/>
     <w:uiPriority w:val="11"/>
-    <w:rsid w:val="00A94B5E"/>
+    <w:rsid w:val="0040769C"/>
     <w:rPr>
       <w:rFonts w:eastAsiaTheme="majorEastAsia" w:cstheme="majorBidi"/>
       <w:color w:val="595959" w:themeColor="text1" w:themeTint="A6"/>
@@ -2393,7 +2393,7 @@
     <w:link w:val="QuoteChar"/>
     <w:uiPriority w:val="29"/>
     <w:qFormat/>
-    <w:rsid w:val="00A94B5E"/>
+    <w:rsid w:val="0040769C"/>
     <w:pPr>
       <w:spacing w:before="160"/>
       <w:jc w:val="center"/>
@@ -2409,7 +2409,7 @@
     <w:basedOn w:val="DefaultParagraphFont"/>
     <w:link w:val="Quote"/>
     <w:uiPriority w:val="29"/>
-    <w:rsid w:val="00A94B5E"/>
+    <w:rsid w:val="0040769C"/>
     <w:rPr>
       <w:i/>
       <w:iCs/>
@@ -2421,7 +2421,7 @@
     <w:basedOn w:val="Normal"/>
     <w:uiPriority w:val="34"/>
     <w:qFormat/>
-    <w:rsid w:val="00A94B5E"/>
+    <w:rsid w:val="0040769C"/>
     <w:pPr>
       <w:ind w:left="720"/>
       <w:contextualSpacing/>
@@ -2432,7 +2432,7 @@
     <w:basedOn w:val="DefaultParagraphFont"/>
     <w:uiPriority w:val="21"/>
     <w:qFormat/>
-    <w:rsid w:val="00A94B5E"/>
+    <w:rsid w:val="0040769C"/>
     <w:rPr>
       <w:i/>
       <w:iCs/>
@@ -2446,7 +2446,7 @@
     <w:link w:val="IntenseQuoteChar"/>
     <w:uiPriority w:val="30"/>
     <w:qFormat/>
-    <w:rsid w:val="00A94B5E"/>
+    <w:rsid w:val="0040769C"/>
     <w:pPr>
       <w:pBdr>
         <w:top w:val="single" w:sz="4" w:space="10" w:color="0F4761" w:themeColor="accent1" w:themeShade="BF"/>
@@ -2467,7 +2467,7 @@
     <w:basedOn w:val="DefaultParagraphFont"/>
     <w:link w:val="IntenseQuote"/>
     <w:uiPriority w:val="30"/>
-    <w:rsid w:val="00A94B5E"/>
+    <w:rsid w:val="0040769C"/>
     <w:rPr>
       <w:i/>
       <w:iCs/>
@@ -2479,7 +2479,7 @@
     <w:basedOn w:val="DefaultParagraphFont"/>
     <w:uiPriority w:val="32"/>
     <w:qFormat/>
-    <w:rsid w:val="00A94B5E"/>
+    <w:rsid w:val="0040769C"/>
     <w:rPr>
       <w:b/>
       <w:bCs/>

--- a/KhamBenh.docx
+++ b/KhamBenh.docx
@@ -1297,23 +1297,135 @@
           <w:rFonts w:ascii="Courier New" w:hAnsi="Courier New" w:cs="Courier New"/>
           <w:sz w:val="19"/>
         </w:rPr>
-        <w:t>export const apiGetDSBenhNhanChoKham = async ({ search = "", trangThai = "" } = {}) =&gt; {</w:t>
-      </w:r>
-    </w:p>
-    <w:p>
-      <w:pPr>
-        <w:spacing w:before="80" w:after="80" w:line="240" w:lineRule="auto"/>
-        <w:rPr>
-          <w:rFonts w:ascii="Courier New" w:hAnsi="Courier New" w:cs="Courier New"/>
-          <w:sz w:val="19"/>
-        </w:rPr>
-      </w:pPr>
-      <w:r>
-        <w:rPr>
-          <w:rFonts w:ascii="Courier New" w:hAnsi="Courier New" w:cs="Courier New"/>
-          <w:sz w:val="19"/>
-        </w:rPr>
-        <w:t xml:space="preserve">  return await apiFetch(`/KhamBenh/LayDSBenhNhan?search=${search}&amp;trangThai=${trangThai}`);</w:t>
+        <w:t>export const apiGetDSBenhNhanChoKham = async ({ search = '', trangThai = '', maBacSi = '', ngayKham = '', page = 1, limit = 50 } = {}) =&gt; {</w:t>
+      </w:r>
+    </w:p>
+    <w:p>
+      <w:pPr>
+        <w:spacing w:before="80" w:after="80" w:line="240" w:lineRule="auto"/>
+        <w:rPr>
+          <w:rFonts w:ascii="Courier New" w:hAnsi="Courier New" w:cs="Courier New"/>
+          <w:sz w:val="19"/>
+        </w:rPr>
+      </w:pPr>
+      <w:r>
+        <w:rPr>
+          <w:rFonts w:ascii="Courier New" w:hAnsi="Courier New" w:cs="Courier New"/>
+          <w:sz w:val="19"/>
+        </w:rPr>
+        <w:t xml:space="preserve">  const queryParams = new URLSearchParams();</w:t>
+      </w:r>
+    </w:p>
+    <w:p>
+      <w:pPr>
+        <w:spacing w:before="80" w:after="80" w:line="240" w:lineRule="auto"/>
+        <w:rPr>
+          <w:rFonts w:ascii="Courier New" w:hAnsi="Courier New" w:cs="Courier New"/>
+          <w:sz w:val="19"/>
+        </w:rPr>
+      </w:pPr>
+      <w:r>
+        <w:rPr>
+          <w:rFonts w:ascii="Courier New" w:hAnsi="Courier New" w:cs="Courier New"/>
+          <w:sz w:val="19"/>
+        </w:rPr>
+        <w:t xml:space="preserve">  if (search) queryParams.append('search', search);</w:t>
+      </w:r>
+    </w:p>
+    <w:p>
+      <w:pPr>
+        <w:spacing w:before="80" w:after="80" w:line="240" w:lineRule="auto"/>
+        <w:rPr>
+          <w:rFonts w:ascii="Courier New" w:hAnsi="Courier New" w:cs="Courier New"/>
+          <w:sz w:val="19"/>
+        </w:rPr>
+      </w:pPr>
+      <w:r>
+        <w:rPr>
+          <w:rFonts w:ascii="Courier New" w:hAnsi="Courier New" w:cs="Courier New"/>
+          <w:sz w:val="19"/>
+        </w:rPr>
+        <w:t xml:space="preserve">  if (trangThai !== '' &amp;&amp; trangThai !== null) queryParams.append('trangThai', trangThai);</w:t>
+      </w:r>
+    </w:p>
+    <w:p>
+      <w:pPr>
+        <w:spacing w:before="80" w:after="80" w:line="240" w:lineRule="auto"/>
+        <w:rPr>
+          <w:rFonts w:ascii="Courier New" w:hAnsi="Courier New" w:cs="Courier New"/>
+          <w:sz w:val="19"/>
+        </w:rPr>
+      </w:pPr>
+      <w:r>
+        <w:rPr>
+          <w:rFonts w:ascii="Courier New" w:hAnsi="Courier New" w:cs="Courier New"/>
+          <w:sz w:val="19"/>
+        </w:rPr>
+        <w:t xml:space="preserve">  if (maBacSi) queryParams.append('maBacSi', maBacSi);</w:t>
+      </w:r>
+    </w:p>
+    <w:p>
+      <w:pPr>
+        <w:spacing w:before="80" w:after="80" w:line="240" w:lineRule="auto"/>
+        <w:rPr>
+          <w:rFonts w:ascii="Courier New" w:hAnsi="Courier New" w:cs="Courier New"/>
+          <w:sz w:val="19"/>
+        </w:rPr>
+      </w:pPr>
+      <w:r>
+        <w:rPr>
+          <w:rFonts w:ascii="Courier New" w:hAnsi="Courier New" w:cs="Courier New"/>
+          <w:sz w:val="19"/>
+        </w:rPr>
+        <w:t xml:space="preserve">  if (ngayKham) queryParams.append('ngayKham', ngayKham);</w:t>
+      </w:r>
+    </w:p>
+    <w:p>
+      <w:pPr>
+        <w:spacing w:before="80" w:after="80" w:line="240" w:lineRule="auto"/>
+        <w:rPr>
+          <w:rFonts w:ascii="Courier New" w:hAnsi="Courier New" w:cs="Courier New"/>
+          <w:sz w:val="19"/>
+        </w:rPr>
+      </w:pPr>
+      <w:r>
+        <w:rPr>
+          <w:rFonts w:ascii="Courier New" w:hAnsi="Courier New" w:cs="Courier New"/>
+          <w:sz w:val="19"/>
+        </w:rPr>
+        <w:t xml:space="preserve">  queryParams.append('page', page);</w:t>
+      </w:r>
+    </w:p>
+    <w:p>
+      <w:pPr>
+        <w:spacing w:before="80" w:after="80" w:line="240" w:lineRule="auto"/>
+        <w:rPr>
+          <w:rFonts w:ascii="Courier New" w:hAnsi="Courier New" w:cs="Courier New"/>
+          <w:sz w:val="19"/>
+        </w:rPr>
+      </w:pPr>
+      <w:r>
+        <w:rPr>
+          <w:rFonts w:ascii="Courier New" w:hAnsi="Courier New" w:cs="Courier New"/>
+          <w:sz w:val="19"/>
+        </w:rPr>
+        <w:t xml:space="preserve">  queryParams.append('limit', limit);</w:t>
+      </w:r>
+    </w:p>
+    <w:p>
+      <w:pPr>
+        <w:spacing w:before="80" w:after="80" w:line="240" w:lineRule="auto"/>
+        <w:rPr>
+          <w:rFonts w:ascii="Courier New" w:hAnsi="Courier New" w:cs="Courier New"/>
+          <w:sz w:val="19"/>
+        </w:rPr>
+      </w:pPr>
+      <w:r>
+        <w:rPr>
+          <w:rFonts w:ascii="Courier New" w:hAnsi="Courier New" w:cs="Courier New"/>
+          <w:sz w:val="19"/>
+        </w:rPr>
+        <w:t xml:space="preserve">  return await apiFetch(`/KhamBenh/LayDSBenhNhan?` + queryParams.toString());</w:t>
       </w:r>
     </w:p>
     <w:p>
@@ -1979,7 +2091,7 @@
     <w:link w:val="Heading1Char"/>
     <w:uiPriority w:val="9"/>
     <w:qFormat/>
-    <w:rsid w:val="0040769C"/>
+    <w:rsid w:val="004014A8"/>
     <w:pPr>
       <w:keepNext/>
       <w:keepLines/>
@@ -2002,7 +2114,7 @@
     <w:semiHidden/>
     <w:unhideWhenUsed/>
     <w:qFormat/>
-    <w:rsid w:val="0040769C"/>
+    <w:rsid w:val="004014A8"/>
     <w:pPr>
       <w:keepNext/>
       <w:keepLines/>
@@ -2025,7 +2137,7 @@
     <w:semiHidden/>
     <w:unhideWhenUsed/>
     <w:qFormat/>
-    <w:rsid w:val="0040769C"/>
+    <w:rsid w:val="004014A8"/>
     <w:pPr>
       <w:keepNext/>
       <w:keepLines/>
@@ -2048,7 +2160,7 @@
     <w:semiHidden/>
     <w:unhideWhenUsed/>
     <w:qFormat/>
-    <w:rsid w:val="0040769C"/>
+    <w:rsid w:val="004014A8"/>
     <w:pPr>
       <w:keepNext/>
       <w:keepLines/>
@@ -2071,7 +2183,7 @@
     <w:semiHidden/>
     <w:unhideWhenUsed/>
     <w:qFormat/>
-    <w:rsid w:val="0040769C"/>
+    <w:rsid w:val="004014A8"/>
     <w:pPr>
       <w:keepNext/>
       <w:keepLines/>
@@ -2092,7 +2204,7 @@
     <w:semiHidden/>
     <w:unhideWhenUsed/>
     <w:qFormat/>
-    <w:rsid w:val="0040769C"/>
+    <w:rsid w:val="004014A8"/>
     <w:pPr>
       <w:keepNext/>
       <w:keepLines/>
@@ -2115,7 +2227,7 @@
     <w:semiHidden/>
     <w:unhideWhenUsed/>
     <w:qFormat/>
-    <w:rsid w:val="0040769C"/>
+    <w:rsid w:val="004014A8"/>
     <w:pPr>
       <w:keepNext/>
       <w:keepLines/>
@@ -2136,7 +2248,7 @@
     <w:semiHidden/>
     <w:unhideWhenUsed/>
     <w:qFormat/>
-    <w:rsid w:val="0040769C"/>
+    <w:rsid w:val="004014A8"/>
     <w:pPr>
       <w:keepNext/>
       <w:keepLines/>
@@ -2159,7 +2271,7 @@
     <w:semiHidden/>
     <w:unhideWhenUsed/>
     <w:qFormat/>
-    <w:rsid w:val="0040769C"/>
+    <w:rsid w:val="004014A8"/>
     <w:pPr>
       <w:keepNext/>
       <w:keepLines/>
@@ -2203,7 +2315,7 @@
     <w:basedOn w:val="DefaultParagraphFont"/>
     <w:link w:val="Heading1"/>
     <w:uiPriority w:val="9"/>
-    <w:rsid w:val="0040769C"/>
+    <w:rsid w:val="004014A8"/>
     <w:rPr>
       <w:rFonts w:asciiTheme="majorHAnsi" w:eastAsiaTheme="majorEastAsia" w:hAnsiTheme="majorHAnsi" w:cstheme="majorBidi"/>
       <w:color w:val="0F4761" w:themeColor="accent1" w:themeShade="BF"/>
@@ -2217,7 +2329,7 @@
     <w:link w:val="Heading2"/>
     <w:uiPriority w:val="9"/>
     <w:semiHidden/>
-    <w:rsid w:val="0040769C"/>
+    <w:rsid w:val="004014A8"/>
     <w:rPr>
       <w:rFonts w:asciiTheme="majorHAnsi" w:eastAsiaTheme="majorEastAsia" w:hAnsiTheme="majorHAnsi" w:cstheme="majorBidi"/>
       <w:color w:val="0F4761" w:themeColor="accent1" w:themeShade="BF"/>
@@ -2231,7 +2343,7 @@
     <w:link w:val="Heading3"/>
     <w:uiPriority w:val="9"/>
     <w:semiHidden/>
-    <w:rsid w:val="0040769C"/>
+    <w:rsid w:val="004014A8"/>
     <w:rPr>
       <w:rFonts w:eastAsiaTheme="majorEastAsia" w:cstheme="majorBidi"/>
       <w:color w:val="0F4761" w:themeColor="accent1" w:themeShade="BF"/>
@@ -2245,7 +2357,7 @@
     <w:link w:val="Heading4"/>
     <w:uiPriority w:val="9"/>
     <w:semiHidden/>
-    <w:rsid w:val="0040769C"/>
+    <w:rsid w:val="004014A8"/>
     <w:rPr>
       <w:rFonts w:eastAsiaTheme="majorEastAsia" w:cstheme="majorBidi"/>
       <w:i/>
@@ -2259,7 +2371,7 @@
     <w:link w:val="Heading5"/>
     <w:uiPriority w:val="9"/>
     <w:semiHidden/>
-    <w:rsid w:val="0040769C"/>
+    <w:rsid w:val="004014A8"/>
     <w:rPr>
       <w:rFonts w:eastAsiaTheme="majorEastAsia" w:cstheme="majorBidi"/>
       <w:color w:val="0F4761" w:themeColor="accent1" w:themeShade="BF"/>
@@ -2271,7 +2383,7 @@
     <w:link w:val="Heading6"/>
     <w:uiPriority w:val="9"/>
     <w:semiHidden/>
-    <w:rsid w:val="0040769C"/>
+    <w:rsid w:val="004014A8"/>
     <w:rPr>
       <w:rFonts w:eastAsiaTheme="majorEastAsia" w:cstheme="majorBidi"/>
       <w:i/>
@@ -2285,7 +2397,7 @@
     <w:link w:val="Heading7"/>
     <w:uiPriority w:val="9"/>
     <w:semiHidden/>
-    <w:rsid w:val="0040769C"/>
+    <w:rsid w:val="004014A8"/>
     <w:rPr>
       <w:rFonts w:eastAsiaTheme="majorEastAsia" w:cstheme="majorBidi"/>
       <w:color w:val="595959" w:themeColor="text1" w:themeTint="A6"/>
@@ -2297,7 +2409,7 @@
     <w:link w:val="Heading8"/>
     <w:uiPriority w:val="9"/>
     <w:semiHidden/>
-    <w:rsid w:val="0040769C"/>
+    <w:rsid w:val="004014A8"/>
     <w:rPr>
       <w:rFonts w:eastAsiaTheme="majorEastAsia" w:cstheme="majorBidi"/>
       <w:i/>
@@ -2311,7 +2423,7 @@
     <w:link w:val="Heading9"/>
     <w:uiPriority w:val="9"/>
     <w:semiHidden/>
-    <w:rsid w:val="0040769C"/>
+    <w:rsid w:val="004014A8"/>
     <w:rPr>
       <w:rFonts w:eastAsiaTheme="majorEastAsia" w:cstheme="majorBidi"/>
       <w:color w:val="272727" w:themeColor="text1" w:themeTint="D8"/>
@@ -2324,7 +2436,7 @@
     <w:link w:val="TitleChar"/>
     <w:uiPriority w:val="10"/>
     <w:qFormat/>
-    <w:rsid w:val="0040769C"/>
+    <w:rsid w:val="004014A8"/>
     <w:pPr>
       <w:spacing w:after="80" w:line="240" w:lineRule="auto"/>
       <w:contextualSpacing/>
@@ -2342,7 +2454,7 @@
     <w:basedOn w:val="DefaultParagraphFont"/>
     <w:link w:val="Title"/>
     <w:uiPriority w:val="10"/>
-    <w:rsid w:val="0040769C"/>
+    <w:rsid w:val="004014A8"/>
     <w:rPr>
       <w:rFonts w:asciiTheme="majorHAnsi" w:eastAsiaTheme="majorEastAsia" w:hAnsiTheme="majorHAnsi" w:cstheme="majorBidi"/>
       <w:spacing w:val="-10"/>
@@ -2358,7 +2470,7 @@
     <w:link w:val="SubtitleChar"/>
     <w:uiPriority w:val="11"/>
     <w:qFormat/>
-    <w:rsid w:val="0040769C"/>
+    <w:rsid w:val="004014A8"/>
     <w:pPr>
       <w:numPr>
         <w:ilvl w:val="1"/>
@@ -2377,7 +2489,7 @@
     <w:basedOn w:val="DefaultParagraphFont"/>
     <w:link w:val="Subtitle"/>
     <w:uiPriority w:val="11"/>
-    <w:rsid w:val="0040769C"/>
+    <w:rsid w:val="004014A8"/>
     <w:rPr>
       <w:rFonts w:eastAsiaTheme="majorEastAsia" w:cstheme="majorBidi"/>
       <w:color w:val="595959" w:themeColor="text1" w:themeTint="A6"/>
@@ -2393,7 +2505,7 @@
     <w:link w:val="QuoteChar"/>
     <w:uiPriority w:val="29"/>
     <w:qFormat/>
-    <w:rsid w:val="0040769C"/>
+    <w:rsid w:val="004014A8"/>
     <w:pPr>
       <w:spacing w:before="160"/>
       <w:jc w:val="center"/>
@@ -2409,7 +2521,7 @@
     <w:basedOn w:val="DefaultParagraphFont"/>
     <w:link w:val="Quote"/>
     <w:uiPriority w:val="29"/>
-    <w:rsid w:val="0040769C"/>
+    <w:rsid w:val="004014A8"/>
     <w:rPr>
       <w:i/>
       <w:iCs/>
@@ -2421,7 +2533,7 @@
     <w:basedOn w:val="Normal"/>
     <w:uiPriority w:val="34"/>
     <w:qFormat/>
-    <w:rsid w:val="0040769C"/>
+    <w:rsid w:val="004014A8"/>
     <w:pPr>
       <w:ind w:left="720"/>
       <w:contextualSpacing/>
@@ -2432,7 +2544,7 @@
     <w:basedOn w:val="DefaultParagraphFont"/>
     <w:uiPriority w:val="21"/>
     <w:qFormat/>
-    <w:rsid w:val="0040769C"/>
+    <w:rsid w:val="004014A8"/>
     <w:rPr>
       <w:i/>
       <w:iCs/>
@@ -2446,7 +2558,7 @@
     <w:link w:val="IntenseQuoteChar"/>
     <w:uiPriority w:val="30"/>
     <w:qFormat/>
-    <w:rsid w:val="0040769C"/>
+    <w:rsid w:val="004014A8"/>
     <w:pPr>
       <w:pBdr>
         <w:top w:val="single" w:sz="4" w:space="10" w:color="0F4761" w:themeColor="accent1" w:themeShade="BF"/>
@@ -2467,7 +2579,7 @@
     <w:basedOn w:val="DefaultParagraphFont"/>
     <w:link w:val="IntenseQuote"/>
     <w:uiPriority w:val="30"/>
-    <w:rsid w:val="0040769C"/>
+    <w:rsid w:val="004014A8"/>
     <w:rPr>
       <w:i/>
       <w:iCs/>
@@ -2479,7 +2591,7 @@
     <w:basedOn w:val="DefaultParagraphFont"/>
     <w:uiPriority w:val="32"/>
     <w:qFormat/>
-    <w:rsid w:val="0040769C"/>
+    <w:rsid w:val="004014A8"/>
     <w:rPr>
       <w:b/>
       <w:bCs/>

--- a/KhamBenh.docx
+++ b/KhamBenh.docx
@@ -1572,7 +1572,7 @@
           <w:rFonts w:ascii="Times New Roman" w:hAnsi="Times New Roman" w:cs="Times New Roman"/>
           <w:sz w:val="26"/>
         </w:rPr>
-        <w:t>Trang sử dụng Hook useEffect để tải động danh sách bệnh nhân chờ khám từ database ngay khi component được render. Đồng thời sử dụng các ô chọn (select dropdown) liên kết trực tiếp với danh mục dịch vụ cận lâm sàng và danh mục thuốc thực tế để bác sĩ lựa chọn chính xác mã dịch vụ/mã thuốc thay vì nhập tay tự do như trước đây.</w:t>
+        <w:t>Trang sử dụng Hook useEffect để tải động danh sách bệnh nhân chờ khám từ database ngay khi component được render. Đồng thời tích hợp ô tìm kiếm gợi ý (Autocomplete Search) thông minh cho phép tìm kiếm thuốc và dịch vụ cận lâm sàng theo cả mã và tên thực tế. Khi bác sĩ chọn một mục từ kết quả gợi ý, hệ thống tự động thêm ngay vào danh sách chỉ định mà không cần nút 'Thêm' thủ công. Đối với đơn thuốc, số lượng và cách dùng có thể chỉnh sửa trực tiếp thông qua các ô nhập liệu ngay trên dòng của bảng kê đơn, đem lại trải nghiệm mượt mà và tối ưu thao tác cho bác sĩ.</w:t>
       </w:r>
     </w:p>
     <w:p>
@@ -1643,7 +1643,7 @@
           <w:b/>
           <w:sz w:val="26"/>
         </w:rPr>
-        <w:t>Câu hỏi 2: Lợi ích của việc chuyển đổi ô nhập liệu tự do sang Dropdown danh mục là gì?</w:t>
+        <w:t>Câu hỏi 2: Lợi ích của việc chuyển sang tìm kiếm gợi ý thông minh và cho phép nhập trực tiếp trên bảng là gì?</w:t>
       </w:r>
     </w:p>
     <w:p>
@@ -1660,7 +1660,7 @@
           <w:rFonts w:ascii="Times New Roman" w:hAnsi="Times New Roman" w:cs="Times New Roman"/>
           <w:sz w:val="26"/>
         </w:rPr>
-        <w:t>Trả lời: Việc cho phép nhập tự do trước đây dễ dẫn đến sai sót chính tả, bác sĩ kê thuốc hoặc chỉ định dịch vụ không tồn tại trong kho thực tế của hệ thống. Chuyển sang Dropdown tìm kiếm từ Database đảm bảo tính chính xác 100%, đồng bộ mã dịch vụ (MaDv) và mã thuốc (MaThuoc) đúng với khóa ngoại của cơ sở dữ liệu giúp Backend dễ dàng kiểm tra tồn kho và lập hóa đơn thanh toán.</w:t>
+        <w:t>Trả lời: Thiết kế này loại bỏ hoàn toàn các nút 'Thêm' thừa thãi và giảm thiểu số lần click chuột của bác sĩ. Ô tìm kiếm gợi ý thông minh (hỗ trợ cả mã và tên) giúp tra cứu nhanh chóng hàng trăm mã dịch vụ/thuốc. Việc cho phép chỉnh sửa số lượng và cách dùng trực tiếp trên dòng bảng giúp bác sĩ có cái nhìn trực quan, dễ dàng kiểm tra, thay đổi nhanh chóng và hạn chế tối đa sai sót trước khi gửi kết quả lưu trữ vào cơ sở dữ liệu.</w:t>
       </w:r>
     </w:p>
     <w:p>
@@ -2091,7 +2091,7 @@
     <w:link w:val="Heading1Char"/>
     <w:uiPriority w:val="9"/>
     <w:qFormat/>
-    <w:rsid w:val="004014A8"/>
+    <w:rsid w:val="00543EFE"/>
     <w:pPr>
       <w:keepNext/>
       <w:keepLines/>
@@ -2114,7 +2114,7 @@
     <w:semiHidden/>
     <w:unhideWhenUsed/>
     <w:qFormat/>
-    <w:rsid w:val="004014A8"/>
+    <w:rsid w:val="00543EFE"/>
     <w:pPr>
       <w:keepNext/>
       <w:keepLines/>
@@ -2137,7 +2137,7 @@
     <w:semiHidden/>
     <w:unhideWhenUsed/>
     <w:qFormat/>
-    <w:rsid w:val="004014A8"/>
+    <w:rsid w:val="00543EFE"/>
     <w:pPr>
       <w:keepNext/>
       <w:keepLines/>
@@ -2160,7 +2160,7 @@
     <w:semiHidden/>
     <w:unhideWhenUsed/>
     <w:qFormat/>
-    <w:rsid w:val="004014A8"/>
+    <w:rsid w:val="00543EFE"/>
     <w:pPr>
       <w:keepNext/>
       <w:keepLines/>
@@ -2183,7 +2183,7 @@
     <w:semiHidden/>
     <w:unhideWhenUsed/>
     <w:qFormat/>
-    <w:rsid w:val="004014A8"/>
+    <w:rsid w:val="00543EFE"/>
     <w:pPr>
       <w:keepNext/>
       <w:keepLines/>
@@ -2204,7 +2204,7 @@
     <w:semiHidden/>
     <w:unhideWhenUsed/>
     <w:qFormat/>
-    <w:rsid w:val="004014A8"/>
+    <w:rsid w:val="00543EFE"/>
     <w:pPr>
       <w:keepNext/>
       <w:keepLines/>
@@ -2227,7 +2227,7 @@
     <w:semiHidden/>
     <w:unhideWhenUsed/>
     <w:qFormat/>
-    <w:rsid w:val="004014A8"/>
+    <w:rsid w:val="00543EFE"/>
     <w:pPr>
       <w:keepNext/>
       <w:keepLines/>
@@ -2248,7 +2248,7 @@
     <w:semiHidden/>
     <w:unhideWhenUsed/>
     <w:qFormat/>
-    <w:rsid w:val="004014A8"/>
+    <w:rsid w:val="00543EFE"/>
     <w:pPr>
       <w:keepNext/>
       <w:keepLines/>
@@ -2271,7 +2271,7 @@
     <w:semiHidden/>
     <w:unhideWhenUsed/>
     <w:qFormat/>
-    <w:rsid w:val="004014A8"/>
+    <w:rsid w:val="00543EFE"/>
     <w:pPr>
       <w:keepNext/>
       <w:keepLines/>
@@ -2315,7 +2315,7 @@
     <w:basedOn w:val="DefaultParagraphFont"/>
     <w:link w:val="Heading1"/>
     <w:uiPriority w:val="9"/>
-    <w:rsid w:val="004014A8"/>
+    <w:rsid w:val="00543EFE"/>
     <w:rPr>
       <w:rFonts w:asciiTheme="majorHAnsi" w:eastAsiaTheme="majorEastAsia" w:hAnsiTheme="majorHAnsi" w:cstheme="majorBidi"/>
       <w:color w:val="0F4761" w:themeColor="accent1" w:themeShade="BF"/>
@@ -2329,7 +2329,7 @@
     <w:link w:val="Heading2"/>
     <w:uiPriority w:val="9"/>
     <w:semiHidden/>
-    <w:rsid w:val="004014A8"/>
+    <w:rsid w:val="00543EFE"/>
     <w:rPr>
       <w:rFonts w:asciiTheme="majorHAnsi" w:eastAsiaTheme="majorEastAsia" w:hAnsiTheme="majorHAnsi" w:cstheme="majorBidi"/>
       <w:color w:val="0F4761" w:themeColor="accent1" w:themeShade="BF"/>
@@ -2343,7 +2343,7 @@
     <w:link w:val="Heading3"/>
     <w:uiPriority w:val="9"/>
     <w:semiHidden/>
-    <w:rsid w:val="004014A8"/>
+    <w:rsid w:val="00543EFE"/>
     <w:rPr>
       <w:rFonts w:eastAsiaTheme="majorEastAsia" w:cstheme="majorBidi"/>
       <w:color w:val="0F4761" w:themeColor="accent1" w:themeShade="BF"/>
@@ -2357,7 +2357,7 @@
     <w:link w:val="Heading4"/>
     <w:uiPriority w:val="9"/>
     <w:semiHidden/>
-    <w:rsid w:val="004014A8"/>
+    <w:rsid w:val="00543EFE"/>
     <w:rPr>
       <w:rFonts w:eastAsiaTheme="majorEastAsia" w:cstheme="majorBidi"/>
       <w:i/>
@@ -2371,7 +2371,7 @@
     <w:link w:val="Heading5"/>
     <w:uiPriority w:val="9"/>
     <w:semiHidden/>
-    <w:rsid w:val="004014A8"/>
+    <w:rsid w:val="00543EFE"/>
     <w:rPr>
       <w:rFonts w:eastAsiaTheme="majorEastAsia" w:cstheme="majorBidi"/>
       <w:color w:val="0F4761" w:themeColor="accent1" w:themeShade="BF"/>
@@ -2383,7 +2383,7 @@
     <w:link w:val="Heading6"/>
     <w:uiPriority w:val="9"/>
     <w:semiHidden/>
-    <w:rsid w:val="004014A8"/>
+    <w:rsid w:val="00543EFE"/>
     <w:rPr>
       <w:rFonts w:eastAsiaTheme="majorEastAsia" w:cstheme="majorBidi"/>
       <w:i/>
@@ -2397,7 +2397,7 @@
     <w:link w:val="Heading7"/>
     <w:uiPriority w:val="9"/>
     <w:semiHidden/>
-    <w:rsid w:val="004014A8"/>
+    <w:rsid w:val="00543EFE"/>
     <w:rPr>
       <w:rFonts w:eastAsiaTheme="majorEastAsia" w:cstheme="majorBidi"/>
       <w:color w:val="595959" w:themeColor="text1" w:themeTint="A6"/>
@@ -2409,7 +2409,7 @@
     <w:link w:val="Heading8"/>
     <w:uiPriority w:val="9"/>
     <w:semiHidden/>
-    <w:rsid w:val="004014A8"/>
+    <w:rsid w:val="00543EFE"/>
     <w:rPr>
       <w:rFonts w:eastAsiaTheme="majorEastAsia" w:cstheme="majorBidi"/>
       <w:i/>
@@ -2423,7 +2423,7 @@
     <w:link w:val="Heading9"/>
     <w:uiPriority w:val="9"/>
     <w:semiHidden/>
-    <w:rsid w:val="004014A8"/>
+    <w:rsid w:val="00543EFE"/>
     <w:rPr>
       <w:rFonts w:eastAsiaTheme="majorEastAsia" w:cstheme="majorBidi"/>
       <w:color w:val="272727" w:themeColor="text1" w:themeTint="D8"/>
@@ -2436,7 +2436,7 @@
     <w:link w:val="TitleChar"/>
     <w:uiPriority w:val="10"/>
     <w:qFormat/>
-    <w:rsid w:val="004014A8"/>
+    <w:rsid w:val="00543EFE"/>
     <w:pPr>
       <w:spacing w:after="80" w:line="240" w:lineRule="auto"/>
       <w:contextualSpacing/>
@@ -2454,7 +2454,7 @@
     <w:basedOn w:val="DefaultParagraphFont"/>
     <w:link w:val="Title"/>
     <w:uiPriority w:val="10"/>
-    <w:rsid w:val="004014A8"/>
+    <w:rsid w:val="00543EFE"/>
     <w:rPr>
       <w:rFonts w:asciiTheme="majorHAnsi" w:eastAsiaTheme="majorEastAsia" w:hAnsiTheme="majorHAnsi" w:cstheme="majorBidi"/>
       <w:spacing w:val="-10"/>
@@ -2470,7 +2470,7 @@
     <w:link w:val="SubtitleChar"/>
     <w:uiPriority w:val="11"/>
     <w:qFormat/>
-    <w:rsid w:val="004014A8"/>
+    <w:rsid w:val="00543EFE"/>
     <w:pPr>
       <w:numPr>
         <w:ilvl w:val="1"/>
@@ -2489,7 +2489,7 @@
     <w:basedOn w:val="DefaultParagraphFont"/>
     <w:link w:val="Subtitle"/>
     <w:uiPriority w:val="11"/>
-    <w:rsid w:val="004014A8"/>
+    <w:rsid w:val="00543EFE"/>
     <w:rPr>
       <w:rFonts w:eastAsiaTheme="majorEastAsia" w:cstheme="majorBidi"/>
       <w:color w:val="595959" w:themeColor="text1" w:themeTint="A6"/>
@@ -2505,7 +2505,7 @@
     <w:link w:val="QuoteChar"/>
     <w:uiPriority w:val="29"/>
     <w:qFormat/>
-    <w:rsid w:val="004014A8"/>
+    <w:rsid w:val="00543EFE"/>
     <w:pPr>
       <w:spacing w:before="160"/>
       <w:jc w:val="center"/>
@@ -2521,7 +2521,7 @@
     <w:basedOn w:val="DefaultParagraphFont"/>
     <w:link w:val="Quote"/>
     <w:uiPriority w:val="29"/>
-    <w:rsid w:val="004014A8"/>
+    <w:rsid w:val="00543EFE"/>
     <w:rPr>
       <w:i/>
       <w:iCs/>
@@ -2533,7 +2533,7 @@
     <w:basedOn w:val="Normal"/>
     <w:uiPriority w:val="34"/>
     <w:qFormat/>
-    <w:rsid w:val="004014A8"/>
+    <w:rsid w:val="00543EFE"/>
     <w:pPr>
       <w:ind w:left="720"/>
       <w:contextualSpacing/>
@@ -2544,7 +2544,7 @@
     <w:basedOn w:val="DefaultParagraphFont"/>
     <w:uiPriority w:val="21"/>
     <w:qFormat/>
-    <w:rsid w:val="004014A8"/>
+    <w:rsid w:val="00543EFE"/>
     <w:rPr>
       <w:i/>
       <w:iCs/>
@@ -2558,7 +2558,7 @@
     <w:link w:val="IntenseQuoteChar"/>
     <w:uiPriority w:val="30"/>
     <w:qFormat/>
-    <w:rsid w:val="004014A8"/>
+    <w:rsid w:val="00543EFE"/>
     <w:pPr>
       <w:pBdr>
         <w:top w:val="single" w:sz="4" w:space="10" w:color="0F4761" w:themeColor="accent1" w:themeShade="BF"/>
@@ -2579,7 +2579,7 @@
     <w:basedOn w:val="DefaultParagraphFont"/>
     <w:link w:val="IntenseQuote"/>
     <w:uiPriority w:val="30"/>
-    <w:rsid w:val="004014A8"/>
+    <w:rsid w:val="00543EFE"/>
     <w:rPr>
       <w:i/>
       <w:iCs/>
@@ -2591,7 +2591,7 @@
     <w:basedOn w:val="DefaultParagraphFont"/>
     <w:uiPriority w:val="32"/>
     <w:qFormat/>
-    <w:rsid w:val="004014A8"/>
+    <w:rsid w:val="00543EFE"/>
     <w:rPr>
       <w:b/>
       <w:bCs/>

--- a/KhamBenh.docx
+++ b/KhamBenh.docx
@@ -1572,7 +1572,7 @@
           <w:rFonts w:ascii="Times New Roman" w:hAnsi="Times New Roman" w:cs="Times New Roman"/>
           <w:sz w:val="26"/>
         </w:rPr>
-        <w:t>Trang sử dụng Hook useEffect để tải động danh sách bệnh nhân chờ khám từ database ngay khi component được render. Đồng thời tích hợp ô tìm kiếm gợi ý (Autocomplete Search) thông minh cho phép tìm kiếm thuốc và dịch vụ cận lâm sàng theo cả mã và tên thực tế. Khi bác sĩ chọn một mục từ kết quả gợi ý, hệ thống tự động thêm ngay vào danh sách chỉ định mà không cần nút 'Thêm' thủ công. Đối với đơn thuốc, số lượng và cách dùng có thể chỉnh sửa trực tiếp thông qua các ô nhập liệu ngay trên dòng của bảng kê đơn, đem lại trải nghiệm mượt mà và tối ưu thao tác cho bác sĩ.</w:t>
+        <w:t>Trang sử dụng Hook useEffect để tải động danh sách bệnh nhân chờ khám từ database ngay khi component được render. Đồng thời tích hợp ô tìm kiếm gợi ý (Autocomplete Search) thông minh cho phép tìm kiếm thuốc và dịch vụ cận lâm sàng theo cả mã và tên thực tế. Khi bác sĩ chọn một mục từ kết quả gợi ý, hệ thống tự động thêm ngay vào danh sách chỉ định mà không cần nút 'Thêm' thủ công. Đối với đơn thuốc, số lượng và cách dùng có thể chỉnh sửa trực tiếp thông qua các ô nhập liệu ngay trên dòng của bảng kê đơn. Thêm vào đó, mỗi dịch vụ cận lâm sàng chỉ định có thêm nút chuyển trạng thái để bác sĩ có thể trực tiếp đổi từ 'Chưa thực hiện' thành 'Đã làm CLS' khi có kết quả để phục vụ việc kê đơn thuốc kịp thời.</w:t>
       </w:r>
     </w:p>
     <w:p>
@@ -1660,7 +1660,7 @@
           <w:rFonts w:ascii="Times New Roman" w:hAnsi="Times New Roman" w:cs="Times New Roman"/>
           <w:sz w:val="26"/>
         </w:rPr>
-        <w:t>Trả lời: Thiết kế này loại bỏ hoàn toàn các nút 'Thêm' thừa thãi và giảm thiểu số lần click chuột của bác sĩ. Ô tìm kiếm gợi ý thông minh (hỗ trợ cả mã và tên) giúp tra cứu nhanh chóng hàng trăm mã dịch vụ/thuốc. Việc cho phép chỉnh sửa số lượng và cách dùng trực tiếp trên dòng bảng giúp bác sĩ có cái nhìn trực quan, dễ dàng kiểm tra, thay đổi nhanh chóng và hạn chế tối đa sai sót trước khi gửi kết quả lưu trữ vào cơ sở dữ liệu.</w:t>
+        <w:t>Trả lời: Thiết kế này loại bỏ hoàn toàn các nút 'Thêm' thừa thãi và giảm thiểu số lần click chuột của bác sĩ. Ô tìm kiếm gợi ý thông minh (hỗ trợ cả mã và tên) giúp tra cứu nhanh chóng hàng trăm mã dịch vụ/thuốc. Việc cho phép chỉnh sửa số lượng và cách dùng trực tiếp trên dòng bảng cùng nút chuyển trạng thái cận lâm sàng 'Chưa thực hiện / Đã làm CLS' giúp bác sĩ có cái nhìn trực quan, dễ dàng kiểm tra, thay đổi nhanh chóng và hạn chế tối đa sai sót trước khi gửi kết quả lưu trữ vào cơ sở dữ liệu.</w:t>
       </w:r>
     </w:p>
     <w:p>
@@ -2091,7 +2091,7 @@
     <w:link w:val="Heading1Char"/>
     <w:uiPriority w:val="9"/>
     <w:qFormat/>
-    <w:rsid w:val="00543EFE"/>
+    <w:rsid w:val="00E64CEC"/>
     <w:pPr>
       <w:keepNext/>
       <w:keepLines/>
@@ -2114,7 +2114,7 @@
     <w:semiHidden/>
     <w:unhideWhenUsed/>
     <w:qFormat/>
-    <w:rsid w:val="00543EFE"/>
+    <w:rsid w:val="00E64CEC"/>
     <w:pPr>
       <w:keepNext/>
       <w:keepLines/>
@@ -2137,7 +2137,7 @@
     <w:semiHidden/>
     <w:unhideWhenUsed/>
     <w:qFormat/>
-    <w:rsid w:val="00543EFE"/>
+    <w:rsid w:val="00E64CEC"/>
     <w:pPr>
       <w:keepNext/>
       <w:keepLines/>
@@ -2160,7 +2160,7 @@
     <w:semiHidden/>
     <w:unhideWhenUsed/>
     <w:qFormat/>
-    <w:rsid w:val="00543EFE"/>
+    <w:rsid w:val="00E64CEC"/>
     <w:pPr>
       <w:keepNext/>
       <w:keepLines/>
@@ -2183,7 +2183,7 @@
     <w:semiHidden/>
     <w:unhideWhenUsed/>
     <w:qFormat/>
-    <w:rsid w:val="00543EFE"/>
+    <w:rsid w:val="00E64CEC"/>
     <w:pPr>
       <w:keepNext/>
       <w:keepLines/>
@@ -2204,7 +2204,7 @@
     <w:semiHidden/>
     <w:unhideWhenUsed/>
     <w:qFormat/>
-    <w:rsid w:val="00543EFE"/>
+    <w:rsid w:val="00E64CEC"/>
     <w:pPr>
       <w:keepNext/>
       <w:keepLines/>
@@ -2227,7 +2227,7 @@
     <w:semiHidden/>
     <w:unhideWhenUsed/>
     <w:qFormat/>
-    <w:rsid w:val="00543EFE"/>
+    <w:rsid w:val="00E64CEC"/>
     <w:pPr>
       <w:keepNext/>
       <w:keepLines/>
@@ -2248,7 +2248,7 @@
     <w:semiHidden/>
     <w:unhideWhenUsed/>
     <w:qFormat/>
-    <w:rsid w:val="00543EFE"/>
+    <w:rsid w:val="00E64CEC"/>
     <w:pPr>
       <w:keepNext/>
       <w:keepLines/>
@@ -2271,7 +2271,7 @@
     <w:semiHidden/>
     <w:unhideWhenUsed/>
     <w:qFormat/>
-    <w:rsid w:val="00543EFE"/>
+    <w:rsid w:val="00E64CEC"/>
     <w:pPr>
       <w:keepNext/>
       <w:keepLines/>
@@ -2315,7 +2315,7 @@
     <w:basedOn w:val="DefaultParagraphFont"/>
     <w:link w:val="Heading1"/>
     <w:uiPriority w:val="9"/>
-    <w:rsid w:val="00543EFE"/>
+    <w:rsid w:val="00E64CEC"/>
     <w:rPr>
       <w:rFonts w:asciiTheme="majorHAnsi" w:eastAsiaTheme="majorEastAsia" w:hAnsiTheme="majorHAnsi" w:cstheme="majorBidi"/>
       <w:color w:val="0F4761" w:themeColor="accent1" w:themeShade="BF"/>
@@ -2329,7 +2329,7 @@
     <w:link w:val="Heading2"/>
     <w:uiPriority w:val="9"/>
     <w:semiHidden/>
-    <w:rsid w:val="00543EFE"/>
+    <w:rsid w:val="00E64CEC"/>
     <w:rPr>
       <w:rFonts w:asciiTheme="majorHAnsi" w:eastAsiaTheme="majorEastAsia" w:hAnsiTheme="majorHAnsi" w:cstheme="majorBidi"/>
       <w:color w:val="0F4761" w:themeColor="accent1" w:themeShade="BF"/>
@@ -2343,7 +2343,7 @@
     <w:link w:val="Heading3"/>
     <w:uiPriority w:val="9"/>
     <w:semiHidden/>
-    <w:rsid w:val="00543EFE"/>
+    <w:rsid w:val="00E64CEC"/>
     <w:rPr>
       <w:rFonts w:eastAsiaTheme="majorEastAsia" w:cstheme="majorBidi"/>
       <w:color w:val="0F4761" w:themeColor="accent1" w:themeShade="BF"/>
@@ -2357,7 +2357,7 @@
     <w:link w:val="Heading4"/>
     <w:uiPriority w:val="9"/>
     <w:semiHidden/>
-    <w:rsid w:val="00543EFE"/>
+    <w:rsid w:val="00E64CEC"/>
     <w:rPr>
       <w:rFonts w:eastAsiaTheme="majorEastAsia" w:cstheme="majorBidi"/>
       <w:i/>
@@ -2371,7 +2371,7 @@
     <w:link w:val="Heading5"/>
     <w:uiPriority w:val="9"/>
     <w:semiHidden/>
-    <w:rsid w:val="00543EFE"/>
+    <w:rsid w:val="00E64CEC"/>
     <w:rPr>
       <w:rFonts w:eastAsiaTheme="majorEastAsia" w:cstheme="majorBidi"/>
       <w:color w:val="0F4761" w:themeColor="accent1" w:themeShade="BF"/>
@@ -2383,7 +2383,7 @@
     <w:link w:val="Heading6"/>
     <w:uiPriority w:val="9"/>
     <w:semiHidden/>
-    <w:rsid w:val="00543EFE"/>
+    <w:rsid w:val="00E64CEC"/>
     <w:rPr>
       <w:rFonts w:eastAsiaTheme="majorEastAsia" w:cstheme="majorBidi"/>
       <w:i/>
@@ -2397,7 +2397,7 @@
     <w:link w:val="Heading7"/>
     <w:uiPriority w:val="9"/>
     <w:semiHidden/>
-    <w:rsid w:val="00543EFE"/>
+    <w:rsid w:val="00E64CEC"/>
     <w:rPr>
       <w:rFonts w:eastAsiaTheme="majorEastAsia" w:cstheme="majorBidi"/>
       <w:color w:val="595959" w:themeColor="text1" w:themeTint="A6"/>
@@ -2409,7 +2409,7 @@
     <w:link w:val="Heading8"/>
     <w:uiPriority w:val="9"/>
     <w:semiHidden/>
-    <w:rsid w:val="00543EFE"/>
+    <w:rsid w:val="00E64CEC"/>
     <w:rPr>
       <w:rFonts w:eastAsiaTheme="majorEastAsia" w:cstheme="majorBidi"/>
       <w:i/>
@@ -2423,7 +2423,7 @@
     <w:link w:val="Heading9"/>
     <w:uiPriority w:val="9"/>
     <w:semiHidden/>
-    <w:rsid w:val="00543EFE"/>
+    <w:rsid w:val="00E64CEC"/>
     <w:rPr>
       <w:rFonts w:eastAsiaTheme="majorEastAsia" w:cstheme="majorBidi"/>
       <w:color w:val="272727" w:themeColor="text1" w:themeTint="D8"/>
@@ -2436,7 +2436,7 @@
     <w:link w:val="TitleChar"/>
     <w:uiPriority w:val="10"/>
     <w:qFormat/>
-    <w:rsid w:val="00543EFE"/>
+    <w:rsid w:val="00E64CEC"/>
     <w:pPr>
       <w:spacing w:after="80" w:line="240" w:lineRule="auto"/>
       <w:contextualSpacing/>
@@ -2454,7 +2454,7 @@
     <w:basedOn w:val="DefaultParagraphFont"/>
     <w:link w:val="Title"/>
     <w:uiPriority w:val="10"/>
-    <w:rsid w:val="00543EFE"/>
+    <w:rsid w:val="00E64CEC"/>
     <w:rPr>
       <w:rFonts w:asciiTheme="majorHAnsi" w:eastAsiaTheme="majorEastAsia" w:hAnsiTheme="majorHAnsi" w:cstheme="majorBidi"/>
       <w:spacing w:val="-10"/>
@@ -2470,7 +2470,7 @@
     <w:link w:val="SubtitleChar"/>
     <w:uiPriority w:val="11"/>
     <w:qFormat/>
-    <w:rsid w:val="00543EFE"/>
+    <w:rsid w:val="00E64CEC"/>
     <w:pPr>
       <w:numPr>
         <w:ilvl w:val="1"/>
@@ -2489,7 +2489,7 @@
     <w:basedOn w:val="DefaultParagraphFont"/>
     <w:link w:val="Subtitle"/>
     <w:uiPriority w:val="11"/>
-    <w:rsid w:val="00543EFE"/>
+    <w:rsid w:val="00E64CEC"/>
     <w:rPr>
       <w:rFonts w:eastAsiaTheme="majorEastAsia" w:cstheme="majorBidi"/>
       <w:color w:val="595959" w:themeColor="text1" w:themeTint="A6"/>
@@ -2505,7 +2505,7 @@
     <w:link w:val="QuoteChar"/>
     <w:uiPriority w:val="29"/>
     <w:qFormat/>
-    <w:rsid w:val="00543EFE"/>
+    <w:rsid w:val="00E64CEC"/>
     <w:pPr>
       <w:spacing w:before="160"/>
       <w:jc w:val="center"/>
@@ -2521,7 +2521,7 @@
     <w:basedOn w:val="DefaultParagraphFont"/>
     <w:link w:val="Quote"/>
     <w:uiPriority w:val="29"/>
-    <w:rsid w:val="00543EFE"/>
+    <w:rsid w:val="00E64CEC"/>
     <w:rPr>
       <w:i/>
       <w:iCs/>
@@ -2533,7 +2533,7 @@
     <w:basedOn w:val="Normal"/>
     <w:uiPriority w:val="34"/>
     <w:qFormat/>
-    <w:rsid w:val="00543EFE"/>
+    <w:rsid w:val="00E64CEC"/>
     <w:pPr>
       <w:ind w:left="720"/>
       <w:contextualSpacing/>
@@ -2544,7 +2544,7 @@
     <w:basedOn w:val="DefaultParagraphFont"/>
     <w:uiPriority w:val="21"/>
     <w:qFormat/>
-    <w:rsid w:val="00543EFE"/>
+    <w:rsid w:val="00E64CEC"/>
     <w:rPr>
       <w:i/>
       <w:iCs/>
@@ -2558,7 +2558,7 @@
     <w:link w:val="IntenseQuoteChar"/>
     <w:uiPriority w:val="30"/>
     <w:qFormat/>
-    <w:rsid w:val="00543EFE"/>
+    <w:rsid w:val="00E64CEC"/>
     <w:pPr>
       <w:pBdr>
         <w:top w:val="single" w:sz="4" w:space="10" w:color="0F4761" w:themeColor="accent1" w:themeShade="BF"/>
@@ -2579,7 +2579,7 @@
     <w:basedOn w:val="DefaultParagraphFont"/>
     <w:link w:val="IntenseQuote"/>
     <w:uiPriority w:val="30"/>
-    <w:rsid w:val="00543EFE"/>
+    <w:rsid w:val="00E64CEC"/>
     <w:rPr>
       <w:i/>
       <w:iCs/>
@@ -2591,7 +2591,7 @@
     <w:basedOn w:val="DefaultParagraphFont"/>
     <w:uiPriority w:val="32"/>
     <w:qFormat/>
-    <w:rsid w:val="00543EFE"/>
+    <w:rsid w:val="00E64CEC"/>
     <w:rPr>
       <w:b/>
       <w:bCs/>

--- a/KhamBenh.docx
+++ b/KhamBenh.docx
@@ -467,87 +467,103 @@
           <w:b/>
           <w:sz w:val="26"/>
         </w:rPr>
-        <w:t>3.1. Đồng bộ hóa Trạng thái thực hiện Cận lâm sàng động (Dòng 384 - 411)</w:t>
-      </w:r>
-    </w:p>
-    <w:p>
-      <w:pPr>
-        <w:spacing w:before="80" w:after="80" w:line="240" w:lineRule="auto"/>
-        <w:rPr>
-          <w:rFonts w:ascii="Courier New" w:hAnsi="Courier New" w:cs="Courier New"/>
-          <w:sz w:val="19"/>
-        </w:rPr>
-      </w:pPr>
-      <w:r>
-        <w:rPr>
-          <w:rFonts w:ascii="Courier New" w:hAnsi="Courier New" w:cs="Courier New"/>
-          <w:sz w:val="19"/>
-        </w:rPr>
-        <w:t>// Cập nhật trạng thái CLS (trangThaiDichVu: 0 - Chưa làm, 1 - Đã làm) trực tiếp lên DB qua API PATCH</w:t>
-      </w:r>
-    </w:p>
-    <w:p>
-      <w:pPr>
-        <w:spacing w:before="80" w:after="80" w:line="240" w:lineRule="auto"/>
-        <w:rPr>
-          <w:rFonts w:ascii="Courier New" w:hAnsi="Courier New" w:cs="Courier New"/>
-          <w:sz w:val="19"/>
-        </w:rPr>
-      </w:pPr>
-      <w:r>
-        <w:rPr>
-          <w:rFonts w:ascii="Courier New" w:hAnsi="Courier New" w:cs="Courier New"/>
-          <w:sz w:val="19"/>
-        </w:rPr>
-        <w:t>const toggleTrangThaiCLS = async (clsItem) =&gt; {</w:t>
-      </w:r>
-    </w:p>
-    <w:p>
-      <w:pPr>
-        <w:spacing w:before="80" w:after="80" w:line="240" w:lineRule="auto"/>
-        <w:rPr>
-          <w:rFonts w:ascii="Courier New" w:hAnsi="Courier New" w:cs="Courier New"/>
-          <w:sz w:val="19"/>
-        </w:rPr>
-      </w:pPr>
-      <w:r>
-        <w:rPr>
-          <w:rFonts w:ascii="Courier New" w:hAnsi="Courier New" w:cs="Courier New"/>
-          <w:sz w:val="19"/>
-        </w:rPr>
-        <w:t xml:space="preserve">  if (clsItem.isNew) {</w:t>
-      </w:r>
-    </w:p>
-    <w:p>
-      <w:pPr>
-        <w:spacing w:before="80" w:after="80" w:line="240" w:lineRule="auto"/>
-        <w:rPr>
-          <w:rFonts w:ascii="Courier New" w:hAnsi="Courier New" w:cs="Courier New"/>
-          <w:sz w:val="19"/>
-        </w:rPr>
-      </w:pPr>
-      <w:r>
-        <w:rPr>
-          <w:rFonts w:ascii="Courier New" w:hAnsi="Courier New" w:cs="Courier New"/>
-          <w:sz w:val="19"/>
-        </w:rPr>
-        <w:t xml:space="preserve">    // Dịch vụ mới chưa lưu chỉ update trạng thái local</w:t>
-      </w:r>
-    </w:p>
-    <w:p>
-      <w:pPr>
-        <w:spacing w:before="80" w:after="80" w:line="240" w:lineRule="auto"/>
-        <w:rPr>
-          <w:rFonts w:ascii="Courier New" w:hAnsi="Courier New" w:cs="Courier New"/>
-          <w:sz w:val="19"/>
-        </w:rPr>
-      </w:pPr>
-      <w:r>
-        <w:rPr>
-          <w:rFonts w:ascii="Courier New" w:hAnsi="Courier New" w:cs="Courier New"/>
-          <w:sz w:val="19"/>
-        </w:rPr>
-        <w:t xml:space="preserve">    setChiDinh(prev =&gt; prev.map(c =&gt; c.id === clsItem.id ? { ...c, trangThaiDichVu: c.trangThaiDichVu === 1 ? 0 : 1 } : c));</w:t>
+        <w:t>3.1. Đồng bộ hóa Trạng thái thực hiện Cận lâm sàng động (Dòng 389 - 415)</w:t>
+      </w:r>
+    </w:p>
+    <w:p>
+      <w:pPr>
+        <w:spacing w:before="80" w:after="80" w:line="240" w:lineRule="auto"/>
+        <w:rPr>
+          <w:rFonts w:ascii="Courier New" w:hAnsi="Courier New" w:cs="Courier New"/>
+          <w:sz w:val="19"/>
+        </w:rPr>
+      </w:pPr>
+      <w:r>
+        <w:rPr>
+          <w:rFonts w:ascii="Courier New" w:hAnsi="Courier New" w:cs="Courier New"/>
+          <w:sz w:val="19"/>
+        </w:rPr>
+        <w:t>// Thay đổi trạng thái thực hiện của dịch vụ cận lâm sàng (Đã làm / Chưa thực hiện) trực tiếp lên DB qua API PATCH</w:t>
+      </w:r>
+    </w:p>
+    <w:p>
+      <w:pPr>
+        <w:spacing w:before="80" w:after="80" w:line="240" w:lineRule="auto"/>
+        <w:rPr>
+          <w:rFonts w:ascii="Courier New" w:hAnsi="Courier New" w:cs="Courier New"/>
+          <w:sz w:val="19"/>
+        </w:rPr>
+      </w:pPr>
+      <w:r>
+        <w:rPr>
+          <w:rFonts w:ascii="Courier New" w:hAnsi="Courier New" w:cs="Courier New"/>
+          <w:sz w:val="19"/>
+        </w:rPr>
+        <w:t>const toggleTrangThaiCLS = async (id) =&gt; {</w:t>
+      </w:r>
+    </w:p>
+    <w:p>
+      <w:pPr>
+        <w:spacing w:before="80" w:after="80" w:line="240" w:lineRule="auto"/>
+        <w:rPr>
+          <w:rFonts w:ascii="Courier New" w:hAnsi="Courier New" w:cs="Courier New"/>
+          <w:sz w:val="19"/>
+        </w:rPr>
+      </w:pPr>
+      <w:r>
+        <w:rPr>
+          <w:rFonts w:ascii="Courier New" w:hAnsi="Courier New" w:cs="Courier New"/>
+          <w:sz w:val="19"/>
+        </w:rPr>
+        <w:t xml:space="preserve">  const cls = chiDinh.find(c =&gt; c.id === id || c.maDV === id);</w:t>
+      </w:r>
+    </w:p>
+    <w:p>
+      <w:pPr>
+        <w:spacing w:before="80" w:after="80" w:line="240" w:lineRule="auto"/>
+        <w:rPr>
+          <w:rFonts w:ascii="Courier New" w:hAnsi="Courier New" w:cs="Courier New"/>
+          <w:sz w:val="19"/>
+        </w:rPr>
+      </w:pPr>
+      <w:r>
+        <w:rPr>
+          <w:rFonts w:ascii="Courier New" w:hAnsi="Courier New" w:cs="Courier New"/>
+          <w:sz w:val="19"/>
+        </w:rPr>
+        <w:t xml:space="preserve">  if (!cls || !selectedBN?.maPhieu) return;</w:t>
+      </w:r>
+    </w:p>
+    <w:p>
+      <w:pPr>
+        <w:spacing w:before="80" w:after="80" w:line="240" w:lineRule="auto"/>
+        <w:rPr>
+          <w:rFonts w:ascii="Courier New" w:hAnsi="Courier New" w:cs="Courier New"/>
+          <w:sz w:val="19"/>
+        </w:rPr>
+      </w:pPr>
+      <w:r>
+        <w:rPr>
+          <w:rFonts w:ascii="Courier New" w:hAnsi="Courier New" w:cs="Courier New"/>
+          <w:sz w:val="19"/>
+        </w:rPr>
+        <w:t xml:space="preserve">  if (cls.isNew) {</w:t>
+      </w:r>
+    </w:p>
+    <w:p>
+      <w:pPr>
+        <w:spacing w:before="80" w:after="80" w:line="240" w:lineRule="auto"/>
+        <w:rPr>
+          <w:rFonts w:ascii="Courier New" w:hAnsi="Courier New" w:cs="Courier New"/>
+          <w:sz w:val="19"/>
+        </w:rPr>
+      </w:pPr>
+      <w:r>
+        <w:rPr>
+          <w:rFonts w:ascii="Courier New" w:hAnsi="Courier New" w:cs="Courier New"/>
+          <w:sz w:val="19"/>
+        </w:rPr>
+        <w:t xml:space="preserve">    setChiDinh(prev =&gt; prev.map(c =&gt; c.id === id || c.maDV === id ? { ...c, trangThaiDichVu: c.trangThaiDichVu === 1 ? 0 : 1 } : c));</w:t>
       </w:r>
     </w:p>
     <w:p>
@@ -595,7 +611,7 @@
           <w:rFonts w:ascii="Courier New" w:hAnsi="Courier New" w:cs="Courier New"/>
           <w:sz w:val="19"/>
         </w:rPr>
-        <w:t xml:space="preserve">  const newStatus = clsItem.trangThaiDichVu === 1 ? 0 : 1;</w:t>
+        <w:t xml:space="preserve">  const newTrangThai = cls.trangThaiDichVu === 1 ? 0 : 1;</w:t>
       </w:r>
     </w:p>
     <w:p>
@@ -627,39 +643,39 @@
           <w:rFonts w:ascii="Courier New" w:hAnsi="Courier New" w:cs="Courier New"/>
           <w:sz w:val="19"/>
         </w:rPr>
-        <w:t xml:space="preserve">    await apiCapNhatTrangThaiCLS(selectedBN.maPhieu, clsItem.maChiTiet || clsItem.id, newStatus);</w:t>
-      </w:r>
-    </w:p>
-    <w:p>
-      <w:pPr>
-        <w:spacing w:before="80" w:after="80" w:line="240" w:lineRule="auto"/>
-        <w:rPr>
-          <w:rFonts w:ascii="Courier New" w:hAnsi="Courier New" w:cs="Courier New"/>
-          <w:sz w:val="19"/>
-        </w:rPr>
-      </w:pPr>
-      <w:r>
-        <w:rPr>
-          <w:rFonts w:ascii="Courier New" w:hAnsi="Courier New" w:cs="Courier New"/>
-          <w:sz w:val="19"/>
-        </w:rPr>
-        <w:t xml:space="preserve">    setChiDinh(prev =&gt; prev.map(c =&gt; c.id === clsItem.id ? { ...c, trangThaiDichVu: newStatus } : c));</w:t>
-      </w:r>
-    </w:p>
-    <w:p>
-      <w:pPr>
-        <w:spacing w:before="80" w:after="80" w:line="240" w:lineRule="auto"/>
-        <w:rPr>
-          <w:rFonts w:ascii="Courier New" w:hAnsi="Courier New" w:cs="Courier New"/>
-          <w:sz w:val="19"/>
-        </w:rPr>
-      </w:pPr>
-      <w:r>
-        <w:rPr>
-          <w:rFonts w:ascii="Courier New" w:hAnsi="Courier New" w:cs="Courier New"/>
-          <w:sz w:val="19"/>
-        </w:rPr>
-        <w:t xml:space="preserve">    showSuccess('Cập nhật trạng thái dịch vụ CLS thành công!');</w:t>
+        <w:t xml:space="preserve">    await apiCapNhatTrangThaiCLS(selectedBN.maPhieu, cls.id, newTrangThai);</w:t>
+      </w:r>
+    </w:p>
+    <w:p>
+      <w:pPr>
+        <w:spacing w:before="80" w:after="80" w:line="240" w:lineRule="auto"/>
+        <w:rPr>
+          <w:rFonts w:ascii="Courier New" w:hAnsi="Courier New" w:cs="Courier New"/>
+          <w:sz w:val="19"/>
+        </w:rPr>
+      </w:pPr>
+      <w:r>
+        <w:rPr>
+          <w:rFonts w:ascii="Courier New" w:hAnsi="Courier New" w:cs="Courier New"/>
+          <w:sz w:val="19"/>
+        </w:rPr>
+        <w:t xml:space="preserve">    setChiDinh(prev =&gt; prev.map(c =&gt; c.id === id || c.maDV === id ? { ...c, trangThaiDichVu: newTrangThai } : c));</w:t>
+      </w:r>
+    </w:p>
+    <w:p>
+      <w:pPr>
+        <w:spacing w:before="80" w:after="80" w:line="240" w:lineRule="auto"/>
+        <w:rPr>
+          <w:rFonts w:ascii="Courier New" w:hAnsi="Courier New" w:cs="Courier New"/>
+          <w:sz w:val="19"/>
+        </w:rPr>
+      </w:pPr>
+      <w:r>
+        <w:rPr>
+          <w:rFonts w:ascii="Courier New" w:hAnsi="Courier New" w:cs="Courier New"/>
+          <w:sz w:val="19"/>
+        </w:rPr>
+        <w:t xml:space="preserve">    showSuccess(newTrangThai === 1 ? 'Đã cập nhật: CLS hoàn thành!' : 'Đã cập nhật: CLS chưa thực hiện!');</w:t>
       </w:r>
     </w:p>
     <w:p>
@@ -691,7 +707,7 @@
           <w:rFonts w:ascii="Courier New" w:hAnsi="Courier New" w:cs="Courier New"/>
           <w:sz w:val="19"/>
         </w:rPr>
-        <w:t xml:space="preserve">    showError('Không thể cập nhật trạng thái dịch vụ CLS!');</w:t>
+        <w:t xml:space="preserve">    showError(err.message || 'Không thể cập nhật trạng thái CLS, vui lòng thử lại.');</w:t>
       </w:r>
     </w:p>
     <w:p>
@@ -741,368 +757,39 @@
           <w:b/>
           <w:sz w:val="26"/>
         </w:rPr>
-        <w:t>3.2. Ràng buộc bảo vệ Đơn thuốc đã phát và Tối ưu hóa lưu trữ (Dòng 631 - 665, Dòng 326 - 336)</w:t>
-      </w:r>
-    </w:p>
-    <w:p>
-      <w:pPr>
-        <w:spacing w:before="80" w:after="80" w:line="240" w:lineRule="auto"/>
-        <w:rPr>
-          <w:rFonts w:ascii="Courier New" w:hAnsi="Courier New" w:cs="Courier New"/>
-          <w:sz w:val="19"/>
-        </w:rPr>
-      </w:pPr>
-      <w:r>
-        <w:rPr>
-          <w:rFonts w:ascii="Courier New" w:hAnsi="Courier New" w:cs="Courier New"/>
-          <w:sz w:val="19"/>
-        </w:rPr>
-        <w:t>// 1. Bảng kê thuốc: Nếu thuốc đã phát (trangThaiPhatThuoc === true) -&gt; Chặn sửa số lượng, chặn xóa</w:t>
-      </w:r>
-    </w:p>
-    <w:p>
-      <w:pPr>
-        <w:spacing w:before="80" w:after="80" w:line="240" w:lineRule="auto"/>
-        <w:rPr>
-          <w:rFonts w:ascii="Courier New" w:hAnsi="Courier New" w:cs="Courier New"/>
-          <w:sz w:val="19"/>
-        </w:rPr>
-      </w:pPr>
-      <w:r>
-        <w:rPr>
-          <w:rFonts w:ascii="Courier New" w:hAnsi="Courier New" w:cs="Courier New"/>
-          <w:sz w:val="19"/>
-        </w:rPr>
-        <w:t>{donThuoc.map((item, index) =&gt; {</w:t>
-      </w:r>
-    </w:p>
-    <w:p>
-      <w:pPr>
-        <w:spacing w:before="80" w:after="80" w:line="240" w:lineRule="auto"/>
-        <w:rPr>
-          <w:rFonts w:ascii="Courier New" w:hAnsi="Courier New" w:cs="Courier New"/>
-          <w:sz w:val="19"/>
-        </w:rPr>
-      </w:pPr>
-      <w:r>
-        <w:rPr>
-          <w:rFonts w:ascii="Courier New" w:hAnsi="Courier New" w:cs="Courier New"/>
-          <w:sz w:val="19"/>
-        </w:rPr>
-        <w:t xml:space="preserve">  const daPhat = item.trangThaiPhatThuoc === true || item.trangThaiPhatThuoc === 1;</w:t>
-      </w:r>
-    </w:p>
-    <w:p>
-      <w:pPr>
-        <w:spacing w:before="80" w:after="80" w:line="240" w:lineRule="auto"/>
-        <w:rPr>
-          <w:rFonts w:ascii="Courier New" w:hAnsi="Courier New" w:cs="Courier New"/>
-          <w:sz w:val="19"/>
-        </w:rPr>
-      </w:pPr>
-      <w:r>
-        <w:rPr>
-          <w:rFonts w:ascii="Courier New" w:hAnsi="Courier New" w:cs="Courier New"/>
-          <w:sz w:val="19"/>
-        </w:rPr>
-        <w:t xml:space="preserve">  return (</w:t>
-      </w:r>
-    </w:p>
-    <w:p>
-      <w:pPr>
-        <w:spacing w:before="80" w:after="80" w:line="240" w:lineRule="auto"/>
-        <w:rPr>
-          <w:rFonts w:ascii="Courier New" w:hAnsi="Courier New" w:cs="Courier New"/>
-          <w:sz w:val="19"/>
-        </w:rPr>
-      </w:pPr>
-      <w:r>
-        <w:rPr>
-          <w:rFonts w:ascii="Courier New" w:hAnsi="Courier New" w:cs="Courier New"/>
-          <w:sz w:val="19"/>
-        </w:rPr>
-        <w:t xml:space="preserve">    &lt;tr key={item.id}&gt;</w:t>
-      </w:r>
-    </w:p>
-    <w:p>
-      <w:pPr>
-        <w:spacing w:before="80" w:after="80" w:line="240" w:lineRule="auto"/>
-        <w:rPr>
-          <w:rFonts w:ascii="Courier New" w:hAnsi="Courier New" w:cs="Courier New"/>
-          <w:sz w:val="19"/>
-        </w:rPr>
-      </w:pPr>
-      <w:r>
-        <w:rPr>
-          <w:rFonts w:ascii="Courier New" w:hAnsi="Courier New" w:cs="Courier New"/>
-          <w:sz w:val="19"/>
-        </w:rPr>
-        <w:t xml:space="preserve">      &lt;td&gt;</w:t>
-      </w:r>
-    </w:p>
-    <w:p>
-      <w:pPr>
-        <w:spacing w:before="80" w:after="80" w:line="240" w:lineRule="auto"/>
-        <w:rPr>
-          <w:rFonts w:ascii="Courier New" w:hAnsi="Courier New" w:cs="Courier New"/>
-          <w:sz w:val="19"/>
-        </w:rPr>
-      </w:pPr>
-      <w:r>
-        <w:rPr>
-          <w:rFonts w:ascii="Courier New" w:hAnsi="Courier New" w:cs="Courier New"/>
-          <w:sz w:val="19"/>
-        </w:rPr>
-        <w:t xml:space="preserve">        &lt;input </w:t>
-      </w:r>
-    </w:p>
-    <w:p>
-      <w:pPr>
-        <w:spacing w:before="80" w:after="80" w:line="240" w:lineRule="auto"/>
-        <w:rPr>
-          <w:rFonts w:ascii="Courier New" w:hAnsi="Courier New" w:cs="Courier New"/>
-          <w:sz w:val="19"/>
-        </w:rPr>
-      </w:pPr>
-      <w:r>
-        <w:rPr>
-          <w:rFonts w:ascii="Courier New" w:hAnsi="Courier New" w:cs="Courier New"/>
-          <w:sz w:val="19"/>
-        </w:rPr>
-        <w:t xml:space="preserve">          type="number" </w:t>
-      </w:r>
-    </w:p>
-    <w:p>
-      <w:pPr>
-        <w:spacing w:before="80" w:after="80" w:line="240" w:lineRule="auto"/>
-        <w:rPr>
-          <w:rFonts w:ascii="Courier New" w:hAnsi="Courier New" w:cs="Courier New"/>
-          <w:sz w:val="19"/>
-        </w:rPr>
-      </w:pPr>
-      <w:r>
-        <w:rPr>
-          <w:rFonts w:ascii="Courier New" w:hAnsi="Courier New" w:cs="Courier New"/>
-          <w:sz w:val="19"/>
-        </w:rPr>
-        <w:t xml:space="preserve">          disabled={daPhat} </w:t>
-      </w:r>
-    </w:p>
-    <w:p>
-      <w:pPr>
-        <w:spacing w:before="80" w:after="80" w:line="240" w:lineRule="auto"/>
-        <w:rPr>
-          <w:rFonts w:ascii="Courier New" w:hAnsi="Courier New" w:cs="Courier New"/>
-          <w:sz w:val="19"/>
-        </w:rPr>
-      </w:pPr>
-      <w:r>
-        <w:rPr>
-          <w:rFonts w:ascii="Courier New" w:hAnsi="Courier New" w:cs="Courier New"/>
-          <w:sz w:val="19"/>
-        </w:rPr>
-        <w:t xml:space="preserve">          value={item.soLuong} </w:t>
-      </w:r>
-    </w:p>
-    <w:p>
-      <w:pPr>
-        <w:spacing w:before="80" w:after="80" w:line="240" w:lineRule="auto"/>
-        <w:rPr>
-          <w:rFonts w:ascii="Courier New" w:hAnsi="Courier New" w:cs="Courier New"/>
-          <w:sz w:val="19"/>
-        </w:rPr>
-      </w:pPr>
-      <w:r>
-        <w:rPr>
-          <w:rFonts w:ascii="Courier New" w:hAnsi="Courier New" w:cs="Courier New"/>
-          <w:sz w:val="19"/>
-        </w:rPr>
-        <w:t xml:space="preserve">          onChange={e =&gt; capNhatSoLuongThuoc(item.id, e.target.value)}</w:t>
-      </w:r>
-    </w:p>
-    <w:p>
-      <w:pPr>
-        <w:spacing w:before="80" w:after="80" w:line="240" w:lineRule="auto"/>
-        <w:rPr>
-          <w:rFonts w:ascii="Courier New" w:hAnsi="Courier New" w:cs="Courier New"/>
-          <w:sz w:val="19"/>
-        </w:rPr>
-      </w:pPr>
-      <w:r>
-        <w:rPr>
-          <w:rFonts w:ascii="Courier New" w:hAnsi="Courier New" w:cs="Courier New"/>
-          <w:sz w:val="19"/>
-        </w:rPr>
-        <w:t xml:space="preserve">        /&gt;</w:t>
-      </w:r>
-    </w:p>
-    <w:p>
-      <w:pPr>
-        <w:spacing w:before="80" w:after="80" w:line="240" w:lineRule="auto"/>
-        <w:rPr>
-          <w:rFonts w:ascii="Courier New" w:hAnsi="Courier New" w:cs="Courier New"/>
-          <w:sz w:val="19"/>
-        </w:rPr>
-      </w:pPr>
-      <w:r>
-        <w:rPr>
-          <w:rFonts w:ascii="Courier New" w:hAnsi="Courier New" w:cs="Courier New"/>
-          <w:sz w:val="19"/>
-        </w:rPr>
-        <w:t xml:space="preserve">      &lt;/td&gt;</w:t>
-      </w:r>
-    </w:p>
-    <w:p>
-      <w:pPr>
-        <w:spacing w:before="80" w:after="80" w:line="240" w:lineRule="auto"/>
-        <w:rPr>
-          <w:rFonts w:ascii="Courier New" w:hAnsi="Courier New" w:cs="Courier New"/>
-          <w:sz w:val="19"/>
-        </w:rPr>
-      </w:pPr>
-      <w:r>
-        <w:rPr>
-          <w:rFonts w:ascii="Courier New" w:hAnsi="Courier New" w:cs="Courier New"/>
-          <w:sz w:val="19"/>
-        </w:rPr>
-        <w:t xml:space="preserve">      &lt;td&gt;</w:t>
-      </w:r>
-    </w:p>
-    <w:p>
-      <w:pPr>
-        <w:spacing w:before="80" w:after="80" w:line="240" w:lineRule="auto"/>
-        <w:rPr>
-          <w:rFonts w:ascii="Courier New" w:hAnsi="Courier New" w:cs="Courier New"/>
-          <w:sz w:val="19"/>
-        </w:rPr>
-      </w:pPr>
-      <w:r>
-        <w:rPr>
-          <w:rFonts w:ascii="Courier New" w:hAnsi="Courier New" w:cs="Courier New"/>
-          <w:sz w:val="19"/>
-        </w:rPr>
-        <w:t xml:space="preserve">        {!daPhat &amp;&amp; (</w:t>
-      </w:r>
-    </w:p>
-    <w:p>
-      <w:pPr>
-        <w:spacing w:before="80" w:after="80" w:line="240" w:lineRule="auto"/>
-        <w:rPr>
-          <w:rFonts w:ascii="Courier New" w:hAnsi="Courier New" w:cs="Courier New"/>
-          <w:sz w:val="19"/>
-        </w:rPr>
-      </w:pPr>
-      <w:r>
-        <w:rPr>
-          <w:rFonts w:ascii="Courier New" w:hAnsi="Courier New" w:cs="Courier New"/>
-          <w:sz w:val="19"/>
-        </w:rPr>
-        <w:t xml:space="preserve">          &lt;button onClick={() =&gt; xoaThuoc(item.id)} className="text-red-500"&gt;Xóa&lt;/button&gt;</w:t>
-      </w:r>
-    </w:p>
-    <w:p>
-      <w:pPr>
-        <w:spacing w:before="80" w:after="80" w:line="240" w:lineRule="auto"/>
-        <w:rPr>
-          <w:rFonts w:ascii="Courier New" w:hAnsi="Courier New" w:cs="Courier New"/>
-          <w:sz w:val="19"/>
-        </w:rPr>
-      </w:pPr>
-      <w:r>
-        <w:rPr>
-          <w:rFonts w:ascii="Courier New" w:hAnsi="Courier New" w:cs="Courier New"/>
-          <w:sz w:val="19"/>
-        </w:rPr>
-        <w:t xml:space="preserve">        )}</w:t>
-      </w:r>
-    </w:p>
-    <w:p>
-      <w:pPr>
-        <w:spacing w:before="80" w:after="80" w:line="240" w:lineRule="auto"/>
-        <w:rPr>
-          <w:rFonts w:ascii="Courier New" w:hAnsi="Courier New" w:cs="Courier New"/>
-          <w:sz w:val="19"/>
-        </w:rPr>
-      </w:pPr>
-      <w:r>
-        <w:rPr>
-          <w:rFonts w:ascii="Courier New" w:hAnsi="Courier New" w:cs="Courier New"/>
-          <w:sz w:val="19"/>
-        </w:rPr>
-        <w:t xml:space="preserve">      &lt;/td&gt;</w:t>
-      </w:r>
-    </w:p>
-    <w:p>
-      <w:pPr>
-        <w:spacing w:before="80" w:after="80" w:line="240" w:lineRule="auto"/>
-        <w:rPr>
-          <w:rFonts w:ascii="Courier New" w:hAnsi="Courier New" w:cs="Courier New"/>
-          <w:sz w:val="19"/>
-        </w:rPr>
-      </w:pPr>
-      <w:r>
-        <w:rPr>
-          <w:rFonts w:ascii="Courier New" w:hAnsi="Courier New" w:cs="Courier New"/>
-          <w:sz w:val="19"/>
-        </w:rPr>
-        <w:t xml:space="preserve">    &lt;/tr&gt;</w:t>
-      </w:r>
-    </w:p>
-    <w:p>
-      <w:pPr>
-        <w:spacing w:before="80" w:after="80" w:line="240" w:lineRule="auto"/>
-        <w:rPr>
-          <w:rFonts w:ascii="Courier New" w:hAnsi="Courier New" w:cs="Courier New"/>
-          <w:sz w:val="19"/>
-        </w:rPr>
-      </w:pPr>
-      <w:r>
-        <w:rPr>
-          <w:rFonts w:ascii="Courier New" w:hAnsi="Courier New" w:cs="Courier New"/>
-          <w:sz w:val="19"/>
-        </w:rPr>
-        <w:t xml:space="preserve">  );</w:t>
-      </w:r>
-    </w:p>
-    <w:p>
-      <w:pPr>
-        <w:spacing w:before="80" w:after="80" w:line="240" w:lineRule="auto"/>
-        <w:rPr>
-          <w:rFonts w:ascii="Courier New" w:hAnsi="Courier New" w:cs="Courier New"/>
-          <w:sz w:val="19"/>
-        </w:rPr>
-      </w:pPr>
-      <w:r>
-        <w:rPr>
-          <w:rFonts w:ascii="Courier New" w:hAnsi="Courier New" w:cs="Courier New"/>
-          <w:sz w:val="19"/>
-        </w:rPr>
-        <w:t>})}</w:t>
-      </w:r>
-    </w:p>
-    <w:p>
-      <w:pPr>
-        <w:spacing w:before="80" w:after="80" w:line="240" w:lineRule="auto"/>
-        <w:rPr>
-          <w:rFonts w:ascii="Courier New" w:hAnsi="Courier New" w:cs="Courier New"/>
-          <w:sz w:val="19"/>
-        </w:rPr>
-      </w:pPr>
-    </w:p>
-    <w:p>
-      <w:pPr>
-        <w:spacing w:before="80" w:after="80" w:line="240" w:lineRule="auto"/>
-        <w:rPr>
-          <w:rFonts w:ascii="Courier New" w:hAnsi="Courier New" w:cs="Courier New"/>
-          <w:sz w:val="19"/>
-        </w:rPr>
-      </w:pPr>
-      <w:r>
-        <w:rPr>
-          <w:rFonts w:ascii="Courier New" w:hAnsi="Courier New" w:cs="Courier New"/>
-          <w:sz w:val="19"/>
-        </w:rPr>
-        <w:t>// 2. Hàm luuPhieuKham: Lọc bỏ thuốc đã phát ra khỏi payload trước khi gửi yêu cầu PUT</w:t>
+        <w:t>3.2. Hàm lọc đơn thuốc trước khi lưu tại luuPhieuKham (Dòng 329 - 334)</w:t>
+      </w:r>
+    </w:p>
+    <w:p>
+      <w:pPr>
+        <w:spacing w:before="80" w:after="80" w:line="240" w:lineRule="auto"/>
+        <w:rPr>
+          <w:rFonts w:ascii="Courier New" w:hAnsi="Courier New" w:cs="Courier New"/>
+          <w:sz w:val="19"/>
+        </w:rPr>
+      </w:pPr>
+      <w:r>
+        <w:rPr>
+          <w:rFonts w:ascii="Courier New" w:hAnsi="Courier New" w:cs="Courier New"/>
+          <w:sz w:val="19"/>
+        </w:rPr>
+        <w:t>// Lọc bỏ các thuốc đã được phát ra khỏi payload trước khi thực hiện gọi PUT API để cập nhật dữ liệu</w:t>
+      </w:r>
+    </w:p>
+    <w:p>
+      <w:pPr>
+        <w:spacing w:before="80" w:after="80" w:line="240" w:lineRule="auto"/>
+        <w:rPr>
+          <w:rFonts w:ascii="Courier New" w:hAnsi="Courier New" w:cs="Courier New"/>
+          <w:sz w:val="19"/>
+        </w:rPr>
+      </w:pPr>
+      <w:r>
+        <w:rPr>
+          <w:rFonts w:ascii="Courier New" w:hAnsi="Courier New" w:cs="Courier New"/>
+          <w:sz w:val="19"/>
+        </w:rPr>
+        <w:t>// Việc này giúp tránh ghi đè các dòng dữ liệu thuốc đã được cấp phát thực tế bên kho dược</w:t>
       </w:r>
     </w:p>
     <w:p>
@@ -1134,7 +821,7 @@
           <w:rFonts w:ascii="Courier New" w:hAnsi="Courier New" w:cs="Courier New"/>
           <w:sz w:val="19"/>
         </w:rPr>
-        <w:t xml:space="preserve">  .filter(t =&gt; !t.trangThaiPhatThuoc) // Chỉ gửi thuốc mới kê, không gửi lại thuốc đã phát</w:t>
+        <w:t xml:space="preserve">  .filter(t =&gt; !t.trangThaiPhatThuoc)</w:t>
       </w:r>
     </w:p>
     <w:p>
@@ -1198,7 +885,7 @@
           <w:rFonts w:ascii="Courier New" w:hAnsi="Courier New" w:cs="Courier New"/>
           <w:sz w:val="19"/>
         </w:rPr>
-        <w:t xml:space="preserve">    cachDung: t.cachDung</w:t>
+        <w:t xml:space="preserve">    cachDung: t.cachDung.trim()</w:t>
       </w:r>
     </w:p>
     <w:p>
@@ -1232,183 +919,535 @@
           <w:b/>
           <w:sz w:val="26"/>
         </w:rPr>
-        <w:t>3.3. Tự động chuyển đổi trạng thái Khám dựa trên chỉ định CLS (Dòng 601 - 612)</w:t>
-      </w:r>
-    </w:p>
-    <w:p>
-      <w:pPr>
-        <w:spacing w:before="80" w:after="80" w:line="240" w:lineRule="auto"/>
-        <w:rPr>
-          <w:rFonts w:ascii="Courier New" w:hAnsi="Courier New" w:cs="Courier New"/>
-          <w:sz w:val="19"/>
-        </w:rPr>
-      </w:pPr>
-      <w:r>
-        <w:rPr>
-          <w:rFonts w:ascii="Courier New" w:hAnsi="Courier New" w:cs="Courier New"/>
-          <w:sz w:val="19"/>
-        </w:rPr>
-        <w:t>// Khi lưu CLS, tự động kiểm tra nếu đã thực hiện hết CLS -&gt; chuyển về trạng thái Đang khám (1)</w:t>
-      </w:r>
-    </w:p>
-    <w:p>
-      <w:pPr>
-        <w:spacing w:before="80" w:after="80" w:line="240" w:lineRule="auto"/>
-        <w:rPr>
-          <w:rFonts w:ascii="Courier New" w:hAnsi="Courier New" w:cs="Courier New"/>
-          <w:sz w:val="19"/>
-        </w:rPr>
-      </w:pPr>
-      <w:r>
-        <w:rPr>
-          <w:rFonts w:ascii="Courier New" w:hAnsi="Courier New" w:cs="Courier New"/>
-          <w:sz w:val="19"/>
-        </w:rPr>
-        <w:t>&lt;button</w:t>
-      </w:r>
-    </w:p>
-    <w:p>
-      <w:pPr>
-        <w:spacing w:before="80" w:after="80" w:line="240" w:lineRule="auto"/>
-        <w:rPr>
-          <w:rFonts w:ascii="Courier New" w:hAnsi="Courier New" w:cs="Courier New"/>
-          <w:sz w:val="19"/>
-        </w:rPr>
-      </w:pPr>
-      <w:r>
-        <w:rPr>
-          <w:rFonts w:ascii="Courier New" w:hAnsi="Courier New" w:cs="Courier New"/>
-          <w:sz w:val="19"/>
-        </w:rPr>
-        <w:t xml:space="preserve">  onClick={() =&gt; {</w:t>
-      </w:r>
-    </w:p>
-    <w:p>
-      <w:pPr>
-        <w:spacing w:before="80" w:after="80" w:line="240" w:lineRule="auto"/>
-        <w:rPr>
-          <w:rFonts w:ascii="Courier New" w:hAnsi="Courier New" w:cs="Courier New"/>
-          <w:sz w:val="19"/>
-        </w:rPr>
-      </w:pPr>
-      <w:r>
-        <w:rPr>
-          <w:rFonts w:ascii="Courier New" w:hAnsi="Courier New" w:cs="Courier New"/>
-          <w:sz w:val="19"/>
-        </w:rPr>
-        <w:t xml:space="preserve">    const allDone = chiDinh.length &gt; 0 &amp;&amp; chiDinh.every(c =&gt; c.trangThaiDichVu === 1);</w:t>
-      </w:r>
-    </w:p>
-    <w:p>
-      <w:pPr>
-        <w:spacing w:before="80" w:after="80" w:line="240" w:lineRule="auto"/>
-        <w:rPr>
-          <w:rFonts w:ascii="Courier New" w:hAnsi="Courier New" w:cs="Courier New"/>
-          <w:sz w:val="19"/>
-        </w:rPr>
-      </w:pPr>
-      <w:r>
-        <w:rPr>
-          <w:rFonts w:ascii="Courier New" w:hAnsi="Courier New" w:cs="Courier New"/>
-          <w:sz w:val="19"/>
-        </w:rPr>
-        <w:t xml:space="preserve">    luuPhieuKham(allDone ? 1 : 2); // 1: Đang khám, 2: Chờ CLS</w:t>
-      </w:r>
-    </w:p>
-    <w:p>
-      <w:pPr>
-        <w:spacing w:before="80" w:after="80" w:line="240" w:lineRule="auto"/>
-        <w:rPr>
-          <w:rFonts w:ascii="Courier New" w:hAnsi="Courier New" w:cs="Courier New"/>
-          <w:sz w:val="19"/>
-        </w:rPr>
-      </w:pPr>
-      <w:r>
-        <w:rPr>
-          <w:rFonts w:ascii="Courier New" w:hAnsi="Courier New" w:cs="Courier New"/>
-          <w:sz w:val="19"/>
-        </w:rPr>
-        <w:t xml:space="preserve">  }}</w:t>
-      </w:r>
-    </w:p>
-    <w:p>
-      <w:pPr>
-        <w:spacing w:before="80" w:after="80" w:line="240" w:lineRule="auto"/>
-        <w:rPr>
-          <w:rFonts w:ascii="Courier New" w:hAnsi="Courier New" w:cs="Courier New"/>
-          <w:sz w:val="19"/>
-        </w:rPr>
-      </w:pPr>
-      <w:r>
-        <w:rPr>
-          <w:rFonts w:ascii="Courier New" w:hAnsi="Courier New" w:cs="Courier New"/>
-          <w:sz w:val="19"/>
-        </w:rPr>
-        <w:t>&gt;</w:t>
-      </w:r>
-    </w:p>
-    <w:p>
-      <w:pPr>
-        <w:spacing w:before="80" w:after="80" w:line="240" w:lineRule="auto"/>
-        <w:rPr>
-          <w:rFonts w:ascii="Courier New" w:hAnsi="Courier New" w:cs="Courier New"/>
-          <w:sz w:val="19"/>
-        </w:rPr>
-      </w:pPr>
-      <w:r>
-        <w:rPr>
-          <w:rFonts w:ascii="Courier New" w:hAnsi="Courier New" w:cs="Courier New"/>
-          <w:sz w:val="19"/>
-        </w:rPr>
-        <w:t xml:space="preserve">  {chiDinh.length &gt; 0 &amp;&amp; chiDinh.every(c =&gt; c.trangThaiDichVu === 1)</w:t>
-      </w:r>
-    </w:p>
-    <w:p>
-      <w:pPr>
-        <w:spacing w:before="80" w:after="80" w:line="240" w:lineRule="auto"/>
-        <w:rPr>
-          <w:rFonts w:ascii="Courier New" w:hAnsi="Courier New" w:cs="Courier New"/>
-          <w:sz w:val="19"/>
-        </w:rPr>
-      </w:pPr>
-      <w:r>
-        <w:rPr>
-          <w:rFonts w:ascii="Courier New" w:hAnsi="Courier New" w:cs="Courier New"/>
-          <w:sz w:val="19"/>
-        </w:rPr>
-        <w:t xml:space="preserve">    ? 'Lưu &amp; Tiếp tục khám'</w:t>
-      </w:r>
-    </w:p>
-    <w:p>
-      <w:pPr>
-        <w:spacing w:before="80" w:after="80" w:line="240" w:lineRule="auto"/>
-        <w:rPr>
-          <w:rFonts w:ascii="Courier New" w:hAnsi="Courier New" w:cs="Courier New"/>
-          <w:sz w:val="19"/>
-        </w:rPr>
-      </w:pPr>
-      <w:r>
-        <w:rPr>
-          <w:rFonts w:ascii="Courier New" w:hAnsi="Courier New" w:cs="Courier New"/>
-          <w:sz w:val="19"/>
-        </w:rPr>
-        <w:t xml:space="preserve">    : 'Lưu chỉ định CLS'}</w:t>
-      </w:r>
-    </w:p>
-    <w:p>
-      <w:pPr>
-        <w:spacing w:before="80" w:after="80" w:line="240" w:lineRule="auto"/>
-        <w:rPr>
-          <w:rFonts w:ascii="Courier New" w:hAnsi="Courier New" w:cs="Courier New"/>
-          <w:sz w:val="19"/>
-        </w:rPr>
-      </w:pPr>
-      <w:r>
-        <w:rPr>
-          <w:rFonts w:ascii="Courier New" w:hAnsi="Courier New" w:cs="Courier New"/>
-          <w:sz w:val="19"/>
-        </w:rPr>
-        <w:t>&lt;/button&gt;</w:t>
+        <w:t>3.3. Ràng buộc bảo vệ Đơn thuốc đã phát tại Bảng kê thuốc (Dòng 642 - 677)</w:t>
+      </w:r>
+    </w:p>
+    <w:p>
+      <w:pPr>
+        <w:spacing w:before="80" w:after="80" w:line="240" w:lineRule="auto"/>
+        <w:rPr>
+          <w:rFonts w:ascii="Courier New" w:hAnsi="Courier New" w:cs="Courier New"/>
+          <w:sz w:val="19"/>
+        </w:rPr>
+      </w:pPr>
+      <w:r>
+        <w:rPr>
+          <w:rFonts w:ascii="Courier New" w:hAnsi="Courier New" w:cs="Courier New"/>
+          <w:sz w:val="19"/>
+        </w:rPr>
+        <w:t>// Bảng kê đơn thuốc: Kiểm tra biến trangThaiPhatThuoc để khóa (disable) ô nhập liệu và ẩn nút xóa đối với thuốc đã phát</w:t>
+      </w:r>
+    </w:p>
+    <w:p>
+      <w:pPr>
+        <w:spacing w:before="80" w:after="80" w:line="240" w:lineRule="auto"/>
+        <w:rPr>
+          <w:rFonts w:ascii="Courier New" w:hAnsi="Courier New" w:cs="Courier New"/>
+          <w:sz w:val="19"/>
+        </w:rPr>
+      </w:pPr>
+      <w:r>
+        <w:rPr>
+          <w:rFonts w:ascii="Courier New" w:hAnsi="Courier New" w:cs="Courier New"/>
+          <w:sz w:val="19"/>
+        </w:rPr>
+        <w:t>{donThuoc.map((t, i) =&gt; (</w:t>
+      </w:r>
+    </w:p>
+    <w:p>
+      <w:pPr>
+        <w:spacing w:before="80" w:after="80" w:line="240" w:lineRule="auto"/>
+        <w:rPr>
+          <w:rFonts w:ascii="Courier New" w:hAnsi="Courier New" w:cs="Courier New"/>
+          <w:sz w:val="19"/>
+        </w:rPr>
+      </w:pPr>
+      <w:r>
+        <w:rPr>
+          <w:rFonts w:ascii="Courier New" w:hAnsi="Courier New" w:cs="Courier New"/>
+          <w:sz w:val="19"/>
+        </w:rPr>
+        <w:t xml:space="preserve">  &lt;tr key={t.id} className={t.trangThaiPhatThuoc ? 'opacity-60 bg-[#f8fafc]' : ''}&gt;</w:t>
+      </w:r>
+    </w:p>
+    <w:p>
+      <w:pPr>
+        <w:spacing w:before="80" w:after="80" w:line="240" w:lineRule="auto"/>
+        <w:rPr>
+          <w:rFonts w:ascii="Courier New" w:hAnsi="Courier New" w:cs="Courier New"/>
+          <w:sz w:val="19"/>
+        </w:rPr>
+      </w:pPr>
+      <w:r>
+        <w:rPr>
+          <w:rFonts w:ascii="Courier New" w:hAnsi="Courier New" w:cs="Courier New"/>
+          <w:sz w:val="19"/>
+        </w:rPr>
+        <w:t xml:space="preserve">    &lt;td className="text-center"&gt;{i + 1}&lt;/td&gt;</w:t>
+      </w:r>
+    </w:p>
+    <w:p>
+      <w:pPr>
+        <w:spacing w:before="80" w:after="80" w:line="240" w:lineRule="auto"/>
+        <w:rPr>
+          <w:rFonts w:ascii="Courier New" w:hAnsi="Courier New" w:cs="Courier New"/>
+          <w:sz w:val="19"/>
+        </w:rPr>
+      </w:pPr>
+      <w:r>
+        <w:rPr>
+          <w:rFonts w:ascii="Courier New" w:hAnsi="Courier New" w:cs="Courier New"/>
+          <w:sz w:val="19"/>
+        </w:rPr>
+        <w:t xml:space="preserve">    &lt;td&gt;</w:t>
+      </w:r>
+    </w:p>
+    <w:p>
+      <w:pPr>
+        <w:spacing w:before="80" w:after="80" w:line="240" w:lineRule="auto"/>
+        <w:rPr>
+          <w:rFonts w:ascii="Courier New" w:hAnsi="Courier New" w:cs="Courier New"/>
+          <w:sz w:val="19"/>
+        </w:rPr>
+      </w:pPr>
+      <w:r>
+        <w:rPr>
+          <w:rFonts w:ascii="Courier New" w:hAnsi="Courier New" w:cs="Courier New"/>
+          <w:sz w:val="19"/>
+        </w:rPr>
+        <w:t xml:space="preserve">      &lt;span className="font-semibold text-[var(--primary)]"&gt;[{t.maThuoc}]&lt;/span&gt; {t.tenThuoc}</w:t>
+      </w:r>
+    </w:p>
+    <w:p>
+      <w:pPr>
+        <w:spacing w:before="80" w:after="80" w:line="240" w:lineRule="auto"/>
+        <w:rPr>
+          <w:rFonts w:ascii="Courier New" w:hAnsi="Courier New" w:cs="Courier New"/>
+          <w:sz w:val="19"/>
+        </w:rPr>
+      </w:pPr>
+      <w:r>
+        <w:rPr>
+          <w:rFonts w:ascii="Courier New" w:hAnsi="Courier New" w:cs="Courier New"/>
+          <w:sz w:val="19"/>
+        </w:rPr>
+        <w:t xml:space="preserve">      {t.trangThaiPhatThuoc &amp;&amp; &lt;span className="ml-2 text-[11px] text-[#16a34a] font-semibold bg-[#dcfce7] px-1.5 py-0.5 rounded-full"&gt;Đã phát&lt;/span&gt;}</w:t>
+      </w:r>
+    </w:p>
+    <w:p>
+      <w:pPr>
+        <w:spacing w:before="80" w:after="80" w:line="240" w:lineRule="auto"/>
+        <w:rPr>
+          <w:rFonts w:ascii="Courier New" w:hAnsi="Courier New" w:cs="Courier New"/>
+          <w:sz w:val="19"/>
+        </w:rPr>
+      </w:pPr>
+      <w:r>
+        <w:rPr>
+          <w:rFonts w:ascii="Courier New" w:hAnsi="Courier New" w:cs="Courier New"/>
+          <w:sz w:val="19"/>
+        </w:rPr>
+        <w:t xml:space="preserve">    &lt;/td&gt;</w:t>
+      </w:r>
+    </w:p>
+    <w:p>
+      <w:pPr>
+        <w:spacing w:before="80" w:after="80" w:line="240" w:lineRule="auto"/>
+        <w:rPr>
+          <w:rFonts w:ascii="Courier New" w:hAnsi="Courier New" w:cs="Courier New"/>
+          <w:sz w:val="19"/>
+        </w:rPr>
+      </w:pPr>
+      <w:r>
+        <w:rPr>
+          <w:rFonts w:ascii="Courier New" w:hAnsi="Courier New" w:cs="Courier New"/>
+          <w:sz w:val="19"/>
+        </w:rPr>
+        <w:t xml:space="preserve">    &lt;td&gt;</w:t>
+      </w:r>
+    </w:p>
+    <w:p>
+      <w:pPr>
+        <w:spacing w:before="80" w:after="80" w:line="240" w:lineRule="auto"/>
+        <w:rPr>
+          <w:rFonts w:ascii="Courier New" w:hAnsi="Courier New" w:cs="Courier New"/>
+          <w:sz w:val="19"/>
+        </w:rPr>
+      </w:pPr>
+      <w:r>
+        <w:rPr>
+          <w:rFonts w:ascii="Courier New" w:hAnsi="Courier New" w:cs="Courier New"/>
+          <w:sz w:val="19"/>
+        </w:rPr>
+        <w:t xml:space="preserve">      &lt;input </w:t>
+      </w:r>
+    </w:p>
+    <w:p>
+      <w:pPr>
+        <w:spacing w:before="80" w:after="80" w:line="240" w:lineRule="auto"/>
+        <w:rPr>
+          <w:rFonts w:ascii="Courier New" w:hAnsi="Courier New" w:cs="Courier New"/>
+          <w:sz w:val="19"/>
+        </w:rPr>
+      </w:pPr>
+      <w:r>
+        <w:rPr>
+          <w:rFonts w:ascii="Courier New" w:hAnsi="Courier New" w:cs="Courier New"/>
+          <w:sz w:val="19"/>
+        </w:rPr>
+        <w:t xml:space="preserve">        type="number" </w:t>
+      </w:r>
+    </w:p>
+    <w:p>
+      <w:pPr>
+        <w:spacing w:before="80" w:after="80" w:line="240" w:lineRule="auto"/>
+        <w:rPr>
+          <w:rFonts w:ascii="Courier New" w:hAnsi="Courier New" w:cs="Courier New"/>
+          <w:sz w:val="19"/>
+        </w:rPr>
+      </w:pPr>
+      <w:r>
+        <w:rPr>
+          <w:rFonts w:ascii="Courier New" w:hAnsi="Courier New" w:cs="Courier New"/>
+          <w:sz w:val="19"/>
+        </w:rPr>
+        <w:t xml:space="preserve">        value={t.soLuong} </w:t>
+      </w:r>
+    </w:p>
+    <w:p>
+      <w:pPr>
+        <w:spacing w:before="80" w:after="80" w:line="240" w:lineRule="auto"/>
+        <w:rPr>
+          <w:rFonts w:ascii="Courier New" w:hAnsi="Courier New" w:cs="Courier New"/>
+          <w:sz w:val="19"/>
+        </w:rPr>
+      </w:pPr>
+      <w:r>
+        <w:rPr>
+          <w:rFonts w:ascii="Courier New" w:hAnsi="Courier New" w:cs="Courier New"/>
+          <w:sz w:val="19"/>
+        </w:rPr>
+        <w:t xml:space="preserve">        disabled={!!t.trangThaiPhatThuoc}</w:t>
+      </w:r>
+    </w:p>
+    <w:p>
+      <w:pPr>
+        <w:spacing w:before="80" w:after="80" w:line="240" w:lineRule="auto"/>
+        <w:rPr>
+          <w:rFonts w:ascii="Courier New" w:hAnsi="Courier New" w:cs="Courier New"/>
+          <w:sz w:val="19"/>
+        </w:rPr>
+      </w:pPr>
+      <w:r>
+        <w:rPr>
+          <w:rFonts w:ascii="Courier New" w:hAnsi="Courier New" w:cs="Courier New"/>
+          <w:sz w:val="19"/>
+        </w:rPr>
+        <w:t xml:space="preserve">        onChange={e =&gt; capNhatSoLuongThuoc(t.id, e.target.value)} </w:t>
+      </w:r>
+    </w:p>
+    <w:p>
+      <w:pPr>
+        <w:spacing w:before="80" w:after="80" w:line="240" w:lineRule="auto"/>
+        <w:rPr>
+          <w:rFonts w:ascii="Courier New" w:hAnsi="Courier New" w:cs="Courier New"/>
+          <w:sz w:val="19"/>
+        </w:rPr>
+      </w:pPr>
+      <w:r>
+        <w:rPr>
+          <w:rFonts w:ascii="Courier New" w:hAnsi="Courier New" w:cs="Courier New"/>
+          <w:sz w:val="19"/>
+        </w:rPr>
+        <w:t xml:space="preserve">      /&gt;</w:t>
+      </w:r>
+    </w:p>
+    <w:p>
+      <w:pPr>
+        <w:spacing w:before="80" w:after="80" w:line="240" w:lineRule="auto"/>
+        <w:rPr>
+          <w:rFonts w:ascii="Courier New" w:hAnsi="Courier New" w:cs="Courier New"/>
+          <w:sz w:val="19"/>
+        </w:rPr>
+      </w:pPr>
+      <w:r>
+        <w:rPr>
+          <w:rFonts w:ascii="Courier New" w:hAnsi="Courier New" w:cs="Courier New"/>
+          <w:sz w:val="19"/>
+        </w:rPr>
+        <w:t xml:space="preserve">    &lt;/td&gt;</w:t>
+      </w:r>
+    </w:p>
+    <w:p>
+      <w:pPr>
+        <w:spacing w:before="80" w:after="80" w:line="240" w:lineRule="auto"/>
+        <w:rPr>
+          <w:rFonts w:ascii="Courier New" w:hAnsi="Courier New" w:cs="Courier New"/>
+          <w:sz w:val="19"/>
+        </w:rPr>
+      </w:pPr>
+      <w:r>
+        <w:rPr>
+          <w:rFonts w:ascii="Courier New" w:hAnsi="Courier New" w:cs="Courier New"/>
+          <w:sz w:val="19"/>
+        </w:rPr>
+        <w:t xml:space="preserve">    &lt;td&gt;</w:t>
+      </w:r>
+    </w:p>
+    <w:p>
+      <w:pPr>
+        <w:spacing w:before="80" w:after="80" w:line="240" w:lineRule="auto"/>
+        <w:rPr>
+          <w:rFonts w:ascii="Courier New" w:hAnsi="Courier New" w:cs="Courier New"/>
+          <w:sz w:val="19"/>
+        </w:rPr>
+      </w:pPr>
+      <w:r>
+        <w:rPr>
+          <w:rFonts w:ascii="Courier New" w:hAnsi="Courier New" w:cs="Courier New"/>
+          <w:sz w:val="19"/>
+        </w:rPr>
+        <w:t xml:space="preserve">      &lt;input </w:t>
+      </w:r>
+    </w:p>
+    <w:p>
+      <w:pPr>
+        <w:spacing w:before="80" w:after="80" w:line="240" w:lineRule="auto"/>
+        <w:rPr>
+          <w:rFonts w:ascii="Courier New" w:hAnsi="Courier New" w:cs="Courier New"/>
+          <w:sz w:val="19"/>
+        </w:rPr>
+      </w:pPr>
+      <w:r>
+        <w:rPr>
+          <w:rFonts w:ascii="Courier New" w:hAnsi="Courier New" w:cs="Courier New"/>
+          <w:sz w:val="19"/>
+        </w:rPr>
+        <w:t xml:space="preserve">        type="text" </w:t>
+      </w:r>
+    </w:p>
+    <w:p>
+      <w:pPr>
+        <w:spacing w:before="80" w:after="80" w:line="240" w:lineRule="auto"/>
+        <w:rPr>
+          <w:rFonts w:ascii="Courier New" w:hAnsi="Courier New" w:cs="Courier New"/>
+          <w:sz w:val="19"/>
+        </w:rPr>
+      </w:pPr>
+      <w:r>
+        <w:rPr>
+          <w:rFonts w:ascii="Courier New" w:hAnsi="Courier New" w:cs="Courier New"/>
+          <w:sz w:val="19"/>
+        </w:rPr>
+        <w:t xml:space="preserve">        value={t.cachDung} </w:t>
+      </w:r>
+    </w:p>
+    <w:p>
+      <w:pPr>
+        <w:spacing w:before="80" w:after="80" w:line="240" w:lineRule="auto"/>
+        <w:rPr>
+          <w:rFonts w:ascii="Courier New" w:hAnsi="Courier New" w:cs="Courier New"/>
+          <w:sz w:val="19"/>
+        </w:rPr>
+      </w:pPr>
+      <w:r>
+        <w:rPr>
+          <w:rFonts w:ascii="Courier New" w:hAnsi="Courier New" w:cs="Courier New"/>
+          <w:sz w:val="19"/>
+        </w:rPr>
+        <w:t xml:space="preserve">        disabled={!!t.trangThaiPhatThuoc}</w:t>
+      </w:r>
+    </w:p>
+    <w:p>
+      <w:pPr>
+        <w:spacing w:before="80" w:after="80" w:line="240" w:lineRule="auto"/>
+        <w:rPr>
+          <w:rFonts w:ascii="Courier New" w:hAnsi="Courier New" w:cs="Courier New"/>
+          <w:sz w:val="19"/>
+        </w:rPr>
+      </w:pPr>
+      <w:r>
+        <w:rPr>
+          <w:rFonts w:ascii="Courier New" w:hAnsi="Courier New" w:cs="Courier New"/>
+          <w:sz w:val="19"/>
+        </w:rPr>
+        <w:t xml:space="preserve">        onChange={e =&gt; capNhatCachDungThuoc(t.id, e.target.value)} </w:t>
+      </w:r>
+    </w:p>
+    <w:p>
+      <w:pPr>
+        <w:spacing w:before="80" w:after="80" w:line="240" w:lineRule="auto"/>
+        <w:rPr>
+          <w:rFonts w:ascii="Courier New" w:hAnsi="Courier New" w:cs="Courier New"/>
+          <w:sz w:val="19"/>
+        </w:rPr>
+      </w:pPr>
+      <w:r>
+        <w:rPr>
+          <w:rFonts w:ascii="Courier New" w:hAnsi="Courier New" w:cs="Courier New"/>
+          <w:sz w:val="19"/>
+        </w:rPr>
+        <w:t xml:space="preserve">      /&gt;</w:t>
+      </w:r>
+    </w:p>
+    <w:p>
+      <w:pPr>
+        <w:spacing w:before="80" w:after="80" w:line="240" w:lineRule="auto"/>
+        <w:rPr>
+          <w:rFonts w:ascii="Courier New" w:hAnsi="Courier New" w:cs="Courier New"/>
+          <w:sz w:val="19"/>
+        </w:rPr>
+      </w:pPr>
+      <w:r>
+        <w:rPr>
+          <w:rFonts w:ascii="Courier New" w:hAnsi="Courier New" w:cs="Courier New"/>
+          <w:sz w:val="19"/>
+        </w:rPr>
+        <w:t xml:space="preserve">    &lt;/td&gt;</w:t>
+      </w:r>
+    </w:p>
+    <w:p>
+      <w:pPr>
+        <w:spacing w:before="80" w:after="80" w:line="240" w:lineRule="auto"/>
+        <w:rPr>
+          <w:rFonts w:ascii="Courier New" w:hAnsi="Courier New" w:cs="Courier New"/>
+          <w:sz w:val="19"/>
+        </w:rPr>
+      </w:pPr>
+      <w:r>
+        <w:rPr>
+          <w:rFonts w:ascii="Courier New" w:hAnsi="Courier New" w:cs="Courier New"/>
+          <w:sz w:val="19"/>
+        </w:rPr>
+        <w:t xml:space="preserve">    &lt;td className="text-center"&gt;</w:t>
+      </w:r>
+    </w:p>
+    <w:p>
+      <w:pPr>
+        <w:spacing w:before="80" w:after="80" w:line="240" w:lineRule="auto"/>
+        <w:rPr>
+          <w:rFonts w:ascii="Courier New" w:hAnsi="Courier New" w:cs="Courier New"/>
+          <w:sz w:val="19"/>
+        </w:rPr>
+      </w:pPr>
+      <w:r>
+        <w:rPr>
+          <w:rFonts w:ascii="Courier New" w:hAnsi="Courier New" w:cs="Courier New"/>
+          <w:sz w:val="19"/>
+        </w:rPr>
+        <w:t xml:space="preserve">      {!t.trangThaiPhatThuoc &amp;&amp; (</w:t>
+      </w:r>
+    </w:p>
+    <w:p>
+      <w:pPr>
+        <w:spacing w:before="80" w:after="80" w:line="240" w:lineRule="auto"/>
+        <w:rPr>
+          <w:rFonts w:ascii="Courier New" w:hAnsi="Courier New" w:cs="Courier New"/>
+          <w:sz w:val="19"/>
+        </w:rPr>
+      </w:pPr>
+      <w:r>
+        <w:rPr>
+          <w:rFonts w:ascii="Courier New" w:hAnsi="Courier New" w:cs="Courier New"/>
+          <w:sz w:val="19"/>
+        </w:rPr>
+        <w:t xml:space="preserve">        &lt;button className="kb-icon-btn kb-icon-btn--danger" onClick={() =&gt; xoaThuoc(t.id)}&gt;</w:t>
+      </w:r>
+    </w:p>
+    <w:p>
+      <w:pPr>
+        <w:spacing w:before="80" w:after="80" w:line="240" w:lineRule="auto"/>
+        <w:rPr>
+          <w:rFonts w:ascii="Courier New" w:hAnsi="Courier New" w:cs="Courier New"/>
+          <w:sz w:val="19"/>
+        </w:rPr>
+      </w:pPr>
+      <w:r>
+        <w:rPr>
+          <w:rFonts w:ascii="Courier New" w:hAnsi="Courier New" w:cs="Courier New"/>
+          <w:sz w:val="19"/>
+        </w:rPr>
+        <w:t xml:space="preserve">          &lt;Trash2 size={14} /&gt;</w:t>
+      </w:r>
+    </w:p>
+    <w:p>
+      <w:pPr>
+        <w:spacing w:before="80" w:after="80" w:line="240" w:lineRule="auto"/>
+        <w:rPr>
+          <w:rFonts w:ascii="Courier New" w:hAnsi="Courier New" w:cs="Courier New"/>
+          <w:sz w:val="19"/>
+        </w:rPr>
+      </w:pPr>
+      <w:r>
+        <w:rPr>
+          <w:rFonts w:ascii="Courier New" w:hAnsi="Courier New" w:cs="Courier New"/>
+          <w:sz w:val="19"/>
+        </w:rPr>
+        <w:t xml:space="preserve">        &lt;/button&gt;</w:t>
+      </w:r>
+    </w:p>
+    <w:p>
+      <w:pPr>
+        <w:spacing w:before="80" w:after="80" w:line="240" w:lineRule="auto"/>
+        <w:rPr>
+          <w:rFonts w:ascii="Courier New" w:hAnsi="Courier New" w:cs="Courier New"/>
+          <w:sz w:val="19"/>
+        </w:rPr>
+      </w:pPr>
+      <w:r>
+        <w:rPr>
+          <w:rFonts w:ascii="Courier New" w:hAnsi="Courier New" w:cs="Courier New"/>
+          <w:sz w:val="19"/>
+        </w:rPr>
+        <w:t xml:space="preserve">      )}</w:t>
+      </w:r>
+    </w:p>
+    <w:p>
+      <w:pPr>
+        <w:spacing w:before="80" w:after="80" w:line="240" w:lineRule="auto"/>
+        <w:rPr>
+          <w:rFonts w:ascii="Courier New" w:hAnsi="Courier New" w:cs="Courier New"/>
+          <w:sz w:val="19"/>
+        </w:rPr>
+      </w:pPr>
+      <w:r>
+        <w:rPr>
+          <w:rFonts w:ascii="Courier New" w:hAnsi="Courier New" w:cs="Courier New"/>
+          <w:sz w:val="19"/>
+        </w:rPr>
+        <w:t xml:space="preserve">    &lt;/td&gt;</w:t>
+      </w:r>
+    </w:p>
+    <w:p>
+      <w:pPr>
+        <w:spacing w:before="80" w:after="80" w:line="240" w:lineRule="auto"/>
+        <w:rPr>
+          <w:rFonts w:ascii="Courier New" w:hAnsi="Courier New" w:cs="Courier New"/>
+          <w:sz w:val="19"/>
+        </w:rPr>
+      </w:pPr>
+      <w:r>
+        <w:rPr>
+          <w:rFonts w:ascii="Courier New" w:hAnsi="Courier New" w:cs="Courier New"/>
+          <w:sz w:val="19"/>
+        </w:rPr>
+        <w:t xml:space="preserve">  &lt;/tr&gt;</w:t>
+      </w:r>
+    </w:p>
+    <w:p>
+      <w:pPr>
+        <w:spacing w:before="80" w:after="80" w:line="240" w:lineRule="auto"/>
+        <w:rPr>
+          <w:rFonts w:ascii="Courier New" w:hAnsi="Courier New" w:cs="Courier New"/>
+          <w:sz w:val="19"/>
+        </w:rPr>
+      </w:pPr>
+      <w:r>
+        <w:rPr>
+          <w:rFonts w:ascii="Courier New" w:hAnsi="Courier New" w:cs="Courier New"/>
+          <w:sz w:val="19"/>
+        </w:rPr>
+        <w:t>))}</w:t>
       </w:r>
     </w:p>
     <w:p>
@@ -1426,23 +1465,539 @@
           <w:b/>
           <w:sz w:val="26"/>
         </w:rPr>
-        <w:t>3.4. Nút bấm động 'Kết thúc khám' tại Kết luận (Dòng 841 - 870, Dòng 887 - 898)</w:t>
-      </w:r>
-    </w:p>
-    <w:p>
-      <w:pPr>
-        <w:spacing w:before="80" w:after="80" w:line="240" w:lineRule="auto"/>
-        <w:rPr>
-          <w:rFonts w:ascii="Courier New" w:hAnsi="Courier New" w:cs="Courier New"/>
-          <w:sz w:val="19"/>
-        </w:rPr>
-      </w:pPr>
-      <w:r>
-        <w:rPr>
-          <w:rFonts w:ascii="Courier New" w:hAnsi="Courier New" w:cs="Courier New"/>
-          <w:sz w:val="19"/>
-        </w:rPr>
-        <w:t>// Đổi nút Lưu kết luận thành nút xanh lá "Kết thúc khám" (Lưu trạng thái = 3) khi đã đủ Chẩn đoán + ICD</w:t>
+        <w:t>3.4. Tự động chuyển đổi trạng thái Khám dựa trên chỉ định CLS (Dòng 603 - 618)</w:t>
+      </w:r>
+    </w:p>
+    <w:p>
+      <w:pPr>
+        <w:spacing w:before="80" w:after="80" w:line="240" w:lineRule="auto"/>
+        <w:rPr>
+          <w:rFonts w:ascii="Courier New" w:hAnsi="Courier New" w:cs="Courier New"/>
+          <w:sz w:val="19"/>
+        </w:rPr>
+      </w:pPr>
+      <w:r>
+        <w:rPr>
+          <w:rFonts w:ascii="Courier New" w:hAnsi="Courier New" w:cs="Courier New"/>
+          <w:sz w:val="19"/>
+        </w:rPr>
+        <w:t>// Tự động kiểm tra trạng thái thực hiện các dịch vụ CLS của bệnh nhân khi bác sĩ nhấn lưu chỉ định</w:t>
+      </w:r>
+    </w:p>
+    <w:p>
+      <w:pPr>
+        <w:spacing w:before="80" w:after="80" w:line="240" w:lineRule="auto"/>
+        <w:rPr>
+          <w:rFonts w:ascii="Courier New" w:hAnsi="Courier New" w:cs="Courier New"/>
+          <w:sz w:val="19"/>
+        </w:rPr>
+      </w:pPr>
+      <w:r>
+        <w:rPr>
+          <w:rFonts w:ascii="Courier New" w:hAnsi="Courier New" w:cs="Courier New"/>
+          <w:sz w:val="19"/>
+        </w:rPr>
+        <w:t>// Nếu tất cả CLS đã hoàn thành -&gt; trạng thái quay về 1 (Đang khám), ngược lại giữ trạng thái 2 (Chờ CLS)</w:t>
+      </w:r>
+    </w:p>
+    <w:p>
+      <w:pPr>
+        <w:spacing w:before="80" w:after="80" w:line="240" w:lineRule="auto"/>
+        <w:rPr>
+          <w:rFonts w:ascii="Courier New" w:hAnsi="Courier New" w:cs="Courier New"/>
+          <w:sz w:val="19"/>
+        </w:rPr>
+      </w:pPr>
+      <w:r>
+        <w:rPr>
+          <w:rFonts w:ascii="Courier New" w:hAnsi="Courier New" w:cs="Courier New"/>
+          <w:sz w:val="19"/>
+        </w:rPr>
+        <w:t>&lt;button</w:t>
+      </w:r>
+    </w:p>
+    <w:p>
+      <w:pPr>
+        <w:spacing w:before="80" w:after="80" w:line="240" w:lineRule="auto"/>
+        <w:rPr>
+          <w:rFonts w:ascii="Courier New" w:hAnsi="Courier New" w:cs="Courier New"/>
+          <w:sz w:val="19"/>
+        </w:rPr>
+      </w:pPr>
+      <w:r>
+        <w:rPr>
+          <w:rFonts w:ascii="Courier New" w:hAnsi="Courier New" w:cs="Courier New"/>
+          <w:sz w:val="19"/>
+        </w:rPr>
+        <w:t xml:space="preserve">  className="btn-primary !w-fit !mt-0 py-[10px] px-6 flex items-center gap-2"</w:t>
+      </w:r>
+    </w:p>
+    <w:p>
+      <w:pPr>
+        <w:spacing w:before="80" w:after="80" w:line="240" w:lineRule="auto"/>
+        <w:rPr>
+          <w:rFonts w:ascii="Courier New" w:hAnsi="Courier New" w:cs="Courier New"/>
+          <w:sz w:val="19"/>
+        </w:rPr>
+      </w:pPr>
+      <w:r>
+        <w:rPr>
+          <w:rFonts w:ascii="Courier New" w:hAnsi="Courier New" w:cs="Courier New"/>
+          <w:sz w:val="19"/>
+        </w:rPr>
+        <w:t xml:space="preserve">  onClick={() =&gt; {</w:t>
+      </w:r>
+    </w:p>
+    <w:p>
+      <w:pPr>
+        <w:spacing w:before="80" w:after="80" w:line="240" w:lineRule="auto"/>
+        <w:rPr>
+          <w:rFonts w:ascii="Courier New" w:hAnsi="Courier New" w:cs="Courier New"/>
+          <w:sz w:val="19"/>
+        </w:rPr>
+      </w:pPr>
+      <w:r>
+        <w:rPr>
+          <w:rFonts w:ascii="Courier New" w:hAnsi="Courier New" w:cs="Courier New"/>
+          <w:sz w:val="19"/>
+        </w:rPr>
+        <w:t xml:space="preserve">    const allDone = chiDinh.length &gt; 0 &amp;&amp; chiDinh.every(c =&gt; c.trangThaiDichVu === 1);</w:t>
+      </w:r>
+    </w:p>
+    <w:p>
+      <w:pPr>
+        <w:spacing w:before="80" w:after="80" w:line="240" w:lineRule="auto"/>
+        <w:rPr>
+          <w:rFonts w:ascii="Courier New" w:hAnsi="Courier New" w:cs="Courier New"/>
+          <w:sz w:val="19"/>
+        </w:rPr>
+      </w:pPr>
+      <w:r>
+        <w:rPr>
+          <w:rFonts w:ascii="Courier New" w:hAnsi="Courier New" w:cs="Courier New"/>
+          <w:sz w:val="19"/>
+        </w:rPr>
+        <w:t xml:space="preserve">    luuPhieuKham(allDone ? 1 : 2);</w:t>
+      </w:r>
+    </w:p>
+    <w:p>
+      <w:pPr>
+        <w:spacing w:before="80" w:after="80" w:line="240" w:lineRule="auto"/>
+        <w:rPr>
+          <w:rFonts w:ascii="Courier New" w:hAnsi="Courier New" w:cs="Courier New"/>
+          <w:sz w:val="19"/>
+        </w:rPr>
+      </w:pPr>
+      <w:r>
+        <w:rPr>
+          <w:rFonts w:ascii="Courier New" w:hAnsi="Courier New" w:cs="Courier New"/>
+          <w:sz w:val="19"/>
+        </w:rPr>
+        <w:t xml:space="preserve">  }}</w:t>
+      </w:r>
+    </w:p>
+    <w:p>
+      <w:pPr>
+        <w:spacing w:before="80" w:after="80" w:line="240" w:lineRule="auto"/>
+        <w:rPr>
+          <w:rFonts w:ascii="Courier New" w:hAnsi="Courier New" w:cs="Courier New"/>
+          <w:sz w:val="19"/>
+        </w:rPr>
+      </w:pPr>
+      <w:r>
+        <w:rPr>
+          <w:rFonts w:ascii="Courier New" w:hAnsi="Courier New" w:cs="Courier New"/>
+          <w:sz w:val="19"/>
+        </w:rPr>
+        <w:t>&gt;</w:t>
+      </w:r>
+    </w:p>
+    <w:p>
+      <w:pPr>
+        <w:spacing w:before="80" w:after="80" w:line="240" w:lineRule="auto"/>
+        <w:rPr>
+          <w:rFonts w:ascii="Courier New" w:hAnsi="Courier New" w:cs="Courier New"/>
+          <w:sz w:val="19"/>
+        </w:rPr>
+      </w:pPr>
+      <w:r>
+        <w:rPr>
+          <w:rFonts w:ascii="Courier New" w:hAnsi="Courier New" w:cs="Courier New"/>
+          <w:sz w:val="19"/>
+        </w:rPr>
+        <w:t xml:space="preserve">  &lt;Save size={16} /&gt;</w:t>
+      </w:r>
+    </w:p>
+    <w:p>
+      <w:pPr>
+        <w:spacing w:before="80" w:after="80" w:line="240" w:lineRule="auto"/>
+        <w:rPr>
+          <w:rFonts w:ascii="Courier New" w:hAnsi="Courier New" w:cs="Courier New"/>
+          <w:sz w:val="19"/>
+        </w:rPr>
+      </w:pPr>
+      <w:r>
+        <w:rPr>
+          <w:rFonts w:ascii="Courier New" w:hAnsi="Courier New" w:cs="Courier New"/>
+          <w:sz w:val="19"/>
+        </w:rPr>
+        <w:t xml:space="preserve">  {chiDinh.length &gt; 0 &amp;&amp; chiDinh.every(c =&gt; c.trangThaiDichVu === 1)</w:t>
+      </w:r>
+    </w:p>
+    <w:p>
+      <w:pPr>
+        <w:spacing w:before="80" w:after="80" w:line="240" w:lineRule="auto"/>
+        <w:rPr>
+          <w:rFonts w:ascii="Courier New" w:hAnsi="Courier New" w:cs="Courier New"/>
+          <w:sz w:val="19"/>
+        </w:rPr>
+      </w:pPr>
+      <w:r>
+        <w:rPr>
+          <w:rFonts w:ascii="Courier New" w:hAnsi="Courier New" w:cs="Courier New"/>
+          <w:sz w:val="19"/>
+        </w:rPr>
+        <w:t xml:space="preserve">    ? 'Lưu &amp; Tiếp tục khám'</w:t>
+      </w:r>
+    </w:p>
+    <w:p>
+      <w:pPr>
+        <w:spacing w:before="80" w:after="80" w:line="240" w:lineRule="auto"/>
+        <w:rPr>
+          <w:rFonts w:ascii="Courier New" w:hAnsi="Courier New" w:cs="Courier New"/>
+          <w:sz w:val="19"/>
+        </w:rPr>
+      </w:pPr>
+      <w:r>
+        <w:rPr>
+          <w:rFonts w:ascii="Courier New" w:hAnsi="Courier New" w:cs="Courier New"/>
+          <w:sz w:val="19"/>
+        </w:rPr>
+        <w:t xml:space="preserve">    : 'Lưu chỉ định CLS'}</w:t>
+      </w:r>
+    </w:p>
+    <w:p>
+      <w:pPr>
+        <w:spacing w:before="80" w:after="80" w:line="240" w:lineRule="auto"/>
+        <w:rPr>
+          <w:rFonts w:ascii="Courier New" w:hAnsi="Courier New" w:cs="Courier New"/>
+          <w:sz w:val="19"/>
+        </w:rPr>
+      </w:pPr>
+      <w:r>
+        <w:rPr>
+          <w:rFonts w:ascii="Courier New" w:hAnsi="Courier New" w:cs="Courier New"/>
+          <w:sz w:val="19"/>
+        </w:rPr>
+        <w:t>&lt;/button&gt;</w:t>
+      </w:r>
+    </w:p>
+    <w:p>
+      <w:pPr>
+        <w:spacing w:before="240" w:after="80" w:line="240" w:lineRule="auto"/>
+        <w:rPr>
+          <w:rFonts w:ascii="Times New Roman" w:hAnsi="Times New Roman" w:cs="Times New Roman"/>
+          <w:b/>
+          <w:sz w:val="26"/>
+        </w:rPr>
+      </w:pPr>
+      <w:r>
+        <w:rPr>
+          <w:rFonts w:ascii="Times New Roman" w:hAnsi="Times New Roman" w:cs="Times New Roman"/>
+          <w:b/>
+          <w:sz w:val="26"/>
+        </w:rPr>
+        <w:t>3.5. Nút bấm động 'Kết thúc khám' tại Kết luận khám (Dòng 854 - 870)</w:t>
+      </w:r>
+    </w:p>
+    <w:p>
+      <w:pPr>
+        <w:spacing w:before="80" w:after="80" w:line="240" w:lineRule="auto"/>
+        <w:rPr>
+          <w:rFonts w:ascii="Courier New" w:hAnsi="Courier New" w:cs="Courier New"/>
+          <w:sz w:val="19"/>
+        </w:rPr>
+      </w:pPr>
+      <w:r>
+        <w:rPr>
+          <w:rFonts w:ascii="Courier New" w:hAnsi="Courier New" w:cs="Courier New"/>
+          <w:sz w:val="19"/>
+        </w:rPr>
+        <w:t>// Đổi nút Lưu kết luận thành nút xanh lá "Kết thúc khám" ngay tại tab Kết luận khám khi đủ điều kiện</w:t>
+      </w:r>
+    </w:p>
+    <w:p>
+      <w:pPr>
+        <w:spacing w:before="80" w:after="80" w:line="240" w:lineRule="auto"/>
+        <w:rPr>
+          <w:rFonts w:ascii="Courier New" w:hAnsi="Courier New" w:cs="Courier New"/>
+          <w:sz w:val="19"/>
+        </w:rPr>
+      </w:pPr>
+      <w:r>
+        <w:rPr>
+          <w:rFonts w:ascii="Courier New" w:hAnsi="Courier New" w:cs="Courier New"/>
+          <w:sz w:val="19"/>
+        </w:rPr>
+        <w:t>{ketLuan.chanDoan.trim() &amp;&amp; selectedIcdList.length &gt; 0 ? (</w:t>
+      </w:r>
+    </w:p>
+    <w:p>
+      <w:pPr>
+        <w:spacing w:before="80" w:after="80" w:line="240" w:lineRule="auto"/>
+        <w:rPr>
+          <w:rFonts w:ascii="Courier New" w:hAnsi="Courier New" w:cs="Courier New"/>
+          <w:sz w:val="19"/>
+        </w:rPr>
+      </w:pPr>
+      <w:r>
+        <w:rPr>
+          <w:rFonts w:ascii="Courier New" w:hAnsi="Courier New" w:cs="Courier New"/>
+          <w:sz w:val="19"/>
+        </w:rPr>
+        <w:t xml:space="preserve">  &lt;button</w:t>
+      </w:r>
+    </w:p>
+    <w:p>
+      <w:pPr>
+        <w:spacing w:before="80" w:after="80" w:line="240" w:lineRule="auto"/>
+        <w:rPr>
+          <w:rFonts w:ascii="Courier New" w:hAnsi="Courier New" w:cs="Courier New"/>
+          <w:sz w:val="19"/>
+        </w:rPr>
+      </w:pPr>
+      <w:r>
+        <w:rPr>
+          <w:rFonts w:ascii="Courier New" w:hAnsi="Courier New" w:cs="Courier New"/>
+          <w:sz w:val="19"/>
+        </w:rPr>
+        <w:t xml:space="preserve">    className="!w-fit !mt-0 py-[10px] px-6 flex items-center gap-2 font-semibold rounded-[var(--radius-md)] bg-[#16a34a] hover:bg-[#15803d] text-white"</w:t>
+      </w:r>
+    </w:p>
+    <w:p>
+      <w:pPr>
+        <w:spacing w:before="80" w:after="80" w:line="240" w:lineRule="auto"/>
+        <w:rPr>
+          <w:rFonts w:ascii="Courier New" w:hAnsi="Courier New" w:cs="Courier New"/>
+          <w:sz w:val="19"/>
+        </w:rPr>
+      </w:pPr>
+      <w:r>
+        <w:rPr>
+          <w:rFonts w:ascii="Courier New" w:hAnsi="Courier New" w:cs="Courier New"/>
+          <w:sz w:val="19"/>
+        </w:rPr>
+        <w:t xml:space="preserve">    onClick={() =&gt; luuPhieuKham(3)} // Gọi lưu với trạng thái 3 (Hoàn thành / Khám xong)</w:t>
+      </w:r>
+    </w:p>
+    <w:p>
+      <w:pPr>
+        <w:spacing w:before="80" w:after="80" w:line="240" w:lineRule="auto"/>
+        <w:rPr>
+          <w:rFonts w:ascii="Courier New" w:hAnsi="Courier New" w:cs="Courier New"/>
+          <w:sz w:val="19"/>
+        </w:rPr>
+      </w:pPr>
+      <w:r>
+        <w:rPr>
+          <w:rFonts w:ascii="Courier New" w:hAnsi="Courier New" w:cs="Courier New"/>
+          <w:sz w:val="19"/>
+        </w:rPr>
+        <w:t xml:space="preserve">  &gt;</w:t>
+      </w:r>
+    </w:p>
+    <w:p>
+      <w:pPr>
+        <w:spacing w:before="80" w:after="80" w:line="240" w:lineRule="auto"/>
+        <w:rPr>
+          <w:rFonts w:ascii="Courier New" w:hAnsi="Courier New" w:cs="Courier New"/>
+          <w:sz w:val="19"/>
+        </w:rPr>
+      </w:pPr>
+      <w:r>
+        <w:rPr>
+          <w:rFonts w:ascii="Courier New" w:hAnsi="Courier New" w:cs="Courier New"/>
+          <w:sz w:val="19"/>
+        </w:rPr>
+        <w:t xml:space="preserve">    &lt;ClipboardCheck size={16} /&gt; Kết thúc khám</w:t>
+      </w:r>
+    </w:p>
+    <w:p>
+      <w:pPr>
+        <w:spacing w:before="80" w:after="80" w:line="240" w:lineRule="auto"/>
+        <w:rPr>
+          <w:rFonts w:ascii="Courier New" w:hAnsi="Courier New" w:cs="Courier New"/>
+          <w:sz w:val="19"/>
+        </w:rPr>
+      </w:pPr>
+      <w:r>
+        <w:rPr>
+          <w:rFonts w:ascii="Courier New" w:hAnsi="Courier New" w:cs="Courier New"/>
+          <w:sz w:val="19"/>
+        </w:rPr>
+        <w:t xml:space="preserve">  &lt;/button&gt;</w:t>
+      </w:r>
+    </w:p>
+    <w:p>
+      <w:pPr>
+        <w:spacing w:before="80" w:after="80" w:line="240" w:lineRule="auto"/>
+        <w:rPr>
+          <w:rFonts w:ascii="Courier New" w:hAnsi="Courier New" w:cs="Courier New"/>
+          <w:sz w:val="19"/>
+        </w:rPr>
+      </w:pPr>
+      <w:r>
+        <w:rPr>
+          <w:rFonts w:ascii="Courier New" w:hAnsi="Courier New" w:cs="Courier New"/>
+          <w:sz w:val="19"/>
+        </w:rPr>
+        <w:t>) : (</w:t>
+      </w:r>
+    </w:p>
+    <w:p>
+      <w:pPr>
+        <w:spacing w:before="80" w:after="80" w:line="240" w:lineRule="auto"/>
+        <w:rPr>
+          <w:rFonts w:ascii="Courier New" w:hAnsi="Courier New" w:cs="Courier New"/>
+          <w:sz w:val="19"/>
+        </w:rPr>
+      </w:pPr>
+      <w:r>
+        <w:rPr>
+          <w:rFonts w:ascii="Courier New" w:hAnsi="Courier New" w:cs="Courier New"/>
+          <w:sz w:val="19"/>
+        </w:rPr>
+        <w:t xml:space="preserve">  &lt;button</w:t>
+      </w:r>
+    </w:p>
+    <w:p>
+      <w:pPr>
+        <w:spacing w:before="80" w:after="80" w:line="240" w:lineRule="auto"/>
+        <w:rPr>
+          <w:rFonts w:ascii="Courier New" w:hAnsi="Courier New" w:cs="Courier New"/>
+          <w:sz w:val="19"/>
+        </w:rPr>
+      </w:pPr>
+      <w:r>
+        <w:rPr>
+          <w:rFonts w:ascii="Courier New" w:hAnsi="Courier New" w:cs="Courier New"/>
+          <w:sz w:val="19"/>
+        </w:rPr>
+        <w:t xml:space="preserve">    className="btn-primary !w-fit !mt-0 py-[10px] px-6 flex items-center gap-2 opacity-70"</w:t>
+      </w:r>
+    </w:p>
+    <w:p>
+      <w:pPr>
+        <w:spacing w:before="80" w:after="80" w:line="240" w:lineRule="auto"/>
+        <w:rPr>
+          <w:rFonts w:ascii="Courier New" w:hAnsi="Courier New" w:cs="Courier New"/>
+          <w:sz w:val="19"/>
+        </w:rPr>
+      </w:pPr>
+      <w:r>
+        <w:rPr>
+          <w:rFonts w:ascii="Courier New" w:hAnsi="Courier New" w:cs="Courier New"/>
+          <w:sz w:val="19"/>
+        </w:rPr>
+        <w:t xml:space="preserve">    onClick={() =&gt; luuPhieuKham(1)} // Gọi lưu với trạng thái 1 (Đang khám)</w:t>
+      </w:r>
+    </w:p>
+    <w:p>
+      <w:pPr>
+        <w:spacing w:before="80" w:after="80" w:line="240" w:lineRule="auto"/>
+        <w:rPr>
+          <w:rFonts w:ascii="Courier New" w:hAnsi="Courier New" w:cs="Courier New"/>
+          <w:sz w:val="19"/>
+        </w:rPr>
+      </w:pPr>
+      <w:r>
+        <w:rPr>
+          <w:rFonts w:ascii="Courier New" w:hAnsi="Courier New" w:cs="Courier New"/>
+          <w:sz w:val="19"/>
+        </w:rPr>
+        <w:t xml:space="preserve">  &gt;</w:t>
+      </w:r>
+    </w:p>
+    <w:p>
+      <w:pPr>
+        <w:spacing w:before="80" w:after="80" w:line="240" w:lineRule="auto"/>
+        <w:rPr>
+          <w:rFonts w:ascii="Courier New" w:hAnsi="Courier New" w:cs="Courier New"/>
+          <w:sz w:val="19"/>
+        </w:rPr>
+      </w:pPr>
+      <w:r>
+        <w:rPr>
+          <w:rFonts w:ascii="Courier New" w:hAnsi="Courier New" w:cs="Courier New"/>
+          <w:sz w:val="19"/>
+        </w:rPr>
+        <w:t xml:space="preserve">    &lt;Save size={16} /&gt; Lưu kết luận</w:t>
+      </w:r>
+    </w:p>
+    <w:p>
+      <w:pPr>
+        <w:spacing w:before="80" w:after="80" w:line="240" w:lineRule="auto"/>
+        <w:rPr>
+          <w:rFonts w:ascii="Courier New" w:hAnsi="Courier New" w:cs="Courier New"/>
+          <w:sz w:val="19"/>
+        </w:rPr>
+      </w:pPr>
+      <w:r>
+        <w:rPr>
+          <w:rFonts w:ascii="Courier New" w:hAnsi="Courier New" w:cs="Courier New"/>
+          <w:sz w:val="19"/>
+        </w:rPr>
+        <w:t xml:space="preserve">  &lt;/button&gt;</w:t>
+      </w:r>
+    </w:p>
+    <w:p>
+      <w:pPr>
+        <w:spacing w:before="80" w:after="80" w:line="240" w:lineRule="auto"/>
+        <w:rPr>
+          <w:rFonts w:ascii="Courier New" w:hAnsi="Courier New" w:cs="Courier New"/>
+          <w:sz w:val="19"/>
+        </w:rPr>
+      </w:pPr>
+      <w:r>
+        <w:rPr>
+          <w:rFonts w:ascii="Courier New" w:hAnsi="Courier New" w:cs="Courier New"/>
+          <w:sz w:val="19"/>
+        </w:rPr>
+        <w:t>)}</w:t>
+      </w:r>
+    </w:p>
+    <w:p>
+      <w:pPr>
+        <w:spacing w:before="240" w:after="80" w:line="240" w:lineRule="auto"/>
+        <w:rPr>
+          <w:rFonts w:ascii="Times New Roman" w:hAnsi="Times New Roman" w:cs="Times New Roman"/>
+          <w:b/>
+          <w:sz w:val="26"/>
+        </w:rPr>
+      </w:pPr>
+      <w:r>
+        <w:rPr>
+          <w:rFonts w:ascii="Times New Roman" w:hAnsi="Times New Roman" w:cs="Times New Roman"/>
+          <w:b/>
+          <w:sz w:val="26"/>
+        </w:rPr>
+        <w:t>3.6. Nút bấm động 'Kết thúc khám' tại thanh Topbar (Dòng 890 - 901)</w:t>
+      </w:r>
+    </w:p>
+    <w:p>
+      <w:pPr>
+        <w:spacing w:before="80" w:after="80" w:line="240" w:lineRule="auto"/>
+        <w:rPr>
+          <w:rFonts w:ascii="Courier New" w:hAnsi="Courier New" w:cs="Courier New"/>
+          <w:sz w:val="19"/>
+        </w:rPr>
+      </w:pPr>
+      <w:r>
+        <w:rPr>
+          <w:rFonts w:ascii="Courier New" w:hAnsi="Courier New" w:cs="Courier New"/>
+          <w:sz w:val="19"/>
+        </w:rPr>
+        <w:t>// Đổi nút ở thanh Topbar phía trên cùng thành nút "Kết thúc khám" màu xanh lá khi đủ điều kiện chẩn đoán</w:t>
       </w:r>
     </w:p>
     <w:p>
@@ -1506,7 +2061,7 @@
           <w:rFonts w:ascii="Courier New" w:hAnsi="Courier New" w:cs="Courier New"/>
           <w:sz w:val="19"/>
         </w:rPr>
-        <w:t xml:space="preserve">    onClick={() =&gt; luuPhieuKham(3)} // 3: Hoàn thành / Khám xong trong DB</w:t>
+        <w:t xml:space="preserve">    onClick={() =&gt; luuPhieuKham(3)} // Lưu với trạng thái 3 (Hoàn thành / Khám xong)</w:t>
       </w:r>
     </w:p>
     <w:p>
@@ -2064,7 +2619,7 @@
     <w:link w:val="Heading1Char"/>
     <w:uiPriority w:val="9"/>
     <w:qFormat/>
-    <w:rsid w:val="009833B4"/>
+    <w:rsid w:val="005563D1"/>
     <w:pPr>
       <w:keepNext/>
       <w:keepLines/>
@@ -2087,7 +2642,7 @@
     <w:semiHidden/>
     <w:unhideWhenUsed/>
     <w:qFormat/>
-    <w:rsid w:val="009833B4"/>
+    <w:rsid w:val="005563D1"/>
     <w:pPr>
       <w:keepNext/>
       <w:keepLines/>
@@ -2110,7 +2665,7 @@
     <w:semiHidden/>
     <w:unhideWhenUsed/>
     <w:qFormat/>
-    <w:rsid w:val="009833B4"/>
+    <w:rsid w:val="005563D1"/>
     <w:pPr>
       <w:keepNext/>
       <w:keepLines/>
@@ -2133,7 +2688,7 @@
     <w:semiHidden/>
     <w:unhideWhenUsed/>
     <w:qFormat/>
-    <w:rsid w:val="009833B4"/>
+    <w:rsid w:val="005563D1"/>
     <w:pPr>
       <w:keepNext/>
       <w:keepLines/>
@@ -2156,7 +2711,7 @@
     <w:semiHidden/>
     <w:unhideWhenUsed/>
     <w:qFormat/>
-    <w:rsid w:val="009833B4"/>
+    <w:rsid w:val="005563D1"/>
     <w:pPr>
       <w:keepNext/>
       <w:keepLines/>
@@ -2177,7 +2732,7 @@
     <w:semiHidden/>
     <w:unhideWhenUsed/>
     <w:qFormat/>
-    <w:rsid w:val="009833B4"/>
+    <w:rsid w:val="005563D1"/>
     <w:pPr>
       <w:keepNext/>
       <w:keepLines/>
@@ -2200,7 +2755,7 @@
     <w:semiHidden/>
     <w:unhideWhenUsed/>
     <w:qFormat/>
-    <w:rsid w:val="009833B4"/>
+    <w:rsid w:val="005563D1"/>
     <w:pPr>
       <w:keepNext/>
       <w:keepLines/>
@@ -2221,7 +2776,7 @@
     <w:semiHidden/>
     <w:unhideWhenUsed/>
     <w:qFormat/>
-    <w:rsid w:val="009833B4"/>
+    <w:rsid w:val="005563D1"/>
     <w:pPr>
       <w:keepNext/>
       <w:keepLines/>
@@ -2244,7 +2799,7 @@
     <w:semiHidden/>
     <w:unhideWhenUsed/>
     <w:qFormat/>
-    <w:rsid w:val="009833B4"/>
+    <w:rsid w:val="005563D1"/>
     <w:pPr>
       <w:keepNext/>
       <w:keepLines/>
@@ -2288,7 +2843,7 @@
     <w:basedOn w:val="DefaultParagraphFont"/>
     <w:link w:val="Heading1"/>
     <w:uiPriority w:val="9"/>
-    <w:rsid w:val="009833B4"/>
+    <w:rsid w:val="005563D1"/>
     <w:rPr>
       <w:rFonts w:asciiTheme="majorHAnsi" w:eastAsiaTheme="majorEastAsia" w:hAnsiTheme="majorHAnsi" w:cstheme="majorBidi"/>
       <w:color w:val="0F4761" w:themeColor="accent1" w:themeShade="BF"/>
@@ -2302,7 +2857,7 @@
     <w:link w:val="Heading2"/>
     <w:uiPriority w:val="9"/>
     <w:semiHidden/>
-    <w:rsid w:val="009833B4"/>
+    <w:rsid w:val="005563D1"/>
     <w:rPr>
       <w:rFonts w:asciiTheme="majorHAnsi" w:eastAsiaTheme="majorEastAsia" w:hAnsiTheme="majorHAnsi" w:cstheme="majorBidi"/>
       <w:color w:val="0F4761" w:themeColor="accent1" w:themeShade="BF"/>
@@ -2316,7 +2871,7 @@
     <w:link w:val="Heading3"/>
     <w:uiPriority w:val="9"/>
     <w:semiHidden/>
-    <w:rsid w:val="009833B4"/>
+    <w:rsid w:val="005563D1"/>
     <w:rPr>
       <w:rFonts w:eastAsiaTheme="majorEastAsia" w:cstheme="majorBidi"/>
       <w:color w:val="0F4761" w:themeColor="accent1" w:themeShade="BF"/>
@@ -2330,7 +2885,7 @@
     <w:link w:val="Heading4"/>
     <w:uiPriority w:val="9"/>
     <w:semiHidden/>
-    <w:rsid w:val="009833B4"/>
+    <w:rsid w:val="005563D1"/>
     <w:rPr>
       <w:rFonts w:eastAsiaTheme="majorEastAsia" w:cstheme="majorBidi"/>
       <w:i/>
@@ -2344,7 +2899,7 @@
     <w:link w:val="Heading5"/>
     <w:uiPriority w:val="9"/>
     <w:semiHidden/>
-    <w:rsid w:val="009833B4"/>
+    <w:rsid w:val="005563D1"/>
     <w:rPr>
       <w:rFonts w:eastAsiaTheme="majorEastAsia" w:cstheme="majorBidi"/>
       <w:color w:val="0F4761" w:themeColor="accent1" w:themeShade="BF"/>
@@ -2356,7 +2911,7 @@
     <w:link w:val="Heading6"/>
     <w:uiPriority w:val="9"/>
     <w:semiHidden/>
-    <w:rsid w:val="009833B4"/>
+    <w:rsid w:val="005563D1"/>
     <w:rPr>
       <w:rFonts w:eastAsiaTheme="majorEastAsia" w:cstheme="majorBidi"/>
       <w:i/>
@@ -2370,7 +2925,7 @@
     <w:link w:val="Heading7"/>
     <w:uiPriority w:val="9"/>
     <w:semiHidden/>
-    <w:rsid w:val="009833B4"/>
+    <w:rsid w:val="005563D1"/>
     <w:rPr>
       <w:rFonts w:eastAsiaTheme="majorEastAsia" w:cstheme="majorBidi"/>
       <w:color w:val="595959" w:themeColor="text1" w:themeTint="A6"/>
@@ -2382,7 +2937,7 @@
     <w:link w:val="Heading8"/>
     <w:uiPriority w:val="9"/>
     <w:semiHidden/>
-    <w:rsid w:val="009833B4"/>
+    <w:rsid w:val="005563D1"/>
     <w:rPr>
       <w:rFonts w:eastAsiaTheme="majorEastAsia" w:cstheme="majorBidi"/>
       <w:i/>
@@ -2396,7 +2951,7 @@
     <w:link w:val="Heading9"/>
     <w:uiPriority w:val="9"/>
     <w:semiHidden/>
-    <w:rsid w:val="009833B4"/>
+    <w:rsid w:val="005563D1"/>
     <w:rPr>
       <w:rFonts w:eastAsiaTheme="majorEastAsia" w:cstheme="majorBidi"/>
       <w:color w:val="272727" w:themeColor="text1" w:themeTint="D8"/>
@@ -2409,7 +2964,7 @@
     <w:link w:val="TitleChar"/>
     <w:uiPriority w:val="10"/>
     <w:qFormat/>
-    <w:rsid w:val="009833B4"/>
+    <w:rsid w:val="005563D1"/>
     <w:pPr>
       <w:spacing w:after="80" w:line="240" w:lineRule="auto"/>
       <w:contextualSpacing/>
@@ -2427,7 +2982,7 @@
     <w:basedOn w:val="DefaultParagraphFont"/>
     <w:link w:val="Title"/>
     <w:uiPriority w:val="10"/>
-    <w:rsid w:val="009833B4"/>
+    <w:rsid w:val="005563D1"/>
     <w:rPr>
       <w:rFonts w:asciiTheme="majorHAnsi" w:eastAsiaTheme="majorEastAsia" w:hAnsiTheme="majorHAnsi" w:cstheme="majorBidi"/>
       <w:spacing w:val="-10"/>
@@ -2443,7 +2998,7 @@
     <w:link w:val="SubtitleChar"/>
     <w:uiPriority w:val="11"/>
     <w:qFormat/>
-    <w:rsid w:val="009833B4"/>
+    <w:rsid w:val="005563D1"/>
     <w:pPr>
       <w:numPr>
         <w:ilvl w:val="1"/>
@@ -2462,7 +3017,7 @@
     <w:basedOn w:val="DefaultParagraphFont"/>
     <w:link w:val="Subtitle"/>
     <w:uiPriority w:val="11"/>
-    <w:rsid w:val="009833B4"/>
+    <w:rsid w:val="005563D1"/>
     <w:rPr>
       <w:rFonts w:eastAsiaTheme="majorEastAsia" w:cstheme="majorBidi"/>
       <w:color w:val="595959" w:themeColor="text1" w:themeTint="A6"/>
@@ -2478,7 +3033,7 @@
     <w:link w:val="QuoteChar"/>
     <w:uiPriority w:val="29"/>
     <w:qFormat/>
-    <w:rsid w:val="009833B4"/>
+    <w:rsid w:val="005563D1"/>
     <w:pPr>
       <w:spacing w:before="160"/>
       <w:jc w:val="center"/>
@@ -2494,7 +3049,7 @@
     <w:basedOn w:val="DefaultParagraphFont"/>
     <w:link w:val="Quote"/>
     <w:uiPriority w:val="29"/>
-    <w:rsid w:val="009833B4"/>
+    <w:rsid w:val="005563D1"/>
     <w:rPr>
       <w:i/>
       <w:iCs/>
@@ -2506,7 +3061,7 @@
     <w:basedOn w:val="Normal"/>
     <w:uiPriority w:val="34"/>
     <w:qFormat/>
-    <w:rsid w:val="009833B4"/>
+    <w:rsid w:val="005563D1"/>
     <w:pPr>
       <w:ind w:left="720"/>
       <w:contextualSpacing/>
@@ -2517,7 +3072,7 @@
     <w:basedOn w:val="DefaultParagraphFont"/>
     <w:uiPriority w:val="21"/>
     <w:qFormat/>
-    <w:rsid w:val="009833B4"/>
+    <w:rsid w:val="005563D1"/>
     <w:rPr>
       <w:i/>
       <w:iCs/>
@@ -2531,7 +3086,7 @@
     <w:link w:val="IntenseQuoteChar"/>
     <w:uiPriority w:val="30"/>
     <w:qFormat/>
-    <w:rsid w:val="009833B4"/>
+    <w:rsid w:val="005563D1"/>
     <w:pPr>
       <w:pBdr>
         <w:top w:val="single" w:sz="4" w:space="10" w:color="0F4761" w:themeColor="accent1" w:themeShade="BF"/>
@@ -2552,7 +3107,7 @@
     <w:basedOn w:val="DefaultParagraphFont"/>
     <w:link w:val="IntenseQuote"/>
     <w:uiPriority w:val="30"/>
-    <w:rsid w:val="009833B4"/>
+    <w:rsid w:val="005563D1"/>
     <w:rPr>
       <w:i/>
       <w:iCs/>
@@ -2564,7 +3119,7 @@
     <w:basedOn w:val="DefaultParagraphFont"/>
     <w:uiPriority w:val="32"/>
     <w:qFormat/>
-    <w:rsid w:val="009833B4"/>
+    <w:rsid w:val="005563D1"/>
     <w:rPr>
       <w:b/>
       <w:bCs/>

--- a/KhamBenh.docx
+++ b/KhamBenh.docx
@@ -153,7 +153,7 @@
           <w:rFonts w:ascii="Times New Roman" w:hAnsi="Times New Roman" w:cs="Times New Roman"/>
           <w:sz w:val="26"/>
         </w:rPr>
-        <w:t>File: src/utils/api.js. Chứa các hàm apiGetDSBenhNhanChoKham, apiGetChiTietPhieuKhamBenh, apiCapNhatKhamBenh và hàm apiCapNhatTrangThaiCLS.</w:t>
+        <w:t>File: src/utils/api.js. Chứa các hàm apiGetDSBenhNhanChoKham, apiGetChiTietPhieuKhamBenh và apiCapNhatKhamBenh.</w:t>
       </w:r>
     </w:p>
     <w:p>
@@ -189,23 +189,23 @@
           <w:b/>
           <w:sz w:val="26"/>
         </w:rPr>
-        <w:t>2.1. Hàm gọi API cập nhật toàn bộ thông tin khám (Dòng 518 - 529)</w:t>
-      </w:r>
-    </w:p>
-    <w:p>
-      <w:pPr>
-        <w:spacing w:before="80" w:after="80" w:line="240" w:lineRule="auto"/>
-        <w:rPr>
-          <w:rFonts w:ascii="Courier New" w:hAnsi="Courier New" w:cs="Courier New"/>
-          <w:sz w:val="19"/>
-        </w:rPr>
-      </w:pPr>
-      <w:r>
-        <w:rPr>
-          <w:rFonts w:ascii="Courier New" w:hAnsi="Courier New" w:cs="Courier New"/>
-          <w:sz w:val="19"/>
-        </w:rPr>
-        <w:t>// Dòng 518-529: Cập nhật thông tin phiếu khám bằng phương thức PUT</w:t>
+        <w:t>2.1. Hàm gọi API cập nhật toàn bộ thông tin khám (Dòng 528 - 534)</w:t>
+      </w:r>
+    </w:p>
+    <w:p>
+      <w:pPr>
+        <w:spacing w:before="80" w:after="80" w:line="240" w:lineRule="auto"/>
+        <w:rPr>
+          <w:rFonts w:ascii="Courier New" w:hAnsi="Courier New" w:cs="Courier New"/>
+          <w:sz w:val="19"/>
+        </w:rPr>
+      </w:pPr>
+      <w:r>
+        <w:rPr>
+          <w:rFonts w:ascii="Courier New" w:hAnsi="Courier New" w:cs="Courier New"/>
+          <w:sz w:val="19"/>
+        </w:rPr>
+        <w:t>// Dòng 528-534: Cập nhật thông tin phiếu khám bằng phương thức PUT</w:t>
       </w:r>
     </w:p>
     <w:p>
@@ -302,6 +302,24 @@
           <w:sz w:val="19"/>
         </w:rPr>
         <w:t>};</w:t>
+      </w:r>
+    </w:p>
+    <w:p>
+      <w:pPr>
+        <w:spacing w:before="360" w:after="120" w:line="240" w:lineRule="auto"/>
+        <w:rPr>
+          <w:rFonts w:ascii="Times New Roman" w:hAnsi="Times New Roman" w:cs="Times New Roman"/>
+          <w:b/>
+          <w:sz w:val="28"/>
+        </w:rPr>
+      </w:pPr>
+      <w:r>
+        <w:rPr>
+          <w:rFonts w:ascii="Times New Roman" w:hAnsi="Times New Roman" w:cs="Times New Roman"/>
+          <w:b/>
+          <w:sz w:val="28"/>
+        </w:rPr>
+        <w:t>CHƯƠNG 3: CHI TIẾT MÃ NGUỒN VÀ LOGIC XỬ LÝ TẠI SRC/PAGES/KHAMBENH.JSX</w:t>
       </w:r>
     </w:p>
     <w:p>
@@ -319,103 +337,375 @@
           <w:b/>
           <w:sz w:val="26"/>
         </w:rPr>
-        <w:t>2.2. Hàm cập nhật trạng thái từng dịch vụ Cận lâm sàng động (Dòng 531 - 537)</w:t>
-      </w:r>
-    </w:p>
-    <w:p>
-      <w:pPr>
-        <w:spacing w:before="80" w:after="80" w:line="240" w:lineRule="auto"/>
-        <w:rPr>
-          <w:rFonts w:ascii="Courier New" w:hAnsi="Courier New" w:cs="Courier New"/>
-          <w:sz w:val="19"/>
-        </w:rPr>
-      </w:pPr>
-      <w:r>
-        <w:rPr>
-          <w:rFonts w:ascii="Courier New" w:hAnsi="Courier New" w:cs="Courier New"/>
-          <w:sz w:val="19"/>
-        </w:rPr>
-        <w:t>// Dòng 531-537: Sử dụng phương thức PATCH để đồng bộ trạng thái thực hiện của dịch vụ CLS thời gian thực</w:t>
-      </w:r>
-    </w:p>
-    <w:p>
-      <w:pPr>
-        <w:spacing w:before="80" w:after="80" w:line="240" w:lineRule="auto"/>
-        <w:rPr>
-          <w:rFonts w:ascii="Courier New" w:hAnsi="Courier New" w:cs="Courier New"/>
-          <w:sz w:val="19"/>
-        </w:rPr>
-      </w:pPr>
-      <w:r>
-        <w:rPr>
-          <w:rFonts w:ascii="Courier New" w:hAnsi="Courier New" w:cs="Courier New"/>
-          <w:sz w:val="19"/>
-        </w:rPr>
-        <w:t>export const apiCapNhatTrangThaiCLS = async (maPhieu, maChiTiet, trangThaiDichVu) =&gt; {</w:t>
-      </w:r>
-    </w:p>
-    <w:p>
-      <w:pPr>
-        <w:spacing w:before="80" w:after="80" w:line="240" w:lineRule="auto"/>
-        <w:rPr>
-          <w:rFonts w:ascii="Courier New" w:hAnsi="Courier New" w:cs="Courier New"/>
-          <w:sz w:val="19"/>
-        </w:rPr>
-      </w:pPr>
-      <w:r>
-        <w:rPr>
-          <w:rFonts w:ascii="Courier New" w:hAnsi="Courier New" w:cs="Courier New"/>
-          <w:sz w:val="19"/>
-        </w:rPr>
-        <w:t xml:space="preserve">  return await apiFetch(`/KhamBenh/${maPhieu}/chi-dinh-cls/${maChiTiet}`, {</w:t>
-      </w:r>
-    </w:p>
-    <w:p>
-      <w:pPr>
-        <w:spacing w:before="80" w:after="80" w:line="240" w:lineRule="auto"/>
-        <w:rPr>
-          <w:rFonts w:ascii="Courier New" w:hAnsi="Courier New" w:cs="Courier New"/>
-          <w:sz w:val="19"/>
-        </w:rPr>
-      </w:pPr>
-      <w:r>
-        <w:rPr>
-          <w:rFonts w:ascii="Courier New" w:hAnsi="Courier New" w:cs="Courier New"/>
-          <w:sz w:val="19"/>
-        </w:rPr>
-        <w:t xml:space="preserve">    method: 'PATCH',</w:t>
-      </w:r>
-    </w:p>
-    <w:p>
-      <w:pPr>
-        <w:spacing w:before="80" w:after="80" w:line="240" w:lineRule="auto"/>
-        <w:rPr>
-          <w:rFonts w:ascii="Courier New" w:hAnsi="Courier New" w:cs="Courier New"/>
-          <w:sz w:val="19"/>
-        </w:rPr>
-      </w:pPr>
-      <w:r>
-        <w:rPr>
-          <w:rFonts w:ascii="Courier New" w:hAnsi="Courier New" w:cs="Courier New"/>
-          <w:sz w:val="19"/>
-        </w:rPr>
-        <w:t xml:space="preserve">    body: JSON.stringify({ trangThaiDichVu })</w:t>
-      </w:r>
-    </w:p>
-    <w:p>
-      <w:pPr>
-        <w:spacing w:before="80" w:after="80" w:line="240" w:lineRule="auto"/>
-        <w:rPr>
-          <w:rFonts w:ascii="Courier New" w:hAnsi="Courier New" w:cs="Courier New"/>
-          <w:sz w:val="19"/>
-        </w:rPr>
-      </w:pPr>
-      <w:r>
-        <w:rPr>
-          <w:rFonts w:ascii="Courier New" w:hAnsi="Courier New" w:cs="Courier New"/>
-          <w:sz w:val="19"/>
-        </w:rPr>
-        <w:t xml:space="preserve">  });</w:t>
+        <w:t>3.1. Đồng bộ hóa Trạng thái thực hiện Cận lâm sàng động (Dòng 393 - 426)</w:t>
+      </w:r>
+    </w:p>
+    <w:p>
+      <w:pPr>
+        <w:spacing w:before="80" w:after="80" w:line="240" w:lineRule="auto"/>
+        <w:rPr>
+          <w:rFonts w:ascii="Courier New" w:hAnsi="Courier New" w:cs="Courier New"/>
+          <w:sz w:val="19"/>
+        </w:rPr>
+      </w:pPr>
+      <w:r>
+        <w:rPr>
+          <w:rFonts w:ascii="Courier New" w:hAnsi="Courier New" w:cs="Courier New"/>
+          <w:sz w:val="19"/>
+        </w:rPr>
+        <w:t>// Thay đổi trạng thái thực hiện của dịch vụ cận lâm sàng (Đã làm / Chưa thực hiện) trực tiếp lên DB qua API PUT chính</w:t>
+      </w:r>
+    </w:p>
+    <w:p>
+      <w:pPr>
+        <w:spacing w:before="80" w:after="80" w:line="240" w:lineRule="auto"/>
+        <w:rPr>
+          <w:rFonts w:ascii="Courier New" w:hAnsi="Courier New" w:cs="Courier New"/>
+          <w:sz w:val="19"/>
+        </w:rPr>
+      </w:pPr>
+      <w:r>
+        <w:rPr>
+          <w:rFonts w:ascii="Courier New" w:hAnsi="Courier New" w:cs="Courier New"/>
+          <w:sz w:val="19"/>
+        </w:rPr>
+        <w:t>const toggleTrangThaiCLS = async (id) =&gt; {</w:t>
+      </w:r>
+    </w:p>
+    <w:p>
+      <w:pPr>
+        <w:spacing w:before="80" w:after="80" w:line="240" w:lineRule="auto"/>
+        <w:rPr>
+          <w:rFonts w:ascii="Courier New" w:hAnsi="Courier New" w:cs="Courier New"/>
+          <w:sz w:val="19"/>
+        </w:rPr>
+      </w:pPr>
+      <w:r>
+        <w:rPr>
+          <w:rFonts w:ascii="Courier New" w:hAnsi="Courier New" w:cs="Courier New"/>
+          <w:sz w:val="19"/>
+        </w:rPr>
+        <w:t xml:space="preserve">  const cls = chiDinh.find(c =&gt; c.id === id || c.maDV === id);</w:t>
+      </w:r>
+    </w:p>
+    <w:p>
+      <w:pPr>
+        <w:spacing w:before="80" w:after="80" w:line="240" w:lineRule="auto"/>
+        <w:rPr>
+          <w:rFonts w:ascii="Courier New" w:hAnsi="Courier New" w:cs="Courier New"/>
+          <w:sz w:val="19"/>
+        </w:rPr>
+      </w:pPr>
+      <w:r>
+        <w:rPr>
+          <w:rFonts w:ascii="Courier New" w:hAnsi="Courier New" w:cs="Courier New"/>
+          <w:sz w:val="19"/>
+        </w:rPr>
+        <w:t xml:space="preserve">  if (!cls || !selectedBN?.maPhieu) return;</w:t>
+      </w:r>
+    </w:p>
+    <w:p>
+      <w:pPr>
+        <w:spacing w:before="80" w:after="80" w:line="240" w:lineRule="auto"/>
+        <w:rPr>
+          <w:rFonts w:ascii="Courier New" w:hAnsi="Courier New" w:cs="Courier New"/>
+          <w:sz w:val="19"/>
+        </w:rPr>
+      </w:pPr>
+      <w:r>
+        <w:rPr>
+          <w:rFonts w:ascii="Courier New" w:hAnsi="Courier New" w:cs="Courier New"/>
+          <w:sz w:val="19"/>
+        </w:rPr>
+        <w:t xml:space="preserve">  if (cls.isNew) {</w:t>
+      </w:r>
+    </w:p>
+    <w:p>
+      <w:pPr>
+        <w:spacing w:before="80" w:after="80" w:line="240" w:lineRule="auto"/>
+        <w:rPr>
+          <w:rFonts w:ascii="Courier New" w:hAnsi="Courier New" w:cs="Courier New"/>
+          <w:sz w:val="19"/>
+        </w:rPr>
+      </w:pPr>
+      <w:r>
+        <w:rPr>
+          <w:rFonts w:ascii="Courier New" w:hAnsi="Courier New" w:cs="Courier New"/>
+          <w:sz w:val="19"/>
+        </w:rPr>
+        <w:t xml:space="preserve">    setChiDinh(prev =&gt; prev.map(c =&gt; c.id === id || c.maDV === id ? { ...c, trangThaiDichVu: c.trangThaiDichVu === 1 ? 0 : 1 } : c));</w:t>
+      </w:r>
+    </w:p>
+    <w:p>
+      <w:pPr>
+        <w:spacing w:before="80" w:after="80" w:line="240" w:lineRule="auto"/>
+        <w:rPr>
+          <w:rFonts w:ascii="Courier New" w:hAnsi="Courier New" w:cs="Courier New"/>
+          <w:sz w:val="19"/>
+        </w:rPr>
+      </w:pPr>
+      <w:r>
+        <w:rPr>
+          <w:rFonts w:ascii="Courier New" w:hAnsi="Courier New" w:cs="Courier New"/>
+          <w:sz w:val="19"/>
+        </w:rPr>
+        <w:t xml:space="preserve">    return;</w:t>
+      </w:r>
+    </w:p>
+    <w:p>
+      <w:pPr>
+        <w:spacing w:before="80" w:after="80" w:line="240" w:lineRule="auto"/>
+        <w:rPr>
+          <w:rFonts w:ascii="Courier New" w:hAnsi="Courier New" w:cs="Courier New"/>
+          <w:sz w:val="19"/>
+        </w:rPr>
+      </w:pPr>
+      <w:r>
+        <w:rPr>
+          <w:rFonts w:ascii="Courier New" w:hAnsi="Courier New" w:cs="Courier New"/>
+          <w:sz w:val="19"/>
+        </w:rPr>
+        <w:t xml:space="preserve">  }</w:t>
+      </w:r>
+    </w:p>
+    <w:p>
+      <w:pPr>
+        <w:spacing w:before="80" w:after="80" w:line="240" w:lineRule="auto"/>
+        <w:rPr>
+          <w:rFonts w:ascii="Courier New" w:hAnsi="Courier New" w:cs="Courier New"/>
+          <w:sz w:val="19"/>
+        </w:rPr>
+      </w:pPr>
+      <w:r>
+        <w:rPr>
+          <w:rFonts w:ascii="Courier New" w:hAnsi="Courier New" w:cs="Courier New"/>
+          <w:sz w:val="19"/>
+        </w:rPr>
+        <w:t xml:space="preserve">  const newTrangThai = cls.trangThaiDichVu === 1 ? 0 : 1;</w:t>
+      </w:r>
+    </w:p>
+    <w:p>
+      <w:pPr>
+        <w:spacing w:before="80" w:after="80" w:line="240" w:lineRule="auto"/>
+        <w:rPr>
+          <w:rFonts w:ascii="Courier New" w:hAnsi="Courier New" w:cs="Courier New"/>
+          <w:sz w:val="19"/>
+        </w:rPr>
+      </w:pPr>
+      <w:r>
+        <w:rPr>
+          <w:rFonts w:ascii="Courier New" w:hAnsi="Courier New" w:cs="Courier New"/>
+          <w:sz w:val="19"/>
+        </w:rPr>
+        <w:t xml:space="preserve">  try {</w:t>
+      </w:r>
+    </w:p>
+    <w:p>
+      <w:pPr>
+        <w:spacing w:before="80" w:after="80" w:line="240" w:lineRule="auto"/>
+        <w:rPr>
+          <w:rFonts w:ascii="Courier New" w:hAnsi="Courier New" w:cs="Courier New"/>
+          <w:sz w:val="19"/>
+        </w:rPr>
+      </w:pPr>
+      <w:r>
+        <w:rPr>
+          <w:rFonts w:ascii="Courier New" w:hAnsi="Courier New" w:cs="Courier New"/>
+          <w:sz w:val="19"/>
+        </w:rPr>
+        <w:t xml:space="preserve">    await apiCapNhatKhamBenh(selectedBN.maPhieu, {</w:t>
+      </w:r>
+    </w:p>
+    <w:p>
+      <w:pPr>
+        <w:spacing w:before="80" w:after="80" w:line="240" w:lineRule="auto"/>
+        <w:rPr>
+          <w:rFonts w:ascii="Courier New" w:hAnsi="Courier New" w:cs="Courier New"/>
+          <w:sz w:val="19"/>
+        </w:rPr>
+      </w:pPr>
+      <w:r>
+        <w:rPr>
+          <w:rFonts w:ascii="Courier New" w:hAnsi="Courier New" w:cs="Courier New"/>
+          <w:sz w:val="19"/>
+        </w:rPr>
+        <w:t xml:space="preserve">      trangThaiCLS: [</w:t>
+      </w:r>
+    </w:p>
+    <w:p>
+      <w:pPr>
+        <w:spacing w:before="80" w:after="80" w:line="240" w:lineRule="auto"/>
+        <w:rPr>
+          <w:rFonts w:ascii="Courier New" w:hAnsi="Courier New" w:cs="Courier New"/>
+          <w:sz w:val="19"/>
+        </w:rPr>
+      </w:pPr>
+      <w:r>
+        <w:rPr>
+          <w:rFonts w:ascii="Courier New" w:hAnsi="Courier New" w:cs="Courier New"/>
+          <w:sz w:val="19"/>
+        </w:rPr>
+        <w:t xml:space="preserve">        {</w:t>
+      </w:r>
+    </w:p>
+    <w:p>
+      <w:pPr>
+        <w:spacing w:before="80" w:after="80" w:line="240" w:lineRule="auto"/>
+        <w:rPr>
+          <w:rFonts w:ascii="Courier New" w:hAnsi="Courier New" w:cs="Courier New"/>
+          <w:sz w:val="19"/>
+        </w:rPr>
+      </w:pPr>
+      <w:r>
+        <w:rPr>
+          <w:rFonts w:ascii="Courier New" w:hAnsi="Courier New" w:cs="Courier New"/>
+          <w:sz w:val="19"/>
+        </w:rPr>
+        <w:t xml:space="preserve">          maChiTiet: parseInt(cls.id || id, 10),</w:t>
+      </w:r>
+    </w:p>
+    <w:p>
+      <w:pPr>
+        <w:spacing w:before="80" w:after="80" w:line="240" w:lineRule="auto"/>
+        <w:rPr>
+          <w:rFonts w:ascii="Courier New" w:hAnsi="Courier New" w:cs="Courier New"/>
+          <w:sz w:val="19"/>
+        </w:rPr>
+      </w:pPr>
+      <w:r>
+        <w:rPr>
+          <w:rFonts w:ascii="Courier New" w:hAnsi="Courier New" w:cs="Courier New"/>
+          <w:sz w:val="19"/>
+        </w:rPr>
+        <w:t xml:space="preserve">          daLamCLS: newTrangThai === 1</w:t>
+      </w:r>
+    </w:p>
+    <w:p>
+      <w:pPr>
+        <w:spacing w:before="80" w:after="80" w:line="240" w:lineRule="auto"/>
+        <w:rPr>
+          <w:rFonts w:ascii="Courier New" w:hAnsi="Courier New" w:cs="Courier New"/>
+          <w:sz w:val="19"/>
+        </w:rPr>
+      </w:pPr>
+      <w:r>
+        <w:rPr>
+          <w:rFonts w:ascii="Courier New" w:hAnsi="Courier New" w:cs="Courier New"/>
+          <w:sz w:val="19"/>
+        </w:rPr>
+        <w:t xml:space="preserve">        }</w:t>
+      </w:r>
+    </w:p>
+    <w:p>
+      <w:pPr>
+        <w:spacing w:before="80" w:after="80" w:line="240" w:lineRule="auto"/>
+        <w:rPr>
+          <w:rFonts w:ascii="Courier New" w:hAnsi="Courier New" w:cs="Courier New"/>
+          <w:sz w:val="19"/>
+        </w:rPr>
+      </w:pPr>
+      <w:r>
+        <w:rPr>
+          <w:rFonts w:ascii="Courier New" w:hAnsi="Courier New" w:cs="Courier New"/>
+          <w:sz w:val="19"/>
+        </w:rPr>
+        <w:t xml:space="preserve">      ]</w:t>
+      </w:r>
+    </w:p>
+    <w:p>
+      <w:pPr>
+        <w:spacing w:before="80" w:after="80" w:line="240" w:lineRule="auto"/>
+        <w:rPr>
+          <w:rFonts w:ascii="Courier New" w:hAnsi="Courier New" w:cs="Courier New"/>
+          <w:sz w:val="19"/>
+        </w:rPr>
+      </w:pPr>
+      <w:r>
+        <w:rPr>
+          <w:rFonts w:ascii="Courier New" w:hAnsi="Courier New" w:cs="Courier New"/>
+          <w:sz w:val="19"/>
+        </w:rPr>
+        <w:t xml:space="preserve">    });</w:t>
+      </w:r>
+    </w:p>
+    <w:p>
+      <w:pPr>
+        <w:spacing w:before="80" w:after="80" w:line="240" w:lineRule="auto"/>
+        <w:rPr>
+          <w:rFonts w:ascii="Courier New" w:hAnsi="Courier New" w:cs="Courier New"/>
+          <w:sz w:val="19"/>
+        </w:rPr>
+      </w:pPr>
+      <w:r>
+        <w:rPr>
+          <w:rFonts w:ascii="Courier New" w:hAnsi="Courier New" w:cs="Courier New"/>
+          <w:sz w:val="19"/>
+        </w:rPr>
+        <w:t xml:space="preserve">    setChiDinh(prev =&gt; prev.map(c =&gt; c.id === id || c.maDV === id ? { ...c, trangThaiDichVu: newTrangThai } : c));</w:t>
+      </w:r>
+    </w:p>
+    <w:p>
+      <w:pPr>
+        <w:spacing w:before="80" w:after="80" w:line="240" w:lineRule="auto"/>
+        <w:rPr>
+          <w:rFonts w:ascii="Courier New" w:hAnsi="Courier New" w:cs="Courier New"/>
+          <w:sz w:val="19"/>
+        </w:rPr>
+      </w:pPr>
+      <w:r>
+        <w:rPr>
+          <w:rFonts w:ascii="Courier New" w:hAnsi="Courier New" w:cs="Courier New"/>
+          <w:sz w:val="19"/>
+        </w:rPr>
+        <w:t xml:space="preserve">    showSuccess(newTrangThai === 1 ? 'Đã cập nhật: CLS hoàn thành!' : 'Đã cập nhật: CLS chưa thực hiện!');</w:t>
+      </w:r>
+    </w:p>
+    <w:p>
+      <w:pPr>
+        <w:spacing w:before="80" w:after="80" w:line="240" w:lineRule="auto"/>
+        <w:rPr>
+          <w:rFonts w:ascii="Courier New" w:hAnsi="Courier New" w:cs="Courier New"/>
+          <w:sz w:val="19"/>
+        </w:rPr>
+      </w:pPr>
+      <w:r>
+        <w:rPr>
+          <w:rFonts w:ascii="Courier New" w:hAnsi="Courier New" w:cs="Courier New"/>
+          <w:sz w:val="19"/>
+        </w:rPr>
+        <w:t xml:space="preserve">  } catch (err) {</w:t>
+      </w:r>
+    </w:p>
+    <w:p>
+      <w:pPr>
+        <w:spacing w:before="80" w:after="80" w:line="240" w:lineRule="auto"/>
+        <w:rPr>
+          <w:rFonts w:ascii="Courier New" w:hAnsi="Courier New" w:cs="Courier New"/>
+          <w:sz w:val="19"/>
+        </w:rPr>
+      </w:pPr>
+      <w:r>
+        <w:rPr>
+          <w:rFonts w:ascii="Courier New" w:hAnsi="Courier New" w:cs="Courier New"/>
+          <w:sz w:val="19"/>
+        </w:rPr>
+        <w:t xml:space="preserve">    showError(err.message || 'Không thể cập nhật trạng thái CLS, vui lòng thử lại.');</w:t>
+      </w:r>
+    </w:p>
+    <w:p>
+      <w:pPr>
+        <w:spacing w:before="80" w:after="80" w:line="240" w:lineRule="auto"/>
+        <w:rPr>
+          <w:rFonts w:ascii="Courier New" w:hAnsi="Courier New" w:cs="Courier New"/>
+          <w:sz w:val="19"/>
+        </w:rPr>
+      </w:pPr>
+      <w:r>
+        <w:rPr>
+          <w:rFonts w:ascii="Courier New" w:hAnsi="Courier New" w:cs="Courier New"/>
+          <w:sz w:val="19"/>
+        </w:rPr>
+        <w:t xml:space="preserve">  }</w:t>
       </w:r>
     </w:p>
     <w:p>
@@ -432,24 +722,6 @@
           <w:sz w:val="19"/>
         </w:rPr>
         <w:t>};</w:t>
-      </w:r>
-    </w:p>
-    <w:p>
-      <w:pPr>
-        <w:spacing w:before="360" w:after="120" w:line="240" w:lineRule="auto"/>
-        <w:rPr>
-          <w:rFonts w:ascii="Times New Roman" w:hAnsi="Times New Roman" w:cs="Times New Roman"/>
-          <w:b/>
-          <w:sz w:val="28"/>
-        </w:rPr>
-      </w:pPr>
-      <w:r>
-        <w:rPr>
-          <w:rFonts w:ascii="Times New Roman" w:hAnsi="Times New Roman" w:cs="Times New Roman"/>
-          <w:b/>
-          <w:sz w:val="28"/>
-        </w:rPr>
-        <w:t>CHƯƠNG 3: CHI TIẾT MÃ NGUỒN VÀ LOGIC XỬ LÝ TẠI SRC/PAGES/KHAMBENH.JSX</w:t>
       </w:r>
     </w:p>
     <w:p>
@@ -467,279 +739,119 @@
           <w:b/>
           <w:sz w:val="26"/>
         </w:rPr>
-        <w:t>3.1. Đồng bộ hóa Trạng thái thực hiện Cận lâm sàng động (Dòng 389 - 415)</w:t>
-      </w:r>
-    </w:p>
-    <w:p>
-      <w:pPr>
-        <w:spacing w:before="80" w:after="80" w:line="240" w:lineRule="auto"/>
-        <w:rPr>
-          <w:rFonts w:ascii="Courier New" w:hAnsi="Courier New" w:cs="Courier New"/>
-          <w:sz w:val="19"/>
-        </w:rPr>
-      </w:pPr>
-      <w:r>
-        <w:rPr>
-          <w:rFonts w:ascii="Courier New" w:hAnsi="Courier New" w:cs="Courier New"/>
-          <w:sz w:val="19"/>
-        </w:rPr>
-        <w:t>// Thay đổi trạng thái thực hiện của dịch vụ cận lâm sàng (Đã làm / Chưa thực hiện) trực tiếp lên DB qua API PATCH</w:t>
-      </w:r>
-    </w:p>
-    <w:p>
-      <w:pPr>
-        <w:spacing w:before="80" w:after="80" w:line="240" w:lineRule="auto"/>
-        <w:rPr>
-          <w:rFonts w:ascii="Courier New" w:hAnsi="Courier New" w:cs="Courier New"/>
-          <w:sz w:val="19"/>
-        </w:rPr>
-      </w:pPr>
-      <w:r>
-        <w:rPr>
-          <w:rFonts w:ascii="Courier New" w:hAnsi="Courier New" w:cs="Courier New"/>
-          <w:sz w:val="19"/>
-        </w:rPr>
-        <w:t>const toggleTrangThaiCLS = async (id) =&gt; {</w:t>
-      </w:r>
-    </w:p>
-    <w:p>
-      <w:pPr>
-        <w:spacing w:before="80" w:after="80" w:line="240" w:lineRule="auto"/>
-        <w:rPr>
-          <w:rFonts w:ascii="Courier New" w:hAnsi="Courier New" w:cs="Courier New"/>
-          <w:sz w:val="19"/>
-        </w:rPr>
-      </w:pPr>
-      <w:r>
-        <w:rPr>
-          <w:rFonts w:ascii="Courier New" w:hAnsi="Courier New" w:cs="Courier New"/>
-          <w:sz w:val="19"/>
-        </w:rPr>
-        <w:t xml:space="preserve">  const cls = chiDinh.find(c =&gt; c.id === id || c.maDV === id);</w:t>
-      </w:r>
-    </w:p>
-    <w:p>
-      <w:pPr>
-        <w:spacing w:before="80" w:after="80" w:line="240" w:lineRule="auto"/>
-        <w:rPr>
-          <w:rFonts w:ascii="Courier New" w:hAnsi="Courier New" w:cs="Courier New"/>
-          <w:sz w:val="19"/>
-        </w:rPr>
-      </w:pPr>
-      <w:r>
-        <w:rPr>
-          <w:rFonts w:ascii="Courier New" w:hAnsi="Courier New" w:cs="Courier New"/>
-          <w:sz w:val="19"/>
-        </w:rPr>
-        <w:t xml:space="preserve">  if (!cls || !selectedBN?.maPhieu) return;</w:t>
-      </w:r>
-    </w:p>
-    <w:p>
-      <w:pPr>
-        <w:spacing w:before="80" w:after="80" w:line="240" w:lineRule="auto"/>
-        <w:rPr>
-          <w:rFonts w:ascii="Courier New" w:hAnsi="Courier New" w:cs="Courier New"/>
-          <w:sz w:val="19"/>
-        </w:rPr>
-      </w:pPr>
-      <w:r>
-        <w:rPr>
-          <w:rFonts w:ascii="Courier New" w:hAnsi="Courier New" w:cs="Courier New"/>
-          <w:sz w:val="19"/>
-        </w:rPr>
-        <w:t xml:space="preserve">  if (cls.isNew) {</w:t>
-      </w:r>
-    </w:p>
-    <w:p>
-      <w:pPr>
-        <w:spacing w:before="80" w:after="80" w:line="240" w:lineRule="auto"/>
-        <w:rPr>
-          <w:rFonts w:ascii="Courier New" w:hAnsi="Courier New" w:cs="Courier New"/>
-          <w:sz w:val="19"/>
-        </w:rPr>
-      </w:pPr>
-      <w:r>
-        <w:rPr>
-          <w:rFonts w:ascii="Courier New" w:hAnsi="Courier New" w:cs="Courier New"/>
-          <w:sz w:val="19"/>
-        </w:rPr>
-        <w:t xml:space="preserve">    setChiDinh(prev =&gt; prev.map(c =&gt; c.id === id || c.maDV === id ? { ...c, trangThaiDichVu: c.trangThaiDichVu === 1 ? 0 : 1 } : c));</w:t>
-      </w:r>
-    </w:p>
-    <w:p>
-      <w:pPr>
-        <w:spacing w:before="80" w:after="80" w:line="240" w:lineRule="auto"/>
-        <w:rPr>
-          <w:rFonts w:ascii="Courier New" w:hAnsi="Courier New" w:cs="Courier New"/>
-          <w:sz w:val="19"/>
-        </w:rPr>
-      </w:pPr>
-      <w:r>
-        <w:rPr>
-          <w:rFonts w:ascii="Courier New" w:hAnsi="Courier New" w:cs="Courier New"/>
-          <w:sz w:val="19"/>
-        </w:rPr>
-        <w:t xml:space="preserve">    return;</w:t>
-      </w:r>
-    </w:p>
-    <w:p>
-      <w:pPr>
-        <w:spacing w:before="80" w:after="80" w:line="240" w:lineRule="auto"/>
-        <w:rPr>
-          <w:rFonts w:ascii="Courier New" w:hAnsi="Courier New" w:cs="Courier New"/>
-          <w:sz w:val="19"/>
-        </w:rPr>
-      </w:pPr>
-      <w:r>
-        <w:rPr>
-          <w:rFonts w:ascii="Courier New" w:hAnsi="Courier New" w:cs="Courier New"/>
-          <w:sz w:val="19"/>
-        </w:rPr>
-        <w:t xml:space="preserve">  }</w:t>
-      </w:r>
-    </w:p>
-    <w:p>
-      <w:pPr>
-        <w:spacing w:before="80" w:after="80" w:line="240" w:lineRule="auto"/>
-        <w:rPr>
-          <w:rFonts w:ascii="Courier New" w:hAnsi="Courier New" w:cs="Courier New"/>
-          <w:sz w:val="19"/>
-        </w:rPr>
-      </w:pPr>
-      <w:r>
-        <w:rPr>
-          <w:rFonts w:ascii="Courier New" w:hAnsi="Courier New" w:cs="Courier New"/>
-          <w:sz w:val="19"/>
-        </w:rPr>
-        <w:t xml:space="preserve">  const newTrangThai = cls.trangThaiDichVu === 1 ? 0 : 1;</w:t>
-      </w:r>
-    </w:p>
-    <w:p>
-      <w:pPr>
-        <w:spacing w:before="80" w:after="80" w:line="240" w:lineRule="auto"/>
-        <w:rPr>
-          <w:rFonts w:ascii="Courier New" w:hAnsi="Courier New" w:cs="Courier New"/>
-          <w:sz w:val="19"/>
-        </w:rPr>
-      </w:pPr>
-      <w:r>
-        <w:rPr>
-          <w:rFonts w:ascii="Courier New" w:hAnsi="Courier New" w:cs="Courier New"/>
-          <w:sz w:val="19"/>
-        </w:rPr>
-        <w:t xml:space="preserve">  try {</w:t>
-      </w:r>
-    </w:p>
-    <w:p>
-      <w:pPr>
-        <w:spacing w:before="80" w:after="80" w:line="240" w:lineRule="auto"/>
-        <w:rPr>
-          <w:rFonts w:ascii="Courier New" w:hAnsi="Courier New" w:cs="Courier New"/>
-          <w:sz w:val="19"/>
-        </w:rPr>
-      </w:pPr>
-      <w:r>
-        <w:rPr>
-          <w:rFonts w:ascii="Courier New" w:hAnsi="Courier New" w:cs="Courier New"/>
-          <w:sz w:val="19"/>
-        </w:rPr>
-        <w:t xml:space="preserve">    await apiCapNhatTrangThaiCLS(selectedBN.maPhieu, cls.id, newTrangThai);</w:t>
-      </w:r>
-    </w:p>
-    <w:p>
-      <w:pPr>
-        <w:spacing w:before="80" w:after="80" w:line="240" w:lineRule="auto"/>
-        <w:rPr>
-          <w:rFonts w:ascii="Courier New" w:hAnsi="Courier New" w:cs="Courier New"/>
-          <w:sz w:val="19"/>
-        </w:rPr>
-      </w:pPr>
-      <w:r>
-        <w:rPr>
-          <w:rFonts w:ascii="Courier New" w:hAnsi="Courier New" w:cs="Courier New"/>
-          <w:sz w:val="19"/>
-        </w:rPr>
-        <w:t xml:space="preserve">    setChiDinh(prev =&gt; prev.map(c =&gt; c.id === id || c.maDV === id ? { ...c, trangThaiDichVu: newTrangThai } : c));</w:t>
-      </w:r>
-    </w:p>
-    <w:p>
-      <w:pPr>
-        <w:spacing w:before="80" w:after="80" w:line="240" w:lineRule="auto"/>
-        <w:rPr>
-          <w:rFonts w:ascii="Courier New" w:hAnsi="Courier New" w:cs="Courier New"/>
-          <w:sz w:val="19"/>
-        </w:rPr>
-      </w:pPr>
-      <w:r>
-        <w:rPr>
-          <w:rFonts w:ascii="Courier New" w:hAnsi="Courier New" w:cs="Courier New"/>
-          <w:sz w:val="19"/>
-        </w:rPr>
-        <w:t xml:space="preserve">    showSuccess(newTrangThai === 1 ? 'Đã cập nhật: CLS hoàn thành!' : 'Đã cập nhật: CLS chưa thực hiện!');</w:t>
-      </w:r>
-    </w:p>
-    <w:p>
-      <w:pPr>
-        <w:spacing w:before="80" w:after="80" w:line="240" w:lineRule="auto"/>
-        <w:rPr>
-          <w:rFonts w:ascii="Courier New" w:hAnsi="Courier New" w:cs="Courier New"/>
-          <w:sz w:val="19"/>
-        </w:rPr>
-      </w:pPr>
-      <w:r>
-        <w:rPr>
-          <w:rFonts w:ascii="Courier New" w:hAnsi="Courier New" w:cs="Courier New"/>
-          <w:sz w:val="19"/>
-        </w:rPr>
-        <w:t xml:space="preserve">  } catch (err) {</w:t>
-      </w:r>
-    </w:p>
-    <w:p>
-      <w:pPr>
-        <w:spacing w:before="80" w:after="80" w:line="240" w:lineRule="auto"/>
-        <w:rPr>
-          <w:rFonts w:ascii="Courier New" w:hAnsi="Courier New" w:cs="Courier New"/>
-          <w:sz w:val="19"/>
-        </w:rPr>
-      </w:pPr>
-      <w:r>
-        <w:rPr>
-          <w:rFonts w:ascii="Courier New" w:hAnsi="Courier New" w:cs="Courier New"/>
-          <w:sz w:val="19"/>
-        </w:rPr>
-        <w:t xml:space="preserve">    showError(err.message || 'Không thể cập nhật trạng thái CLS, vui lòng thử lại.');</w:t>
-      </w:r>
-    </w:p>
-    <w:p>
-      <w:pPr>
-        <w:spacing w:before="80" w:after="80" w:line="240" w:lineRule="auto"/>
-        <w:rPr>
-          <w:rFonts w:ascii="Courier New" w:hAnsi="Courier New" w:cs="Courier New"/>
-          <w:sz w:val="19"/>
-        </w:rPr>
-      </w:pPr>
-      <w:r>
-        <w:rPr>
-          <w:rFonts w:ascii="Courier New" w:hAnsi="Courier New" w:cs="Courier New"/>
-          <w:sz w:val="19"/>
-        </w:rPr>
-        <w:t xml:space="preserve">  }</w:t>
-      </w:r>
-    </w:p>
-    <w:p>
-      <w:pPr>
-        <w:spacing w:before="80" w:after="80" w:line="240" w:lineRule="auto"/>
-        <w:rPr>
-          <w:rFonts w:ascii="Courier New" w:hAnsi="Courier New" w:cs="Courier New"/>
-          <w:sz w:val="19"/>
-        </w:rPr>
-      </w:pPr>
-      <w:r>
-        <w:rPr>
-          <w:rFonts w:ascii="Courier New" w:hAnsi="Courier New" w:cs="Courier New"/>
-          <w:sz w:val="19"/>
-        </w:rPr>
-        <w:t>};</w:t>
+        <w:t>3.2. Hàm lọc đơn thuốc trước khi lưu tại luuPhieuKham (Dòng 334 - 338)</w:t>
+      </w:r>
+    </w:p>
+    <w:p>
+      <w:pPr>
+        <w:spacing w:before="80" w:after="80" w:line="240" w:lineRule="auto"/>
+        <w:rPr>
+          <w:rFonts w:ascii="Courier New" w:hAnsi="Courier New" w:cs="Courier New"/>
+          <w:sz w:val="19"/>
+        </w:rPr>
+      </w:pPr>
+      <w:r>
+        <w:rPr>
+          <w:rFonts w:ascii="Courier New" w:hAnsi="Courier New" w:cs="Courier New"/>
+          <w:sz w:val="19"/>
+        </w:rPr>
+        <w:t>// Lọc bỏ các thuốc đã được phát ra khỏi payload trước khi thực hiện gọi PUT API để cập nhật dữ liệu</w:t>
+      </w:r>
+    </w:p>
+    <w:p>
+      <w:pPr>
+        <w:spacing w:before="80" w:after="80" w:line="240" w:lineRule="auto"/>
+        <w:rPr>
+          <w:rFonts w:ascii="Courier New" w:hAnsi="Courier New" w:cs="Courier New"/>
+          <w:sz w:val="19"/>
+        </w:rPr>
+      </w:pPr>
+      <w:r>
+        <w:rPr>
+          <w:rFonts w:ascii="Courier New" w:hAnsi="Courier New" w:cs="Courier New"/>
+          <w:sz w:val="19"/>
+        </w:rPr>
+        <w:t>// Việc này giúp tránh ghi đè các dòng dữ liệu thuốc đã được cấp phát thực tế bên kho dược</w:t>
+      </w:r>
+    </w:p>
+    <w:p>
+      <w:pPr>
+        <w:spacing w:before="80" w:after="80" w:line="240" w:lineRule="auto"/>
+        <w:rPr>
+          <w:rFonts w:ascii="Courier New" w:hAnsi="Courier New" w:cs="Courier New"/>
+          <w:sz w:val="19"/>
+        </w:rPr>
+      </w:pPr>
+      <w:r>
+        <w:rPr>
+          <w:rFonts w:ascii="Courier New" w:hAnsi="Courier New" w:cs="Courier New"/>
+          <w:sz w:val="19"/>
+        </w:rPr>
+        <w:t>donThuoc: donThuoc.filter(t =&gt; !t.trangThaiPhatThuoc).map(t =&gt; ({</w:t>
+      </w:r>
+    </w:p>
+    <w:p>
+      <w:pPr>
+        <w:spacing w:before="80" w:after="80" w:line="240" w:lineRule="auto"/>
+        <w:rPr>
+          <w:rFonts w:ascii="Courier New" w:hAnsi="Courier New" w:cs="Courier New"/>
+          <w:sz w:val="19"/>
+        </w:rPr>
+      </w:pPr>
+      <w:r>
+        <w:rPr>
+          <w:rFonts w:ascii="Courier New" w:hAnsi="Courier New" w:cs="Courier New"/>
+          <w:sz w:val="19"/>
+        </w:rPr>
+        <w:t xml:space="preserve">  maThuoc: t.maThuoc,</w:t>
+      </w:r>
+    </w:p>
+    <w:p>
+      <w:pPr>
+        <w:spacing w:before="80" w:after="80" w:line="240" w:lineRule="auto"/>
+        <w:rPr>
+          <w:rFonts w:ascii="Courier New" w:hAnsi="Courier New" w:cs="Courier New"/>
+          <w:sz w:val="19"/>
+        </w:rPr>
+      </w:pPr>
+      <w:r>
+        <w:rPr>
+          <w:rFonts w:ascii="Courier New" w:hAnsi="Courier New" w:cs="Courier New"/>
+          <w:sz w:val="19"/>
+        </w:rPr>
+        <w:t xml:space="preserve">  soLuong: parseInt(t.soLuong, 10),</w:t>
+      </w:r>
+    </w:p>
+    <w:p>
+      <w:pPr>
+        <w:spacing w:before="80" w:after="80" w:line="240" w:lineRule="auto"/>
+        <w:rPr>
+          <w:rFonts w:ascii="Courier New" w:hAnsi="Courier New" w:cs="Courier New"/>
+          <w:sz w:val="19"/>
+        </w:rPr>
+      </w:pPr>
+      <w:r>
+        <w:rPr>
+          <w:rFonts w:ascii="Courier New" w:hAnsi="Courier New" w:cs="Courier New"/>
+          <w:sz w:val="19"/>
+        </w:rPr>
+        <w:t xml:space="preserve">  cachDung: t.cachDung.trim()</w:t>
+      </w:r>
+    </w:p>
+    <w:p>
+      <w:pPr>
+        <w:spacing w:before="80" w:after="80" w:line="240" w:lineRule="auto"/>
+        <w:rPr>
+          <w:rFonts w:ascii="Courier New" w:hAnsi="Courier New" w:cs="Courier New"/>
+          <w:sz w:val="19"/>
+        </w:rPr>
+      </w:pPr>
+      <w:r>
+        <w:rPr>
+          <w:rFonts w:ascii="Courier New" w:hAnsi="Courier New" w:cs="Courier New"/>
+          <w:sz w:val="19"/>
+        </w:rPr>
+        <w:t>}))</w:t>
       </w:r>
     </w:p>
     <w:p>
@@ -757,151 +869,535 @@
           <w:b/>
           <w:sz w:val="26"/>
         </w:rPr>
-        <w:t>3.2. Hàm lọc đơn thuốc trước khi lưu tại luuPhieuKham (Dòng 329 - 334)</w:t>
-      </w:r>
-    </w:p>
-    <w:p>
-      <w:pPr>
-        <w:spacing w:before="80" w:after="80" w:line="240" w:lineRule="auto"/>
-        <w:rPr>
-          <w:rFonts w:ascii="Courier New" w:hAnsi="Courier New" w:cs="Courier New"/>
-          <w:sz w:val="19"/>
-        </w:rPr>
-      </w:pPr>
-      <w:r>
-        <w:rPr>
-          <w:rFonts w:ascii="Courier New" w:hAnsi="Courier New" w:cs="Courier New"/>
-          <w:sz w:val="19"/>
-        </w:rPr>
-        <w:t>// Lọc bỏ các thuốc đã được phát ra khỏi payload trước khi thực hiện gọi PUT API để cập nhật dữ liệu</w:t>
-      </w:r>
-    </w:p>
-    <w:p>
-      <w:pPr>
-        <w:spacing w:before="80" w:after="80" w:line="240" w:lineRule="auto"/>
-        <w:rPr>
-          <w:rFonts w:ascii="Courier New" w:hAnsi="Courier New" w:cs="Courier New"/>
-          <w:sz w:val="19"/>
-        </w:rPr>
-      </w:pPr>
-      <w:r>
-        <w:rPr>
-          <w:rFonts w:ascii="Courier New" w:hAnsi="Courier New" w:cs="Courier New"/>
-          <w:sz w:val="19"/>
-        </w:rPr>
-        <w:t>// Việc này giúp tránh ghi đè các dòng dữ liệu thuốc đã được cấp phát thực tế bên kho dược</w:t>
-      </w:r>
-    </w:p>
-    <w:p>
-      <w:pPr>
-        <w:spacing w:before="80" w:after="80" w:line="240" w:lineRule="auto"/>
-        <w:rPr>
-          <w:rFonts w:ascii="Courier New" w:hAnsi="Courier New" w:cs="Courier New"/>
-          <w:sz w:val="19"/>
-        </w:rPr>
-      </w:pPr>
-      <w:r>
-        <w:rPr>
-          <w:rFonts w:ascii="Courier New" w:hAnsi="Courier New" w:cs="Courier New"/>
-          <w:sz w:val="19"/>
-        </w:rPr>
-        <w:t>const tempDonThuoc = donThuoc</w:t>
-      </w:r>
-    </w:p>
-    <w:p>
-      <w:pPr>
-        <w:spacing w:before="80" w:after="80" w:line="240" w:lineRule="auto"/>
-        <w:rPr>
-          <w:rFonts w:ascii="Courier New" w:hAnsi="Courier New" w:cs="Courier New"/>
-          <w:sz w:val="19"/>
-        </w:rPr>
-      </w:pPr>
-      <w:r>
-        <w:rPr>
-          <w:rFonts w:ascii="Courier New" w:hAnsi="Courier New" w:cs="Courier New"/>
-          <w:sz w:val="19"/>
-        </w:rPr>
-        <w:t xml:space="preserve">  .filter(t =&gt; !t.trangThaiPhatThuoc)</w:t>
-      </w:r>
-    </w:p>
-    <w:p>
-      <w:pPr>
-        <w:spacing w:before="80" w:after="80" w:line="240" w:lineRule="auto"/>
-        <w:rPr>
-          <w:rFonts w:ascii="Courier New" w:hAnsi="Courier New" w:cs="Courier New"/>
-          <w:sz w:val="19"/>
-        </w:rPr>
-      </w:pPr>
-      <w:r>
-        <w:rPr>
-          <w:rFonts w:ascii="Courier New" w:hAnsi="Courier New" w:cs="Courier New"/>
-          <w:sz w:val="19"/>
-        </w:rPr>
-        <w:t xml:space="preserve">  .map(t =&gt; ({</w:t>
-      </w:r>
-    </w:p>
-    <w:p>
-      <w:pPr>
-        <w:spacing w:before="80" w:after="80" w:line="240" w:lineRule="auto"/>
-        <w:rPr>
-          <w:rFonts w:ascii="Courier New" w:hAnsi="Courier New" w:cs="Courier New"/>
-          <w:sz w:val="19"/>
-        </w:rPr>
-      </w:pPr>
-      <w:r>
-        <w:rPr>
-          <w:rFonts w:ascii="Courier New" w:hAnsi="Courier New" w:cs="Courier New"/>
-          <w:sz w:val="19"/>
-        </w:rPr>
-        <w:t xml:space="preserve">    maThuoc: t.maThuoc,</w:t>
-      </w:r>
-    </w:p>
-    <w:p>
-      <w:pPr>
-        <w:spacing w:before="80" w:after="80" w:line="240" w:lineRule="auto"/>
-        <w:rPr>
-          <w:rFonts w:ascii="Courier New" w:hAnsi="Courier New" w:cs="Courier New"/>
-          <w:sz w:val="19"/>
-        </w:rPr>
-      </w:pPr>
-      <w:r>
-        <w:rPr>
-          <w:rFonts w:ascii="Courier New" w:hAnsi="Courier New" w:cs="Courier New"/>
-          <w:sz w:val="19"/>
-        </w:rPr>
-        <w:t xml:space="preserve">    soLuong: parseInt(t.soLuong, 10),</w:t>
-      </w:r>
-    </w:p>
-    <w:p>
-      <w:pPr>
-        <w:spacing w:before="80" w:after="80" w:line="240" w:lineRule="auto"/>
-        <w:rPr>
-          <w:rFonts w:ascii="Courier New" w:hAnsi="Courier New" w:cs="Courier New"/>
-          <w:sz w:val="19"/>
-        </w:rPr>
-      </w:pPr>
-      <w:r>
-        <w:rPr>
-          <w:rFonts w:ascii="Courier New" w:hAnsi="Courier New" w:cs="Courier New"/>
-          <w:sz w:val="19"/>
-        </w:rPr>
-        <w:t xml:space="preserve">    cachDung: t.cachDung.trim()</w:t>
-      </w:r>
-    </w:p>
-    <w:p>
-      <w:pPr>
-        <w:spacing w:before="80" w:after="80" w:line="240" w:lineRule="auto"/>
-        <w:rPr>
-          <w:rFonts w:ascii="Courier New" w:hAnsi="Courier New" w:cs="Courier New"/>
-          <w:sz w:val="19"/>
-        </w:rPr>
-      </w:pPr>
-      <w:r>
-        <w:rPr>
-          <w:rFonts w:ascii="Courier New" w:hAnsi="Courier New" w:cs="Courier New"/>
-          <w:sz w:val="19"/>
-        </w:rPr>
-        <w:t xml:space="preserve">  }));</w:t>
+        <w:t>3.3. Ràng buộc bảo vệ Đơn thuốc đã phát tại Bảng kê thuốc (Dòng 741 - 776)</w:t>
+      </w:r>
+    </w:p>
+    <w:p>
+      <w:pPr>
+        <w:spacing w:before="80" w:after="80" w:line="240" w:lineRule="auto"/>
+        <w:rPr>
+          <w:rFonts w:ascii="Courier New" w:hAnsi="Courier New" w:cs="Courier New"/>
+          <w:sz w:val="19"/>
+        </w:rPr>
+      </w:pPr>
+      <w:r>
+        <w:rPr>
+          <w:rFonts w:ascii="Courier New" w:hAnsi="Courier New" w:cs="Courier New"/>
+          <w:sz w:val="19"/>
+        </w:rPr>
+        <w:t>// Bảng kê đơn thuốc: Kiểm tra biến trangThaiPhatThuoc để khóa (disable) ô nhập liệu và ẩn nút xóa đối với thuốc đã phát</w:t>
+      </w:r>
+    </w:p>
+    <w:p>
+      <w:pPr>
+        <w:spacing w:before="80" w:after="80" w:line="240" w:lineRule="auto"/>
+        <w:rPr>
+          <w:rFonts w:ascii="Courier New" w:hAnsi="Courier New" w:cs="Courier New"/>
+          <w:sz w:val="19"/>
+        </w:rPr>
+      </w:pPr>
+      <w:r>
+        <w:rPr>
+          <w:rFonts w:ascii="Courier New" w:hAnsi="Courier New" w:cs="Courier New"/>
+          <w:sz w:val="19"/>
+        </w:rPr>
+        <w:t>{donThuoc.map((t, i) =&gt; (</w:t>
+      </w:r>
+    </w:p>
+    <w:p>
+      <w:pPr>
+        <w:spacing w:before="80" w:after="80" w:line="240" w:lineRule="auto"/>
+        <w:rPr>
+          <w:rFonts w:ascii="Courier New" w:hAnsi="Courier New" w:cs="Courier New"/>
+          <w:sz w:val="19"/>
+        </w:rPr>
+      </w:pPr>
+      <w:r>
+        <w:rPr>
+          <w:rFonts w:ascii="Courier New" w:hAnsi="Courier New" w:cs="Courier New"/>
+          <w:sz w:val="19"/>
+        </w:rPr>
+        <w:t xml:space="preserve">  &lt;tr key={t.id} className={t.trangThaiPhatThuoc ? 'opacity-60 bg-[#f8fafc]' : ''}&gt;</w:t>
+      </w:r>
+    </w:p>
+    <w:p>
+      <w:pPr>
+        <w:spacing w:before="80" w:after="80" w:line="240" w:lineRule="auto"/>
+        <w:rPr>
+          <w:rFonts w:ascii="Courier New" w:hAnsi="Courier New" w:cs="Courier New"/>
+          <w:sz w:val="19"/>
+        </w:rPr>
+      </w:pPr>
+      <w:r>
+        <w:rPr>
+          <w:rFonts w:ascii="Courier New" w:hAnsi="Courier New" w:cs="Courier New"/>
+          <w:sz w:val="19"/>
+        </w:rPr>
+        <w:t xml:space="preserve">    &lt;td className="text-center"&gt;{i + 1}&lt;/td&gt;</w:t>
+      </w:r>
+    </w:p>
+    <w:p>
+      <w:pPr>
+        <w:spacing w:before="80" w:after="80" w:line="240" w:lineRule="auto"/>
+        <w:rPr>
+          <w:rFonts w:ascii="Courier New" w:hAnsi="Courier New" w:cs="Courier New"/>
+          <w:sz w:val="19"/>
+        </w:rPr>
+      </w:pPr>
+      <w:r>
+        <w:rPr>
+          <w:rFonts w:ascii="Courier New" w:hAnsi="Courier New" w:cs="Courier New"/>
+          <w:sz w:val="19"/>
+        </w:rPr>
+        <w:t xml:space="preserve">    &lt;td&gt;</w:t>
+      </w:r>
+    </w:p>
+    <w:p>
+      <w:pPr>
+        <w:spacing w:before="80" w:after="80" w:line="240" w:lineRule="auto"/>
+        <w:rPr>
+          <w:rFonts w:ascii="Courier New" w:hAnsi="Courier New" w:cs="Courier New"/>
+          <w:sz w:val="19"/>
+        </w:rPr>
+      </w:pPr>
+      <w:r>
+        <w:rPr>
+          <w:rFonts w:ascii="Courier New" w:hAnsi="Courier New" w:cs="Courier New"/>
+          <w:sz w:val="19"/>
+        </w:rPr>
+        <w:t xml:space="preserve">      &lt;span className="font-semibold text-[var(--primary)]"&gt;[{t.maThuoc}]&lt;/span&gt; {t.tenThuoc}</w:t>
+      </w:r>
+    </w:p>
+    <w:p>
+      <w:pPr>
+        <w:spacing w:before="80" w:after="80" w:line="240" w:lineRule="auto"/>
+        <w:rPr>
+          <w:rFonts w:ascii="Courier New" w:hAnsi="Courier New" w:cs="Courier New"/>
+          <w:sz w:val="19"/>
+        </w:rPr>
+      </w:pPr>
+      <w:r>
+        <w:rPr>
+          <w:rFonts w:ascii="Courier New" w:hAnsi="Courier New" w:cs="Courier New"/>
+          <w:sz w:val="19"/>
+        </w:rPr>
+        <w:t xml:space="preserve">      {t.trangThaiPhatThuoc &amp;&amp; &lt;span className="ml-2 text-[11px] text-[#16a34a] font-semibold bg-[#dcfce7] px-1.5 py-0.5 rounded-full"&gt;Đã phát&lt;/span&gt;}</w:t>
+      </w:r>
+    </w:p>
+    <w:p>
+      <w:pPr>
+        <w:spacing w:before="80" w:after="80" w:line="240" w:lineRule="auto"/>
+        <w:rPr>
+          <w:rFonts w:ascii="Courier New" w:hAnsi="Courier New" w:cs="Courier New"/>
+          <w:sz w:val="19"/>
+        </w:rPr>
+      </w:pPr>
+      <w:r>
+        <w:rPr>
+          <w:rFonts w:ascii="Courier New" w:hAnsi="Courier New" w:cs="Courier New"/>
+          <w:sz w:val="19"/>
+        </w:rPr>
+        <w:t xml:space="preserve">    &lt;/td&gt;</w:t>
+      </w:r>
+    </w:p>
+    <w:p>
+      <w:pPr>
+        <w:spacing w:before="80" w:after="80" w:line="240" w:lineRule="auto"/>
+        <w:rPr>
+          <w:rFonts w:ascii="Courier New" w:hAnsi="Courier New" w:cs="Courier New"/>
+          <w:sz w:val="19"/>
+        </w:rPr>
+      </w:pPr>
+      <w:r>
+        <w:rPr>
+          <w:rFonts w:ascii="Courier New" w:hAnsi="Courier New" w:cs="Courier New"/>
+          <w:sz w:val="19"/>
+        </w:rPr>
+        <w:t xml:space="preserve">    &lt;td&gt;</w:t>
+      </w:r>
+    </w:p>
+    <w:p>
+      <w:pPr>
+        <w:spacing w:before="80" w:after="80" w:line="240" w:lineRule="auto"/>
+        <w:rPr>
+          <w:rFonts w:ascii="Courier New" w:hAnsi="Courier New" w:cs="Courier New"/>
+          <w:sz w:val="19"/>
+        </w:rPr>
+      </w:pPr>
+      <w:r>
+        <w:rPr>
+          <w:rFonts w:ascii="Courier New" w:hAnsi="Courier New" w:cs="Courier New"/>
+          <w:sz w:val="19"/>
+        </w:rPr>
+        <w:t xml:space="preserve">      &lt;input </w:t>
+      </w:r>
+    </w:p>
+    <w:p>
+      <w:pPr>
+        <w:spacing w:before="80" w:after="80" w:line="240" w:lineRule="auto"/>
+        <w:rPr>
+          <w:rFonts w:ascii="Courier New" w:hAnsi="Courier New" w:cs="Courier New"/>
+          <w:sz w:val="19"/>
+        </w:rPr>
+      </w:pPr>
+      <w:r>
+        <w:rPr>
+          <w:rFonts w:ascii="Courier New" w:hAnsi="Courier New" w:cs="Courier New"/>
+          <w:sz w:val="19"/>
+        </w:rPr>
+        <w:t xml:space="preserve">        type="number" </w:t>
+      </w:r>
+    </w:p>
+    <w:p>
+      <w:pPr>
+        <w:spacing w:before="80" w:after="80" w:line="240" w:lineRule="auto"/>
+        <w:rPr>
+          <w:rFonts w:ascii="Courier New" w:hAnsi="Courier New" w:cs="Courier New"/>
+          <w:sz w:val="19"/>
+        </w:rPr>
+      </w:pPr>
+      <w:r>
+        <w:rPr>
+          <w:rFonts w:ascii="Courier New" w:hAnsi="Courier New" w:cs="Courier New"/>
+          <w:sz w:val="19"/>
+        </w:rPr>
+        <w:t xml:space="preserve">        value={t.soLuong} </w:t>
+      </w:r>
+    </w:p>
+    <w:p>
+      <w:pPr>
+        <w:spacing w:before="80" w:after="80" w:line="240" w:lineRule="auto"/>
+        <w:rPr>
+          <w:rFonts w:ascii="Courier New" w:hAnsi="Courier New" w:cs="Courier New"/>
+          <w:sz w:val="19"/>
+        </w:rPr>
+      </w:pPr>
+      <w:r>
+        <w:rPr>
+          <w:rFonts w:ascii="Courier New" w:hAnsi="Courier New" w:cs="Courier New"/>
+          <w:sz w:val="19"/>
+        </w:rPr>
+        <w:t xml:space="preserve">        disabled={!!t.trangThaiPhatThuoc}</w:t>
+      </w:r>
+    </w:p>
+    <w:p>
+      <w:pPr>
+        <w:spacing w:before="80" w:after="80" w:line="240" w:lineRule="auto"/>
+        <w:rPr>
+          <w:rFonts w:ascii="Courier New" w:hAnsi="Courier New" w:cs="Courier New"/>
+          <w:sz w:val="19"/>
+        </w:rPr>
+      </w:pPr>
+      <w:r>
+        <w:rPr>
+          <w:rFonts w:ascii="Courier New" w:hAnsi="Courier New" w:cs="Courier New"/>
+          <w:sz w:val="19"/>
+        </w:rPr>
+        <w:t xml:space="preserve">        onChange={e =&gt; capNhatSoLuongThuoc(t.id, e.target.value)} </w:t>
+      </w:r>
+    </w:p>
+    <w:p>
+      <w:pPr>
+        <w:spacing w:before="80" w:after="80" w:line="240" w:lineRule="auto"/>
+        <w:rPr>
+          <w:rFonts w:ascii="Courier New" w:hAnsi="Courier New" w:cs="Courier New"/>
+          <w:sz w:val="19"/>
+        </w:rPr>
+      </w:pPr>
+      <w:r>
+        <w:rPr>
+          <w:rFonts w:ascii="Courier New" w:hAnsi="Courier New" w:cs="Courier New"/>
+          <w:sz w:val="19"/>
+        </w:rPr>
+        <w:t xml:space="preserve">      /&gt;</w:t>
+      </w:r>
+    </w:p>
+    <w:p>
+      <w:pPr>
+        <w:spacing w:before="80" w:after="80" w:line="240" w:lineRule="auto"/>
+        <w:rPr>
+          <w:rFonts w:ascii="Courier New" w:hAnsi="Courier New" w:cs="Courier New"/>
+          <w:sz w:val="19"/>
+        </w:rPr>
+      </w:pPr>
+      <w:r>
+        <w:rPr>
+          <w:rFonts w:ascii="Courier New" w:hAnsi="Courier New" w:cs="Courier New"/>
+          <w:sz w:val="19"/>
+        </w:rPr>
+        <w:t xml:space="preserve">    &lt;/td&gt;</w:t>
+      </w:r>
+    </w:p>
+    <w:p>
+      <w:pPr>
+        <w:spacing w:before="80" w:after="80" w:line="240" w:lineRule="auto"/>
+        <w:rPr>
+          <w:rFonts w:ascii="Courier New" w:hAnsi="Courier New" w:cs="Courier New"/>
+          <w:sz w:val="19"/>
+        </w:rPr>
+      </w:pPr>
+      <w:r>
+        <w:rPr>
+          <w:rFonts w:ascii="Courier New" w:hAnsi="Courier New" w:cs="Courier New"/>
+          <w:sz w:val="19"/>
+        </w:rPr>
+        <w:t xml:space="preserve">    &lt;td&gt;</w:t>
+      </w:r>
+    </w:p>
+    <w:p>
+      <w:pPr>
+        <w:spacing w:before="80" w:after="80" w:line="240" w:lineRule="auto"/>
+        <w:rPr>
+          <w:rFonts w:ascii="Courier New" w:hAnsi="Courier New" w:cs="Courier New"/>
+          <w:sz w:val="19"/>
+        </w:rPr>
+      </w:pPr>
+      <w:r>
+        <w:rPr>
+          <w:rFonts w:ascii="Courier New" w:hAnsi="Courier New" w:cs="Courier New"/>
+          <w:sz w:val="19"/>
+        </w:rPr>
+        <w:t xml:space="preserve">      &lt;input </w:t>
+      </w:r>
+    </w:p>
+    <w:p>
+      <w:pPr>
+        <w:spacing w:before="80" w:after="80" w:line="240" w:lineRule="auto"/>
+        <w:rPr>
+          <w:rFonts w:ascii="Courier New" w:hAnsi="Courier New" w:cs="Courier New"/>
+          <w:sz w:val="19"/>
+        </w:rPr>
+      </w:pPr>
+      <w:r>
+        <w:rPr>
+          <w:rFonts w:ascii="Courier New" w:hAnsi="Courier New" w:cs="Courier New"/>
+          <w:sz w:val="19"/>
+        </w:rPr>
+        <w:t xml:space="preserve">        type="text" </w:t>
+      </w:r>
+    </w:p>
+    <w:p>
+      <w:pPr>
+        <w:spacing w:before="80" w:after="80" w:line="240" w:lineRule="auto"/>
+        <w:rPr>
+          <w:rFonts w:ascii="Courier New" w:hAnsi="Courier New" w:cs="Courier New"/>
+          <w:sz w:val="19"/>
+        </w:rPr>
+      </w:pPr>
+      <w:r>
+        <w:rPr>
+          <w:rFonts w:ascii="Courier New" w:hAnsi="Courier New" w:cs="Courier New"/>
+          <w:sz w:val="19"/>
+        </w:rPr>
+        <w:t xml:space="preserve">        value={t.cachDung} </w:t>
+      </w:r>
+    </w:p>
+    <w:p>
+      <w:pPr>
+        <w:spacing w:before="80" w:after="80" w:line="240" w:lineRule="auto"/>
+        <w:rPr>
+          <w:rFonts w:ascii="Courier New" w:hAnsi="Courier New" w:cs="Courier New"/>
+          <w:sz w:val="19"/>
+        </w:rPr>
+      </w:pPr>
+      <w:r>
+        <w:rPr>
+          <w:rFonts w:ascii="Courier New" w:hAnsi="Courier New" w:cs="Courier New"/>
+          <w:sz w:val="19"/>
+        </w:rPr>
+        <w:t xml:space="preserve">        disabled={!!t.trangThaiPhatThuoc}</w:t>
+      </w:r>
+    </w:p>
+    <w:p>
+      <w:pPr>
+        <w:spacing w:before="80" w:after="80" w:line="240" w:lineRule="auto"/>
+        <w:rPr>
+          <w:rFonts w:ascii="Courier New" w:hAnsi="Courier New" w:cs="Courier New"/>
+          <w:sz w:val="19"/>
+        </w:rPr>
+      </w:pPr>
+      <w:r>
+        <w:rPr>
+          <w:rFonts w:ascii="Courier New" w:hAnsi="Courier New" w:cs="Courier New"/>
+          <w:sz w:val="19"/>
+        </w:rPr>
+        <w:t xml:space="preserve">        onChange={e =&gt; capNhatCachDungThuoc(t.id, e.target.value)} </w:t>
+      </w:r>
+    </w:p>
+    <w:p>
+      <w:pPr>
+        <w:spacing w:before="80" w:after="80" w:line="240" w:lineRule="auto"/>
+        <w:rPr>
+          <w:rFonts w:ascii="Courier New" w:hAnsi="Courier New" w:cs="Courier New"/>
+          <w:sz w:val="19"/>
+        </w:rPr>
+      </w:pPr>
+      <w:r>
+        <w:rPr>
+          <w:rFonts w:ascii="Courier New" w:hAnsi="Courier New" w:cs="Courier New"/>
+          <w:sz w:val="19"/>
+        </w:rPr>
+        <w:t xml:space="preserve">      /&gt;</w:t>
+      </w:r>
+    </w:p>
+    <w:p>
+      <w:pPr>
+        <w:spacing w:before="80" w:after="80" w:line="240" w:lineRule="auto"/>
+        <w:rPr>
+          <w:rFonts w:ascii="Courier New" w:hAnsi="Courier New" w:cs="Courier New"/>
+          <w:sz w:val="19"/>
+        </w:rPr>
+      </w:pPr>
+      <w:r>
+        <w:rPr>
+          <w:rFonts w:ascii="Courier New" w:hAnsi="Courier New" w:cs="Courier New"/>
+          <w:sz w:val="19"/>
+        </w:rPr>
+        <w:t xml:space="preserve">    &lt;/td&gt;</w:t>
+      </w:r>
+    </w:p>
+    <w:p>
+      <w:pPr>
+        <w:spacing w:before="80" w:after="80" w:line="240" w:lineRule="auto"/>
+        <w:rPr>
+          <w:rFonts w:ascii="Courier New" w:hAnsi="Courier New" w:cs="Courier New"/>
+          <w:sz w:val="19"/>
+        </w:rPr>
+      </w:pPr>
+      <w:r>
+        <w:rPr>
+          <w:rFonts w:ascii="Courier New" w:hAnsi="Courier New" w:cs="Courier New"/>
+          <w:sz w:val="19"/>
+        </w:rPr>
+        <w:t xml:space="preserve">    &lt;td className="text-center"&gt;</w:t>
+      </w:r>
+    </w:p>
+    <w:p>
+      <w:pPr>
+        <w:spacing w:before="80" w:after="80" w:line="240" w:lineRule="auto"/>
+        <w:rPr>
+          <w:rFonts w:ascii="Courier New" w:hAnsi="Courier New" w:cs="Courier New"/>
+          <w:sz w:val="19"/>
+        </w:rPr>
+      </w:pPr>
+      <w:r>
+        <w:rPr>
+          <w:rFonts w:ascii="Courier New" w:hAnsi="Courier New" w:cs="Courier New"/>
+          <w:sz w:val="19"/>
+        </w:rPr>
+        <w:t xml:space="preserve">      {!t.trangThaiPhatThuoc &amp;&amp; (</w:t>
+      </w:r>
+    </w:p>
+    <w:p>
+      <w:pPr>
+        <w:spacing w:before="80" w:after="80" w:line="240" w:lineRule="auto"/>
+        <w:rPr>
+          <w:rFonts w:ascii="Courier New" w:hAnsi="Courier New" w:cs="Courier New"/>
+          <w:sz w:val="19"/>
+        </w:rPr>
+      </w:pPr>
+      <w:r>
+        <w:rPr>
+          <w:rFonts w:ascii="Courier New" w:hAnsi="Courier New" w:cs="Courier New"/>
+          <w:sz w:val="19"/>
+        </w:rPr>
+        <w:t xml:space="preserve">        &lt;button className="kb-icon-btn kb-icon-btn--danger" onClick={() =&gt; xoaThuoc(t.id)}&gt;</w:t>
+      </w:r>
+    </w:p>
+    <w:p>
+      <w:pPr>
+        <w:spacing w:before="80" w:after="80" w:line="240" w:lineRule="auto"/>
+        <w:rPr>
+          <w:rFonts w:ascii="Courier New" w:hAnsi="Courier New" w:cs="Courier New"/>
+          <w:sz w:val="19"/>
+        </w:rPr>
+      </w:pPr>
+      <w:r>
+        <w:rPr>
+          <w:rFonts w:ascii="Courier New" w:hAnsi="Courier New" w:cs="Courier New"/>
+          <w:sz w:val="19"/>
+        </w:rPr>
+        <w:t xml:space="preserve">          &lt;Trash2 size={14} /&gt;</w:t>
+      </w:r>
+    </w:p>
+    <w:p>
+      <w:pPr>
+        <w:spacing w:before="80" w:after="80" w:line="240" w:lineRule="auto"/>
+        <w:rPr>
+          <w:rFonts w:ascii="Courier New" w:hAnsi="Courier New" w:cs="Courier New"/>
+          <w:sz w:val="19"/>
+        </w:rPr>
+      </w:pPr>
+      <w:r>
+        <w:rPr>
+          <w:rFonts w:ascii="Courier New" w:hAnsi="Courier New" w:cs="Courier New"/>
+          <w:sz w:val="19"/>
+        </w:rPr>
+        <w:t xml:space="preserve">        &lt;/button&gt;</w:t>
+      </w:r>
+    </w:p>
+    <w:p>
+      <w:pPr>
+        <w:spacing w:before="80" w:after="80" w:line="240" w:lineRule="auto"/>
+        <w:rPr>
+          <w:rFonts w:ascii="Courier New" w:hAnsi="Courier New" w:cs="Courier New"/>
+          <w:sz w:val="19"/>
+        </w:rPr>
+      </w:pPr>
+      <w:r>
+        <w:rPr>
+          <w:rFonts w:ascii="Courier New" w:hAnsi="Courier New" w:cs="Courier New"/>
+          <w:sz w:val="19"/>
+        </w:rPr>
+        <w:t xml:space="preserve">      )}</w:t>
+      </w:r>
+    </w:p>
+    <w:p>
+      <w:pPr>
+        <w:spacing w:before="80" w:after="80" w:line="240" w:lineRule="auto"/>
+        <w:rPr>
+          <w:rFonts w:ascii="Courier New" w:hAnsi="Courier New" w:cs="Courier New"/>
+          <w:sz w:val="19"/>
+        </w:rPr>
+      </w:pPr>
+      <w:r>
+        <w:rPr>
+          <w:rFonts w:ascii="Courier New" w:hAnsi="Courier New" w:cs="Courier New"/>
+          <w:sz w:val="19"/>
+        </w:rPr>
+        <w:t xml:space="preserve">    &lt;/td&gt;</w:t>
+      </w:r>
+    </w:p>
+    <w:p>
+      <w:pPr>
+        <w:spacing w:before="80" w:after="80" w:line="240" w:lineRule="auto"/>
+        <w:rPr>
+          <w:rFonts w:ascii="Courier New" w:hAnsi="Courier New" w:cs="Courier New"/>
+          <w:sz w:val="19"/>
+        </w:rPr>
+      </w:pPr>
+      <w:r>
+        <w:rPr>
+          <w:rFonts w:ascii="Courier New" w:hAnsi="Courier New" w:cs="Courier New"/>
+          <w:sz w:val="19"/>
+        </w:rPr>
+        <w:t xml:space="preserve">  &lt;/tr&gt;</w:t>
+      </w:r>
+    </w:p>
+    <w:p>
+      <w:pPr>
+        <w:spacing w:before="80" w:after="80" w:line="240" w:lineRule="auto"/>
+        <w:rPr>
+          <w:rFonts w:ascii="Courier New" w:hAnsi="Courier New" w:cs="Courier New"/>
+          <w:sz w:val="19"/>
+        </w:rPr>
+      </w:pPr>
+      <w:r>
+        <w:rPr>
+          <w:rFonts w:ascii="Courier New" w:hAnsi="Courier New" w:cs="Courier New"/>
+          <w:sz w:val="19"/>
+        </w:rPr>
+        <w:t>))}</w:t>
       </w:r>
     </w:p>
     <w:p>
@@ -919,535 +1415,231 @@
           <w:b/>
           <w:sz w:val="26"/>
         </w:rPr>
-        <w:t>3.3. Ràng buộc bảo vệ Đơn thuốc đã phát tại Bảng kê thuốc (Dòng 642 - 677)</w:t>
-      </w:r>
-    </w:p>
-    <w:p>
-      <w:pPr>
-        <w:spacing w:before="80" w:after="80" w:line="240" w:lineRule="auto"/>
-        <w:rPr>
-          <w:rFonts w:ascii="Courier New" w:hAnsi="Courier New" w:cs="Courier New"/>
-          <w:sz w:val="19"/>
-        </w:rPr>
-      </w:pPr>
-      <w:r>
-        <w:rPr>
-          <w:rFonts w:ascii="Courier New" w:hAnsi="Courier New" w:cs="Courier New"/>
-          <w:sz w:val="19"/>
-        </w:rPr>
-        <w:t>// Bảng kê đơn thuốc: Kiểm tra biến trangThaiPhatThuoc để khóa (disable) ô nhập liệu và ẩn nút xóa đối với thuốc đã phát</w:t>
-      </w:r>
-    </w:p>
-    <w:p>
-      <w:pPr>
-        <w:spacing w:before="80" w:after="80" w:line="240" w:lineRule="auto"/>
-        <w:rPr>
-          <w:rFonts w:ascii="Courier New" w:hAnsi="Courier New" w:cs="Courier New"/>
-          <w:sz w:val="19"/>
-        </w:rPr>
-      </w:pPr>
-      <w:r>
-        <w:rPr>
-          <w:rFonts w:ascii="Courier New" w:hAnsi="Courier New" w:cs="Courier New"/>
-          <w:sz w:val="19"/>
-        </w:rPr>
-        <w:t>{donThuoc.map((t, i) =&gt; (</w:t>
-      </w:r>
-    </w:p>
-    <w:p>
-      <w:pPr>
-        <w:spacing w:before="80" w:after="80" w:line="240" w:lineRule="auto"/>
-        <w:rPr>
-          <w:rFonts w:ascii="Courier New" w:hAnsi="Courier New" w:cs="Courier New"/>
-          <w:sz w:val="19"/>
-        </w:rPr>
-      </w:pPr>
-      <w:r>
-        <w:rPr>
-          <w:rFonts w:ascii="Courier New" w:hAnsi="Courier New" w:cs="Courier New"/>
-          <w:sz w:val="19"/>
-        </w:rPr>
-        <w:t xml:space="preserve">  &lt;tr key={t.id} className={t.trangThaiPhatThuoc ? 'opacity-60 bg-[#f8fafc]' : ''}&gt;</w:t>
-      </w:r>
-    </w:p>
-    <w:p>
-      <w:pPr>
-        <w:spacing w:before="80" w:after="80" w:line="240" w:lineRule="auto"/>
-        <w:rPr>
-          <w:rFonts w:ascii="Courier New" w:hAnsi="Courier New" w:cs="Courier New"/>
-          <w:sz w:val="19"/>
-        </w:rPr>
-      </w:pPr>
-      <w:r>
-        <w:rPr>
-          <w:rFonts w:ascii="Courier New" w:hAnsi="Courier New" w:cs="Courier New"/>
-          <w:sz w:val="19"/>
-        </w:rPr>
-        <w:t xml:space="preserve">    &lt;td className="text-center"&gt;{i + 1}&lt;/td&gt;</w:t>
-      </w:r>
-    </w:p>
-    <w:p>
-      <w:pPr>
-        <w:spacing w:before="80" w:after="80" w:line="240" w:lineRule="auto"/>
-        <w:rPr>
-          <w:rFonts w:ascii="Courier New" w:hAnsi="Courier New" w:cs="Courier New"/>
-          <w:sz w:val="19"/>
-        </w:rPr>
-      </w:pPr>
-      <w:r>
-        <w:rPr>
-          <w:rFonts w:ascii="Courier New" w:hAnsi="Courier New" w:cs="Courier New"/>
-          <w:sz w:val="19"/>
-        </w:rPr>
-        <w:t xml:space="preserve">    &lt;td&gt;</w:t>
-      </w:r>
-    </w:p>
-    <w:p>
-      <w:pPr>
-        <w:spacing w:before="80" w:after="80" w:line="240" w:lineRule="auto"/>
-        <w:rPr>
-          <w:rFonts w:ascii="Courier New" w:hAnsi="Courier New" w:cs="Courier New"/>
-          <w:sz w:val="19"/>
-        </w:rPr>
-      </w:pPr>
-      <w:r>
-        <w:rPr>
-          <w:rFonts w:ascii="Courier New" w:hAnsi="Courier New" w:cs="Courier New"/>
-          <w:sz w:val="19"/>
-        </w:rPr>
-        <w:t xml:space="preserve">      &lt;span className="font-semibold text-[var(--primary)]"&gt;[{t.maThuoc}]&lt;/span&gt; {t.tenThuoc}</w:t>
-      </w:r>
-    </w:p>
-    <w:p>
-      <w:pPr>
-        <w:spacing w:before="80" w:after="80" w:line="240" w:lineRule="auto"/>
-        <w:rPr>
-          <w:rFonts w:ascii="Courier New" w:hAnsi="Courier New" w:cs="Courier New"/>
-          <w:sz w:val="19"/>
-        </w:rPr>
-      </w:pPr>
-      <w:r>
-        <w:rPr>
-          <w:rFonts w:ascii="Courier New" w:hAnsi="Courier New" w:cs="Courier New"/>
-          <w:sz w:val="19"/>
-        </w:rPr>
-        <w:t xml:space="preserve">      {t.trangThaiPhatThuoc &amp;&amp; &lt;span className="ml-2 text-[11px] text-[#16a34a] font-semibold bg-[#dcfce7] px-1.5 py-0.5 rounded-full"&gt;Đã phát&lt;/span&gt;}</w:t>
-      </w:r>
-    </w:p>
-    <w:p>
-      <w:pPr>
-        <w:spacing w:before="80" w:after="80" w:line="240" w:lineRule="auto"/>
-        <w:rPr>
-          <w:rFonts w:ascii="Courier New" w:hAnsi="Courier New" w:cs="Courier New"/>
-          <w:sz w:val="19"/>
-        </w:rPr>
-      </w:pPr>
-      <w:r>
-        <w:rPr>
-          <w:rFonts w:ascii="Courier New" w:hAnsi="Courier New" w:cs="Courier New"/>
-          <w:sz w:val="19"/>
-        </w:rPr>
-        <w:t xml:space="preserve">    &lt;/td&gt;</w:t>
-      </w:r>
-    </w:p>
-    <w:p>
-      <w:pPr>
-        <w:spacing w:before="80" w:after="80" w:line="240" w:lineRule="auto"/>
-        <w:rPr>
-          <w:rFonts w:ascii="Courier New" w:hAnsi="Courier New" w:cs="Courier New"/>
-          <w:sz w:val="19"/>
-        </w:rPr>
-      </w:pPr>
-      <w:r>
-        <w:rPr>
-          <w:rFonts w:ascii="Courier New" w:hAnsi="Courier New" w:cs="Courier New"/>
-          <w:sz w:val="19"/>
-        </w:rPr>
-        <w:t xml:space="preserve">    &lt;td&gt;</w:t>
-      </w:r>
-    </w:p>
-    <w:p>
-      <w:pPr>
-        <w:spacing w:before="80" w:after="80" w:line="240" w:lineRule="auto"/>
-        <w:rPr>
-          <w:rFonts w:ascii="Courier New" w:hAnsi="Courier New" w:cs="Courier New"/>
-          <w:sz w:val="19"/>
-        </w:rPr>
-      </w:pPr>
-      <w:r>
-        <w:rPr>
-          <w:rFonts w:ascii="Courier New" w:hAnsi="Courier New" w:cs="Courier New"/>
-          <w:sz w:val="19"/>
-        </w:rPr>
-        <w:t xml:space="preserve">      &lt;input </w:t>
-      </w:r>
-    </w:p>
-    <w:p>
-      <w:pPr>
-        <w:spacing w:before="80" w:after="80" w:line="240" w:lineRule="auto"/>
-        <w:rPr>
-          <w:rFonts w:ascii="Courier New" w:hAnsi="Courier New" w:cs="Courier New"/>
-          <w:sz w:val="19"/>
-        </w:rPr>
-      </w:pPr>
-      <w:r>
-        <w:rPr>
-          <w:rFonts w:ascii="Courier New" w:hAnsi="Courier New" w:cs="Courier New"/>
-          <w:sz w:val="19"/>
-        </w:rPr>
-        <w:t xml:space="preserve">        type="number" </w:t>
-      </w:r>
-    </w:p>
-    <w:p>
-      <w:pPr>
-        <w:spacing w:before="80" w:after="80" w:line="240" w:lineRule="auto"/>
-        <w:rPr>
-          <w:rFonts w:ascii="Courier New" w:hAnsi="Courier New" w:cs="Courier New"/>
-          <w:sz w:val="19"/>
-        </w:rPr>
-      </w:pPr>
-      <w:r>
-        <w:rPr>
-          <w:rFonts w:ascii="Courier New" w:hAnsi="Courier New" w:cs="Courier New"/>
-          <w:sz w:val="19"/>
-        </w:rPr>
-        <w:t xml:space="preserve">        value={t.soLuong} </w:t>
-      </w:r>
-    </w:p>
-    <w:p>
-      <w:pPr>
-        <w:spacing w:before="80" w:after="80" w:line="240" w:lineRule="auto"/>
-        <w:rPr>
-          <w:rFonts w:ascii="Courier New" w:hAnsi="Courier New" w:cs="Courier New"/>
-          <w:sz w:val="19"/>
-        </w:rPr>
-      </w:pPr>
-      <w:r>
-        <w:rPr>
-          <w:rFonts w:ascii="Courier New" w:hAnsi="Courier New" w:cs="Courier New"/>
-          <w:sz w:val="19"/>
-        </w:rPr>
-        <w:t xml:space="preserve">        disabled={!!t.trangThaiPhatThuoc}</w:t>
-      </w:r>
-    </w:p>
-    <w:p>
-      <w:pPr>
-        <w:spacing w:before="80" w:after="80" w:line="240" w:lineRule="auto"/>
-        <w:rPr>
-          <w:rFonts w:ascii="Courier New" w:hAnsi="Courier New" w:cs="Courier New"/>
-          <w:sz w:val="19"/>
-        </w:rPr>
-      </w:pPr>
-      <w:r>
-        <w:rPr>
-          <w:rFonts w:ascii="Courier New" w:hAnsi="Courier New" w:cs="Courier New"/>
-          <w:sz w:val="19"/>
-        </w:rPr>
-        <w:t xml:space="preserve">        onChange={e =&gt; capNhatSoLuongThuoc(t.id, e.target.value)} </w:t>
-      </w:r>
-    </w:p>
-    <w:p>
-      <w:pPr>
-        <w:spacing w:before="80" w:after="80" w:line="240" w:lineRule="auto"/>
-        <w:rPr>
-          <w:rFonts w:ascii="Courier New" w:hAnsi="Courier New" w:cs="Courier New"/>
-          <w:sz w:val="19"/>
-        </w:rPr>
-      </w:pPr>
-      <w:r>
-        <w:rPr>
-          <w:rFonts w:ascii="Courier New" w:hAnsi="Courier New" w:cs="Courier New"/>
-          <w:sz w:val="19"/>
-        </w:rPr>
-        <w:t xml:space="preserve">      /&gt;</w:t>
-      </w:r>
-    </w:p>
-    <w:p>
-      <w:pPr>
-        <w:spacing w:before="80" w:after="80" w:line="240" w:lineRule="auto"/>
-        <w:rPr>
-          <w:rFonts w:ascii="Courier New" w:hAnsi="Courier New" w:cs="Courier New"/>
-          <w:sz w:val="19"/>
-        </w:rPr>
-      </w:pPr>
-      <w:r>
-        <w:rPr>
-          <w:rFonts w:ascii="Courier New" w:hAnsi="Courier New" w:cs="Courier New"/>
-          <w:sz w:val="19"/>
-        </w:rPr>
-        <w:t xml:space="preserve">    &lt;/td&gt;</w:t>
-      </w:r>
-    </w:p>
-    <w:p>
-      <w:pPr>
-        <w:spacing w:before="80" w:after="80" w:line="240" w:lineRule="auto"/>
-        <w:rPr>
-          <w:rFonts w:ascii="Courier New" w:hAnsi="Courier New" w:cs="Courier New"/>
-          <w:sz w:val="19"/>
-        </w:rPr>
-      </w:pPr>
-      <w:r>
-        <w:rPr>
-          <w:rFonts w:ascii="Courier New" w:hAnsi="Courier New" w:cs="Courier New"/>
-          <w:sz w:val="19"/>
-        </w:rPr>
-        <w:t xml:space="preserve">    &lt;td&gt;</w:t>
-      </w:r>
-    </w:p>
-    <w:p>
-      <w:pPr>
-        <w:spacing w:before="80" w:after="80" w:line="240" w:lineRule="auto"/>
-        <w:rPr>
-          <w:rFonts w:ascii="Courier New" w:hAnsi="Courier New" w:cs="Courier New"/>
-          <w:sz w:val="19"/>
-        </w:rPr>
-      </w:pPr>
-      <w:r>
-        <w:rPr>
-          <w:rFonts w:ascii="Courier New" w:hAnsi="Courier New" w:cs="Courier New"/>
-          <w:sz w:val="19"/>
-        </w:rPr>
-        <w:t xml:space="preserve">      &lt;input </w:t>
-      </w:r>
-    </w:p>
-    <w:p>
-      <w:pPr>
-        <w:spacing w:before="80" w:after="80" w:line="240" w:lineRule="auto"/>
-        <w:rPr>
-          <w:rFonts w:ascii="Courier New" w:hAnsi="Courier New" w:cs="Courier New"/>
-          <w:sz w:val="19"/>
-        </w:rPr>
-      </w:pPr>
-      <w:r>
-        <w:rPr>
-          <w:rFonts w:ascii="Courier New" w:hAnsi="Courier New" w:cs="Courier New"/>
-          <w:sz w:val="19"/>
-        </w:rPr>
-        <w:t xml:space="preserve">        type="text" </w:t>
-      </w:r>
-    </w:p>
-    <w:p>
-      <w:pPr>
-        <w:spacing w:before="80" w:after="80" w:line="240" w:lineRule="auto"/>
-        <w:rPr>
-          <w:rFonts w:ascii="Courier New" w:hAnsi="Courier New" w:cs="Courier New"/>
-          <w:sz w:val="19"/>
-        </w:rPr>
-      </w:pPr>
-      <w:r>
-        <w:rPr>
-          <w:rFonts w:ascii="Courier New" w:hAnsi="Courier New" w:cs="Courier New"/>
-          <w:sz w:val="19"/>
-        </w:rPr>
-        <w:t xml:space="preserve">        value={t.cachDung} </w:t>
-      </w:r>
-    </w:p>
-    <w:p>
-      <w:pPr>
-        <w:spacing w:before="80" w:after="80" w:line="240" w:lineRule="auto"/>
-        <w:rPr>
-          <w:rFonts w:ascii="Courier New" w:hAnsi="Courier New" w:cs="Courier New"/>
-          <w:sz w:val="19"/>
-        </w:rPr>
-      </w:pPr>
-      <w:r>
-        <w:rPr>
-          <w:rFonts w:ascii="Courier New" w:hAnsi="Courier New" w:cs="Courier New"/>
-          <w:sz w:val="19"/>
-        </w:rPr>
-        <w:t xml:space="preserve">        disabled={!!t.trangThaiPhatThuoc}</w:t>
-      </w:r>
-    </w:p>
-    <w:p>
-      <w:pPr>
-        <w:spacing w:before="80" w:after="80" w:line="240" w:lineRule="auto"/>
-        <w:rPr>
-          <w:rFonts w:ascii="Courier New" w:hAnsi="Courier New" w:cs="Courier New"/>
-          <w:sz w:val="19"/>
-        </w:rPr>
-      </w:pPr>
-      <w:r>
-        <w:rPr>
-          <w:rFonts w:ascii="Courier New" w:hAnsi="Courier New" w:cs="Courier New"/>
-          <w:sz w:val="19"/>
-        </w:rPr>
-        <w:t xml:space="preserve">        onChange={e =&gt; capNhatCachDungThuoc(t.id, e.target.value)} </w:t>
-      </w:r>
-    </w:p>
-    <w:p>
-      <w:pPr>
-        <w:spacing w:before="80" w:after="80" w:line="240" w:lineRule="auto"/>
-        <w:rPr>
-          <w:rFonts w:ascii="Courier New" w:hAnsi="Courier New" w:cs="Courier New"/>
-          <w:sz w:val="19"/>
-        </w:rPr>
-      </w:pPr>
-      <w:r>
-        <w:rPr>
-          <w:rFonts w:ascii="Courier New" w:hAnsi="Courier New" w:cs="Courier New"/>
-          <w:sz w:val="19"/>
-        </w:rPr>
-        <w:t xml:space="preserve">      /&gt;</w:t>
-      </w:r>
-    </w:p>
-    <w:p>
-      <w:pPr>
-        <w:spacing w:before="80" w:after="80" w:line="240" w:lineRule="auto"/>
-        <w:rPr>
-          <w:rFonts w:ascii="Courier New" w:hAnsi="Courier New" w:cs="Courier New"/>
-          <w:sz w:val="19"/>
-        </w:rPr>
-      </w:pPr>
-      <w:r>
-        <w:rPr>
-          <w:rFonts w:ascii="Courier New" w:hAnsi="Courier New" w:cs="Courier New"/>
-          <w:sz w:val="19"/>
-        </w:rPr>
-        <w:t xml:space="preserve">    &lt;/td&gt;</w:t>
-      </w:r>
-    </w:p>
-    <w:p>
-      <w:pPr>
-        <w:spacing w:before="80" w:after="80" w:line="240" w:lineRule="auto"/>
-        <w:rPr>
-          <w:rFonts w:ascii="Courier New" w:hAnsi="Courier New" w:cs="Courier New"/>
-          <w:sz w:val="19"/>
-        </w:rPr>
-      </w:pPr>
-      <w:r>
-        <w:rPr>
-          <w:rFonts w:ascii="Courier New" w:hAnsi="Courier New" w:cs="Courier New"/>
-          <w:sz w:val="19"/>
-        </w:rPr>
-        <w:t xml:space="preserve">    &lt;td className="text-center"&gt;</w:t>
-      </w:r>
-    </w:p>
-    <w:p>
-      <w:pPr>
-        <w:spacing w:before="80" w:after="80" w:line="240" w:lineRule="auto"/>
-        <w:rPr>
-          <w:rFonts w:ascii="Courier New" w:hAnsi="Courier New" w:cs="Courier New"/>
-          <w:sz w:val="19"/>
-        </w:rPr>
-      </w:pPr>
-      <w:r>
-        <w:rPr>
-          <w:rFonts w:ascii="Courier New" w:hAnsi="Courier New" w:cs="Courier New"/>
-          <w:sz w:val="19"/>
-        </w:rPr>
-        <w:t xml:space="preserve">      {!t.trangThaiPhatThuoc &amp;&amp; (</w:t>
-      </w:r>
-    </w:p>
-    <w:p>
-      <w:pPr>
-        <w:spacing w:before="80" w:after="80" w:line="240" w:lineRule="auto"/>
-        <w:rPr>
-          <w:rFonts w:ascii="Courier New" w:hAnsi="Courier New" w:cs="Courier New"/>
-          <w:sz w:val="19"/>
-        </w:rPr>
-      </w:pPr>
-      <w:r>
-        <w:rPr>
-          <w:rFonts w:ascii="Courier New" w:hAnsi="Courier New" w:cs="Courier New"/>
-          <w:sz w:val="19"/>
-        </w:rPr>
-        <w:t xml:space="preserve">        &lt;button className="kb-icon-btn kb-icon-btn--danger" onClick={() =&gt; xoaThuoc(t.id)}&gt;</w:t>
-      </w:r>
-    </w:p>
-    <w:p>
-      <w:pPr>
-        <w:spacing w:before="80" w:after="80" w:line="240" w:lineRule="auto"/>
-        <w:rPr>
-          <w:rFonts w:ascii="Courier New" w:hAnsi="Courier New" w:cs="Courier New"/>
-          <w:sz w:val="19"/>
-        </w:rPr>
-      </w:pPr>
-      <w:r>
-        <w:rPr>
-          <w:rFonts w:ascii="Courier New" w:hAnsi="Courier New" w:cs="Courier New"/>
-          <w:sz w:val="19"/>
-        </w:rPr>
-        <w:t xml:space="preserve">          &lt;Trash2 size={14} /&gt;</w:t>
-      </w:r>
-    </w:p>
-    <w:p>
-      <w:pPr>
-        <w:spacing w:before="80" w:after="80" w:line="240" w:lineRule="auto"/>
-        <w:rPr>
-          <w:rFonts w:ascii="Courier New" w:hAnsi="Courier New" w:cs="Courier New"/>
-          <w:sz w:val="19"/>
-        </w:rPr>
-      </w:pPr>
-      <w:r>
-        <w:rPr>
-          <w:rFonts w:ascii="Courier New" w:hAnsi="Courier New" w:cs="Courier New"/>
-          <w:sz w:val="19"/>
-        </w:rPr>
-        <w:t xml:space="preserve">        &lt;/button&gt;</w:t>
-      </w:r>
-    </w:p>
-    <w:p>
-      <w:pPr>
-        <w:spacing w:before="80" w:after="80" w:line="240" w:lineRule="auto"/>
-        <w:rPr>
-          <w:rFonts w:ascii="Courier New" w:hAnsi="Courier New" w:cs="Courier New"/>
-          <w:sz w:val="19"/>
-        </w:rPr>
-      </w:pPr>
-      <w:r>
-        <w:rPr>
-          <w:rFonts w:ascii="Courier New" w:hAnsi="Courier New" w:cs="Courier New"/>
-          <w:sz w:val="19"/>
-        </w:rPr>
-        <w:t xml:space="preserve">      )}</w:t>
-      </w:r>
-    </w:p>
-    <w:p>
-      <w:pPr>
-        <w:spacing w:before="80" w:after="80" w:line="240" w:lineRule="auto"/>
-        <w:rPr>
-          <w:rFonts w:ascii="Courier New" w:hAnsi="Courier New" w:cs="Courier New"/>
-          <w:sz w:val="19"/>
-        </w:rPr>
-      </w:pPr>
-      <w:r>
-        <w:rPr>
-          <w:rFonts w:ascii="Courier New" w:hAnsi="Courier New" w:cs="Courier New"/>
-          <w:sz w:val="19"/>
-        </w:rPr>
-        <w:t xml:space="preserve">    &lt;/td&gt;</w:t>
-      </w:r>
-    </w:p>
-    <w:p>
-      <w:pPr>
-        <w:spacing w:before="80" w:after="80" w:line="240" w:lineRule="auto"/>
-        <w:rPr>
-          <w:rFonts w:ascii="Courier New" w:hAnsi="Courier New" w:cs="Courier New"/>
-          <w:sz w:val="19"/>
-        </w:rPr>
-      </w:pPr>
-      <w:r>
-        <w:rPr>
-          <w:rFonts w:ascii="Courier New" w:hAnsi="Courier New" w:cs="Courier New"/>
-          <w:sz w:val="19"/>
-        </w:rPr>
-        <w:t xml:space="preserve">  &lt;/tr&gt;</w:t>
-      </w:r>
-    </w:p>
-    <w:p>
-      <w:pPr>
-        <w:spacing w:before="80" w:after="80" w:line="240" w:lineRule="auto"/>
-        <w:rPr>
-          <w:rFonts w:ascii="Courier New" w:hAnsi="Courier New" w:cs="Courier New"/>
-          <w:sz w:val="19"/>
-        </w:rPr>
-      </w:pPr>
-      <w:r>
-        <w:rPr>
-          <w:rFonts w:ascii="Courier New" w:hAnsi="Courier New" w:cs="Courier New"/>
-          <w:sz w:val="19"/>
-        </w:rPr>
-        <w:t>))}</w:t>
+        <w:t>3.4. Tự động chuyển đổi trạng thái Khám dựa trên chỉ định CLS (Dòng 693 - 706)</w:t>
+      </w:r>
+    </w:p>
+    <w:p>
+      <w:pPr>
+        <w:spacing w:before="80" w:after="80" w:line="240" w:lineRule="auto"/>
+        <w:rPr>
+          <w:rFonts w:ascii="Courier New" w:hAnsi="Courier New" w:cs="Courier New"/>
+          <w:sz w:val="19"/>
+        </w:rPr>
+      </w:pPr>
+      <w:r>
+        <w:rPr>
+          <w:rFonts w:ascii="Courier New" w:hAnsi="Courier New" w:cs="Courier New"/>
+          <w:sz w:val="19"/>
+        </w:rPr>
+        <w:t>// Tự động kiểm tra trạng thái thực hiện các dịch vụ CLS của bệnh nhân khi bác sĩ nhấn lưu chỉ định</w:t>
+      </w:r>
+    </w:p>
+    <w:p>
+      <w:pPr>
+        <w:spacing w:before="80" w:after="80" w:line="240" w:lineRule="auto"/>
+        <w:rPr>
+          <w:rFonts w:ascii="Courier New" w:hAnsi="Courier New" w:cs="Courier New"/>
+          <w:sz w:val="19"/>
+        </w:rPr>
+      </w:pPr>
+      <w:r>
+        <w:rPr>
+          <w:rFonts w:ascii="Courier New" w:hAnsi="Courier New" w:cs="Courier New"/>
+          <w:sz w:val="19"/>
+        </w:rPr>
+        <w:t>// Nếu tất cả CLS đã hoàn thành -&gt; trạng thái quay về 1 (Đang khám), ngược lại giữ trạng thái 2 (Chờ CLS)</w:t>
+      </w:r>
+    </w:p>
+    <w:p>
+      <w:pPr>
+        <w:spacing w:before="80" w:after="80" w:line="240" w:lineRule="auto"/>
+        <w:rPr>
+          <w:rFonts w:ascii="Courier New" w:hAnsi="Courier New" w:cs="Courier New"/>
+          <w:sz w:val="19"/>
+        </w:rPr>
+      </w:pPr>
+      <w:r>
+        <w:rPr>
+          <w:rFonts w:ascii="Courier New" w:hAnsi="Courier New" w:cs="Courier New"/>
+          <w:sz w:val="19"/>
+        </w:rPr>
+        <w:t>&lt;button</w:t>
+      </w:r>
+    </w:p>
+    <w:p>
+      <w:pPr>
+        <w:spacing w:before="80" w:after="80" w:line="240" w:lineRule="auto"/>
+        <w:rPr>
+          <w:rFonts w:ascii="Courier New" w:hAnsi="Courier New" w:cs="Courier New"/>
+          <w:sz w:val="19"/>
+        </w:rPr>
+      </w:pPr>
+      <w:r>
+        <w:rPr>
+          <w:rFonts w:ascii="Courier New" w:hAnsi="Courier New" w:cs="Courier New"/>
+          <w:sz w:val="19"/>
+        </w:rPr>
+        <w:t xml:space="preserve">  className="btn-primary !w-fit !mt-0 py-[10px] px-6 flex items-center gap-2"</w:t>
+      </w:r>
+    </w:p>
+    <w:p>
+      <w:pPr>
+        <w:spacing w:before="80" w:after="80" w:line="240" w:lineRule="auto"/>
+        <w:rPr>
+          <w:rFonts w:ascii="Courier New" w:hAnsi="Courier New" w:cs="Courier New"/>
+          <w:sz w:val="19"/>
+        </w:rPr>
+      </w:pPr>
+      <w:r>
+        <w:rPr>
+          <w:rFonts w:ascii="Courier New" w:hAnsi="Courier New" w:cs="Courier New"/>
+          <w:sz w:val="19"/>
+        </w:rPr>
+        <w:t xml:space="preserve">  onClick={() =&gt; {</w:t>
+      </w:r>
+    </w:p>
+    <w:p>
+      <w:pPr>
+        <w:spacing w:before="80" w:after="80" w:line="240" w:lineRule="auto"/>
+        <w:rPr>
+          <w:rFonts w:ascii="Courier New" w:hAnsi="Courier New" w:cs="Courier New"/>
+          <w:sz w:val="19"/>
+        </w:rPr>
+      </w:pPr>
+      <w:r>
+        <w:rPr>
+          <w:rFonts w:ascii="Courier New" w:hAnsi="Courier New" w:cs="Courier New"/>
+          <w:sz w:val="19"/>
+        </w:rPr>
+        <w:t xml:space="preserve">    const allDone = chiDinh.length &gt; 0 &amp;&amp; chiDinh.every(c =&gt; c.trangThaiDichVu === 1);</w:t>
+      </w:r>
+    </w:p>
+    <w:p>
+      <w:pPr>
+        <w:spacing w:before="80" w:after="80" w:line="240" w:lineRule="auto"/>
+        <w:rPr>
+          <w:rFonts w:ascii="Courier New" w:hAnsi="Courier New" w:cs="Courier New"/>
+          <w:sz w:val="19"/>
+        </w:rPr>
+      </w:pPr>
+      <w:r>
+        <w:rPr>
+          <w:rFonts w:ascii="Courier New" w:hAnsi="Courier New" w:cs="Courier New"/>
+          <w:sz w:val="19"/>
+        </w:rPr>
+        <w:t xml:space="preserve">    luuPhieuKham(allDone ? 1 : 2);</w:t>
+      </w:r>
+    </w:p>
+    <w:p>
+      <w:pPr>
+        <w:spacing w:before="80" w:after="80" w:line="240" w:lineRule="auto"/>
+        <w:rPr>
+          <w:rFonts w:ascii="Courier New" w:hAnsi="Courier New" w:cs="Courier New"/>
+          <w:sz w:val="19"/>
+        </w:rPr>
+      </w:pPr>
+      <w:r>
+        <w:rPr>
+          <w:rFonts w:ascii="Courier New" w:hAnsi="Courier New" w:cs="Courier New"/>
+          <w:sz w:val="19"/>
+        </w:rPr>
+        <w:t xml:space="preserve">  }}</w:t>
+      </w:r>
+    </w:p>
+    <w:p>
+      <w:pPr>
+        <w:spacing w:before="80" w:after="80" w:line="240" w:lineRule="auto"/>
+        <w:rPr>
+          <w:rFonts w:ascii="Courier New" w:hAnsi="Courier New" w:cs="Courier New"/>
+          <w:sz w:val="19"/>
+        </w:rPr>
+      </w:pPr>
+      <w:r>
+        <w:rPr>
+          <w:rFonts w:ascii="Courier New" w:hAnsi="Courier New" w:cs="Courier New"/>
+          <w:sz w:val="19"/>
+        </w:rPr>
+        <w:t>&gt;</w:t>
+      </w:r>
+    </w:p>
+    <w:p>
+      <w:pPr>
+        <w:spacing w:before="80" w:after="80" w:line="240" w:lineRule="auto"/>
+        <w:rPr>
+          <w:rFonts w:ascii="Courier New" w:hAnsi="Courier New" w:cs="Courier New"/>
+          <w:sz w:val="19"/>
+        </w:rPr>
+      </w:pPr>
+      <w:r>
+        <w:rPr>
+          <w:rFonts w:ascii="Courier New" w:hAnsi="Courier New" w:cs="Courier New"/>
+          <w:sz w:val="19"/>
+        </w:rPr>
+        <w:t xml:space="preserve">  &lt;Save size={16} /&gt;</w:t>
+      </w:r>
+    </w:p>
+    <w:p>
+      <w:pPr>
+        <w:spacing w:before="80" w:after="80" w:line="240" w:lineRule="auto"/>
+        <w:rPr>
+          <w:rFonts w:ascii="Courier New" w:hAnsi="Courier New" w:cs="Courier New"/>
+          <w:sz w:val="19"/>
+        </w:rPr>
+      </w:pPr>
+      <w:r>
+        <w:rPr>
+          <w:rFonts w:ascii="Courier New" w:hAnsi="Courier New" w:cs="Courier New"/>
+          <w:sz w:val="19"/>
+        </w:rPr>
+        <w:t xml:space="preserve">  {chiDinh.length &gt; 0 &amp;&amp; chiDinh.every(c =&gt; c.trangThaiDichVu === 1)</w:t>
+      </w:r>
+    </w:p>
+    <w:p>
+      <w:pPr>
+        <w:spacing w:before="80" w:after="80" w:line="240" w:lineRule="auto"/>
+        <w:rPr>
+          <w:rFonts w:ascii="Courier New" w:hAnsi="Courier New" w:cs="Courier New"/>
+          <w:sz w:val="19"/>
+        </w:rPr>
+      </w:pPr>
+      <w:r>
+        <w:rPr>
+          <w:rFonts w:ascii="Courier New" w:hAnsi="Courier New" w:cs="Courier New"/>
+          <w:sz w:val="19"/>
+        </w:rPr>
+        <w:t xml:space="preserve">    ? 'Lưu &amp; Tiếp tục khám'</w:t>
+      </w:r>
+    </w:p>
+    <w:p>
+      <w:pPr>
+        <w:spacing w:before="80" w:after="80" w:line="240" w:lineRule="auto"/>
+        <w:rPr>
+          <w:rFonts w:ascii="Courier New" w:hAnsi="Courier New" w:cs="Courier New"/>
+          <w:sz w:val="19"/>
+        </w:rPr>
+      </w:pPr>
+      <w:r>
+        <w:rPr>
+          <w:rFonts w:ascii="Courier New" w:hAnsi="Courier New" w:cs="Courier New"/>
+          <w:sz w:val="19"/>
+        </w:rPr>
+        <w:t xml:space="preserve">    : 'Lưu chỉ định CLS'}</w:t>
+      </w:r>
+    </w:p>
+    <w:p>
+      <w:pPr>
+        <w:spacing w:before="80" w:after="80" w:line="240" w:lineRule="auto"/>
+        <w:rPr>
+          <w:rFonts w:ascii="Courier New" w:hAnsi="Courier New" w:cs="Courier New"/>
+          <w:sz w:val="19"/>
+        </w:rPr>
+      </w:pPr>
+      <w:r>
+        <w:rPr>
+          <w:rFonts w:ascii="Courier New" w:hAnsi="Courier New" w:cs="Courier New"/>
+          <w:sz w:val="19"/>
+        </w:rPr>
+        <w:t>&lt;/button&gt;</w:t>
       </w:r>
     </w:p>
     <w:p>
@@ -1465,231 +1657,263 @@
           <w:b/>
           <w:sz w:val="26"/>
         </w:rPr>
-        <w:t>3.4. Tự động chuyển đổi trạng thái Khám dựa trên chỉ định CLS (Dòng 603 - 618)</w:t>
-      </w:r>
-    </w:p>
-    <w:p>
-      <w:pPr>
-        <w:spacing w:before="80" w:after="80" w:line="240" w:lineRule="auto"/>
-        <w:rPr>
-          <w:rFonts w:ascii="Courier New" w:hAnsi="Courier New" w:cs="Courier New"/>
-          <w:sz w:val="19"/>
-        </w:rPr>
-      </w:pPr>
-      <w:r>
-        <w:rPr>
-          <w:rFonts w:ascii="Courier New" w:hAnsi="Courier New" w:cs="Courier New"/>
-          <w:sz w:val="19"/>
-        </w:rPr>
-        <w:t>// Tự động kiểm tra trạng thái thực hiện các dịch vụ CLS của bệnh nhân khi bác sĩ nhấn lưu chỉ định</w:t>
-      </w:r>
-    </w:p>
-    <w:p>
-      <w:pPr>
-        <w:spacing w:before="80" w:after="80" w:line="240" w:lineRule="auto"/>
-        <w:rPr>
-          <w:rFonts w:ascii="Courier New" w:hAnsi="Courier New" w:cs="Courier New"/>
-          <w:sz w:val="19"/>
-        </w:rPr>
-      </w:pPr>
-      <w:r>
-        <w:rPr>
-          <w:rFonts w:ascii="Courier New" w:hAnsi="Courier New" w:cs="Courier New"/>
-          <w:sz w:val="19"/>
-        </w:rPr>
-        <w:t>// Nếu tất cả CLS đã hoàn thành -&gt; trạng thái quay về 1 (Đang khám), ngược lại giữ trạng thái 2 (Chờ CLS)</w:t>
-      </w:r>
-    </w:p>
-    <w:p>
-      <w:pPr>
-        <w:spacing w:before="80" w:after="80" w:line="240" w:lineRule="auto"/>
-        <w:rPr>
-          <w:rFonts w:ascii="Courier New" w:hAnsi="Courier New" w:cs="Courier New"/>
-          <w:sz w:val="19"/>
-        </w:rPr>
-      </w:pPr>
-      <w:r>
-        <w:rPr>
-          <w:rFonts w:ascii="Courier New" w:hAnsi="Courier New" w:cs="Courier New"/>
-          <w:sz w:val="19"/>
-        </w:rPr>
-        <w:t>&lt;button</w:t>
-      </w:r>
-    </w:p>
-    <w:p>
-      <w:pPr>
-        <w:spacing w:before="80" w:after="80" w:line="240" w:lineRule="auto"/>
-        <w:rPr>
-          <w:rFonts w:ascii="Courier New" w:hAnsi="Courier New" w:cs="Courier New"/>
-          <w:sz w:val="19"/>
-        </w:rPr>
-      </w:pPr>
-      <w:r>
-        <w:rPr>
-          <w:rFonts w:ascii="Courier New" w:hAnsi="Courier New" w:cs="Courier New"/>
-          <w:sz w:val="19"/>
-        </w:rPr>
-        <w:t xml:space="preserve">  className="btn-primary !w-fit !mt-0 py-[10px] px-6 flex items-center gap-2"</w:t>
-      </w:r>
-    </w:p>
-    <w:p>
-      <w:pPr>
-        <w:spacing w:before="80" w:after="80" w:line="240" w:lineRule="auto"/>
-        <w:rPr>
-          <w:rFonts w:ascii="Courier New" w:hAnsi="Courier New" w:cs="Courier New"/>
-          <w:sz w:val="19"/>
-        </w:rPr>
-      </w:pPr>
-      <w:r>
-        <w:rPr>
-          <w:rFonts w:ascii="Courier New" w:hAnsi="Courier New" w:cs="Courier New"/>
-          <w:sz w:val="19"/>
-        </w:rPr>
-        <w:t xml:space="preserve">  onClick={() =&gt; {</w:t>
-      </w:r>
-    </w:p>
-    <w:p>
-      <w:pPr>
-        <w:spacing w:before="80" w:after="80" w:line="240" w:lineRule="auto"/>
-        <w:rPr>
-          <w:rFonts w:ascii="Courier New" w:hAnsi="Courier New" w:cs="Courier New"/>
-          <w:sz w:val="19"/>
-        </w:rPr>
-      </w:pPr>
-      <w:r>
-        <w:rPr>
-          <w:rFonts w:ascii="Courier New" w:hAnsi="Courier New" w:cs="Courier New"/>
-          <w:sz w:val="19"/>
-        </w:rPr>
-        <w:t xml:space="preserve">    const allDone = chiDinh.length &gt; 0 &amp;&amp; chiDinh.every(c =&gt; c.trangThaiDichVu === 1);</w:t>
-      </w:r>
-    </w:p>
-    <w:p>
-      <w:pPr>
-        <w:spacing w:before="80" w:after="80" w:line="240" w:lineRule="auto"/>
-        <w:rPr>
-          <w:rFonts w:ascii="Courier New" w:hAnsi="Courier New" w:cs="Courier New"/>
-          <w:sz w:val="19"/>
-        </w:rPr>
-      </w:pPr>
-      <w:r>
-        <w:rPr>
-          <w:rFonts w:ascii="Courier New" w:hAnsi="Courier New" w:cs="Courier New"/>
-          <w:sz w:val="19"/>
-        </w:rPr>
-        <w:t xml:space="preserve">    luuPhieuKham(allDone ? 1 : 2);</w:t>
-      </w:r>
-    </w:p>
-    <w:p>
-      <w:pPr>
-        <w:spacing w:before="80" w:after="80" w:line="240" w:lineRule="auto"/>
-        <w:rPr>
-          <w:rFonts w:ascii="Courier New" w:hAnsi="Courier New" w:cs="Courier New"/>
-          <w:sz w:val="19"/>
-        </w:rPr>
-      </w:pPr>
-      <w:r>
-        <w:rPr>
-          <w:rFonts w:ascii="Courier New" w:hAnsi="Courier New" w:cs="Courier New"/>
-          <w:sz w:val="19"/>
-        </w:rPr>
-        <w:t xml:space="preserve">  }}</w:t>
-      </w:r>
-    </w:p>
-    <w:p>
-      <w:pPr>
-        <w:spacing w:before="80" w:after="80" w:line="240" w:lineRule="auto"/>
-        <w:rPr>
-          <w:rFonts w:ascii="Courier New" w:hAnsi="Courier New" w:cs="Courier New"/>
-          <w:sz w:val="19"/>
-        </w:rPr>
-      </w:pPr>
-      <w:r>
-        <w:rPr>
-          <w:rFonts w:ascii="Courier New" w:hAnsi="Courier New" w:cs="Courier New"/>
-          <w:sz w:val="19"/>
-        </w:rPr>
-        <w:t>&gt;</w:t>
-      </w:r>
-    </w:p>
-    <w:p>
-      <w:pPr>
-        <w:spacing w:before="80" w:after="80" w:line="240" w:lineRule="auto"/>
-        <w:rPr>
-          <w:rFonts w:ascii="Courier New" w:hAnsi="Courier New" w:cs="Courier New"/>
-          <w:sz w:val="19"/>
-        </w:rPr>
-      </w:pPr>
-      <w:r>
-        <w:rPr>
-          <w:rFonts w:ascii="Courier New" w:hAnsi="Courier New" w:cs="Courier New"/>
-          <w:sz w:val="19"/>
-        </w:rPr>
-        <w:t xml:space="preserve">  &lt;Save size={16} /&gt;</w:t>
-      </w:r>
-    </w:p>
-    <w:p>
-      <w:pPr>
-        <w:spacing w:before="80" w:after="80" w:line="240" w:lineRule="auto"/>
-        <w:rPr>
-          <w:rFonts w:ascii="Courier New" w:hAnsi="Courier New" w:cs="Courier New"/>
-          <w:sz w:val="19"/>
-        </w:rPr>
-      </w:pPr>
-      <w:r>
-        <w:rPr>
-          <w:rFonts w:ascii="Courier New" w:hAnsi="Courier New" w:cs="Courier New"/>
-          <w:sz w:val="19"/>
-        </w:rPr>
-        <w:t xml:space="preserve">  {chiDinh.length &gt; 0 &amp;&amp; chiDinh.every(c =&gt; c.trangThaiDichVu === 1)</w:t>
-      </w:r>
-    </w:p>
-    <w:p>
-      <w:pPr>
-        <w:spacing w:before="80" w:after="80" w:line="240" w:lineRule="auto"/>
-        <w:rPr>
-          <w:rFonts w:ascii="Courier New" w:hAnsi="Courier New" w:cs="Courier New"/>
-          <w:sz w:val="19"/>
-        </w:rPr>
-      </w:pPr>
-      <w:r>
-        <w:rPr>
-          <w:rFonts w:ascii="Courier New" w:hAnsi="Courier New" w:cs="Courier New"/>
-          <w:sz w:val="19"/>
-        </w:rPr>
-        <w:t xml:space="preserve">    ? 'Lưu &amp; Tiếp tục khám'</w:t>
-      </w:r>
-    </w:p>
-    <w:p>
-      <w:pPr>
-        <w:spacing w:before="80" w:after="80" w:line="240" w:lineRule="auto"/>
-        <w:rPr>
-          <w:rFonts w:ascii="Courier New" w:hAnsi="Courier New" w:cs="Courier New"/>
-          <w:sz w:val="19"/>
-        </w:rPr>
-      </w:pPr>
-      <w:r>
-        <w:rPr>
-          <w:rFonts w:ascii="Courier New" w:hAnsi="Courier New" w:cs="Courier New"/>
-          <w:sz w:val="19"/>
-        </w:rPr>
-        <w:t xml:space="preserve">    : 'Lưu chỉ định CLS'}</w:t>
-      </w:r>
-    </w:p>
-    <w:p>
-      <w:pPr>
-        <w:spacing w:before="80" w:after="80" w:line="240" w:lineRule="auto"/>
-        <w:rPr>
-          <w:rFonts w:ascii="Courier New" w:hAnsi="Courier New" w:cs="Courier New"/>
-          <w:sz w:val="19"/>
-        </w:rPr>
-      </w:pPr>
-      <w:r>
-        <w:rPr>
-          <w:rFonts w:ascii="Courier New" w:hAnsi="Courier New" w:cs="Courier New"/>
-          <w:sz w:val="19"/>
-        </w:rPr>
-        <w:t>&lt;/button&gt;</w:t>
+        <w:t>3.5. Nút bấm động 'Kết thúc khám' tại Kết luận khám (Dòng 878 - 893)</w:t>
+      </w:r>
+    </w:p>
+    <w:p>
+      <w:pPr>
+        <w:spacing w:before="80" w:after="80" w:line="240" w:lineRule="auto"/>
+        <w:rPr>
+          <w:rFonts w:ascii="Courier New" w:hAnsi="Courier New" w:cs="Courier New"/>
+          <w:sz w:val="19"/>
+        </w:rPr>
+      </w:pPr>
+      <w:r>
+        <w:rPr>
+          <w:rFonts w:ascii="Courier New" w:hAnsi="Courier New" w:cs="Courier New"/>
+          <w:sz w:val="19"/>
+        </w:rPr>
+        <w:t>// Đổi nút Lưu kết luận thành nút xanh lá "Kết thúc khám" ngay tại tab Kết luận khám khi đủ điều kiện</w:t>
+      </w:r>
+    </w:p>
+    <w:p>
+      <w:pPr>
+        <w:spacing w:before="80" w:after="80" w:line="240" w:lineRule="auto"/>
+        <w:rPr>
+          <w:rFonts w:ascii="Courier New" w:hAnsi="Courier New" w:cs="Courier New"/>
+          <w:sz w:val="19"/>
+        </w:rPr>
+      </w:pPr>
+      <w:r>
+        <w:rPr>
+          <w:rFonts w:ascii="Courier New" w:hAnsi="Courier New" w:cs="Courier New"/>
+          <w:sz w:val="19"/>
+        </w:rPr>
+        <w:t>{ketLuan.chanDoan.trim() &amp;&amp; selectedIcdList.length &gt; 0 ? (</w:t>
+      </w:r>
+    </w:p>
+    <w:p>
+      <w:pPr>
+        <w:spacing w:before="80" w:after="80" w:line="240" w:lineRule="auto"/>
+        <w:rPr>
+          <w:rFonts w:ascii="Courier New" w:hAnsi="Courier New" w:cs="Courier New"/>
+          <w:sz w:val="19"/>
+        </w:rPr>
+      </w:pPr>
+      <w:r>
+        <w:rPr>
+          <w:rFonts w:ascii="Courier New" w:hAnsi="Courier New" w:cs="Courier New"/>
+          <w:sz w:val="19"/>
+        </w:rPr>
+        <w:t xml:space="preserve">  &lt;button</w:t>
+      </w:r>
+    </w:p>
+    <w:p>
+      <w:pPr>
+        <w:spacing w:before="80" w:after="80" w:line="240" w:lineRule="auto"/>
+        <w:rPr>
+          <w:rFonts w:ascii="Courier New" w:hAnsi="Courier New" w:cs="Courier New"/>
+          <w:sz w:val="19"/>
+        </w:rPr>
+      </w:pPr>
+      <w:r>
+        <w:rPr>
+          <w:rFonts w:ascii="Courier New" w:hAnsi="Courier New" w:cs="Courier New"/>
+          <w:sz w:val="19"/>
+        </w:rPr>
+        <w:t xml:space="preserve">    className="!w-fit !mt-0 py-[10px] px-6 flex items-center gap-2 font-semibold rounded-[var(--radius-md)] bg-[#16a34a] hover:bg-[#15803d] text-white"</w:t>
+      </w:r>
+    </w:p>
+    <w:p>
+      <w:pPr>
+        <w:spacing w:before="80" w:after="80" w:line="240" w:lineRule="auto"/>
+        <w:rPr>
+          <w:rFonts w:ascii="Courier New" w:hAnsi="Courier New" w:cs="Courier New"/>
+          <w:sz w:val="19"/>
+        </w:rPr>
+      </w:pPr>
+      <w:r>
+        <w:rPr>
+          <w:rFonts w:ascii="Courier New" w:hAnsi="Courier New" w:cs="Courier New"/>
+          <w:sz w:val="19"/>
+        </w:rPr>
+        <w:t xml:space="preserve">    onClick={() =&gt; luuPhieuKham(3)} // Gọi lưu với trạng thái 3 (Hoàn thành / Khám xong)</w:t>
+      </w:r>
+    </w:p>
+    <w:p>
+      <w:pPr>
+        <w:spacing w:before="80" w:after="80" w:line="240" w:lineRule="auto"/>
+        <w:rPr>
+          <w:rFonts w:ascii="Courier New" w:hAnsi="Courier New" w:cs="Courier New"/>
+          <w:sz w:val="19"/>
+        </w:rPr>
+      </w:pPr>
+      <w:r>
+        <w:rPr>
+          <w:rFonts w:ascii="Courier New" w:hAnsi="Courier New" w:cs="Courier New"/>
+          <w:sz w:val="19"/>
+        </w:rPr>
+        <w:t xml:space="preserve">  &gt;</w:t>
+      </w:r>
+    </w:p>
+    <w:p>
+      <w:pPr>
+        <w:spacing w:before="80" w:after="80" w:line="240" w:lineRule="auto"/>
+        <w:rPr>
+          <w:rFonts w:ascii="Courier New" w:hAnsi="Courier New" w:cs="Courier New"/>
+          <w:sz w:val="19"/>
+        </w:rPr>
+      </w:pPr>
+      <w:r>
+        <w:rPr>
+          <w:rFonts w:ascii="Courier New" w:hAnsi="Courier New" w:cs="Courier New"/>
+          <w:sz w:val="19"/>
+        </w:rPr>
+        <w:t xml:space="preserve">    &lt;ClipboardCheck size={16} /&gt; Kết thúc khám</w:t>
+      </w:r>
+    </w:p>
+    <w:p>
+      <w:pPr>
+        <w:spacing w:before="80" w:after="80" w:line="240" w:lineRule="auto"/>
+        <w:rPr>
+          <w:rFonts w:ascii="Courier New" w:hAnsi="Courier New" w:cs="Courier New"/>
+          <w:sz w:val="19"/>
+        </w:rPr>
+      </w:pPr>
+      <w:r>
+        <w:rPr>
+          <w:rFonts w:ascii="Courier New" w:hAnsi="Courier New" w:cs="Courier New"/>
+          <w:sz w:val="19"/>
+        </w:rPr>
+        <w:t xml:space="preserve">  &lt;/button&gt;</w:t>
+      </w:r>
+    </w:p>
+    <w:p>
+      <w:pPr>
+        <w:spacing w:before="80" w:after="80" w:line="240" w:lineRule="auto"/>
+        <w:rPr>
+          <w:rFonts w:ascii="Courier New" w:hAnsi="Courier New" w:cs="Courier New"/>
+          <w:sz w:val="19"/>
+        </w:rPr>
+      </w:pPr>
+      <w:r>
+        <w:rPr>
+          <w:rFonts w:ascii="Courier New" w:hAnsi="Courier New" w:cs="Courier New"/>
+          <w:sz w:val="19"/>
+        </w:rPr>
+        <w:t>) : (</w:t>
+      </w:r>
+    </w:p>
+    <w:p>
+      <w:pPr>
+        <w:spacing w:before="80" w:after="80" w:line="240" w:lineRule="auto"/>
+        <w:rPr>
+          <w:rFonts w:ascii="Courier New" w:hAnsi="Courier New" w:cs="Courier New"/>
+          <w:sz w:val="19"/>
+        </w:rPr>
+      </w:pPr>
+      <w:r>
+        <w:rPr>
+          <w:rFonts w:ascii="Courier New" w:hAnsi="Courier New" w:cs="Courier New"/>
+          <w:sz w:val="19"/>
+        </w:rPr>
+        <w:t xml:space="preserve">  &lt;button</w:t>
+      </w:r>
+    </w:p>
+    <w:p>
+      <w:pPr>
+        <w:spacing w:before="80" w:after="80" w:line="240" w:lineRule="auto"/>
+        <w:rPr>
+          <w:rFonts w:ascii="Courier New" w:hAnsi="Courier New" w:cs="Courier New"/>
+          <w:sz w:val="19"/>
+        </w:rPr>
+      </w:pPr>
+      <w:r>
+        <w:rPr>
+          <w:rFonts w:ascii="Courier New" w:hAnsi="Courier New" w:cs="Courier New"/>
+          <w:sz w:val="19"/>
+        </w:rPr>
+        <w:t xml:space="preserve">    className="btn-primary !w-fit !mt-0 py-[10px] px-6 flex items-center gap-2 opacity-70"</w:t>
+      </w:r>
+    </w:p>
+    <w:p>
+      <w:pPr>
+        <w:spacing w:before="80" w:after="80" w:line="240" w:lineRule="auto"/>
+        <w:rPr>
+          <w:rFonts w:ascii="Courier New" w:hAnsi="Courier New" w:cs="Courier New"/>
+          <w:sz w:val="19"/>
+        </w:rPr>
+      </w:pPr>
+      <w:r>
+        <w:rPr>
+          <w:rFonts w:ascii="Courier New" w:hAnsi="Courier New" w:cs="Courier New"/>
+          <w:sz w:val="19"/>
+        </w:rPr>
+        <w:t xml:space="preserve">    onClick={() =&gt; luuPhieuKham(1)} // Gọi lưu với trạng thái 1 (Đang khám)</w:t>
+      </w:r>
+    </w:p>
+    <w:p>
+      <w:pPr>
+        <w:spacing w:before="80" w:after="80" w:line="240" w:lineRule="auto"/>
+        <w:rPr>
+          <w:rFonts w:ascii="Courier New" w:hAnsi="Courier New" w:cs="Courier New"/>
+          <w:sz w:val="19"/>
+        </w:rPr>
+      </w:pPr>
+      <w:r>
+        <w:rPr>
+          <w:rFonts w:ascii="Courier New" w:hAnsi="Courier New" w:cs="Courier New"/>
+          <w:sz w:val="19"/>
+        </w:rPr>
+        <w:t xml:space="preserve">  &gt;</w:t>
+      </w:r>
+    </w:p>
+    <w:p>
+      <w:pPr>
+        <w:spacing w:before="80" w:after="80" w:line="240" w:lineRule="auto"/>
+        <w:rPr>
+          <w:rFonts w:ascii="Courier New" w:hAnsi="Courier New" w:cs="Courier New"/>
+          <w:sz w:val="19"/>
+        </w:rPr>
+      </w:pPr>
+      <w:r>
+        <w:rPr>
+          <w:rFonts w:ascii="Courier New" w:hAnsi="Courier New" w:cs="Courier New"/>
+          <w:sz w:val="19"/>
+        </w:rPr>
+        <w:t xml:space="preserve">    &lt;Save size={16} /&gt; Lưu kết luận</w:t>
+      </w:r>
+    </w:p>
+    <w:p>
+      <w:pPr>
+        <w:spacing w:before="80" w:after="80" w:line="240" w:lineRule="auto"/>
+        <w:rPr>
+          <w:rFonts w:ascii="Courier New" w:hAnsi="Courier New" w:cs="Courier New"/>
+          <w:sz w:val="19"/>
+        </w:rPr>
+      </w:pPr>
+      <w:r>
+        <w:rPr>
+          <w:rFonts w:ascii="Courier New" w:hAnsi="Courier New" w:cs="Courier New"/>
+          <w:sz w:val="19"/>
+        </w:rPr>
+        <w:t xml:space="preserve">  &lt;/button&gt;</w:t>
+      </w:r>
+    </w:p>
+    <w:p>
+      <w:pPr>
+        <w:spacing w:before="80" w:after="80" w:line="240" w:lineRule="auto"/>
+        <w:rPr>
+          <w:rFonts w:ascii="Courier New" w:hAnsi="Courier New" w:cs="Courier New"/>
+          <w:sz w:val="19"/>
+        </w:rPr>
+      </w:pPr>
+      <w:r>
+        <w:rPr>
+          <w:rFonts w:ascii="Courier New" w:hAnsi="Courier New" w:cs="Courier New"/>
+          <w:sz w:val="19"/>
+        </w:rPr>
+        <w:t>)}</w:t>
       </w:r>
     </w:p>
     <w:p>
@@ -1707,281 +1931,7 @@
           <w:b/>
           <w:sz w:val="26"/>
         </w:rPr>
-        <w:t>3.5. Nút bấm động 'Kết thúc khám' tại Kết luận khám (Dòng 854 - 870)</w:t>
-      </w:r>
-    </w:p>
-    <w:p>
-      <w:pPr>
-        <w:spacing w:before="80" w:after="80" w:line="240" w:lineRule="auto"/>
-        <w:rPr>
-          <w:rFonts w:ascii="Courier New" w:hAnsi="Courier New" w:cs="Courier New"/>
-          <w:sz w:val="19"/>
-        </w:rPr>
-      </w:pPr>
-      <w:r>
-        <w:rPr>
-          <w:rFonts w:ascii="Courier New" w:hAnsi="Courier New" w:cs="Courier New"/>
-          <w:sz w:val="19"/>
-        </w:rPr>
-        <w:t>// Đổi nút Lưu kết luận thành nút xanh lá "Kết thúc khám" ngay tại tab Kết luận khám khi đủ điều kiện</w:t>
-      </w:r>
-    </w:p>
-    <w:p>
-      <w:pPr>
-        <w:spacing w:before="80" w:after="80" w:line="240" w:lineRule="auto"/>
-        <w:rPr>
-          <w:rFonts w:ascii="Courier New" w:hAnsi="Courier New" w:cs="Courier New"/>
-          <w:sz w:val="19"/>
-        </w:rPr>
-      </w:pPr>
-      <w:r>
-        <w:rPr>
-          <w:rFonts w:ascii="Courier New" w:hAnsi="Courier New" w:cs="Courier New"/>
-          <w:sz w:val="19"/>
-        </w:rPr>
-        <w:t>{ketLuan.chanDoan.trim() &amp;&amp; selectedIcdList.length &gt; 0 ? (</w:t>
-      </w:r>
-    </w:p>
-    <w:p>
-      <w:pPr>
-        <w:spacing w:before="80" w:after="80" w:line="240" w:lineRule="auto"/>
-        <w:rPr>
-          <w:rFonts w:ascii="Courier New" w:hAnsi="Courier New" w:cs="Courier New"/>
-          <w:sz w:val="19"/>
-        </w:rPr>
-      </w:pPr>
-      <w:r>
-        <w:rPr>
-          <w:rFonts w:ascii="Courier New" w:hAnsi="Courier New" w:cs="Courier New"/>
-          <w:sz w:val="19"/>
-        </w:rPr>
-        <w:t xml:space="preserve">  &lt;button</w:t>
-      </w:r>
-    </w:p>
-    <w:p>
-      <w:pPr>
-        <w:spacing w:before="80" w:after="80" w:line="240" w:lineRule="auto"/>
-        <w:rPr>
-          <w:rFonts w:ascii="Courier New" w:hAnsi="Courier New" w:cs="Courier New"/>
-          <w:sz w:val="19"/>
-        </w:rPr>
-      </w:pPr>
-      <w:r>
-        <w:rPr>
-          <w:rFonts w:ascii="Courier New" w:hAnsi="Courier New" w:cs="Courier New"/>
-          <w:sz w:val="19"/>
-        </w:rPr>
-        <w:t xml:space="preserve">    className="!w-fit !mt-0 py-[10px] px-6 flex items-center gap-2 font-semibold rounded-[var(--radius-md)] bg-[#16a34a] hover:bg-[#15803d] text-white"</w:t>
-      </w:r>
-    </w:p>
-    <w:p>
-      <w:pPr>
-        <w:spacing w:before="80" w:after="80" w:line="240" w:lineRule="auto"/>
-        <w:rPr>
-          <w:rFonts w:ascii="Courier New" w:hAnsi="Courier New" w:cs="Courier New"/>
-          <w:sz w:val="19"/>
-        </w:rPr>
-      </w:pPr>
-      <w:r>
-        <w:rPr>
-          <w:rFonts w:ascii="Courier New" w:hAnsi="Courier New" w:cs="Courier New"/>
-          <w:sz w:val="19"/>
-        </w:rPr>
-        <w:t xml:space="preserve">    onClick={() =&gt; luuPhieuKham(3)} // Gọi lưu với trạng thái 3 (Hoàn thành / Khám xong)</w:t>
-      </w:r>
-    </w:p>
-    <w:p>
-      <w:pPr>
-        <w:spacing w:before="80" w:after="80" w:line="240" w:lineRule="auto"/>
-        <w:rPr>
-          <w:rFonts w:ascii="Courier New" w:hAnsi="Courier New" w:cs="Courier New"/>
-          <w:sz w:val="19"/>
-        </w:rPr>
-      </w:pPr>
-      <w:r>
-        <w:rPr>
-          <w:rFonts w:ascii="Courier New" w:hAnsi="Courier New" w:cs="Courier New"/>
-          <w:sz w:val="19"/>
-        </w:rPr>
-        <w:t xml:space="preserve">  &gt;</w:t>
-      </w:r>
-    </w:p>
-    <w:p>
-      <w:pPr>
-        <w:spacing w:before="80" w:after="80" w:line="240" w:lineRule="auto"/>
-        <w:rPr>
-          <w:rFonts w:ascii="Courier New" w:hAnsi="Courier New" w:cs="Courier New"/>
-          <w:sz w:val="19"/>
-        </w:rPr>
-      </w:pPr>
-      <w:r>
-        <w:rPr>
-          <w:rFonts w:ascii="Courier New" w:hAnsi="Courier New" w:cs="Courier New"/>
-          <w:sz w:val="19"/>
-        </w:rPr>
-        <w:t xml:space="preserve">    &lt;ClipboardCheck size={16} /&gt; Kết thúc khám</w:t>
-      </w:r>
-    </w:p>
-    <w:p>
-      <w:pPr>
-        <w:spacing w:before="80" w:after="80" w:line="240" w:lineRule="auto"/>
-        <w:rPr>
-          <w:rFonts w:ascii="Courier New" w:hAnsi="Courier New" w:cs="Courier New"/>
-          <w:sz w:val="19"/>
-        </w:rPr>
-      </w:pPr>
-      <w:r>
-        <w:rPr>
-          <w:rFonts w:ascii="Courier New" w:hAnsi="Courier New" w:cs="Courier New"/>
-          <w:sz w:val="19"/>
-        </w:rPr>
-        <w:t xml:space="preserve">  &lt;/button&gt;</w:t>
-      </w:r>
-    </w:p>
-    <w:p>
-      <w:pPr>
-        <w:spacing w:before="80" w:after="80" w:line="240" w:lineRule="auto"/>
-        <w:rPr>
-          <w:rFonts w:ascii="Courier New" w:hAnsi="Courier New" w:cs="Courier New"/>
-          <w:sz w:val="19"/>
-        </w:rPr>
-      </w:pPr>
-      <w:r>
-        <w:rPr>
-          <w:rFonts w:ascii="Courier New" w:hAnsi="Courier New" w:cs="Courier New"/>
-          <w:sz w:val="19"/>
-        </w:rPr>
-        <w:t>) : (</w:t>
-      </w:r>
-    </w:p>
-    <w:p>
-      <w:pPr>
-        <w:spacing w:before="80" w:after="80" w:line="240" w:lineRule="auto"/>
-        <w:rPr>
-          <w:rFonts w:ascii="Courier New" w:hAnsi="Courier New" w:cs="Courier New"/>
-          <w:sz w:val="19"/>
-        </w:rPr>
-      </w:pPr>
-      <w:r>
-        <w:rPr>
-          <w:rFonts w:ascii="Courier New" w:hAnsi="Courier New" w:cs="Courier New"/>
-          <w:sz w:val="19"/>
-        </w:rPr>
-        <w:t xml:space="preserve">  &lt;button</w:t>
-      </w:r>
-    </w:p>
-    <w:p>
-      <w:pPr>
-        <w:spacing w:before="80" w:after="80" w:line="240" w:lineRule="auto"/>
-        <w:rPr>
-          <w:rFonts w:ascii="Courier New" w:hAnsi="Courier New" w:cs="Courier New"/>
-          <w:sz w:val="19"/>
-        </w:rPr>
-      </w:pPr>
-      <w:r>
-        <w:rPr>
-          <w:rFonts w:ascii="Courier New" w:hAnsi="Courier New" w:cs="Courier New"/>
-          <w:sz w:val="19"/>
-        </w:rPr>
-        <w:t xml:space="preserve">    className="btn-primary !w-fit !mt-0 py-[10px] px-6 flex items-center gap-2 opacity-70"</w:t>
-      </w:r>
-    </w:p>
-    <w:p>
-      <w:pPr>
-        <w:spacing w:before="80" w:after="80" w:line="240" w:lineRule="auto"/>
-        <w:rPr>
-          <w:rFonts w:ascii="Courier New" w:hAnsi="Courier New" w:cs="Courier New"/>
-          <w:sz w:val="19"/>
-        </w:rPr>
-      </w:pPr>
-      <w:r>
-        <w:rPr>
-          <w:rFonts w:ascii="Courier New" w:hAnsi="Courier New" w:cs="Courier New"/>
-          <w:sz w:val="19"/>
-        </w:rPr>
-        <w:t xml:space="preserve">    onClick={() =&gt; luuPhieuKham(1)} // Gọi lưu với trạng thái 1 (Đang khám)</w:t>
-      </w:r>
-    </w:p>
-    <w:p>
-      <w:pPr>
-        <w:spacing w:before="80" w:after="80" w:line="240" w:lineRule="auto"/>
-        <w:rPr>
-          <w:rFonts w:ascii="Courier New" w:hAnsi="Courier New" w:cs="Courier New"/>
-          <w:sz w:val="19"/>
-        </w:rPr>
-      </w:pPr>
-      <w:r>
-        <w:rPr>
-          <w:rFonts w:ascii="Courier New" w:hAnsi="Courier New" w:cs="Courier New"/>
-          <w:sz w:val="19"/>
-        </w:rPr>
-        <w:t xml:space="preserve">  &gt;</w:t>
-      </w:r>
-    </w:p>
-    <w:p>
-      <w:pPr>
-        <w:spacing w:before="80" w:after="80" w:line="240" w:lineRule="auto"/>
-        <w:rPr>
-          <w:rFonts w:ascii="Courier New" w:hAnsi="Courier New" w:cs="Courier New"/>
-          <w:sz w:val="19"/>
-        </w:rPr>
-      </w:pPr>
-      <w:r>
-        <w:rPr>
-          <w:rFonts w:ascii="Courier New" w:hAnsi="Courier New" w:cs="Courier New"/>
-          <w:sz w:val="19"/>
-        </w:rPr>
-        <w:t xml:space="preserve">    &lt;Save size={16} /&gt; Lưu kết luận</w:t>
-      </w:r>
-    </w:p>
-    <w:p>
-      <w:pPr>
-        <w:spacing w:before="80" w:after="80" w:line="240" w:lineRule="auto"/>
-        <w:rPr>
-          <w:rFonts w:ascii="Courier New" w:hAnsi="Courier New" w:cs="Courier New"/>
-          <w:sz w:val="19"/>
-        </w:rPr>
-      </w:pPr>
-      <w:r>
-        <w:rPr>
-          <w:rFonts w:ascii="Courier New" w:hAnsi="Courier New" w:cs="Courier New"/>
-          <w:sz w:val="19"/>
-        </w:rPr>
-        <w:t xml:space="preserve">  &lt;/button&gt;</w:t>
-      </w:r>
-    </w:p>
-    <w:p>
-      <w:pPr>
-        <w:spacing w:before="80" w:after="80" w:line="240" w:lineRule="auto"/>
-        <w:rPr>
-          <w:rFonts w:ascii="Courier New" w:hAnsi="Courier New" w:cs="Courier New"/>
-          <w:sz w:val="19"/>
-        </w:rPr>
-      </w:pPr>
-      <w:r>
-        <w:rPr>
-          <w:rFonts w:ascii="Courier New" w:hAnsi="Courier New" w:cs="Courier New"/>
-          <w:sz w:val="19"/>
-        </w:rPr>
-        <w:t>)}</w:t>
-      </w:r>
-    </w:p>
-    <w:p>
-      <w:pPr>
-        <w:spacing w:before="240" w:after="80" w:line="240" w:lineRule="auto"/>
-        <w:rPr>
-          <w:rFonts w:ascii="Times New Roman" w:hAnsi="Times New Roman" w:cs="Times New Roman"/>
-          <w:b/>
-          <w:sz w:val="26"/>
-        </w:rPr>
-      </w:pPr>
-      <w:r>
-        <w:rPr>
-          <w:rFonts w:ascii="Times New Roman" w:hAnsi="Times New Roman" w:cs="Times New Roman"/>
-          <w:b/>
-          <w:sz w:val="26"/>
-        </w:rPr>
-        <w:t>3.6. Nút bấm động 'Kết thúc khám' tại thanh Topbar (Dòng 890 - 901)</w:t>
+        <w:t>3.6. Nút bấm động 'Kết thúc khám' tại thanh Topbar (Dòng 913 - 924)</w:t>
       </w:r>
     </w:p>
     <w:p>
@@ -2619,7 +2569,7 @@
     <w:link w:val="Heading1Char"/>
     <w:uiPriority w:val="9"/>
     <w:qFormat/>
-    <w:rsid w:val="005563D1"/>
+    <w:rsid w:val="00DA6B6F"/>
     <w:pPr>
       <w:keepNext/>
       <w:keepLines/>
@@ -2642,7 +2592,7 @@
     <w:semiHidden/>
     <w:unhideWhenUsed/>
     <w:qFormat/>
-    <w:rsid w:val="005563D1"/>
+    <w:rsid w:val="00DA6B6F"/>
     <w:pPr>
       <w:keepNext/>
       <w:keepLines/>
@@ -2665,7 +2615,7 @@
     <w:semiHidden/>
     <w:unhideWhenUsed/>
     <w:qFormat/>
-    <w:rsid w:val="005563D1"/>
+    <w:rsid w:val="00DA6B6F"/>
     <w:pPr>
       <w:keepNext/>
       <w:keepLines/>
@@ -2688,7 +2638,7 @@
     <w:semiHidden/>
     <w:unhideWhenUsed/>
     <w:qFormat/>
-    <w:rsid w:val="005563D1"/>
+    <w:rsid w:val="00DA6B6F"/>
     <w:pPr>
       <w:keepNext/>
       <w:keepLines/>
@@ -2711,7 +2661,7 @@
     <w:semiHidden/>
     <w:unhideWhenUsed/>
     <w:qFormat/>
-    <w:rsid w:val="005563D1"/>
+    <w:rsid w:val="00DA6B6F"/>
     <w:pPr>
       <w:keepNext/>
       <w:keepLines/>
@@ -2732,7 +2682,7 @@
     <w:semiHidden/>
     <w:unhideWhenUsed/>
     <w:qFormat/>
-    <w:rsid w:val="005563D1"/>
+    <w:rsid w:val="00DA6B6F"/>
     <w:pPr>
       <w:keepNext/>
       <w:keepLines/>
@@ -2755,7 +2705,7 @@
     <w:semiHidden/>
     <w:unhideWhenUsed/>
     <w:qFormat/>
-    <w:rsid w:val="005563D1"/>
+    <w:rsid w:val="00DA6B6F"/>
     <w:pPr>
       <w:keepNext/>
       <w:keepLines/>
@@ -2776,7 +2726,7 @@
     <w:semiHidden/>
     <w:unhideWhenUsed/>
     <w:qFormat/>
-    <w:rsid w:val="005563D1"/>
+    <w:rsid w:val="00DA6B6F"/>
     <w:pPr>
       <w:keepNext/>
       <w:keepLines/>
@@ -2799,7 +2749,7 @@
     <w:semiHidden/>
     <w:unhideWhenUsed/>
     <w:qFormat/>
-    <w:rsid w:val="005563D1"/>
+    <w:rsid w:val="00DA6B6F"/>
     <w:pPr>
       <w:keepNext/>
       <w:keepLines/>
@@ -2843,7 +2793,7 @@
     <w:basedOn w:val="DefaultParagraphFont"/>
     <w:link w:val="Heading1"/>
     <w:uiPriority w:val="9"/>
-    <w:rsid w:val="005563D1"/>
+    <w:rsid w:val="00DA6B6F"/>
     <w:rPr>
       <w:rFonts w:asciiTheme="majorHAnsi" w:eastAsiaTheme="majorEastAsia" w:hAnsiTheme="majorHAnsi" w:cstheme="majorBidi"/>
       <w:color w:val="0F4761" w:themeColor="accent1" w:themeShade="BF"/>
@@ -2857,7 +2807,7 @@
     <w:link w:val="Heading2"/>
     <w:uiPriority w:val="9"/>
     <w:semiHidden/>
-    <w:rsid w:val="005563D1"/>
+    <w:rsid w:val="00DA6B6F"/>
     <w:rPr>
       <w:rFonts w:asciiTheme="majorHAnsi" w:eastAsiaTheme="majorEastAsia" w:hAnsiTheme="majorHAnsi" w:cstheme="majorBidi"/>
       <w:color w:val="0F4761" w:themeColor="accent1" w:themeShade="BF"/>
@@ -2871,7 +2821,7 @@
     <w:link w:val="Heading3"/>
     <w:uiPriority w:val="9"/>
     <w:semiHidden/>
-    <w:rsid w:val="005563D1"/>
+    <w:rsid w:val="00DA6B6F"/>
     <w:rPr>
       <w:rFonts w:eastAsiaTheme="majorEastAsia" w:cstheme="majorBidi"/>
       <w:color w:val="0F4761" w:themeColor="accent1" w:themeShade="BF"/>
@@ -2885,7 +2835,7 @@
     <w:link w:val="Heading4"/>
     <w:uiPriority w:val="9"/>
     <w:semiHidden/>
-    <w:rsid w:val="005563D1"/>
+    <w:rsid w:val="00DA6B6F"/>
     <w:rPr>
       <w:rFonts w:eastAsiaTheme="majorEastAsia" w:cstheme="majorBidi"/>
       <w:i/>
@@ -2899,7 +2849,7 @@
     <w:link w:val="Heading5"/>
     <w:uiPriority w:val="9"/>
     <w:semiHidden/>
-    <w:rsid w:val="005563D1"/>
+    <w:rsid w:val="00DA6B6F"/>
     <w:rPr>
       <w:rFonts w:eastAsiaTheme="majorEastAsia" w:cstheme="majorBidi"/>
       <w:color w:val="0F4761" w:themeColor="accent1" w:themeShade="BF"/>
@@ -2911,7 +2861,7 @@
     <w:link w:val="Heading6"/>
     <w:uiPriority w:val="9"/>
     <w:semiHidden/>
-    <w:rsid w:val="005563D1"/>
+    <w:rsid w:val="00DA6B6F"/>
     <w:rPr>
       <w:rFonts w:eastAsiaTheme="majorEastAsia" w:cstheme="majorBidi"/>
       <w:i/>
@@ -2925,7 +2875,7 @@
     <w:link w:val="Heading7"/>
     <w:uiPriority w:val="9"/>
     <w:semiHidden/>
-    <w:rsid w:val="005563D1"/>
+    <w:rsid w:val="00DA6B6F"/>
     <w:rPr>
       <w:rFonts w:eastAsiaTheme="majorEastAsia" w:cstheme="majorBidi"/>
       <w:color w:val="595959" w:themeColor="text1" w:themeTint="A6"/>
@@ -2937,7 +2887,7 @@
     <w:link w:val="Heading8"/>
     <w:uiPriority w:val="9"/>
     <w:semiHidden/>
-    <w:rsid w:val="005563D1"/>
+    <w:rsid w:val="00DA6B6F"/>
     <w:rPr>
       <w:rFonts w:eastAsiaTheme="majorEastAsia" w:cstheme="majorBidi"/>
       <w:i/>
@@ -2951,7 +2901,7 @@
     <w:link w:val="Heading9"/>
     <w:uiPriority w:val="9"/>
     <w:semiHidden/>
-    <w:rsid w:val="005563D1"/>
+    <w:rsid w:val="00DA6B6F"/>
     <w:rPr>
       <w:rFonts w:eastAsiaTheme="majorEastAsia" w:cstheme="majorBidi"/>
       <w:color w:val="272727" w:themeColor="text1" w:themeTint="D8"/>
@@ -2964,7 +2914,7 @@
     <w:link w:val="TitleChar"/>
     <w:uiPriority w:val="10"/>
     <w:qFormat/>
-    <w:rsid w:val="005563D1"/>
+    <w:rsid w:val="00DA6B6F"/>
     <w:pPr>
       <w:spacing w:after="80" w:line="240" w:lineRule="auto"/>
       <w:contextualSpacing/>
@@ -2982,7 +2932,7 @@
     <w:basedOn w:val="DefaultParagraphFont"/>
     <w:link w:val="Title"/>
     <w:uiPriority w:val="10"/>
-    <w:rsid w:val="005563D1"/>
+    <w:rsid w:val="00DA6B6F"/>
     <w:rPr>
       <w:rFonts w:asciiTheme="majorHAnsi" w:eastAsiaTheme="majorEastAsia" w:hAnsiTheme="majorHAnsi" w:cstheme="majorBidi"/>
       <w:spacing w:val="-10"/>
@@ -2998,7 +2948,7 @@
     <w:link w:val="SubtitleChar"/>
     <w:uiPriority w:val="11"/>
     <w:qFormat/>
-    <w:rsid w:val="005563D1"/>
+    <w:rsid w:val="00DA6B6F"/>
     <w:pPr>
       <w:numPr>
         <w:ilvl w:val="1"/>
@@ -3017,7 +2967,7 @@
     <w:basedOn w:val="DefaultParagraphFont"/>
     <w:link w:val="Subtitle"/>
     <w:uiPriority w:val="11"/>
-    <w:rsid w:val="005563D1"/>
+    <w:rsid w:val="00DA6B6F"/>
     <w:rPr>
       <w:rFonts w:eastAsiaTheme="majorEastAsia" w:cstheme="majorBidi"/>
       <w:color w:val="595959" w:themeColor="text1" w:themeTint="A6"/>
@@ -3033,7 +2983,7 @@
     <w:link w:val="QuoteChar"/>
     <w:uiPriority w:val="29"/>
     <w:qFormat/>
-    <w:rsid w:val="005563D1"/>
+    <w:rsid w:val="00DA6B6F"/>
     <w:pPr>
       <w:spacing w:before="160"/>
       <w:jc w:val="center"/>
@@ -3049,7 +2999,7 @@
     <w:basedOn w:val="DefaultParagraphFont"/>
     <w:link w:val="Quote"/>
     <w:uiPriority w:val="29"/>
-    <w:rsid w:val="005563D1"/>
+    <w:rsid w:val="00DA6B6F"/>
     <w:rPr>
       <w:i/>
       <w:iCs/>
@@ -3061,7 +3011,7 @@
     <w:basedOn w:val="Normal"/>
     <w:uiPriority w:val="34"/>
     <w:qFormat/>
-    <w:rsid w:val="005563D1"/>
+    <w:rsid w:val="00DA6B6F"/>
     <w:pPr>
       <w:ind w:left="720"/>
       <w:contextualSpacing/>
@@ -3072,7 +3022,7 @@
     <w:basedOn w:val="DefaultParagraphFont"/>
     <w:uiPriority w:val="21"/>
     <w:qFormat/>
-    <w:rsid w:val="005563D1"/>
+    <w:rsid w:val="00DA6B6F"/>
     <w:rPr>
       <w:i/>
       <w:iCs/>
@@ -3086,7 +3036,7 @@
     <w:link w:val="IntenseQuoteChar"/>
     <w:uiPriority w:val="30"/>
     <w:qFormat/>
-    <w:rsid w:val="005563D1"/>
+    <w:rsid w:val="00DA6B6F"/>
     <w:pPr>
       <w:pBdr>
         <w:top w:val="single" w:sz="4" w:space="10" w:color="0F4761" w:themeColor="accent1" w:themeShade="BF"/>
@@ -3107,7 +3057,7 @@
     <w:basedOn w:val="DefaultParagraphFont"/>
     <w:link w:val="IntenseQuote"/>
     <w:uiPriority w:val="30"/>
-    <w:rsid w:val="005563D1"/>
+    <w:rsid w:val="00DA6B6F"/>
     <w:rPr>
       <w:i/>
       <w:iCs/>
@@ -3119,7 +3069,7 @@
     <w:basedOn w:val="DefaultParagraphFont"/>
     <w:uiPriority w:val="32"/>
     <w:qFormat/>
-    <w:rsid w:val="005563D1"/>
+    <w:rsid w:val="00DA6B6F"/>
     <w:rPr>
       <w:b/>
       <w:bCs/>
